--- a/docs/files/f75_文雪_山东大学_运营管理方向.docx
+++ b/docs/files/f75_文雪_山东大学_运营管理方向.docx
@@ -5,17 +5,18 @@
   <w:body>
     <w:p>
       <w:pPr>
-        <w:spacing w:line="290" w:lineRule="atLeast"/>
         <w:rPr>
           <w:rFonts w:hint="default"/>
           <w:vanish/>
         </w:rPr>
+        <w:spacing w:line="290" w:lineRule="atLeast" w:before="0" w:after="0"/>
       </w:pPr>
     </w:p>
     <w:tbl>
       <w:tblPr>
         <w:tblW w:w="0" w:type="auto"/>
         <w:jc w:val="center"/>
+        <w:tblInd w:w="0" w:type="dxa"/>
         <w:tblLayout w:type="fixed"/>
         <w:tblCellMar>
           <w:left w:w="0" w:type="dxa"/>
@@ -51,7 +52,7 @@
           </w:tcPr>
           <w:p>
             <w:pPr>
-              <w:spacing w:line="290" w:lineRule="atLeast"/>
+              <w:spacing w:line="290" w:lineRule="atLeast" w:before="0" w:after="0"/>
               <w:rPr>
                 <w:rFonts w:ascii="宋体" w:eastAsia="宋体" w:hAnsi="宋体"/>
                 <w:b/>
@@ -88,15 +89,14 @@
           </w:tcPr>
           <w:p>
             <w:pPr>
-              <w:spacing w:line="290" w:lineRule="atLeast"/>
               <w:jc w:val="center"/>
               <w:rPr>
                 <w:rFonts w:hint="default"/>
               </w:rPr>
-            </w:pPr>
-            <w:r>
-              <w:rPr>
-                <w:rFonts w:hint="default"/>
+              <w:spacing w:line="290" w:lineRule="atLeast" w:before="0" w:after="0"/>
+            </w:pPr>
+            <w:r>
+              <w:rPr>
                 <w:noProof/>
               </w:rPr>
               <w:pict w14:anchorId="7207AFA7">
@@ -119,7 +119,7 @@
                   <v:path o:extrusionok="f" gradientshapeok="t" o:connecttype="rect"/>
                   <o:lock v:ext="edit" aspectratio="t"/>
                 </v:shapetype>
-                <v:shape id="_x0000_s2052" type="#_x0000_t75" style="position:absolute;left:0;text-align:left;margin-left:-3.1pt;margin-top:-3.1pt;width:58.05pt;height:81.95pt;z-index:1;mso-position-horizontal-relative:text;mso-position-vertical-relative:text">
+                <v:shape id="_x0000_s2052" type="#_x0000_t75" style="position:absolute;left:0;text-align:left;margin-left:-3.1pt;margin-top:-3.1pt;width:58.05pt;height:81.95pt;z-index:251657728;mso-position-horizontal-relative:text;mso-position-vertical-relative:text">
                   <v:imagedata r:id="rId7" o:title="微信图片_20260311210753_173_4"/>
                 </v:shape>
               </w:pict>
@@ -151,9 +151,9 @@
           </w:tcPr>
           <w:p>
             <w:pPr>
-              <w:spacing w:line="290" w:lineRule="atLeast"/>
-              <w:rPr>
-                <w:rFonts w:eastAsia="等线" w:hint="default"/>
+              <w:spacing w:line="290" w:lineRule="atLeast" w:before="0" w:after="0"/>
+              <w:rPr>
+                <w:rFonts w:eastAsia="等线"/>
                 <w:sz w:val="21"/>
               </w:rPr>
             </w:pPr>
@@ -233,11 +233,10 @@
           </w:tcPr>
           <w:p>
             <w:pPr>
-              <w:spacing w:line="290" w:lineRule="atLeast"/>
-              <w:rPr>
-                <w:rFonts w:hint="default"/>
-                <w:sz w:val="21"/>
-              </w:rPr>
+              <w:rPr>
+                <w:sz w:val="21"/>
+              </w:rPr>
+              <w:spacing w:line="290" w:lineRule="atLeast" w:before="0" w:after="0"/>
             </w:pPr>
           </w:p>
         </w:tc>
@@ -266,9 +265,8 @@
           </w:tcPr>
           <w:p>
             <w:pPr>
-              <w:spacing w:line="290" w:lineRule="atLeast"/>
-              <w:rPr>
-                <w:rFonts w:hint="default"/>
+              <w:spacing w:line="290" w:lineRule="atLeast" w:before="0" w:after="0"/>
+              <w:rPr>
                 <w:b/>
                 <w:bCs/>
                 <w:sz w:val="21"/>
@@ -281,7 +279,7 @@
                 <w:bCs/>
                 <w:sz w:val="21"/>
               </w:rPr>
-              <w:t>求职意向：</w:t>
+              <w:t xml:space="preserve">求职意向：</w:t>
             </w:r>
             <w:r>
               <w:rPr>
@@ -297,35 +295,35 @@
                 <w:rFonts w:ascii="Times New Roman" w:eastAsia="宋体" w:hAnsi="Times New Roman" w:cs="宋体"/>
                 <w:sz w:val="21"/>
               </w:rPr>
-              <w:t>运营管理</w:t>
-            </w:r>
-            <w:r>
-              <w:rPr>
-                <w:rFonts w:ascii="Times New Roman" w:eastAsia="宋体" w:hAnsi="Times New Roman"/>
-                <w:sz w:val="21"/>
-              </w:rPr>
-              <w:t>/</w:t>
-            </w:r>
-            <w:r>
-              <w:rPr>
-                <w:rFonts w:ascii="Times New Roman" w:eastAsia="宋体" w:hAnsi="Times New Roman" w:cs="宋体"/>
-                <w:sz w:val="21"/>
-              </w:rPr>
-              <w:t>供应链运营</w:t>
-            </w:r>
-            <w:r>
-              <w:rPr>
-                <w:rFonts w:ascii="Times New Roman" w:eastAsia="宋体" w:hAnsi="Times New Roman"/>
-                <w:sz w:val="21"/>
-              </w:rPr>
-              <w:t>/</w:t>
-            </w:r>
-            <w:r>
-              <w:rPr>
-                <w:rFonts w:ascii="Times New Roman" w:eastAsia="宋体" w:hAnsi="Times New Roman" w:cs="宋体"/>
-                <w:sz w:val="21"/>
-              </w:rPr>
-              <w:t>库存管理</w:t>
+              <w:t xml:space="preserve">运营管理</w:t>
+            </w:r>
+            <w:r>
+              <w:rPr>
+                <w:rFonts w:eastAsia="宋体" w:ascii="Times New Roman" w:hAnsi="Times New Roman"/>
+                <w:sz w:val="21"/>
+              </w:rPr>
+              <w:t xml:space="preserve">/</w:t>
+            </w:r>
+            <w:r>
+              <w:rPr>
+                <w:rFonts w:ascii="Times New Roman" w:eastAsia="宋体" w:hAnsi="Times New Roman" w:cs="宋体"/>
+                <w:sz w:val="21"/>
+              </w:rPr>
+              <w:t xml:space="preserve">供应链运营</w:t>
+            </w:r>
+            <w:r>
+              <w:rPr>
+                <w:rFonts w:eastAsia="宋体" w:ascii="Times New Roman" w:hAnsi="Times New Roman"/>
+                <w:sz w:val="21"/>
+              </w:rPr>
+              <w:t xml:space="preserve">/</w:t>
+            </w:r>
+            <w:r>
+              <w:rPr>
+                <w:rFonts w:ascii="Times New Roman" w:eastAsia="宋体" w:hAnsi="Times New Roman" w:cs="宋体"/>
+                <w:sz w:val="21"/>
+              </w:rPr>
+              <w:t xml:space="preserve">库存管理</w:t>
             </w:r>
           </w:p>
         </w:tc>
@@ -336,11 +334,10 @@
           </w:tcPr>
           <w:p>
             <w:pPr>
-              <w:spacing w:line="290" w:lineRule="atLeast"/>
-              <w:rPr>
-                <w:rFonts w:hint="default"/>
-                <w:sz w:val="21"/>
-              </w:rPr>
+              <w:rPr>
+                <w:sz w:val="21"/>
+              </w:rPr>
+              <w:spacing w:line="290" w:lineRule="atLeast" w:before="0" w:after="0"/>
             </w:pPr>
           </w:p>
         </w:tc>
@@ -369,9 +366,8 @@
           </w:tcPr>
           <w:p>
             <w:pPr>
-              <w:spacing w:line="290" w:lineRule="atLeast"/>
-              <w:rPr>
-                <w:rFonts w:hint="default"/>
+              <w:spacing w:line="290" w:lineRule="atLeast" w:before="0" w:after="0"/>
+              <w:rPr>
                 <w:b/>
                 <w:bCs/>
                 <w:sz w:val="21"/>
@@ -384,140 +380,140 @@
                 <w:bCs/>
                 <w:sz w:val="21"/>
               </w:rPr>
-              <w:t>个人优势：</w:t>
-            </w:r>
-            <w:r>
-              <w:rPr>
-                <w:rFonts w:ascii="Times New Roman" w:eastAsia="宋体" w:hAnsi="Times New Roman" w:cs="宋体"/>
-                <w:sz w:val="21"/>
-              </w:rPr>
-              <w:t>运营优化：独立完成社区团购末端网络优化项目，设计弹性布局方案，测算运营成本降低</w:t>
-            </w:r>
-            <w:r>
-              <w:rPr>
-                <w:rFonts w:ascii="Times New Roman" w:eastAsia="宋体" w:hAnsi="Times New Roman"/>
-                <w:sz w:val="21"/>
-              </w:rPr>
-              <w:t>18.7%</w:t>
-            </w:r>
-            <w:r>
-              <w:rPr>
-                <w:rFonts w:ascii="Times New Roman" w:eastAsia="宋体" w:hAnsi="Times New Roman" w:cs="宋体"/>
-                <w:sz w:val="21"/>
-              </w:rPr>
-              <w:t>、配送效率提升</w:t>
-            </w:r>
-            <w:r>
-              <w:rPr>
-                <w:rFonts w:ascii="Times New Roman" w:eastAsia="宋体" w:hAnsi="Times New Roman"/>
-                <w:sz w:val="21"/>
-              </w:rPr>
-              <w:t>22.3%;</w:t>
-            </w:r>
-            <w:r>
-              <w:rPr>
-                <w:rFonts w:ascii="Times New Roman" w:eastAsia="宋体" w:hAnsi="Times New Roman" w:cs="宋体"/>
-                <w:sz w:val="21"/>
-              </w:rPr>
-              <w:t>数据驱动：掌握</w:t>
-            </w:r>
-            <w:r>
-              <w:rPr>
-                <w:rFonts w:ascii="Times New Roman" w:eastAsia="宋体" w:hAnsi="Times New Roman"/>
-                <w:sz w:val="21"/>
-              </w:rPr>
-              <w:t>Python/R/SPSS</w:t>
-            </w:r>
-            <w:r>
-              <w:rPr>
-                <w:rFonts w:ascii="Times New Roman" w:eastAsia="宋体" w:hAnsi="Times New Roman" w:cs="宋体"/>
-                <w:sz w:val="21"/>
-              </w:rPr>
-              <w:t>，累计处理</w:t>
-            </w:r>
-            <w:r>
-              <w:rPr>
-                <w:rFonts w:ascii="Times New Roman" w:eastAsia="宋体" w:hAnsi="Times New Roman"/>
-                <w:sz w:val="21"/>
-              </w:rPr>
-              <w:t>4.5</w:t>
-            </w:r>
-            <w:r>
-              <w:rPr>
-                <w:rFonts w:ascii="Times New Roman" w:eastAsia="宋体" w:hAnsi="Times New Roman" w:cs="宋体"/>
-                <w:sz w:val="21"/>
-              </w:rPr>
-              <w:t>万</w:t>
-            </w:r>
-            <w:r>
-              <w:rPr>
-                <w:rFonts w:ascii="Times New Roman" w:eastAsia="宋体" w:hAnsi="Times New Roman"/>
-                <w:sz w:val="21"/>
-              </w:rPr>
-              <w:t>+</w:t>
-            </w:r>
-            <w:r>
-              <w:rPr>
-                <w:rFonts w:ascii="Times New Roman" w:eastAsia="宋体" w:hAnsi="Times New Roman" w:cs="宋体"/>
-                <w:sz w:val="21"/>
-              </w:rPr>
-              <w:t>条业务数据，能通过数据分析识别运营痛点并输出改进建议</w:t>
-            </w:r>
-            <w:r>
-              <w:rPr>
-                <w:rFonts w:ascii="Times New Roman" w:eastAsia="宋体" w:hAnsi="Times New Roman"/>
-                <w:sz w:val="21"/>
-              </w:rPr>
-              <w:t>;</w:t>
-            </w:r>
-            <w:r>
-              <w:rPr>
-                <w:rFonts w:ascii="Times New Roman" w:eastAsia="宋体" w:hAnsi="Times New Roman" w:cs="宋体"/>
-                <w:sz w:val="21"/>
-              </w:rPr>
-              <w:t>库存与流程：用友</w:t>
-            </w:r>
-            <w:r>
-              <w:rPr>
-                <w:rFonts w:ascii="Times New Roman" w:eastAsia="宋体" w:hAnsi="Times New Roman"/>
-                <w:sz w:val="21"/>
-              </w:rPr>
-              <w:t>U8+ERP</w:t>
-            </w:r>
-            <w:r>
-              <w:rPr>
-                <w:rFonts w:ascii="Times New Roman" w:eastAsia="宋体" w:hAnsi="Times New Roman" w:cs="宋体"/>
-                <w:sz w:val="21"/>
-              </w:rPr>
-              <w:t>库存</w:t>
-            </w:r>
-            <w:r>
-              <w:rPr>
-                <w:rFonts w:ascii="Times New Roman" w:eastAsia="宋体" w:hAnsi="Times New Roman"/>
-                <w:sz w:val="21"/>
-              </w:rPr>
-              <w:t>/</w:t>
-            </w:r>
-            <w:r>
-              <w:rPr>
-                <w:rFonts w:ascii="Times New Roman" w:eastAsia="宋体" w:hAnsi="Times New Roman" w:cs="宋体"/>
-                <w:sz w:val="21"/>
-              </w:rPr>
-              <w:t>采购全流程操作，瑞幸门店原辅料盘点与效期管理经验，</w:t>
-            </w:r>
-            <w:r>
-              <w:rPr>
-                <w:rFonts w:ascii="Times New Roman" w:eastAsia="宋体" w:hAnsi="Times New Roman"/>
-                <w:sz w:val="21"/>
-              </w:rPr>
-              <w:t>3</w:t>
-            </w:r>
-            <w:r>
-              <w:rPr>
-                <w:rFonts w:ascii="Times New Roman" w:eastAsia="宋体" w:hAnsi="Times New Roman" w:cs="宋体"/>
-                <w:sz w:val="21"/>
-              </w:rPr>
-              <w:t>个月项目助理流程标准化经验</w:t>
+              <w:t xml:space="preserve">个人优势：</w:t>
+            </w:r>
+            <w:r>
+              <w:rPr>
+                <w:rFonts w:ascii="Times New Roman" w:eastAsia="宋体" w:hAnsi="Times New Roman" w:cs="宋体"/>
+                <w:sz w:val="21"/>
+              </w:rPr>
+              <w:t xml:space="preserve">运营优化：独立完成社区团购末端网络优化项目，设计弹性布局方案，测算运营成本降低</w:t>
+            </w:r>
+            <w:r>
+              <w:rPr>
+                <w:rFonts w:eastAsia="宋体" w:ascii="Times New Roman" w:hAnsi="Times New Roman"/>
+                <w:sz w:val="21"/>
+              </w:rPr>
+              <w:t xml:space="preserve">18.7%</w:t>
+            </w:r>
+            <w:r>
+              <w:rPr>
+                <w:rFonts w:ascii="Times New Roman" w:eastAsia="宋体" w:hAnsi="Times New Roman" w:cs="宋体"/>
+                <w:sz w:val="21"/>
+              </w:rPr>
+              <w:t xml:space="preserve">、配送效率提升</w:t>
+            </w:r>
+            <w:r>
+              <w:rPr>
+                <w:rFonts w:eastAsia="宋体" w:ascii="Times New Roman" w:hAnsi="Times New Roman"/>
+                <w:sz w:val="21"/>
+              </w:rPr>
+              <w:t xml:space="preserve">22.3%;</w:t>
+            </w:r>
+            <w:r>
+              <w:rPr>
+                <w:rFonts w:ascii="Times New Roman" w:eastAsia="宋体" w:hAnsi="Times New Roman" w:cs="宋体"/>
+                <w:sz w:val="21"/>
+              </w:rPr>
+              <w:t xml:space="preserve">数据驱动：掌握</w:t>
+            </w:r>
+            <w:r>
+              <w:rPr>
+                <w:rFonts w:eastAsia="宋体" w:ascii="Times New Roman" w:hAnsi="Times New Roman"/>
+                <w:sz w:val="21"/>
+              </w:rPr>
+              <w:t xml:space="preserve">Python/R/SPSS</w:t>
+            </w:r>
+            <w:r>
+              <w:rPr>
+                <w:rFonts w:ascii="Times New Roman" w:eastAsia="宋体" w:hAnsi="Times New Roman" w:cs="宋体"/>
+                <w:sz w:val="21"/>
+              </w:rPr>
+              <w:t xml:space="preserve">，累计处理</w:t>
+            </w:r>
+            <w:r>
+              <w:rPr>
+                <w:rFonts w:eastAsia="宋体" w:ascii="Times New Roman" w:hAnsi="Times New Roman"/>
+                <w:sz w:val="21"/>
+              </w:rPr>
+              <w:t xml:space="preserve">4.5</w:t>
+            </w:r>
+            <w:r>
+              <w:rPr>
+                <w:rFonts w:ascii="Times New Roman" w:eastAsia="宋体" w:hAnsi="Times New Roman" w:cs="宋体"/>
+                <w:sz w:val="21"/>
+              </w:rPr>
+              <w:t xml:space="preserve">万</w:t>
+            </w:r>
+            <w:r>
+              <w:rPr>
+                <w:rFonts w:eastAsia="宋体" w:ascii="Times New Roman" w:hAnsi="Times New Roman"/>
+                <w:sz w:val="21"/>
+              </w:rPr>
+              <w:t xml:space="preserve">+</w:t>
+            </w:r>
+            <w:r>
+              <w:rPr>
+                <w:rFonts w:ascii="Times New Roman" w:eastAsia="宋体" w:hAnsi="Times New Roman" w:cs="宋体"/>
+                <w:sz w:val="21"/>
+              </w:rPr>
+              <w:t xml:space="preserve">条业务数据，能通过数据分析识别运营痛点并输出改进建议</w:t>
+            </w:r>
+            <w:r>
+              <w:rPr>
+                <w:rFonts w:eastAsia="宋体" w:ascii="Times New Roman" w:hAnsi="Times New Roman"/>
+                <w:sz w:val="21"/>
+              </w:rPr>
+              <w:t xml:space="preserve">;</w:t>
+            </w:r>
+            <w:r>
+              <w:rPr>
+                <w:rFonts w:ascii="Times New Roman" w:eastAsia="宋体" w:hAnsi="Times New Roman" w:cs="宋体"/>
+                <w:sz w:val="21"/>
+              </w:rPr>
+              <w:t xml:space="preserve">库存与流程：用友</w:t>
+            </w:r>
+            <w:r>
+              <w:rPr>
+                <w:rFonts w:eastAsia="宋体" w:ascii="Times New Roman" w:hAnsi="Times New Roman"/>
+                <w:sz w:val="21"/>
+              </w:rPr>
+              <w:t xml:space="preserve">U8+ERP</w:t>
+            </w:r>
+            <w:r>
+              <w:rPr>
+                <w:rFonts w:ascii="Times New Roman" w:eastAsia="宋体" w:hAnsi="Times New Roman" w:cs="宋体"/>
+                <w:sz w:val="21"/>
+              </w:rPr>
+              <w:t xml:space="preserve">库存</w:t>
+            </w:r>
+            <w:r>
+              <w:rPr>
+                <w:rFonts w:eastAsia="宋体" w:ascii="Times New Roman" w:hAnsi="Times New Roman"/>
+                <w:sz w:val="21"/>
+              </w:rPr>
+              <w:t xml:space="preserve">/</w:t>
+            </w:r>
+            <w:r>
+              <w:rPr>
+                <w:rFonts w:ascii="Times New Roman" w:eastAsia="宋体" w:hAnsi="Times New Roman" w:cs="宋体"/>
+                <w:sz w:val="21"/>
+              </w:rPr>
+              <w:t xml:space="preserve">采购全流程操作，瑞幸门店原辅料盘点与效期管理经验，</w:t>
+            </w:r>
+            <w:r>
+              <w:rPr>
+                <w:rFonts w:eastAsia="宋体" w:ascii="Times New Roman" w:hAnsi="Times New Roman"/>
+                <w:sz w:val="21"/>
+              </w:rPr>
+              <w:t xml:space="preserve">3</w:t>
+            </w:r>
+            <w:r>
+              <w:rPr>
+                <w:rFonts w:ascii="Times New Roman" w:eastAsia="宋体" w:hAnsi="Times New Roman" w:cs="宋体"/>
+                <w:sz w:val="21"/>
+              </w:rPr>
+              <w:t xml:space="preserve">个月项目助理流程标准化经验</w:t>
             </w:r>
           </w:p>
         </w:tc>
@@ -525,18 +521,18 @@
     </w:tbl>
     <w:p>
       <w:pPr>
-        <w:spacing w:line="290" w:lineRule="atLeast"/>
         <w:rPr>
-          <w:rFonts w:hint="default"/>
           <w:vanish/>
           <w:sz w:val="2"/>
         </w:rPr>
+        <w:spacing w:line="290" w:lineRule="atLeast" w:before="0" w:after="0"/>
       </w:pPr>
     </w:p>
     <w:tbl>
       <w:tblPr>
         <w:tblW w:w="0" w:type="auto"/>
         <w:jc w:val="center"/>
+        <w:tblInd w:w="0" w:type="dxa"/>
         <w:tblLayout w:type="fixed"/>
         <w:tblCellMar>
           <w:left w:w="0" w:type="dxa"/>
@@ -571,10 +567,7 @@
           </w:tcPr>
           <w:p>
             <w:pPr>
-              <w:spacing w:line="290" w:lineRule="atLeast"/>
-              <w:rPr>
-                <w:rFonts w:hint="default"/>
-              </w:rPr>
+              <w:spacing w:line="290" w:lineRule="atLeast" w:before="0" w:after="0"/>
             </w:pPr>
             <w:r>
               <w:rPr>
@@ -611,6 +604,7 @@
             <w:tblPr>
               <w:tblpPr w:leftFromText="180" w:rightFromText="180" w:vertAnchor="page" w:horzAnchor="margin" w:tblpY="1"/>
               <w:tblW w:w="10915" w:type="dxa"/>
+              <w:tblInd w:w="0" w:type="dxa"/>
               <w:tblLayout w:type="fixed"/>
               <w:tblCellMar>
                 <w:left w:w="0" w:type="dxa"/>
@@ -644,10 +638,9 @@
                 </w:tcPr>
                 <w:p>
                   <w:pPr>
-                    <w:spacing w:line="290" w:lineRule="atLeast"/>
+                    <w:spacing w:line="290" w:lineRule="atLeast" w:before="0" w:after="0"/>
                     <w:jc w:val="center"/>
                     <w:rPr>
-                      <w:rFonts w:hint="default"/>
                       <w:sz w:val="21"/>
                     </w:rPr>
                   </w:pPr>
@@ -672,9 +665,8 @@
                 </w:tcPr>
                 <w:p>
                   <w:pPr>
-                    <w:spacing w:line="290" w:lineRule="atLeast"/>
+                    <w:spacing w:line="290" w:lineRule="atLeast" w:before="0" w:after="0"/>
                     <w:rPr>
-                      <w:rFonts w:hint="default"/>
                       <w:b/>
                       <w:bCs/>
                       <w:sz w:val="21"/>
@@ -710,9 +702,8 @@
                 </w:tcPr>
                 <w:p>
                   <w:pPr>
-                    <w:spacing w:line="290" w:lineRule="atLeast"/>
+                    <w:spacing w:line="290" w:lineRule="atLeast" w:before="0" w:after="0"/>
                     <w:rPr>
-                      <w:rFonts w:hint="default"/>
                       <w:b/>
                       <w:bCs/>
                       <w:sz w:val="21"/>
@@ -786,7 +777,7 @@
                 </w:tcPr>
                 <w:p>
                   <w:pPr>
-                    <w:spacing w:line="290" w:lineRule="atLeast"/>
+                    <w:spacing w:line="290" w:lineRule="atLeast" w:before="0" w:after="0"/>
                     <w:rPr>
                       <w:rFonts w:ascii="Times New Roman" w:eastAsia="等线" w:hAnsi="Times New Roman" w:hint="default"/>
                       <w:b/>
@@ -809,9 +800,8 @@
           </w:tbl>
           <w:p>
             <w:pPr>
-              <w:spacing w:line="290" w:lineRule="atLeast"/>
-              <w:rPr>
-                <w:rFonts w:hint="default"/>
+              <w:spacing w:line="290" w:lineRule="atLeast" w:before="0" w:after="0"/>
+              <w:rPr>
                 <w:b/>
                 <w:bCs/>
               </w:rPr>
@@ -822,27 +812,26 @@
     </w:tbl>
     <w:p>
       <w:pPr>
-        <w:spacing w:line="290" w:lineRule="atLeast"/>
         <w:rPr>
-          <w:rFonts w:hint="default"/>
           <w:vanish/>
         </w:rPr>
+        <w:spacing w:line="290" w:lineRule="atLeast" w:before="0" w:after="0"/>
       </w:pPr>
     </w:p>
     <w:p>
       <w:pPr>
-        <w:spacing w:line="290" w:lineRule="atLeast"/>
         <w:rPr>
-          <w:rFonts w:hint="default"/>
           <w:vanish/>
           <w:sz w:val="21"/>
         </w:rPr>
+        <w:spacing w:line="290" w:lineRule="atLeast" w:before="0" w:after="0"/>
       </w:pPr>
     </w:p>
     <w:tbl>
       <w:tblPr>
         <w:tblW w:w="0" w:type="auto"/>
         <w:jc w:val="center"/>
+        <w:tblInd w:w="0" w:type="dxa"/>
         <w:tblLayout w:type="fixed"/>
         <w:tblCellMar>
           <w:left w:w="0" w:type="dxa"/>
@@ -877,9 +866,8 @@
           </w:tcPr>
           <w:p>
             <w:pPr>
-              <w:spacing w:line="290" w:lineRule="atLeast"/>
-              <w:rPr>
-                <w:rFonts w:hint="default"/>
+              <w:spacing w:line="290" w:lineRule="atLeast" w:before="0" w:after="0"/>
+              <w:rPr>
                 <w:sz w:val="21"/>
               </w:rPr>
             </w:pPr>
@@ -908,10 +896,9 @@
                 <w:ilvl w:val="0"/>
                 <w:numId w:val="2"/>
               </w:numPr>
-              <w:spacing w:line="290" w:lineRule="atLeast"/>
+              <w:spacing w:line="290" w:lineRule="atLeast" w:before="0" w:after="0"/>
               <w:ind w:left="442" w:hanging="442"/>
               <w:rPr>
-                <w:rFonts w:hint="default"/>
                 <w:sz w:val="21"/>
               </w:rPr>
             </w:pPr>
@@ -922,28 +909,28 @@
                 <w:bCs/>
                 <w:sz w:val="21"/>
               </w:rPr>
-              <w:t>核心课程：</w:t>
-            </w:r>
-            <w:r>
-              <w:rPr>
-                <w:rFonts w:ascii="Times New Roman" w:eastAsia="宋体" w:hAnsi="Times New Roman" w:cs="宋体"/>
-                <w:sz w:val="21"/>
-              </w:rPr>
-              <w:t>供应链建模与仿真、</w:t>
-            </w:r>
-            <w:r>
-              <w:rPr>
-                <w:rFonts w:ascii="Times New Roman" w:eastAsia="宋体" w:hAnsi="Times New Roman"/>
-                <w:sz w:val="21"/>
-              </w:rPr>
-              <w:t>ERP</w:t>
-            </w:r>
-            <w:r>
-              <w:rPr>
-                <w:rFonts w:ascii="Times New Roman" w:eastAsia="宋体" w:hAnsi="Times New Roman" w:cs="宋体"/>
-                <w:sz w:val="21"/>
-              </w:rPr>
-              <w:t>供应链管理综合实验、采购管理、物流管理、供应链成本与绩效管理、统计学</w:t>
+              <w:t xml:space="preserve">核心课程：</w:t>
+            </w:r>
+            <w:r>
+              <w:rPr>
+                <w:rFonts w:ascii="Times New Roman" w:eastAsia="宋体" w:hAnsi="Times New Roman" w:cs="宋体"/>
+                <w:sz w:val="21"/>
+              </w:rPr>
+              <w:t xml:space="preserve">供应链建模与仿真、</w:t>
+            </w:r>
+            <w:r>
+              <w:rPr>
+                <w:rFonts w:eastAsia="宋体" w:ascii="Times New Roman" w:hAnsi="Times New Roman"/>
+                <w:sz w:val="21"/>
+              </w:rPr>
+              <w:t xml:space="preserve">ERP</w:t>
+            </w:r>
+            <w:r>
+              <w:rPr>
+                <w:rFonts w:ascii="Times New Roman" w:eastAsia="宋体" w:hAnsi="Times New Roman" w:cs="宋体"/>
+                <w:sz w:val="21"/>
+              </w:rPr>
+              <w:t xml:space="preserve">供应链管理综合实验、采购管理、物流管理、供应链成本与绩效管理、统计学</w:t>
             </w:r>
           </w:p>
         </w:tc>
@@ -971,9 +958,8 @@
           </w:tcPr>
           <w:p>
             <w:pPr>
-              <w:spacing w:line="290" w:lineRule="atLeast"/>
-              <w:rPr>
-                <w:rFonts w:hint="default"/>
+              <w:spacing w:line="290" w:lineRule="atLeast" w:before="0" w:after="0"/>
+              <w:rPr>
                 <w:sz w:val="21"/>
               </w:rPr>
             </w:pPr>
@@ -1002,9 +988,8 @@
                 <w:ilvl w:val="0"/>
                 <w:numId w:val="2"/>
               </w:numPr>
-              <w:spacing w:line="290" w:lineRule="atLeast"/>
-              <w:rPr>
-                <w:rFonts w:hint="default"/>
+              <w:spacing w:line="290" w:lineRule="atLeast" w:before="0" w:after="0"/>
+              <w:rPr>
                 <w:sz w:val="21"/>
               </w:rPr>
             </w:pPr>
@@ -1015,42 +1000,42 @@
                 <w:bCs/>
                 <w:sz w:val="21"/>
               </w:rPr>
-              <w:t>荣誉奖励：</w:t>
-            </w:r>
-            <w:r>
-              <w:rPr>
-                <w:rFonts w:ascii="Times New Roman" w:eastAsia="宋体" w:hAnsi="Times New Roman" w:cs="宋体"/>
-                <w:sz w:val="21"/>
-              </w:rPr>
-              <w:t>山东大学</w:t>
-            </w:r>
-            <w:r>
-              <w:rPr>
-                <w:rFonts w:ascii="Times New Roman" w:eastAsia="宋体" w:hAnsi="Times New Roman"/>
-                <w:sz w:val="21"/>
-              </w:rPr>
-              <w:t>2024</w:t>
-            </w:r>
-            <w:r>
-              <w:rPr>
-                <w:rFonts w:ascii="Times New Roman" w:eastAsia="宋体" w:hAnsi="Times New Roman" w:cs="宋体"/>
-                <w:sz w:val="21"/>
-              </w:rPr>
-              <w:t>—</w:t>
-            </w:r>
-            <w:r>
-              <w:rPr>
-                <w:rFonts w:ascii="Times New Roman" w:eastAsia="宋体" w:hAnsi="Times New Roman"/>
-                <w:sz w:val="21"/>
-              </w:rPr>
-              <w:t>2025</w:t>
-            </w:r>
-            <w:r>
-              <w:rPr>
-                <w:rFonts w:ascii="Times New Roman" w:eastAsia="宋体" w:hAnsi="Times New Roman" w:cs="宋体"/>
-                <w:sz w:val="21"/>
-              </w:rPr>
-              <w:t>年暑期社会实践专项优秀等级</w:t>
+              <w:t xml:space="preserve">荣誉奖励：</w:t>
+            </w:r>
+            <w:r>
+              <w:rPr>
+                <w:rFonts w:ascii="Times New Roman" w:eastAsia="宋体" w:hAnsi="Times New Roman" w:cs="宋体"/>
+                <w:sz w:val="21"/>
+              </w:rPr>
+              <w:t xml:space="preserve">山东大学</w:t>
+            </w:r>
+            <w:r>
+              <w:rPr>
+                <w:rFonts w:eastAsia="宋体" w:ascii="Times New Roman" w:hAnsi="Times New Roman"/>
+                <w:sz w:val="21"/>
+              </w:rPr>
+              <w:t xml:space="preserve">2024</w:t>
+            </w:r>
+            <w:r>
+              <w:rPr>
+                <w:rFonts w:ascii="Times New Roman" w:eastAsia="宋体" w:hAnsi="Times New Roman" w:cs="宋体"/>
+                <w:sz w:val="21"/>
+              </w:rPr>
+              <w:t xml:space="preserve">—</w:t>
+            </w:r>
+            <w:r>
+              <w:rPr>
+                <w:rFonts w:eastAsia="宋体" w:ascii="Times New Roman" w:hAnsi="Times New Roman"/>
+                <w:sz w:val="21"/>
+              </w:rPr>
+              <w:t xml:space="preserve">2025</w:t>
+            </w:r>
+            <w:r>
+              <w:rPr>
+                <w:rFonts w:ascii="Times New Roman" w:eastAsia="宋体" w:hAnsi="Times New Roman" w:cs="宋体"/>
+                <w:sz w:val="21"/>
+              </w:rPr>
+              <w:t xml:space="preserve">年暑期社会实践专项优秀等级</w:t>
             </w:r>
           </w:p>
         </w:tc>
@@ -1058,67 +1043,62 @@
     </w:tbl>
     <w:p>
       <w:pPr>
-        <w:spacing w:line="290" w:lineRule="atLeast"/>
         <w:rPr>
-          <w:rFonts w:hint="default"/>
           <w:vanish/>
           <w:sz w:val="21"/>
         </w:rPr>
+        <w:spacing w:line="290" w:lineRule="atLeast" w:before="0" w:after="0"/>
       </w:pPr>
     </w:p>
     <w:p>
       <w:pPr>
-        <w:spacing w:line="290" w:lineRule="atLeast"/>
         <w:rPr>
-          <w:rFonts w:hint="default"/>
           <w:vanish/>
           <w:sz w:val="2"/>
         </w:rPr>
+        <w:spacing w:line="290" w:lineRule="atLeast" w:before="0" w:after="0"/>
       </w:pPr>
     </w:p>
     <w:p>
       <w:pPr>
-        <w:spacing w:line="290" w:lineRule="atLeast"/>
         <w:rPr>
-          <w:rFonts w:hint="default"/>
           <w:vanish/>
         </w:rPr>
+        <w:spacing w:line="290" w:lineRule="atLeast" w:before="0" w:after="0"/>
       </w:pPr>
     </w:p>
     <w:p>
       <w:pPr>
-        <w:spacing w:line="290" w:lineRule="atLeast"/>
         <w:rPr>
-          <w:rFonts w:hint="default"/>
           <w:vanish/>
           <w:sz w:val="21"/>
         </w:rPr>
+        <w:spacing w:line="290" w:lineRule="atLeast" w:before="0" w:after="0"/>
       </w:pPr>
     </w:p>
     <w:p>
       <w:pPr>
-        <w:spacing w:line="290" w:lineRule="atLeast"/>
         <w:rPr>
-          <w:rFonts w:hint="default"/>
           <w:vanish/>
           <w:sz w:val="21"/>
         </w:rPr>
+        <w:spacing w:line="290" w:lineRule="atLeast" w:before="0" w:after="0"/>
       </w:pPr>
     </w:p>
     <w:p>
       <w:pPr>
-        <w:spacing w:line="290" w:lineRule="atLeast"/>
         <w:rPr>
-          <w:rFonts w:hint="default"/>
           <w:vanish/>
           <w:sz w:val="2"/>
         </w:rPr>
+        <w:spacing w:line="290" w:lineRule="atLeast" w:before="0" w:after="0"/>
       </w:pPr>
     </w:p>
     <w:tbl>
       <w:tblPr>
         <w:tblW w:w="0" w:type="auto"/>
         <w:jc w:val="center"/>
+        <w:tblInd w:w="0" w:type="dxa"/>
         <w:tblLayout w:type="fixed"/>
         <w:tblCellMar>
           <w:left w:w="0" w:type="dxa"/>
@@ -1128,22 +1108,26 @@
       </w:tblPr>
       <w:tblGrid>
         <w:gridCol w:w="695"/>
-        <w:gridCol w:w="184"/>
-        <w:gridCol w:w="4416"/>
-        <w:gridCol w:w="2693"/>
-        <w:gridCol w:w="2755"/>
-        <w:gridCol w:w="880"/>
+        <w:gridCol w:w="156"/>
+        <w:gridCol w:w="28"/>
+        <w:gridCol w:w="667"/>
+        <w:gridCol w:w="2835"/>
+        <w:gridCol w:w="2189"/>
+        <w:gridCol w:w="504"/>
+        <w:gridCol w:w="3669"/>
+        <w:gridCol w:w="851"/>
+        <w:gridCol w:w="29"/>
       </w:tblGrid>
       <w:tr>
         <w:trPr>
-          <w:gridBefore w:val="2"/>
+          <w:gridBefore w:val="3"/>
           <w:wBefore w:w="879" w:type="dxa"/>
           <w:jc w:val="center"/>
         </w:trPr>
         <w:tc>
           <w:tcPr>
             <w:tcW w:w="10744" w:type="dxa"/>
-            <w:gridSpan w:val="4"/>
+            <w:gridSpan w:val="7"/>
             <w:tcBorders>
               <w:top w:val="nil"/>
               <w:left w:val="nil"/>
@@ -1161,9 +1145,9 @@
           </w:tcPr>
           <w:p>
             <w:pPr>
-              <w:spacing w:line="290" w:lineRule="atLeast"/>
-              <w:rPr>
-                <w:rFonts w:ascii="Times New Roman" w:hAnsi="Times New Roman" w:hint="default"/>
+              <w:spacing w:line="290" w:lineRule="atLeast" w:before="0" w:after="0"/>
+              <w:rPr>
+                <w:rFonts w:ascii="Times New Roman" w:hAnsi="Times New Roman"/>
                 <w:b/>
                 <w:bCs/>
               </w:rPr>
@@ -1189,7 +1173,7 @@
       </w:tr>
       <w:tr>
         <w:trPr>
-          <w:gridAfter w:val="1"/>
+          <w:gridAfter w:val="2"/>
           <w:wAfter w:w="880" w:type="dxa"/>
           <w:jc w:val="center"/>
         </w:trPr>
@@ -1212,9 +1196,9 @@
           </w:tcPr>
           <w:p>
             <w:pPr>
-              <w:spacing w:line="290" w:lineRule="atLeast"/>
-              <w:rPr>
-                <w:rFonts w:ascii="Times New Roman" w:hAnsi="Times New Roman" w:hint="default"/>
+              <w:spacing w:line="290" w:lineRule="atLeast" w:before="0" w:after="0"/>
+              <w:rPr>
+                <w:rFonts w:ascii="Times New Roman" w:hAnsi="Times New Roman"/>
                 <w:sz w:val="21"/>
               </w:rPr>
             </w:pPr>
@@ -1223,7 +1207,7 @@
         <w:tc>
           <w:tcPr>
             <w:tcW w:w="4600" w:type="dxa"/>
-            <w:gridSpan w:val="2"/>
+            <w:gridSpan w:val="4"/>
             <w:tcBorders>
               <w:top w:val="nil"/>
               <w:left w:val="nil"/>
@@ -1240,9 +1224,9 @@
           </w:tcPr>
           <w:p>
             <w:pPr>
-              <w:spacing w:line="290" w:lineRule="atLeast"/>
-              <w:rPr>
-                <w:rFonts w:ascii="Times New Roman" w:hAnsi="Times New Roman" w:hint="default"/>
+              <w:spacing w:line="290" w:lineRule="atLeast" w:before="0" w:after="0"/>
+              <w:rPr>
+                <w:rFonts w:ascii="Times New Roman" w:hAnsi="Times New Roman"/>
                 <w:sz w:val="21"/>
               </w:rPr>
             </w:pPr>
@@ -1253,13 +1237,14 @@
                 <w:bCs/>
                 <w:sz w:val="21"/>
               </w:rPr>
-              <w:t>社区团购自提点布局与配送优化</w:t>
+              <w:t xml:space="preserve">社区团购自提点布局与配送优化</w:t>
             </w:r>
           </w:p>
         </w:tc>
         <w:tc>
           <w:tcPr>
             <w:tcW w:w="2693" w:type="dxa"/>
+            <w:gridSpan w:val="2"/>
             <w:tcBorders>
               <w:top w:val="nil"/>
               <w:left w:val="nil"/>
@@ -1270,9 +1255,9 @@
           </w:tcPr>
           <w:p>
             <w:pPr>
-              <w:spacing w:line="290" w:lineRule="atLeast"/>
-              <w:rPr>
-                <w:rFonts w:ascii="Times New Roman" w:eastAsia="等线" w:hAnsi="Times New Roman" w:hint="default"/>
+              <w:spacing w:line="290" w:lineRule="atLeast" w:before="0" w:after="0"/>
+              <w:rPr>
+                <w:rFonts w:ascii="Times New Roman" w:eastAsia="等线" w:hAnsi="Times New Roman"/>
                 <w:b/>
                 <w:bCs/>
                 <w:sz w:val="21"/>
@@ -1285,7 +1270,7 @@
                 <w:bCs/>
                 <w:sz w:val="21"/>
               </w:rPr>
-              <w:t>项目负责人</w:t>
+              <w:t xml:space="preserve">独立完成</w:t>
             </w:r>
           </w:p>
         </w:tc>
@@ -1302,7 +1287,7 @@
           </w:tcPr>
           <w:p>
             <w:pPr>
-              <w:spacing w:line="290" w:lineRule="atLeast"/>
+              <w:spacing w:line="290" w:lineRule="atLeast" w:before="0" w:after="0"/>
               <w:rPr>
                 <w:rFonts w:ascii="Times New Roman" w:eastAsia="等线" w:hAnsi="Times New Roman" w:hint="default"/>
                 <w:b/>
@@ -1317,14 +1302,14 @@
                 <w:bCs/>
                 <w:sz w:val="21"/>
               </w:rPr>
-              <w:t>2026.03-2026.06</w:t>
+              <w:t xml:space="preserve">2026.03-2026.06</w:t>
             </w:r>
           </w:p>
         </w:tc>
       </w:tr>
       <w:tr>
         <w:trPr>
-          <w:gridAfter w:val="1"/>
+          <w:gridAfter w:val="2"/>
           <w:wAfter w:w="880" w:type="dxa"/>
           <w:jc w:val="center"/>
         </w:trPr>
@@ -1347,9 +1332,9 @@
           </w:tcPr>
           <w:p>
             <w:pPr>
-              <w:spacing w:line="290" w:lineRule="atLeast"/>
-              <w:rPr>
-                <w:rFonts w:ascii="Times New Roman" w:hAnsi="Times New Roman" w:hint="default"/>
+              <w:spacing w:line="290" w:lineRule="atLeast" w:before="0" w:after="0"/>
+              <w:rPr>
+                <w:rFonts w:ascii="Times New Roman" w:hAnsi="Times New Roman"/>
                 <w:sz w:val="21"/>
               </w:rPr>
             </w:pPr>
@@ -1358,7 +1343,7 @@
         <w:tc>
           <w:tcPr>
             <w:tcW w:w="10048" w:type="dxa"/>
-            <w:gridSpan w:val="4"/>
+            <w:gridSpan w:val="7"/>
             <w:tcBorders>
               <w:top w:val="nil"/>
               <w:left w:val="nil"/>
@@ -1379,7 +1364,7 @@
                 <w:ilvl w:val="0"/>
                 <w:numId w:val="9"/>
               </w:numPr>
-              <w:spacing w:line="290" w:lineRule="atLeast"/>
+              <w:spacing w:line="290" w:lineRule="atLeast" w:before="0" w:after="0"/>
               <w:rPr>
                 <w:rFonts w:ascii="Times New Roman" w:eastAsia="宋体" w:hAnsi="Times New Roman" w:cs="宋体" w:hint="default"/>
                 <w:sz w:val="21"/>
@@ -1390,63 +1375,63 @@
                 <w:rFonts w:ascii="Times New Roman" w:eastAsia="宋体" w:hAnsi="Times New Roman" w:cs="宋体"/>
                 <w:sz w:val="21"/>
               </w:rPr>
-              <w:t>针对老龄化小区自提点布局零散、配送效率低的问题，调研</w:t>
-            </w:r>
-            <w:r>
-              <w:rPr>
-                <w:rFonts w:ascii="Times New Roman" w:eastAsia="宋体" w:hAnsi="Times New Roman"/>
-                <w:sz w:val="21"/>
-              </w:rPr>
-              <w:t>15</w:t>
-            </w:r>
-            <w:r>
-              <w:rPr>
-                <w:rFonts w:ascii="Times New Roman" w:eastAsia="宋体" w:hAnsi="Times New Roman" w:cs="宋体"/>
-                <w:sz w:val="21"/>
-              </w:rPr>
-              <w:t>个候选点位与日均</w:t>
-            </w:r>
-            <w:r>
-              <w:rPr>
-                <w:rFonts w:ascii="Times New Roman" w:eastAsia="宋体" w:hAnsi="Times New Roman"/>
-                <w:sz w:val="21"/>
-              </w:rPr>
-              <w:t>345</w:t>
-            </w:r>
-            <w:r>
-              <w:rPr>
-                <w:rFonts w:ascii="Times New Roman" w:eastAsia="宋体" w:hAnsi="Times New Roman" w:cs="宋体"/>
-                <w:sz w:val="21"/>
-              </w:rPr>
-              <w:t>单真实需求，设计“</w:t>
-            </w:r>
-            <w:r>
-              <w:rPr>
-                <w:rFonts w:ascii="Times New Roman" w:eastAsia="宋体" w:hAnsi="Times New Roman"/>
-                <w:sz w:val="21"/>
-              </w:rPr>
-              <w:t>2</w:t>
-            </w:r>
-            <w:r>
-              <w:rPr>
-                <w:rFonts w:ascii="Times New Roman" w:eastAsia="宋体" w:hAnsi="Times New Roman" w:cs="宋体"/>
-                <w:sz w:val="21"/>
-              </w:rPr>
-              <w:t>核心点</w:t>
-            </w:r>
-            <w:r>
-              <w:rPr>
-                <w:rFonts w:ascii="Times New Roman" w:eastAsia="宋体" w:hAnsi="Times New Roman"/>
-                <w:sz w:val="21"/>
-              </w:rPr>
-              <w:t>+4</w:t>
-            </w:r>
-            <w:r>
-              <w:rPr>
-                <w:rFonts w:ascii="Times New Roman" w:eastAsia="宋体" w:hAnsi="Times New Roman" w:cs="宋体"/>
-                <w:sz w:val="21"/>
-              </w:rPr>
-              <w:t>动态临时点”的弹性运营方案</w:t>
+              <w:t xml:space="preserve">针对老龄化小区自提点布局零散、配送效率低的问题，调研</w:t>
+            </w:r>
+            <w:r>
+              <w:rPr>
+                <w:rFonts w:eastAsia="宋体" w:ascii="Times New Roman" w:hAnsi="Times New Roman"/>
+                <w:sz w:val="21"/>
+              </w:rPr>
+              <w:t xml:space="preserve">15</w:t>
+            </w:r>
+            <w:r>
+              <w:rPr>
+                <w:rFonts w:ascii="Times New Roman" w:eastAsia="宋体" w:hAnsi="Times New Roman" w:cs="宋体"/>
+                <w:sz w:val="21"/>
+              </w:rPr>
+              <w:t xml:space="preserve">个候选点位与日均</w:t>
+            </w:r>
+            <w:r>
+              <w:rPr>
+                <w:rFonts w:eastAsia="宋体" w:ascii="Times New Roman" w:hAnsi="Times New Roman"/>
+                <w:sz w:val="21"/>
+              </w:rPr>
+              <w:t xml:space="preserve">345</w:t>
+            </w:r>
+            <w:r>
+              <w:rPr>
+                <w:rFonts w:ascii="Times New Roman" w:eastAsia="宋体" w:hAnsi="Times New Roman" w:cs="宋体"/>
+                <w:sz w:val="21"/>
+              </w:rPr>
+              <w:t xml:space="preserve">单真实需求，设计“</w:t>
+            </w:r>
+            <w:r>
+              <w:rPr>
+                <w:rFonts w:eastAsia="宋体" w:ascii="Times New Roman" w:hAnsi="Times New Roman"/>
+                <w:sz w:val="21"/>
+              </w:rPr>
+              <w:t xml:space="preserve">2</w:t>
+            </w:r>
+            <w:r>
+              <w:rPr>
+                <w:rFonts w:ascii="Times New Roman" w:eastAsia="宋体" w:hAnsi="Times New Roman" w:cs="宋体"/>
+                <w:sz w:val="21"/>
+              </w:rPr>
+              <w:t xml:space="preserve">核心点</w:t>
+            </w:r>
+            <w:r>
+              <w:rPr>
+                <w:rFonts w:eastAsia="宋体" w:ascii="Times New Roman" w:hAnsi="Times New Roman"/>
+                <w:sz w:val="21"/>
+              </w:rPr>
+              <w:t xml:space="preserve">+4</w:t>
+            </w:r>
+            <w:r>
+              <w:rPr>
+                <w:rFonts w:ascii="Times New Roman" w:eastAsia="宋体" w:hAnsi="Times New Roman" w:cs="宋体"/>
+                <w:sz w:val="21"/>
+              </w:rPr>
+              <w:t xml:space="preserve">动态临时点”的弹性运营方案</w:t>
             </w:r>
           </w:p>
           <w:p>
@@ -1455,7 +1440,7 @@
                 <w:ilvl w:val="0"/>
                 <w:numId w:val="9"/>
               </w:numPr>
-              <w:spacing w:line="290" w:lineRule="atLeast"/>
+              <w:spacing w:line="290" w:lineRule="atLeast" w:before="0" w:after="0"/>
               <w:rPr>
                 <w:rFonts w:ascii="Times New Roman" w:eastAsia="宋体" w:hAnsi="Times New Roman" w:cs="宋体" w:hint="default"/>
                 <w:sz w:val="21"/>
@@ -1466,70 +1451,70 @@
                 <w:rFonts w:ascii="Times New Roman" w:eastAsia="宋体" w:hAnsi="Times New Roman" w:cs="宋体"/>
                 <w:sz w:val="21"/>
               </w:rPr>
-              <w:t>将年龄分层服务半径与电梯等待时间纳入优化模型，用</w:t>
-            </w:r>
-            <w:r>
-              <w:rPr>
-                <w:rFonts w:ascii="Times New Roman" w:eastAsia="宋体" w:hAnsi="Times New Roman"/>
-                <w:sz w:val="21"/>
-              </w:rPr>
-              <w:t>Python</w:t>
-            </w:r>
-            <w:r>
-              <w:rPr>
-                <w:rFonts w:ascii="Times New Roman" w:eastAsia="宋体" w:hAnsi="Times New Roman" w:cs="宋体"/>
-                <w:sz w:val="21"/>
-              </w:rPr>
-              <w:t>完成方案测算：模型测算总运营成本降低</w:t>
-            </w:r>
-            <w:r>
-              <w:rPr>
-                <w:rFonts w:ascii="Times New Roman" w:eastAsia="宋体" w:hAnsi="Times New Roman"/>
-                <w:sz w:val="21"/>
-              </w:rPr>
-              <w:t>18.7%</w:t>
-            </w:r>
-            <w:r>
-              <w:rPr>
-                <w:rFonts w:ascii="Times New Roman" w:eastAsia="宋体" w:hAnsi="Times New Roman" w:cs="宋体"/>
-                <w:sz w:val="21"/>
-              </w:rPr>
-              <w:t>，老年人服务覆盖率</w:t>
-            </w:r>
-            <w:r>
-              <w:rPr>
-                <w:rFonts w:ascii="Times New Roman" w:eastAsia="宋体" w:hAnsi="Times New Roman"/>
-                <w:sz w:val="21"/>
-              </w:rPr>
-              <w:t>53.4%</w:t>
-            </w:r>
-            <w:r>
-              <w:rPr>
-                <w:rFonts w:ascii="Times New Roman" w:eastAsia="宋体" w:hAnsi="Times New Roman" w:cs="宋体"/>
-                <w:sz w:val="21"/>
-              </w:rPr>
-              <w:t>→</w:t>
-            </w:r>
-            <w:r>
-              <w:rPr>
-                <w:rFonts w:ascii="Times New Roman" w:eastAsia="宋体" w:hAnsi="Times New Roman"/>
-                <w:sz w:val="21"/>
-              </w:rPr>
-              <w:t>87.3%</w:t>
-            </w:r>
-            <w:r>
-              <w:rPr>
-                <w:rFonts w:ascii="Times New Roman" w:eastAsia="宋体" w:hAnsi="Times New Roman" w:cs="宋体"/>
-                <w:sz w:val="21"/>
-              </w:rPr>
-              <w:t>，平均配送时长缩短</w:t>
-            </w:r>
-            <w:r>
-              <w:rPr>
-                <w:rFonts w:ascii="Times New Roman" w:eastAsia="宋体" w:hAnsi="Times New Roman"/>
-                <w:sz w:val="21"/>
-              </w:rPr>
-              <w:t>22.3%</w:t>
+              <w:t xml:space="preserve">将年龄分层服务半径与电梯等待时间纳入优化模型，用</w:t>
+            </w:r>
+            <w:r>
+              <w:rPr>
+                <w:rFonts w:eastAsia="宋体" w:ascii="Times New Roman" w:hAnsi="Times New Roman"/>
+                <w:sz w:val="21"/>
+              </w:rPr>
+              <w:t xml:space="preserve">Python</w:t>
+            </w:r>
+            <w:r>
+              <w:rPr>
+                <w:rFonts w:ascii="Times New Roman" w:eastAsia="宋体" w:hAnsi="Times New Roman" w:cs="宋体"/>
+                <w:sz w:val="21"/>
+              </w:rPr>
+              <w:t xml:space="preserve">完成方案测算：模型测算总运营成本降低</w:t>
+            </w:r>
+            <w:r>
+              <w:rPr>
+                <w:rFonts w:eastAsia="宋体" w:ascii="Times New Roman" w:hAnsi="Times New Roman"/>
+                <w:sz w:val="21"/>
+              </w:rPr>
+              <w:t xml:space="preserve">18.7%</w:t>
+            </w:r>
+            <w:r>
+              <w:rPr>
+                <w:rFonts w:ascii="Times New Roman" w:eastAsia="宋体" w:hAnsi="Times New Roman" w:cs="宋体"/>
+                <w:sz w:val="21"/>
+              </w:rPr>
+              <w:t xml:space="preserve">，老年人服务覆盖率</w:t>
+            </w:r>
+            <w:r>
+              <w:rPr>
+                <w:rFonts w:eastAsia="宋体" w:ascii="Times New Roman" w:hAnsi="Times New Roman"/>
+                <w:sz w:val="21"/>
+              </w:rPr>
+              <w:t xml:space="preserve">53.4%</w:t>
+            </w:r>
+            <w:r>
+              <w:rPr>
+                <w:rFonts w:ascii="Times New Roman" w:eastAsia="宋体" w:hAnsi="Times New Roman" w:cs="宋体"/>
+                <w:sz w:val="21"/>
+              </w:rPr>
+              <w:t xml:space="preserve">→</w:t>
+            </w:r>
+            <w:r>
+              <w:rPr>
+                <w:rFonts w:eastAsia="宋体" w:ascii="Times New Roman" w:hAnsi="Times New Roman"/>
+                <w:sz w:val="21"/>
+              </w:rPr>
+              <w:t xml:space="preserve">87.3%</w:t>
+            </w:r>
+            <w:r>
+              <w:rPr>
+                <w:rFonts w:ascii="Times New Roman" w:eastAsia="宋体" w:hAnsi="Times New Roman" w:cs="宋体"/>
+                <w:sz w:val="21"/>
+              </w:rPr>
+              <w:t xml:space="preserve">，平均配送时长缩短</w:t>
+            </w:r>
+            <w:r>
+              <w:rPr>
+                <w:rFonts w:eastAsia="宋体" w:ascii="Times New Roman" w:hAnsi="Times New Roman"/>
+                <w:sz w:val="21"/>
+              </w:rPr>
+              <w:t xml:space="preserve">22.3%</w:t>
             </w:r>
           </w:p>
           <w:p>
@@ -1538,7 +1523,7 @@
                 <w:ilvl w:val="0"/>
                 <w:numId w:val="9"/>
               </w:numPr>
-              <w:spacing w:line="290" w:lineRule="atLeast"/>
+              <w:spacing w:line="290" w:lineRule="atLeast" w:before="0" w:after="0"/>
               <w:rPr>
                 <w:rFonts w:ascii="Times New Roman" w:eastAsia="宋体" w:hAnsi="Times New Roman" w:cs="宋体" w:hint="default"/>
                 <w:sz w:val="21"/>
@@ -1549,42 +1534,42 @@
                 <w:rFonts w:ascii="Times New Roman" w:eastAsia="宋体" w:hAnsi="Times New Roman" w:cs="宋体"/>
                 <w:sz w:val="21"/>
               </w:rPr>
-              <w:t>方案可快速响应周末</w:t>
-            </w:r>
-            <w:r>
-              <w:rPr>
-                <w:rFonts w:ascii="Times New Roman" w:eastAsia="宋体" w:hAnsi="Times New Roman"/>
-                <w:sz w:val="21"/>
-              </w:rPr>
-              <w:t>29.9%</w:t>
-            </w:r>
-            <w:r>
-              <w:rPr>
-                <w:rFonts w:ascii="Times New Roman" w:eastAsia="宋体" w:hAnsi="Times New Roman" w:cs="宋体"/>
-                <w:sz w:val="21"/>
-              </w:rPr>
-              <w:t>、促销日</w:t>
-            </w:r>
-            <w:r>
-              <w:rPr>
-                <w:rFonts w:ascii="Times New Roman" w:eastAsia="宋体" w:hAnsi="Times New Roman"/>
-                <w:sz w:val="21"/>
-              </w:rPr>
-              <w:t>50.7%</w:t>
-            </w:r>
-            <w:r>
-              <w:rPr>
-                <w:rFonts w:ascii="Times New Roman" w:eastAsia="宋体" w:hAnsi="Times New Roman" w:cs="宋体"/>
-                <w:sz w:val="21"/>
-              </w:rPr>
-              <w:t>的需求波动，为社区团购末端运营提供可落地的优化思路</w:t>
+              <w:t xml:space="preserve">方案可快速响应周末</w:t>
+            </w:r>
+            <w:r>
+              <w:rPr>
+                <w:rFonts w:eastAsia="宋体" w:ascii="Times New Roman" w:hAnsi="Times New Roman"/>
+                <w:sz w:val="21"/>
+              </w:rPr>
+              <w:t xml:space="preserve">29.9%</w:t>
+            </w:r>
+            <w:r>
+              <w:rPr>
+                <w:rFonts w:ascii="Times New Roman" w:eastAsia="宋体" w:hAnsi="Times New Roman" w:cs="宋体"/>
+                <w:sz w:val="21"/>
+              </w:rPr>
+              <w:t xml:space="preserve">、促销日</w:t>
+            </w:r>
+            <w:r>
+              <w:rPr>
+                <w:rFonts w:eastAsia="宋体" w:ascii="Times New Roman" w:hAnsi="Times New Roman"/>
+                <w:sz w:val="21"/>
+              </w:rPr>
+              <w:t xml:space="preserve">50.7%</w:t>
+            </w:r>
+            <w:r>
+              <w:rPr>
+                <w:rFonts w:ascii="Times New Roman" w:eastAsia="宋体" w:hAnsi="Times New Roman" w:cs="宋体"/>
+                <w:sz w:val="21"/>
+              </w:rPr>
+              <w:t xml:space="preserve">的需求波动，为社区团购末端运营提供可落地的优化思路</w:t>
             </w:r>
           </w:p>
         </w:tc>
       </w:tr>
       <w:tr>
         <w:trPr>
-          <w:gridAfter w:val="1"/>
+          <w:gridAfter w:val="2"/>
           <w:wAfter w:w="880" w:type="dxa"/>
           <w:jc w:val="center"/>
         </w:trPr>
@@ -1607,9 +1592,9 @@
           </w:tcPr>
           <w:p>
             <w:pPr>
-              <w:spacing w:line="290" w:lineRule="atLeast"/>
-              <w:rPr>
-                <w:rFonts w:ascii="Times New Roman" w:hAnsi="Times New Roman" w:hint="default"/>
+              <w:spacing w:line="290" w:lineRule="atLeast" w:before="0" w:after="0"/>
+              <w:rPr>
+                <w:rFonts w:ascii="Times New Roman" w:hAnsi="Times New Roman"/>
                 <w:sz w:val="21"/>
               </w:rPr>
             </w:pPr>
@@ -1618,7 +1603,7 @@
         <w:tc>
           <w:tcPr>
             <w:tcW w:w="4600" w:type="dxa"/>
-            <w:gridSpan w:val="2"/>
+            <w:gridSpan w:val="4"/>
             <w:tcBorders>
               <w:top w:val="nil"/>
               <w:left w:val="nil"/>
@@ -1635,9 +1620,9 @@
           </w:tcPr>
           <w:p>
             <w:pPr>
-              <w:spacing w:line="290" w:lineRule="atLeast"/>
-              <w:rPr>
-                <w:rFonts w:ascii="Times New Roman" w:hAnsi="Times New Roman" w:hint="default"/>
+              <w:spacing w:line="290" w:lineRule="atLeast" w:before="0" w:after="0"/>
+              <w:rPr>
+                <w:rFonts w:ascii="Times New Roman" w:hAnsi="Times New Roman"/>
                 <w:sz w:val="21"/>
               </w:rPr>
             </w:pPr>
@@ -1648,13 +1633,14 @@
                 <w:bCs/>
                 <w:sz w:val="21"/>
               </w:rPr>
-              <w:t>电商用户行为分析与运营策略研究</w:t>
+              <w:t xml:space="preserve">电商用户行为分析与运营策略研究</w:t>
             </w:r>
           </w:p>
         </w:tc>
         <w:tc>
           <w:tcPr>
             <w:tcW w:w="2693" w:type="dxa"/>
+            <w:gridSpan w:val="2"/>
             <w:tcBorders>
               <w:top w:val="nil"/>
               <w:left w:val="nil"/>
@@ -1665,9 +1651,9 @@
           </w:tcPr>
           <w:p>
             <w:pPr>
-              <w:spacing w:line="290" w:lineRule="atLeast"/>
-              <w:rPr>
-                <w:rFonts w:ascii="Times New Roman" w:eastAsia="等线" w:hAnsi="Times New Roman" w:hint="default"/>
+              <w:spacing w:line="290" w:lineRule="atLeast" w:before="0" w:after="0"/>
+              <w:rPr>
+                <w:rFonts w:ascii="Times New Roman" w:eastAsia="等线" w:hAnsi="Times New Roman"/>
                 <w:b/>
                 <w:bCs/>
                 <w:sz w:val="21"/>
@@ -1680,7 +1666,7 @@
                 <w:bCs/>
                 <w:sz w:val="21"/>
               </w:rPr>
-              <w:t>项目负责人</w:t>
+              <w:t xml:space="preserve">独立完成</w:t>
             </w:r>
           </w:p>
         </w:tc>
@@ -1697,7 +1683,7 @@
           </w:tcPr>
           <w:p>
             <w:pPr>
-              <w:spacing w:line="290" w:lineRule="atLeast"/>
+              <w:spacing w:line="290" w:lineRule="atLeast" w:before="0" w:after="0"/>
               <w:rPr>
                 <w:rFonts w:ascii="Times New Roman" w:eastAsia="等线" w:hAnsi="Times New Roman" w:hint="default"/>
                 <w:b/>
@@ -1712,14 +1698,14 @@
                 <w:bCs/>
                 <w:sz w:val="21"/>
               </w:rPr>
-              <w:t>2025.10-2025.12</w:t>
+              <w:t xml:space="preserve">2025.10-2025.12</w:t>
             </w:r>
           </w:p>
         </w:tc>
       </w:tr>
       <w:tr>
         <w:trPr>
-          <w:gridAfter w:val="1"/>
+          <w:gridAfter w:val="2"/>
           <w:wAfter w:w="880" w:type="dxa"/>
           <w:jc w:val="center"/>
         </w:trPr>
@@ -1742,9 +1728,9 @@
           </w:tcPr>
           <w:p>
             <w:pPr>
-              <w:spacing w:line="290" w:lineRule="atLeast"/>
-              <w:rPr>
-                <w:rFonts w:ascii="Times New Roman" w:hAnsi="Times New Roman" w:hint="default"/>
+              <w:spacing w:line="290" w:lineRule="atLeast" w:before="0" w:after="0"/>
+              <w:rPr>
+                <w:rFonts w:ascii="Times New Roman" w:hAnsi="Times New Roman"/>
                 <w:sz w:val="21"/>
               </w:rPr>
             </w:pPr>
@@ -1753,7 +1739,7 @@
         <w:tc>
           <w:tcPr>
             <w:tcW w:w="10048" w:type="dxa"/>
-            <w:gridSpan w:val="4"/>
+            <w:gridSpan w:val="7"/>
             <w:tcBorders>
               <w:top w:val="nil"/>
               <w:left w:val="nil"/>
@@ -1774,7 +1760,7 @@
                 <w:ilvl w:val="0"/>
                 <w:numId w:val="9"/>
               </w:numPr>
-              <w:spacing w:line="290" w:lineRule="atLeast"/>
+              <w:spacing w:line="290" w:lineRule="atLeast" w:before="0" w:after="0"/>
               <w:rPr>
                 <w:rFonts w:ascii="Times New Roman" w:eastAsia="宋体" w:hAnsi="Times New Roman" w:cs="宋体" w:hint="default"/>
                 <w:sz w:val="21"/>
@@ -1785,140 +1771,119 @@
                 <w:rFonts w:ascii="Times New Roman" w:eastAsia="宋体" w:hAnsi="Times New Roman" w:cs="宋体"/>
                 <w:sz w:val="21"/>
               </w:rPr>
-              <w:t>基于</w:t>
-            </w:r>
-            <w:r>
-              <w:rPr>
-                <w:rFonts w:ascii="Times New Roman" w:eastAsia="宋体" w:hAnsi="Times New Roman"/>
-                <w:sz w:val="21"/>
-              </w:rPr>
-              <w:t>TAM</w:t>
-            </w:r>
-            <w:r>
-              <w:rPr>
-                <w:rFonts w:ascii="Times New Roman" w:eastAsia="宋体" w:hAnsi="Times New Roman" w:cs="宋体"/>
-                <w:sz w:val="21"/>
-              </w:rPr>
-              <w:t>模型设计</w:t>
-            </w:r>
-            <w:r>
-              <w:rPr>
-                <w:rFonts w:ascii="Times New Roman" w:eastAsia="宋体" w:hAnsi="Times New Roman"/>
-                <w:sz w:val="21"/>
-              </w:rPr>
-              <w:t>7</w:t>
-            </w:r>
-            <w:r>
-              <w:rPr>
-                <w:rFonts w:ascii="Times New Roman" w:eastAsia="宋体" w:hAnsi="Times New Roman" w:cs="宋体"/>
-                <w:sz w:val="21"/>
-              </w:rPr>
-              <w:t>点李克特量表问卷，回收</w:t>
-            </w:r>
-            <w:r>
-              <w:rPr>
-                <w:rFonts w:ascii="Times New Roman" w:eastAsia="宋体" w:hAnsi="Times New Roman"/>
-                <w:sz w:val="21"/>
-              </w:rPr>
-              <w:t>328</w:t>
-            </w:r>
-            <w:r>
-              <w:rPr>
-                <w:rFonts w:ascii="Times New Roman" w:eastAsia="宋体" w:hAnsi="Times New Roman" w:cs="宋体"/>
-                <w:sz w:val="21"/>
-              </w:rPr>
-              <w:t>份有效样本，用</w:t>
-            </w:r>
-            <w:r>
-              <w:rPr>
-                <w:rFonts w:ascii="Times New Roman" w:eastAsia="宋体" w:hAnsi="Times New Roman"/>
-                <w:sz w:val="21"/>
-              </w:rPr>
-              <w:t>SPSS</w:t>
-            </w:r>
-            <w:r>
-              <w:rPr>
-                <w:rFonts w:ascii="Times New Roman" w:eastAsia="宋体" w:hAnsi="Times New Roman" w:cs="宋体"/>
-                <w:sz w:val="21"/>
-              </w:rPr>
-              <w:t>和</w:t>
-            </w:r>
-            <w:r>
-              <w:rPr>
-                <w:rFonts w:ascii="Times New Roman" w:eastAsia="宋体" w:hAnsi="Times New Roman"/>
-                <w:sz w:val="21"/>
-              </w:rPr>
-              <w:t>Python</w:t>
-            </w:r>
-            <w:r>
-              <w:rPr>
-                <w:rFonts w:ascii="Times New Roman" w:eastAsia="宋体" w:hAnsi="Times New Roman" w:cs="宋体"/>
-                <w:sz w:val="21"/>
-              </w:rPr>
-              <w:t>完成统计分析；验证交互性（</w:t>
-            </w:r>
-            <w:r>
-              <w:rPr>
-                <w:rFonts w:ascii="Times New Roman" w:eastAsia="宋体" w:hAnsi="Times New Roman"/>
-                <w:sz w:val="21"/>
-              </w:rPr>
-              <w:t>β</w:t>
-            </w:r>
-            <w:r>
-              <w:rPr>
-                <w:rFonts w:ascii="Times New Roman" w:eastAsia="宋体" w:hAnsi="Times New Roman"/>
-                <w:sz w:val="21"/>
-              </w:rPr>
-              <w:t>=0.42</w:t>
-            </w:r>
-            <w:r>
-              <w:rPr>
-                <w:rFonts w:ascii="Times New Roman" w:eastAsia="宋体" w:hAnsi="Times New Roman" w:cs="宋体"/>
-                <w:sz w:val="21"/>
-              </w:rPr>
-              <w:t>）、个性化（</w:t>
-            </w:r>
-            <w:r>
-              <w:rPr>
-                <w:rFonts w:ascii="Times New Roman" w:eastAsia="宋体" w:hAnsi="Times New Roman"/>
-                <w:sz w:val="21"/>
-              </w:rPr>
-              <w:t>β</w:t>
-            </w:r>
-            <w:r>
-              <w:rPr>
-                <w:rFonts w:ascii="Times New Roman" w:eastAsia="宋体" w:hAnsi="Times New Roman"/>
-                <w:sz w:val="21"/>
-              </w:rPr>
-              <w:t>=0.38</w:t>
-            </w:r>
-            <w:r>
-              <w:rPr>
-                <w:rFonts w:ascii="Times New Roman" w:eastAsia="宋体" w:hAnsi="Times New Roman" w:cs="宋体"/>
-                <w:sz w:val="21"/>
-              </w:rPr>
-              <w:t>）、自主性（</w:t>
-            </w:r>
-            <w:r>
-              <w:rPr>
-                <w:rFonts w:ascii="Times New Roman" w:eastAsia="宋体" w:hAnsi="Times New Roman"/>
-                <w:sz w:val="21"/>
-              </w:rPr>
-              <w:t>β</w:t>
-            </w:r>
-            <w:r>
-              <w:rPr>
-                <w:rFonts w:ascii="Times New Roman" w:eastAsia="宋体" w:hAnsi="Times New Roman"/>
-                <w:sz w:val="21"/>
-              </w:rPr>
-              <w:t>=0.31</w:t>
-            </w:r>
-            <w:r>
-              <w:rPr>
-                <w:rFonts w:ascii="Times New Roman" w:eastAsia="宋体" w:hAnsi="Times New Roman" w:cs="宋体"/>
-                <w:sz w:val="21"/>
-              </w:rPr>
-              <w:t>）显著正向影响用户感知价值，识别问题识别准确性、智能解决能力为核心影响因素</w:t>
+              <w:t xml:space="preserve">基于</w:t>
+            </w:r>
+            <w:r>
+              <w:rPr>
+                <w:rFonts w:eastAsia="宋体" w:ascii="Times New Roman" w:hAnsi="Times New Roman"/>
+                <w:sz w:val="21"/>
+              </w:rPr>
+              <w:t xml:space="preserve">TAM</w:t>
+            </w:r>
+            <w:r>
+              <w:rPr>
+                <w:rFonts w:ascii="Times New Roman" w:eastAsia="宋体" w:hAnsi="Times New Roman" w:cs="宋体"/>
+                <w:sz w:val="21"/>
+              </w:rPr>
+              <w:t xml:space="preserve">模型设计</w:t>
+            </w:r>
+            <w:r>
+              <w:rPr>
+                <w:rFonts w:eastAsia="宋体" w:ascii="Times New Roman" w:hAnsi="Times New Roman"/>
+                <w:sz w:val="21"/>
+              </w:rPr>
+              <w:t xml:space="preserve">7</w:t>
+            </w:r>
+            <w:r>
+              <w:rPr>
+                <w:rFonts w:ascii="Times New Roman" w:eastAsia="宋体" w:hAnsi="Times New Roman" w:cs="宋体"/>
+                <w:sz w:val="21"/>
+              </w:rPr>
+              <w:t xml:space="preserve">点李克特量表问卷，回收</w:t>
+            </w:r>
+            <w:r>
+              <w:rPr>
+                <w:rFonts w:eastAsia="宋体" w:ascii="Times New Roman" w:hAnsi="Times New Roman"/>
+                <w:sz w:val="21"/>
+              </w:rPr>
+              <w:t xml:space="preserve">328</w:t>
+            </w:r>
+            <w:r>
+              <w:rPr>
+                <w:rFonts w:ascii="Times New Roman" w:eastAsia="宋体" w:hAnsi="Times New Roman" w:cs="宋体"/>
+                <w:sz w:val="21"/>
+              </w:rPr>
+              <w:t xml:space="preserve">份有效样本，用</w:t>
+            </w:r>
+            <w:r>
+              <w:rPr>
+                <w:rFonts w:eastAsia="宋体" w:ascii="Times New Roman" w:hAnsi="Times New Roman"/>
+                <w:sz w:val="21"/>
+              </w:rPr>
+              <w:t xml:space="preserve">SPSS</w:t>
+            </w:r>
+            <w:r>
+              <w:rPr>
+                <w:rFonts w:ascii="Times New Roman" w:eastAsia="宋体" w:hAnsi="Times New Roman" w:cs="宋体"/>
+                <w:sz w:val="21"/>
+              </w:rPr>
+              <w:t xml:space="preserve">和</w:t>
+            </w:r>
+            <w:r>
+              <w:rPr>
+                <w:rFonts w:eastAsia="宋体" w:ascii="Times New Roman" w:hAnsi="Times New Roman"/>
+                <w:sz w:val="21"/>
+              </w:rPr>
+              <w:t xml:space="preserve">Python</w:t>
+            </w:r>
+            <w:r>
+              <w:rPr>
+                <w:rFonts w:ascii="Times New Roman" w:eastAsia="宋体" w:hAnsi="Times New Roman" w:cs="宋体"/>
+                <w:sz w:val="21"/>
+              </w:rPr>
+              <w:t xml:space="preserve">完成统计分析；验证交互性（</w:t>
+            </w:r>
+            <w:r>
+              <w:rPr>
+                <w:rFonts w:eastAsia="宋体" w:ascii="Times New Roman" w:hAnsi="Times New Roman"/>
+                <w:sz w:val="21"/>
+              </w:rPr>
+              <w:t xml:space="preserve">β=0.42</w:t>
+            </w:r>
+            <w:r>
+              <w:rPr>
+                <w:rFonts w:ascii="Times New Roman" w:eastAsia="宋体" w:hAnsi="Times New Roman" w:cs="宋体"/>
+                <w:sz w:val="21"/>
+              </w:rPr>
+              <w:t xml:space="preserve">）、个性化（</w:t>
+            </w:r>
+            <w:r>
+              <w:rPr>
+                <w:rFonts w:eastAsia="宋体" w:ascii="Times New Roman" w:hAnsi="Times New Roman"/>
+                <w:sz w:val="21"/>
+              </w:rPr>
+              <w:t xml:space="preserve">β=0.38</w:t>
+            </w:r>
+            <w:r>
+              <w:rPr>
+                <w:rFonts w:ascii="Times New Roman" w:eastAsia="宋体" w:hAnsi="Times New Roman" w:cs="宋体"/>
+                <w:sz w:val="21"/>
+              </w:rPr>
+              <w:t xml:space="preserve">）、自主性（</w:t>
+            </w:r>
+            <w:r>
+              <w:rPr>
+                <w:rFonts w:eastAsia="宋体" w:ascii="Times New Roman" w:hAnsi="Times New Roman"/>
+                <w:sz w:val="21"/>
+              </w:rPr>
+              <w:t xml:space="preserve">β=0.31</w:t>
+            </w:r>
+            <w:r>
+              <w:rPr>
+                <w:rFonts w:ascii="Times New Roman" w:eastAsia="宋体" w:hAnsi="Times New Roman" w:cs="宋体"/>
+                <w:sz w:val="21"/>
+              </w:rPr>
+              <w:t xml:space="preserve">）显著正向影响用户感知价值，识别问题识别准确性、智能解决能力为核心影响因素</w:t>
             </w:r>
           </w:p>
           <w:p>
@@ -1927,7 +1892,7 @@
                 <w:ilvl w:val="0"/>
                 <w:numId w:val="9"/>
               </w:numPr>
-              <w:spacing w:line="290" w:lineRule="atLeast"/>
+              <w:spacing w:line="290" w:lineRule="atLeast" w:before="0" w:after="0"/>
               <w:rPr>
                 <w:rFonts w:ascii="Times New Roman" w:eastAsia="宋体" w:hAnsi="Times New Roman" w:cs="宋体" w:hint="default"/>
                 <w:sz w:val="21"/>
@@ -1938,56 +1903,56 @@
                 <w:rFonts w:ascii="Times New Roman" w:eastAsia="宋体" w:hAnsi="Times New Roman" w:cs="宋体"/>
                 <w:sz w:val="21"/>
               </w:rPr>
-              <w:t>发现用户智能体验起关键中介作用，感知增强维度贡献率</w:t>
-            </w:r>
-            <w:r>
-              <w:rPr>
-                <w:rFonts w:ascii="Times New Roman" w:eastAsia="宋体" w:hAnsi="Times New Roman"/>
-                <w:sz w:val="21"/>
-              </w:rPr>
-              <w:t>63%</w:t>
-            </w:r>
-            <w:r>
-              <w:rPr>
-                <w:rFonts w:ascii="Times New Roman" w:eastAsia="宋体" w:hAnsi="Times New Roman" w:cs="宋体"/>
-                <w:sz w:val="21"/>
-              </w:rPr>
-              <w:t>；高复杂度场景下信任阈值提高</w:t>
-            </w:r>
-            <w:r>
-              <w:rPr>
-                <w:rFonts w:ascii="Times New Roman" w:eastAsia="宋体" w:hAnsi="Times New Roman"/>
-                <w:sz w:val="21"/>
-              </w:rPr>
-              <w:t>32%</w:t>
-            </w:r>
-            <w:r>
-              <w:rPr>
-                <w:rFonts w:ascii="Times New Roman" w:eastAsia="宋体" w:hAnsi="Times New Roman" w:cs="宋体"/>
-                <w:sz w:val="21"/>
-              </w:rPr>
-              <w:t>，为电商</w:t>
-            </w:r>
-            <w:r>
-              <w:rPr>
-                <w:rFonts w:ascii="Times New Roman" w:eastAsia="宋体" w:hAnsi="Times New Roman"/>
-                <w:sz w:val="21"/>
-              </w:rPr>
-              <w:t>AI</w:t>
-            </w:r>
-            <w:r>
-              <w:rPr>
-                <w:rFonts w:ascii="Times New Roman" w:eastAsia="宋体" w:hAnsi="Times New Roman" w:cs="宋体"/>
-                <w:sz w:val="21"/>
-              </w:rPr>
-              <w:t>客服优化提供参考</w:t>
+              <w:t xml:space="preserve">发现用户智能体验起关键中介作用，感知增强维度贡献率</w:t>
+            </w:r>
+            <w:r>
+              <w:rPr>
+                <w:rFonts w:eastAsia="宋体" w:ascii="Times New Roman" w:hAnsi="Times New Roman"/>
+                <w:sz w:val="21"/>
+              </w:rPr>
+              <w:t xml:space="preserve">63%</w:t>
+            </w:r>
+            <w:r>
+              <w:rPr>
+                <w:rFonts w:ascii="Times New Roman" w:eastAsia="宋体" w:hAnsi="Times New Roman" w:cs="宋体"/>
+                <w:sz w:val="21"/>
+              </w:rPr>
+              <w:t xml:space="preserve">；高复杂度场景下信任阈值提高</w:t>
+            </w:r>
+            <w:r>
+              <w:rPr>
+                <w:rFonts w:eastAsia="宋体" w:ascii="Times New Roman" w:hAnsi="Times New Roman"/>
+                <w:sz w:val="21"/>
+              </w:rPr>
+              <w:t xml:space="preserve">32%</w:t>
+            </w:r>
+            <w:r>
+              <w:rPr>
+                <w:rFonts w:ascii="Times New Roman" w:eastAsia="宋体" w:hAnsi="Times New Roman" w:cs="宋体"/>
+                <w:sz w:val="21"/>
+              </w:rPr>
+              <w:t xml:space="preserve">，为电商</w:t>
+            </w:r>
+            <w:r>
+              <w:rPr>
+                <w:rFonts w:eastAsia="宋体" w:ascii="Times New Roman" w:hAnsi="Times New Roman"/>
+                <w:sz w:val="21"/>
+              </w:rPr>
+              <w:t xml:space="preserve">AI</w:t>
+            </w:r>
+            <w:r>
+              <w:rPr>
+                <w:rFonts w:ascii="Times New Roman" w:eastAsia="宋体" w:hAnsi="Times New Roman" w:cs="宋体"/>
+                <w:sz w:val="21"/>
+              </w:rPr>
+              <w:t xml:space="preserve">客服优化提供参考</w:t>
             </w:r>
           </w:p>
         </w:tc>
       </w:tr>
       <w:tr>
         <w:trPr>
-          <w:gridAfter w:val="1"/>
+          <w:gridAfter w:val="2"/>
           <w:wAfter w:w="880" w:type="dxa"/>
           <w:jc w:val="center"/>
         </w:trPr>
@@ -2010,9 +1975,9 @@
           </w:tcPr>
           <w:p>
             <w:pPr>
-              <w:spacing w:line="290" w:lineRule="atLeast"/>
-              <w:rPr>
-                <w:rFonts w:ascii="Times New Roman" w:hAnsi="Times New Roman" w:hint="default"/>
+              <w:spacing w:line="290" w:lineRule="atLeast" w:before="0" w:after="0"/>
+              <w:rPr>
+                <w:rFonts w:ascii="Times New Roman" w:hAnsi="Times New Roman"/>
                 <w:sz w:val="21"/>
               </w:rPr>
             </w:pPr>
@@ -2021,7 +1986,7 @@
         <w:tc>
           <w:tcPr>
             <w:tcW w:w="4600" w:type="dxa"/>
-            <w:gridSpan w:val="2"/>
+            <w:gridSpan w:val="4"/>
             <w:tcBorders>
               <w:top w:val="nil"/>
               <w:left w:val="nil"/>
@@ -2038,9 +2003,9 @@
           </w:tcPr>
           <w:p>
             <w:pPr>
-              <w:spacing w:line="290" w:lineRule="atLeast"/>
-              <w:rPr>
-                <w:rFonts w:ascii="Times New Roman" w:hAnsi="Times New Roman" w:hint="default"/>
+              <w:spacing w:line="290" w:lineRule="atLeast" w:before="0" w:after="0"/>
+              <w:rPr>
+                <w:rFonts w:ascii="Times New Roman" w:hAnsi="Times New Roman"/>
                 <w:sz w:val="21"/>
               </w:rPr>
             </w:pPr>
@@ -2051,13 +2016,14 @@
                 <w:bCs/>
                 <w:sz w:val="21"/>
               </w:rPr>
-              <w:t>银行营销客户分层与转化分析</w:t>
+              <w:t xml:space="preserve">银行营销客户分层与转化分析</w:t>
             </w:r>
           </w:p>
         </w:tc>
         <w:tc>
           <w:tcPr>
             <w:tcW w:w="2693" w:type="dxa"/>
+            <w:gridSpan w:val="2"/>
             <w:tcBorders>
               <w:top w:val="nil"/>
               <w:left w:val="nil"/>
@@ -2068,9 +2034,9 @@
           </w:tcPr>
           <w:p>
             <w:pPr>
-              <w:spacing w:line="290" w:lineRule="atLeast"/>
-              <w:rPr>
-                <w:rFonts w:ascii="Times New Roman" w:eastAsia="等线" w:hAnsi="Times New Roman" w:hint="default"/>
+              <w:spacing w:line="290" w:lineRule="atLeast" w:before="0" w:after="0"/>
+              <w:rPr>
+                <w:rFonts w:ascii="Times New Roman" w:eastAsia="等线" w:hAnsi="Times New Roman"/>
                 <w:b/>
                 <w:bCs/>
                 <w:sz w:val="21"/>
@@ -2083,7 +2049,7 @@
                 <w:bCs/>
                 <w:sz w:val="21"/>
               </w:rPr>
-              <w:t>项目负责人</w:t>
+              <w:t xml:space="preserve">独立完成</w:t>
             </w:r>
           </w:p>
         </w:tc>
@@ -2100,7 +2066,7 @@
           </w:tcPr>
           <w:p>
             <w:pPr>
-              <w:spacing w:line="290" w:lineRule="atLeast"/>
+              <w:spacing w:line="290" w:lineRule="atLeast" w:before="0" w:after="0"/>
               <w:rPr>
                 <w:rFonts w:ascii="Times New Roman" w:eastAsia="等线" w:hAnsi="Times New Roman" w:hint="default"/>
                 <w:b/>
@@ -2115,14 +2081,14 @@
                 <w:bCs/>
                 <w:sz w:val="21"/>
               </w:rPr>
-              <w:t>2026.04-2026.06</w:t>
+              <w:t xml:space="preserve">2026.04-2026.06</w:t>
             </w:r>
           </w:p>
         </w:tc>
       </w:tr>
       <w:tr>
         <w:trPr>
-          <w:gridAfter w:val="1"/>
+          <w:gridAfter w:val="2"/>
           <w:wAfter w:w="880" w:type="dxa"/>
           <w:jc w:val="center"/>
         </w:trPr>
@@ -2145,9 +2111,9 @@
           </w:tcPr>
           <w:p>
             <w:pPr>
-              <w:spacing w:line="290" w:lineRule="atLeast"/>
-              <w:rPr>
-                <w:rFonts w:ascii="Times New Roman" w:hAnsi="Times New Roman" w:hint="default"/>
+              <w:spacing w:line="290" w:lineRule="atLeast" w:before="0" w:after="0"/>
+              <w:rPr>
+                <w:rFonts w:ascii="Times New Roman" w:hAnsi="Times New Roman"/>
                 <w:sz w:val="21"/>
               </w:rPr>
             </w:pPr>
@@ -2156,7 +2122,7 @@
         <w:tc>
           <w:tcPr>
             <w:tcW w:w="10048" w:type="dxa"/>
-            <w:gridSpan w:val="4"/>
+            <w:gridSpan w:val="7"/>
             <w:tcBorders>
               <w:top w:val="nil"/>
               <w:left w:val="nil"/>
@@ -2177,7 +2143,7 @@
                 <w:ilvl w:val="0"/>
                 <w:numId w:val="9"/>
               </w:numPr>
-              <w:spacing w:line="290" w:lineRule="atLeast"/>
+              <w:spacing w:line="290" w:lineRule="atLeast" w:before="0" w:after="0"/>
               <w:rPr>
                 <w:rFonts w:ascii="Times New Roman" w:eastAsia="宋体" w:hAnsi="Times New Roman" w:cs="宋体" w:hint="default"/>
                 <w:sz w:val="21"/>
@@ -2188,35 +2154,35 @@
                 <w:rFonts w:ascii="Times New Roman" w:eastAsia="宋体" w:hAnsi="Times New Roman" w:cs="宋体"/>
                 <w:sz w:val="21"/>
               </w:rPr>
-              <w:t>基于</w:t>
-            </w:r>
-            <w:r>
-              <w:rPr>
-                <w:rFonts w:ascii="Times New Roman" w:eastAsia="宋体" w:hAnsi="Times New Roman"/>
-                <w:sz w:val="21"/>
-              </w:rPr>
-              <w:t>45211</w:t>
-            </w:r>
-            <w:r>
-              <w:rPr>
-                <w:rFonts w:ascii="Times New Roman" w:eastAsia="宋体" w:hAnsi="Times New Roman" w:cs="宋体"/>
-                <w:sz w:val="21"/>
-              </w:rPr>
-              <w:t>条银行营销数据，用</w:t>
-            </w:r>
-            <w:r>
-              <w:rPr>
-                <w:rFonts w:ascii="Times New Roman" w:eastAsia="宋体" w:hAnsi="Times New Roman"/>
-                <w:sz w:val="21"/>
-              </w:rPr>
-              <w:t>R</w:t>
-            </w:r>
-            <w:r>
-              <w:rPr>
-                <w:rFonts w:ascii="Times New Roman" w:eastAsia="宋体" w:hAnsi="Times New Roman" w:cs="宋体"/>
-                <w:sz w:val="21"/>
-              </w:rPr>
-              <w:t>完成数据清洗与多维度分层统计，通过帕累托分析识别高价值客群特征，用转化瀑布图定位营销流失关键环节</w:t>
+              <w:t xml:space="preserve">基于</w:t>
+            </w:r>
+            <w:r>
+              <w:rPr>
+                <w:rFonts w:eastAsia="宋体" w:ascii="Times New Roman" w:hAnsi="Times New Roman"/>
+                <w:sz w:val="21"/>
+              </w:rPr>
+              <w:t xml:space="preserve">45211</w:t>
+            </w:r>
+            <w:r>
+              <w:rPr>
+                <w:rFonts w:ascii="Times New Roman" w:eastAsia="宋体" w:hAnsi="Times New Roman" w:cs="宋体"/>
+                <w:sz w:val="21"/>
+              </w:rPr>
+              <w:t xml:space="preserve">条银行营销数据，用</w:t>
+            </w:r>
+            <w:r>
+              <w:rPr>
+                <w:rFonts w:eastAsia="宋体" w:ascii="Times New Roman" w:hAnsi="Times New Roman"/>
+                <w:sz w:val="21"/>
+              </w:rPr>
+              <w:t xml:space="preserve">R</w:t>
+            </w:r>
+            <w:r>
+              <w:rPr>
+                <w:rFonts w:ascii="Times New Roman" w:eastAsia="宋体" w:hAnsi="Times New Roman" w:cs="宋体"/>
+                <w:sz w:val="21"/>
+              </w:rPr>
+              <w:t xml:space="preserve">完成数据清洗与多维度分层统计，通过帕累托分析识别高价值客群特征，用转化瀑布图定位营销流失关键环节</w:t>
             </w:r>
           </w:p>
           <w:p>
@@ -2225,7 +2191,7 @@
                 <w:ilvl w:val="0"/>
                 <w:numId w:val="9"/>
               </w:numPr>
-              <w:spacing w:line="290" w:lineRule="atLeast"/>
+              <w:spacing w:line="290" w:lineRule="atLeast" w:before="0" w:after="0"/>
               <w:rPr>
                 <w:rFonts w:ascii="Times New Roman" w:eastAsia="宋体" w:hAnsi="Times New Roman" w:cs="宋体" w:hint="default"/>
                 <w:sz w:val="21"/>
@@ -2236,14 +2202,14 @@
                 <w:rFonts w:ascii="Times New Roman" w:eastAsia="宋体" w:hAnsi="Times New Roman" w:cs="宋体"/>
                 <w:sz w:val="21"/>
               </w:rPr>
-              <w:t>通过帕累托分析呈现高价值客群分布特征，用转化瀑布图定位营销流失关键环节，为精准营销与运营效率提升提供数据支撑</w:t>
+              <w:t xml:space="preserve">通过帕累托分析呈现高价值客群分布特征，用转化瀑布图定位营销流失关键环节，为精准营销与运营效率提升提供数据支撑</w:t>
             </w:r>
           </w:p>
         </w:tc>
       </w:tr>
       <w:tr>
         <w:trPr>
-          <w:gridAfter w:val="1"/>
+          <w:gridAfter w:val="2"/>
           <w:wAfter w:w="880" w:type="dxa"/>
           <w:jc w:val="center"/>
         </w:trPr>
@@ -2266,9 +2232,9 @@
           </w:tcPr>
           <w:p>
             <w:pPr>
-              <w:spacing w:line="290" w:lineRule="atLeast"/>
-              <w:rPr>
-                <w:rFonts w:ascii="Times New Roman" w:hAnsi="Times New Roman" w:hint="default"/>
+              <w:spacing w:line="290" w:lineRule="atLeast" w:before="0" w:after="0"/>
+              <w:rPr>
+                <w:rFonts w:ascii="Times New Roman" w:hAnsi="Times New Roman"/>
                 <w:sz w:val="21"/>
               </w:rPr>
             </w:pPr>
@@ -2277,7 +2243,7 @@
         <w:tc>
           <w:tcPr>
             <w:tcW w:w="4600" w:type="dxa"/>
-            <w:gridSpan w:val="2"/>
+            <w:gridSpan w:val="4"/>
             <w:tcBorders>
               <w:top w:val="nil"/>
               <w:left w:val="nil"/>
@@ -2294,9 +2260,9 @@
           </w:tcPr>
           <w:p>
             <w:pPr>
-              <w:spacing w:line="290" w:lineRule="atLeast"/>
-              <w:rPr>
-                <w:rFonts w:ascii="Times New Roman" w:hAnsi="Times New Roman" w:hint="default"/>
+              <w:spacing w:line="290" w:lineRule="atLeast" w:before="0" w:after="0"/>
+              <w:rPr>
+                <w:rFonts w:ascii="Times New Roman" w:hAnsi="Times New Roman"/>
                 <w:sz w:val="21"/>
               </w:rPr>
             </w:pPr>
@@ -2307,7 +2273,7 @@
                 <w:bCs/>
                 <w:sz w:val="21"/>
               </w:rPr>
-              <w:t>ERP</w:t>
+              <w:t xml:space="preserve">ERP</w:t>
             </w:r>
             <w:r>
               <w:rPr>
@@ -2316,13 +2282,14 @@
                 <w:bCs/>
                 <w:sz w:val="21"/>
               </w:rPr>
-              <w:t>供应链全流程模拟操作</w:t>
+              <w:t xml:space="preserve">供应链全流程模拟操作</w:t>
             </w:r>
           </w:p>
         </w:tc>
         <w:tc>
           <w:tcPr>
             <w:tcW w:w="2693" w:type="dxa"/>
+            <w:gridSpan w:val="2"/>
             <w:tcBorders>
               <w:top w:val="nil"/>
               <w:left w:val="nil"/>
@@ -2333,9 +2300,9 @@
           </w:tcPr>
           <w:p>
             <w:pPr>
-              <w:spacing w:line="290" w:lineRule="atLeast"/>
-              <w:rPr>
-                <w:rFonts w:ascii="Times New Roman" w:eastAsia="等线" w:hAnsi="Times New Roman" w:hint="default"/>
+              <w:spacing w:line="290" w:lineRule="atLeast" w:before="0" w:after="0"/>
+              <w:rPr>
+                <w:rFonts w:ascii="Times New Roman" w:eastAsia="等线" w:hAnsi="Times New Roman"/>
                 <w:b/>
                 <w:bCs/>
                 <w:sz w:val="21"/>
@@ -2348,7 +2315,7 @@
                 <w:bCs/>
                 <w:sz w:val="21"/>
               </w:rPr>
-              <w:t>课程实验・账套主管</w:t>
+              <w:t xml:space="preserve">课程实验・账套主管</w:t>
             </w:r>
           </w:p>
         </w:tc>
@@ -2365,7 +2332,7 @@
           </w:tcPr>
           <w:p>
             <w:pPr>
-              <w:spacing w:line="290" w:lineRule="atLeast"/>
+              <w:spacing w:line="290" w:lineRule="atLeast" w:before="0" w:after="0"/>
               <w:rPr>
                 <w:rFonts w:ascii="Times New Roman" w:eastAsia="等线" w:hAnsi="Times New Roman" w:hint="default"/>
                 <w:b/>
@@ -2380,14 +2347,14 @@
                 <w:bCs/>
                 <w:sz w:val="21"/>
               </w:rPr>
-              <w:t>2025.03-2025.07</w:t>
+              <w:t xml:space="preserve">2025.03-2025.07</w:t>
             </w:r>
           </w:p>
         </w:tc>
       </w:tr>
       <w:tr>
         <w:trPr>
-          <w:gridAfter w:val="1"/>
+          <w:gridAfter w:val="2"/>
           <w:wAfter w:w="880" w:type="dxa"/>
           <w:jc w:val="center"/>
         </w:trPr>
@@ -2410,9 +2377,9 @@
           </w:tcPr>
           <w:p>
             <w:pPr>
-              <w:spacing w:line="290" w:lineRule="atLeast"/>
-              <w:rPr>
-                <w:rFonts w:ascii="Times New Roman" w:hAnsi="Times New Roman" w:hint="default"/>
+              <w:spacing w:line="290" w:lineRule="atLeast" w:before="0" w:after="0"/>
+              <w:rPr>
+                <w:rFonts w:ascii="Times New Roman" w:hAnsi="Times New Roman"/>
                 <w:sz w:val="21"/>
               </w:rPr>
             </w:pPr>
@@ -2421,7 +2388,7 @@
         <w:tc>
           <w:tcPr>
             <w:tcW w:w="10048" w:type="dxa"/>
-            <w:gridSpan w:val="4"/>
+            <w:gridSpan w:val="7"/>
             <w:tcBorders>
               <w:top w:val="nil"/>
               <w:left w:val="nil"/>
@@ -2442,7 +2409,7 @@
                 <w:ilvl w:val="0"/>
                 <w:numId w:val="9"/>
               </w:numPr>
-              <w:spacing w:line="290" w:lineRule="atLeast"/>
+              <w:spacing w:line="290" w:lineRule="atLeast" w:before="0" w:after="0"/>
               <w:rPr>
                 <w:rFonts w:ascii="Times New Roman" w:eastAsia="宋体" w:hAnsi="Times New Roman" w:cs="宋体" w:hint="default"/>
                 <w:sz w:val="21"/>
@@ -2453,21 +2420,21 @@
                 <w:rFonts w:ascii="Times New Roman" w:eastAsia="宋体" w:hAnsi="Times New Roman" w:cs="宋体"/>
                 <w:sz w:val="21"/>
               </w:rPr>
-              <w:t>以账套主管角色使用用友</w:t>
-            </w:r>
-            <w:r>
-              <w:rPr>
-                <w:rFonts w:ascii="Times New Roman" w:eastAsia="宋体" w:hAnsi="Times New Roman"/>
-                <w:sz w:val="21"/>
-              </w:rPr>
-              <w:t>U8+ ERP</w:t>
-            </w:r>
-            <w:r>
-              <w:rPr>
-                <w:rFonts w:ascii="Times New Roman" w:eastAsia="宋体" w:hAnsi="Times New Roman" w:cs="宋体"/>
-                <w:sz w:val="21"/>
-              </w:rPr>
-              <w:t>系统，以模拟箱包贸易企业为对象，独立完成采购订单→到货入库→销售订单→发货出库→库存调拨→盘点→存货核算→收付款凭证全流程运营操作</w:t>
+              <w:t xml:space="preserve">以账套主管角色使用用友</w:t>
+            </w:r>
+            <w:r>
+              <w:rPr>
+                <w:rFonts w:eastAsia="宋体" w:ascii="Times New Roman" w:hAnsi="Times New Roman"/>
+                <w:sz w:val="21"/>
+              </w:rPr>
+              <w:t xml:space="preserve">U8+ ERP</w:t>
+            </w:r>
+            <w:r>
+              <w:rPr>
+                <w:rFonts w:ascii="Times New Roman" w:eastAsia="宋体" w:hAnsi="Times New Roman" w:cs="宋体"/>
+                <w:sz w:val="21"/>
+              </w:rPr>
+              <w:t xml:space="preserve">系统，以模拟箱包贸易企业为对象，独立完成采购订单→到货入库→销售订单→发货出库→库存调拨→盘点→存货核算→收付款凭证全流程运营操作</w:t>
             </w:r>
           </w:p>
           <w:p>
@@ -2476,7 +2443,7 @@
                 <w:ilvl w:val="0"/>
                 <w:numId w:val="9"/>
               </w:numPr>
-              <w:spacing w:line="290" w:lineRule="atLeast"/>
+              <w:spacing w:line="290" w:lineRule="atLeast" w:before="0" w:after="0"/>
               <w:rPr>
                 <w:rFonts w:ascii="Times New Roman" w:eastAsia="宋体" w:hAnsi="Times New Roman" w:cs="宋体" w:hint="default"/>
                 <w:sz w:val="21"/>
@@ -2487,35 +2454,35 @@
                 <w:rFonts w:ascii="Times New Roman" w:eastAsia="宋体" w:hAnsi="Times New Roman" w:cs="宋体"/>
                 <w:sz w:val="21"/>
               </w:rPr>
-              <w:t>掌握采购、销售、库存、存货、财务五大模块间的数据流转与单据联动逻辑，理解</w:t>
-            </w:r>
-            <w:r>
-              <w:rPr>
-                <w:rFonts w:ascii="Times New Roman" w:eastAsia="宋体" w:hAnsi="Times New Roman"/>
-                <w:sz w:val="21"/>
-              </w:rPr>
-              <w:t>ERP</w:t>
-            </w:r>
-            <w:r>
-              <w:rPr>
-                <w:rFonts w:ascii="Times New Roman" w:eastAsia="宋体" w:hAnsi="Times New Roman" w:cs="宋体"/>
-                <w:sz w:val="21"/>
-              </w:rPr>
-              <w:t>系统中供应链业务从订单到核算的标准化运作机制</w:t>
+              <w:t xml:space="preserve">掌握采购、销售、库存、存货、财务五大模块间的数据流转与单据联动逻辑，理解</w:t>
+            </w:r>
+            <w:r>
+              <w:rPr>
+                <w:rFonts w:eastAsia="宋体" w:ascii="Times New Roman" w:hAnsi="Times New Roman"/>
+                <w:sz w:val="21"/>
+              </w:rPr>
+              <w:t xml:space="preserve">ERP</w:t>
+            </w:r>
+            <w:r>
+              <w:rPr>
+                <w:rFonts w:ascii="Times New Roman" w:eastAsia="宋体" w:hAnsi="Times New Roman" w:cs="宋体"/>
+                <w:sz w:val="21"/>
+              </w:rPr>
+              <w:t xml:space="preserve">系统中供应链业务从订单到核算的标准化运作机制</w:t>
             </w:r>
           </w:p>
         </w:tc>
       </w:tr>
       <w:tr>
         <w:trPr>
-          <w:gridBefore w:val="2"/>
+          <w:gridBefore w:val="3"/>
           <w:wBefore w:w="879" w:type="dxa"/>
           <w:jc w:val="center"/>
         </w:trPr>
         <w:tc>
           <w:tcPr>
             <w:tcW w:w="10744" w:type="dxa"/>
-            <w:gridSpan w:val="4"/>
+            <w:gridSpan w:val="7"/>
             <w:tcBorders>
               <w:top w:val="nil"/>
               <w:left w:val="nil"/>
@@ -2533,10 +2500,7 @@
           </w:tcPr>
           <w:p>
             <w:pPr>
-              <w:spacing w:line="290" w:lineRule="atLeast"/>
-              <w:rPr>
-                <w:rFonts w:hint="default"/>
-              </w:rPr>
+              <w:spacing w:line="290" w:lineRule="atLeast" w:before="0" w:after="0"/>
             </w:pPr>
             <w:r>
               <w:rPr>
@@ -2550,27 +2514,26 @@
     </w:tbl>
     <w:p>
       <w:pPr>
-        <w:spacing w:line="290" w:lineRule="atLeast"/>
         <w:rPr>
-          <w:rFonts w:hint="default"/>
           <w:vanish/>
         </w:rPr>
+        <w:spacing w:line="290" w:lineRule="atLeast" w:before="0" w:after="0"/>
       </w:pPr>
     </w:p>
     <w:p>
       <w:pPr>
-        <w:spacing w:line="290" w:lineRule="atLeast"/>
         <w:rPr>
-          <w:rFonts w:hint="default"/>
           <w:vanish/>
           <w:sz w:val="21"/>
         </w:rPr>
+        <w:spacing w:line="290" w:lineRule="atLeast" w:before="0" w:after="0"/>
       </w:pPr>
     </w:p>
     <w:tbl>
       <w:tblPr>
         <w:tblW w:w="0" w:type="auto"/>
         <w:jc w:val="center"/>
+        <w:tblInd w:w="0" w:type="dxa"/>
         <w:tblLayout w:type="fixed"/>
         <w:tblCellMar>
           <w:left w:w="0" w:type="dxa"/>
@@ -2580,9 +2543,9 @@
       </w:tblPr>
       <w:tblGrid>
         <w:gridCol w:w="695"/>
-        <w:gridCol w:w="4600"/>
+        <w:gridCol w:w="3686"/>
         <w:gridCol w:w="2693"/>
-        <w:gridCol w:w="2755"/>
+        <w:gridCol w:w="3669"/>
       </w:tblGrid>
       <w:tr>
         <w:trPr>
@@ -2607,9 +2570,8 @@
           </w:tcPr>
           <w:p>
             <w:pPr>
-              <w:spacing w:line="290" w:lineRule="atLeast"/>
-              <w:rPr>
-                <w:rFonts w:hint="default"/>
+              <w:spacing w:line="290" w:lineRule="atLeast" w:before="0" w:after="0"/>
+              <w:rPr>
                 <w:sz w:val="21"/>
               </w:rPr>
             </w:pPr>
@@ -2634,9 +2596,8 @@
           </w:tcPr>
           <w:p>
             <w:pPr>
-              <w:spacing w:line="290" w:lineRule="atLeast"/>
-              <w:rPr>
-                <w:rFonts w:hint="default"/>
+              <w:spacing w:line="290" w:lineRule="atLeast" w:before="0" w:after="0"/>
+              <w:rPr>
                 <w:b/>
                 <w:bCs/>
                 <w:sz w:val="21"/>
@@ -2649,7 +2610,7 @@
                 <w:bCs/>
                 <w:sz w:val="21"/>
               </w:rPr>
-              <w:t>山东鱼跃尚成教育有限责任公司</w:t>
+              <w:t xml:space="preserve">山东鱼跃尚成教育有限责任公司</w:t>
             </w:r>
           </w:p>
         </w:tc>
@@ -2666,9 +2627,8 @@
           </w:tcPr>
           <w:p>
             <w:pPr>
-              <w:spacing w:line="290" w:lineRule="atLeast"/>
-              <w:rPr>
-                <w:rFonts w:hint="default"/>
+              <w:spacing w:line="290" w:lineRule="atLeast" w:before="0" w:after="0"/>
+              <w:rPr>
                 <w:b/>
                 <w:bCs/>
                 <w:sz w:val="21"/>
@@ -2681,7 +2641,7 @@
                 <w:bCs/>
                 <w:sz w:val="21"/>
               </w:rPr>
-              <w:t>项目助理（兼职）</w:t>
+              <w:t xml:space="preserve">项目助理（兼职）</w:t>
             </w:r>
           </w:p>
         </w:tc>
@@ -2698,7 +2658,7 @@
           </w:tcPr>
           <w:p>
             <w:pPr>
-              <w:spacing w:line="290" w:lineRule="atLeast"/>
+              <w:spacing w:line="290" w:lineRule="atLeast" w:before="0" w:after="0"/>
               <w:rPr>
                 <w:rFonts w:ascii="Times New Roman" w:eastAsia="等线" w:hAnsi="Times New Roman" w:hint="default"/>
                 <w:b/>
@@ -2713,7 +2673,7 @@
                 <w:bCs/>
                 <w:sz w:val="21"/>
               </w:rPr>
-              <w:t>2026.04 - 2026.07</w:t>
+              <w:t xml:space="preserve">2026.04 - 2026.07</w:t>
             </w:r>
           </w:p>
         </w:tc>
@@ -2741,9 +2701,9 @@
           </w:tcPr>
           <w:p>
             <w:pPr>
-              <w:spacing w:line="290" w:lineRule="atLeast"/>
-              <w:rPr>
-                <w:rFonts w:ascii="Times New Roman" w:hAnsi="Times New Roman" w:hint="default"/>
+              <w:spacing w:line="290" w:lineRule="atLeast" w:before="0" w:after="0"/>
+              <w:rPr>
+                <w:rFonts w:ascii="Times New Roman" w:hAnsi="Times New Roman"/>
                 <w:sz w:val="21"/>
               </w:rPr>
             </w:pPr>
@@ -2773,7 +2733,7 @@
                 <w:ilvl w:val="0"/>
                 <w:numId w:val="6"/>
               </w:numPr>
-              <w:spacing w:line="290" w:lineRule="atLeast"/>
+              <w:spacing w:line="290" w:lineRule="atLeast" w:before="0" w:after="0"/>
               <w:rPr>
                 <w:rFonts w:ascii="Times New Roman" w:eastAsia="宋体" w:hAnsi="Times New Roman" w:cs="宋体" w:hint="default"/>
                 <w:sz w:val="21"/>
@@ -2784,35 +2744,35 @@
                 <w:rFonts w:ascii="Times New Roman" w:eastAsia="宋体" w:hAnsi="Times New Roman" w:cs="宋体"/>
                 <w:sz w:val="21"/>
               </w:rPr>
-              <w:t>统筹</w:t>
-            </w:r>
-            <w:r>
-              <w:rPr>
-                <w:rFonts w:ascii="Times New Roman" w:eastAsia="宋体" w:hAnsi="Times New Roman"/>
-                <w:sz w:val="21"/>
-              </w:rPr>
-              <w:t>200+</w:t>
-            </w:r>
-            <w:r>
-              <w:rPr>
-                <w:rFonts w:ascii="Times New Roman" w:eastAsia="宋体" w:hAnsi="Times New Roman" w:cs="宋体"/>
-                <w:sz w:val="21"/>
-              </w:rPr>
-              <w:t>份申报材料全流程管理，用</w:t>
-            </w:r>
-            <w:r>
-              <w:rPr>
-                <w:rFonts w:ascii="Times New Roman" w:eastAsia="宋体" w:hAnsi="Times New Roman"/>
-                <w:sz w:val="21"/>
-              </w:rPr>
-              <w:t>Excel</w:t>
-            </w:r>
-            <w:r>
-              <w:rPr>
-                <w:rFonts w:ascii="Times New Roman" w:eastAsia="宋体" w:hAnsi="Times New Roman" w:cs="宋体"/>
-                <w:sz w:val="21"/>
-              </w:rPr>
-              <w:t>搭建分类台账，建立三级校验机制实现零差错提交</w:t>
+              <w:t xml:space="preserve">统筹</w:t>
+            </w:r>
+            <w:r>
+              <w:rPr>
+                <w:rFonts w:eastAsia="宋体" w:ascii="Times New Roman" w:hAnsi="Times New Roman"/>
+                <w:sz w:val="21"/>
+              </w:rPr>
+              <w:t xml:space="preserve">200+</w:t>
+            </w:r>
+            <w:r>
+              <w:rPr>
+                <w:rFonts w:ascii="Times New Roman" w:eastAsia="宋体" w:hAnsi="Times New Roman" w:cs="宋体"/>
+                <w:sz w:val="21"/>
+              </w:rPr>
+              <w:t xml:space="preserve">份申报材料全流程管理，用</w:t>
+            </w:r>
+            <w:r>
+              <w:rPr>
+                <w:rFonts w:eastAsia="宋体" w:ascii="Times New Roman" w:hAnsi="Times New Roman"/>
+                <w:sz w:val="21"/>
+              </w:rPr>
+              <w:t xml:space="preserve">Excel</w:t>
+            </w:r>
+            <w:r>
+              <w:rPr>
+                <w:rFonts w:ascii="Times New Roman" w:eastAsia="宋体" w:hAnsi="Times New Roman" w:cs="宋体"/>
+                <w:sz w:val="21"/>
+              </w:rPr>
+              <w:t xml:space="preserve">搭建分类台账，建立三级校验机制实现零差错提交</w:t>
             </w:r>
           </w:p>
           <w:p>
@@ -2821,7 +2781,7 @@
                 <w:ilvl w:val="0"/>
                 <w:numId w:val="6"/>
               </w:numPr>
-              <w:spacing w:line="290" w:lineRule="atLeast"/>
+              <w:spacing w:line="290" w:lineRule="atLeast" w:before="0" w:after="0"/>
               <w:rPr>
                 <w:rFonts w:ascii="Times New Roman" w:eastAsia="宋体" w:hAnsi="Times New Roman" w:cs="宋体" w:hint="default"/>
                 <w:sz w:val="21"/>
@@ -2832,7 +2792,7 @@
                 <w:rFonts w:ascii="Times New Roman" w:eastAsia="宋体" w:hAnsi="Times New Roman" w:cs="宋体"/>
                 <w:sz w:val="21"/>
               </w:rPr>
-              <w:t>梳理并标准化资料审核与报批流程，与各方同步进度，按月汇总数据形成工作小结，提升整体执行效率</w:t>
+              <w:t xml:space="preserve">梳理并标准化资料审核与报批流程，与各方同步进度，按月汇总数据形成工作小结，提升整体执行效率</w:t>
             </w:r>
           </w:p>
         </w:tc>
@@ -2860,9 +2820,8 @@
           </w:tcPr>
           <w:p>
             <w:pPr>
-              <w:spacing w:line="290" w:lineRule="atLeast"/>
-              <w:rPr>
-                <w:rFonts w:hint="default"/>
+              <w:spacing w:line="290" w:lineRule="atLeast" w:before="0" w:after="0"/>
+              <w:rPr>
                 <w:sz w:val="21"/>
               </w:rPr>
             </w:pPr>
@@ -2887,9 +2846,8 @@
           </w:tcPr>
           <w:p>
             <w:pPr>
-              <w:spacing w:line="290" w:lineRule="atLeast"/>
-              <w:rPr>
-                <w:rFonts w:hint="default"/>
+              <w:spacing w:line="290" w:lineRule="atLeast" w:before="0" w:after="0"/>
+              <w:rPr>
                 <w:b/>
                 <w:bCs/>
                 <w:sz w:val="21"/>
@@ -2902,7 +2860,7 @@
                 <w:bCs/>
                 <w:sz w:val="21"/>
               </w:rPr>
-              <w:t>瑞幸咖啡</w:t>
+              <w:t xml:space="preserve">瑞幸咖啡</w:t>
             </w:r>
           </w:p>
         </w:tc>
@@ -2919,9 +2877,8 @@
           </w:tcPr>
           <w:p>
             <w:pPr>
-              <w:spacing w:line="290" w:lineRule="atLeast"/>
-              <w:rPr>
-                <w:rFonts w:hint="default"/>
+              <w:spacing w:line="290" w:lineRule="atLeast" w:before="0" w:after="0"/>
+              <w:rPr>
                 <w:b/>
                 <w:bCs/>
                 <w:sz w:val="21"/>
@@ -2934,7 +2891,7 @@
                 <w:bCs/>
                 <w:sz w:val="21"/>
               </w:rPr>
-              <w:t>咖啡师（兼职）</w:t>
+              <w:t xml:space="preserve">咖啡师（兼职）</w:t>
             </w:r>
           </w:p>
         </w:tc>
@@ -2951,7 +2908,7 @@
           </w:tcPr>
           <w:p>
             <w:pPr>
-              <w:spacing w:line="290" w:lineRule="atLeast"/>
+              <w:spacing w:line="290" w:lineRule="atLeast" w:before="0" w:after="0"/>
               <w:rPr>
                 <w:rFonts w:ascii="Times New Roman" w:eastAsia="等线" w:hAnsi="Times New Roman" w:hint="default"/>
                 <w:b/>
@@ -2966,7 +2923,7 @@
                 <w:bCs/>
                 <w:sz w:val="21"/>
               </w:rPr>
-              <w:t>2023.07 - 2023.09</w:t>
+              <w:t xml:space="preserve">2023.07 - 2023.09</w:t>
             </w:r>
           </w:p>
         </w:tc>
@@ -2994,9 +2951,9 @@
           </w:tcPr>
           <w:p>
             <w:pPr>
-              <w:spacing w:line="290" w:lineRule="atLeast"/>
-              <w:rPr>
-                <w:rFonts w:ascii="Times New Roman" w:hAnsi="Times New Roman" w:hint="default"/>
+              <w:spacing w:line="290" w:lineRule="atLeast" w:before="0" w:after="0"/>
+              <w:rPr>
+                <w:rFonts w:ascii="Times New Roman" w:hAnsi="Times New Roman"/>
                 <w:sz w:val="21"/>
               </w:rPr>
             </w:pPr>
@@ -3026,7 +2983,7 @@
                 <w:ilvl w:val="0"/>
                 <w:numId w:val="6"/>
               </w:numPr>
-              <w:spacing w:line="290" w:lineRule="atLeast"/>
+              <w:spacing w:line="290" w:lineRule="atLeast" w:before="0" w:after="0"/>
               <w:rPr>
                 <w:rFonts w:ascii="Times New Roman" w:eastAsia="宋体" w:hAnsi="Times New Roman" w:cs="宋体" w:hint="default"/>
                 <w:sz w:val="21"/>
@@ -3037,7 +2994,7 @@
                 <w:rFonts w:ascii="Times New Roman" w:eastAsia="宋体" w:hAnsi="Times New Roman" w:cs="宋体"/>
                 <w:sz w:val="21"/>
               </w:rPr>
-              <w:t>负责门店数十种原辅料的日常盘点与效期管理，落实日盘制度，根据消耗规律提醒仓库解冻备货，降低物料损耗与缺货风险；规范物料分区与出入库单据核对，保持交接班库存账实一致；根据销售数据同步补货需求，保障门店日常运营物料供应</w:t>
+              <w:t xml:space="preserve">负责门店数十种原辅料的日常盘点与效期管理，落实日盘制度，根据消耗规律提醒仓库解冻备货，降低物料损耗与缺货风险；规范物料分区与出入库单据核对，保持交接班库存账实一致；根据销售数据同步补货需求，保障门店日常运营物料供应</w:t>
             </w:r>
           </w:p>
         </w:tc>
@@ -3045,67 +3002,68 @@
     </w:tbl>
     <w:p>
       <w:pPr>
-        <w:spacing w:line="290" w:lineRule="atLeast"/>
         <w:rPr>
-          <w:rFonts w:ascii="Times New Roman" w:hAnsi="Times New Roman" w:hint="default"/>
+          <w:rFonts w:ascii="Times New Roman" w:hAnsi="Times New Roman"/>
           <w:vanish/>
           <w:sz w:val="21"/>
         </w:rPr>
+        <w:spacing w:line="290" w:lineRule="atLeast" w:before="0" w:after="0"/>
       </w:pPr>
     </w:p>
     <w:p>
       <w:pPr>
-        <w:spacing w:line="290" w:lineRule="atLeast"/>
         <w:rPr>
-          <w:rFonts w:ascii="Times New Roman" w:hAnsi="Times New Roman" w:hint="default"/>
+          <w:rFonts w:ascii="Times New Roman" w:hAnsi="Times New Roman"/>
           <w:vanish/>
           <w:sz w:val="21"/>
         </w:rPr>
+        <w:spacing w:line="290" w:lineRule="atLeast" w:before="0" w:after="0"/>
       </w:pPr>
     </w:p>
     <w:p>
       <w:pPr>
-        <w:spacing w:line="290" w:lineRule="atLeast"/>
         <w:rPr>
-          <w:rFonts w:ascii="Times New Roman" w:hAnsi="Times New Roman" w:hint="default"/>
+          <w:rFonts w:ascii="Times New Roman" w:hAnsi="Times New Roman"/>
           <w:vanish/>
           <w:sz w:val="21"/>
         </w:rPr>
+        <w:spacing w:line="290" w:lineRule="atLeast" w:before="0" w:after="0"/>
       </w:pPr>
     </w:p>
     <w:p>
       <w:pPr>
-        <w:spacing w:line="290" w:lineRule="atLeast"/>
         <w:rPr>
-          <w:rFonts w:ascii="Times New Roman" w:hAnsi="Times New Roman" w:hint="default"/>
+          <w:rFonts w:ascii="Times New Roman" w:hAnsi="Times New Roman"/>
           <w:vanish/>
           <w:sz w:val="2"/>
         </w:rPr>
+        <w:spacing w:line="290" w:lineRule="atLeast" w:before="0" w:after="0"/>
       </w:pPr>
     </w:p>
     <w:p>
       <w:pPr>
-        <w:spacing w:line="290" w:lineRule="atLeast"/>
         <w:rPr>
-          <w:rFonts w:ascii="Times New Roman" w:hAnsi="Times New Roman" w:hint="default"/>
+          <w:rFonts w:ascii="Times New Roman" w:hAnsi="Times New Roman"/>
           <w:vanish/>
         </w:rPr>
+        <w:spacing w:line="290" w:lineRule="atLeast" w:before="0" w:after="0"/>
       </w:pPr>
     </w:p>
     <w:p>
       <w:pPr>
-        <w:spacing w:line="290" w:lineRule="atLeast"/>
         <w:rPr>
-          <w:rFonts w:ascii="Times New Roman" w:hAnsi="Times New Roman" w:hint="default"/>
+          <w:rFonts w:ascii="Times New Roman" w:hAnsi="Times New Roman"/>
           <w:vanish/>
           <w:sz w:val="21"/>
         </w:rPr>
+        <w:spacing w:line="290" w:lineRule="atLeast" w:before="0" w:after="0"/>
       </w:pPr>
     </w:p>
     <w:tbl>
       <w:tblPr>
         <w:tblW w:w="0" w:type="auto"/>
         <w:jc w:val="center"/>
+        <w:tblInd w:w="0" w:type="dxa"/>
         <w:tblLayout w:type="fixed"/>
         <w:tblCellMar>
           <w:left w:w="0" w:type="dxa"/>
@@ -3140,9 +3098,9 @@
           </w:tcPr>
           <w:p>
             <w:pPr>
-              <w:spacing w:line="290" w:lineRule="atLeast"/>
-              <w:rPr>
-                <w:rFonts w:ascii="Times New Roman" w:hAnsi="Times New Roman" w:hint="default"/>
+              <w:spacing w:before="0" w:after="0" w:line="290" w:lineRule="atLeast"/>
+              <w:rPr>
+                <w:rFonts w:ascii="Times New Roman" w:hAnsi="Times New Roman"/>
               </w:rPr>
             </w:pPr>
             <w:r>
@@ -3151,7 +3109,7 @@
                 <w:b/>
                 <w:bCs/>
               </w:rPr>
-              <w:t>综合技能</w:t>
+              <w:t xml:space="preserve">综合技能</w:t>
             </w:r>
           </w:p>
         </w:tc>
@@ -3159,17 +3117,18 @@
     </w:tbl>
     <w:p>
       <w:pPr>
-        <w:spacing w:line="290" w:lineRule="atLeast"/>
         <w:rPr>
-          <w:rFonts w:ascii="Times New Roman" w:hAnsi="Times New Roman" w:hint="default"/>
+          <w:rFonts w:ascii="Times New Roman" w:hAnsi="Times New Roman"/>
           <w:vanish/>
         </w:rPr>
+        <w:spacing w:line="290" w:lineRule="atLeast" w:before="0" w:after="0"/>
       </w:pPr>
     </w:p>
     <w:tbl>
       <w:tblPr>
         <w:tblW w:w="0" w:type="auto"/>
         <w:jc w:val="center"/>
+        <w:tblInd w:w="0" w:type="dxa"/>
         <w:tblLayout w:type="fixed"/>
         <w:tblCellMar>
           <w:left w:w="0" w:type="dxa"/>
@@ -3183,7 +3142,7 @@
       </w:tblGrid>
       <w:tr>
         <w:trPr>
-          <w:trHeight w:val="1706"/>
+          <w:trHeight w:val="1843"/>
           <w:jc w:val="center"/>
         </w:trPr>
         <w:tc>
@@ -3205,9 +3164,9 @@
           </w:tcPr>
           <w:p>
             <w:pPr>
-              <w:spacing w:line="290" w:lineRule="atLeast"/>
-              <w:rPr>
-                <w:rFonts w:ascii="Times New Roman" w:hAnsi="Times New Roman" w:hint="default"/>
+              <w:spacing w:before="0" w:after="0" w:line="290" w:lineRule="atLeast"/>
+              <w:rPr>
+                <w:rFonts w:ascii="Times New Roman" w:hAnsi="Times New Roman"/>
                 <w:sz w:val="21"/>
               </w:rPr>
             </w:pPr>
@@ -3232,7 +3191,7 @@
           </w:tcPr>
           <w:p>
             <w:pPr>
-              <w:spacing w:line="290" w:lineRule="atLeast"/>
+              <w:spacing w:line="290" w:lineRule="atLeast" w:before="0" w:after="0"/>
               <w:rPr>
                 <w:rFonts w:ascii="Times New Roman" w:eastAsia="宋体" w:hAnsi="Times New Roman" w:cs="宋体" w:hint="default"/>
                 <w:b/>
@@ -3247,166 +3206,166 @@
                 <w:bCs/>
                 <w:sz w:val="21"/>
               </w:rPr>
-              <w:t>业务系统与数据工具：</w:t>
-            </w:r>
-            <w:r>
-              <w:rPr>
-                <w:rFonts w:ascii="Times New Roman" w:eastAsia="宋体" w:hAnsi="Times New Roman" w:cs="宋体"/>
-                <w:sz w:val="21"/>
-              </w:rPr>
-              <w:t>用友</w:t>
-            </w:r>
-            <w:r>
-              <w:rPr>
-                <w:rFonts w:ascii="Times New Roman" w:eastAsia="宋体" w:hAnsi="Times New Roman"/>
-                <w:sz w:val="21"/>
-              </w:rPr>
-              <w:t>U8+ ERP</w:t>
-            </w:r>
-            <w:r>
-              <w:rPr>
-                <w:rFonts w:ascii="Times New Roman" w:eastAsia="宋体" w:hAnsi="Times New Roman" w:cs="宋体"/>
-                <w:sz w:val="21"/>
-              </w:rPr>
-              <w:t>（采购</w:t>
-            </w:r>
-            <w:r>
-              <w:rPr>
-                <w:rFonts w:ascii="Times New Roman" w:eastAsia="宋体" w:hAnsi="Times New Roman"/>
-                <w:sz w:val="21"/>
-              </w:rPr>
-              <w:t>/</w:t>
-            </w:r>
-            <w:r>
-              <w:rPr>
-                <w:rFonts w:ascii="Times New Roman" w:eastAsia="宋体" w:hAnsi="Times New Roman" w:cs="宋体"/>
-                <w:sz w:val="21"/>
-              </w:rPr>
-              <w:t>销售</w:t>
-            </w:r>
-            <w:r>
-              <w:rPr>
-                <w:rFonts w:ascii="Times New Roman" w:eastAsia="宋体" w:hAnsi="Times New Roman"/>
-                <w:sz w:val="21"/>
-              </w:rPr>
-              <w:t>/</w:t>
-            </w:r>
-            <w:r>
-              <w:rPr>
-                <w:rFonts w:ascii="Times New Roman" w:eastAsia="宋体" w:hAnsi="Times New Roman" w:cs="宋体"/>
-                <w:sz w:val="21"/>
-              </w:rPr>
-              <w:t>库存</w:t>
-            </w:r>
-            <w:r>
-              <w:rPr>
-                <w:rFonts w:ascii="Times New Roman" w:eastAsia="宋体" w:hAnsi="Times New Roman"/>
-                <w:sz w:val="21"/>
-              </w:rPr>
-              <w:t>/</w:t>
-            </w:r>
-            <w:r>
-              <w:rPr>
-                <w:rFonts w:ascii="Times New Roman" w:eastAsia="宋体" w:hAnsi="Times New Roman" w:cs="宋体"/>
-                <w:sz w:val="21"/>
-              </w:rPr>
-              <w:t>核算全流程），</w:t>
-            </w:r>
-            <w:r>
-              <w:rPr>
-                <w:rFonts w:ascii="Times New Roman" w:eastAsia="宋体" w:hAnsi="Times New Roman"/>
-                <w:sz w:val="21"/>
-              </w:rPr>
-              <w:t>Excel</w:t>
-            </w:r>
-            <w:r>
-              <w:rPr>
-                <w:rFonts w:ascii="Times New Roman" w:eastAsia="宋体" w:hAnsi="Times New Roman" w:cs="宋体"/>
-                <w:sz w:val="21"/>
-              </w:rPr>
-              <w:t>（数据透视表、</w:t>
-            </w:r>
-            <w:r>
-              <w:rPr>
-                <w:rFonts w:ascii="Times New Roman" w:eastAsia="宋体" w:hAnsi="Times New Roman"/>
-                <w:sz w:val="21"/>
-              </w:rPr>
-              <w:t>VLOOKUP</w:t>
-            </w:r>
-            <w:r>
-              <w:rPr>
-                <w:rFonts w:ascii="Times New Roman" w:eastAsia="宋体" w:hAnsi="Times New Roman" w:cs="宋体"/>
-                <w:sz w:val="21"/>
-              </w:rPr>
-              <w:t>、函数公式、图表可视化）、</w:t>
-            </w:r>
-            <w:r>
-              <w:rPr>
-                <w:rFonts w:ascii="Times New Roman" w:eastAsia="宋体" w:hAnsi="Times New Roman"/>
-                <w:sz w:val="21"/>
-              </w:rPr>
-              <w:t>Python</w:t>
-            </w:r>
-            <w:r>
-              <w:rPr>
-                <w:rFonts w:ascii="Times New Roman" w:eastAsia="宋体" w:hAnsi="Times New Roman" w:cs="宋体"/>
-                <w:sz w:val="21"/>
-              </w:rPr>
-              <w:t>（</w:t>
-            </w:r>
-            <w:r>
-              <w:rPr>
-                <w:rFonts w:ascii="Times New Roman" w:eastAsia="宋体" w:hAnsi="Times New Roman"/>
-                <w:sz w:val="21"/>
-              </w:rPr>
-              <w:t>pandas</w:t>
-            </w:r>
-            <w:r>
-              <w:rPr>
-                <w:rFonts w:ascii="Times New Roman" w:eastAsia="宋体" w:hAnsi="Times New Roman" w:cs="宋体"/>
-                <w:sz w:val="21"/>
-              </w:rPr>
-              <w:t>数据处理、</w:t>
-            </w:r>
-            <w:r>
-              <w:rPr>
-                <w:rFonts w:ascii="Times New Roman" w:eastAsia="宋体" w:hAnsi="Times New Roman"/>
-                <w:sz w:val="21"/>
-              </w:rPr>
-              <w:t>matplotlib</w:t>
-            </w:r>
-            <w:r>
-              <w:rPr>
-                <w:rFonts w:ascii="Times New Roman" w:eastAsia="宋体" w:hAnsi="Times New Roman" w:cs="宋体"/>
-                <w:sz w:val="21"/>
-              </w:rPr>
-              <w:t>可视化）、</w:t>
-            </w:r>
-            <w:r>
-              <w:rPr>
-                <w:rFonts w:ascii="Times New Roman" w:eastAsia="宋体" w:hAnsi="Times New Roman"/>
-                <w:sz w:val="21"/>
-              </w:rPr>
-              <w:t>R</w:t>
-            </w:r>
-            <w:r>
-              <w:rPr>
-                <w:rFonts w:ascii="Times New Roman" w:eastAsia="宋体" w:hAnsi="Times New Roman" w:cs="宋体"/>
-                <w:sz w:val="21"/>
-              </w:rPr>
-              <w:t>、</w:t>
-            </w:r>
-            <w:r>
-              <w:rPr>
-                <w:rFonts w:ascii="Times New Roman" w:eastAsia="宋体" w:hAnsi="Times New Roman"/>
-                <w:sz w:val="21"/>
-              </w:rPr>
-              <w:t>SPSS</w:t>
-            </w:r>
-          </w:p>
-          <w:p>
-            <w:pPr>
-              <w:spacing w:line="290" w:lineRule="atLeast"/>
+              <w:t xml:space="preserve">业务系统与数据工具：</w:t>
+            </w:r>
+            <w:r>
+              <w:rPr>
+                <w:rFonts w:ascii="Times New Roman" w:eastAsia="宋体" w:hAnsi="Times New Roman" w:cs="宋体"/>
+                <w:sz w:val="21"/>
+              </w:rPr>
+              <w:t xml:space="preserve">用友</w:t>
+            </w:r>
+            <w:r>
+              <w:rPr>
+                <w:rFonts w:eastAsia="宋体" w:ascii="Times New Roman" w:hAnsi="Times New Roman"/>
+                <w:sz w:val="21"/>
+              </w:rPr>
+              <w:t xml:space="preserve">U8+ ERP</w:t>
+            </w:r>
+            <w:r>
+              <w:rPr>
+                <w:rFonts w:ascii="Times New Roman" w:eastAsia="宋体" w:hAnsi="Times New Roman" w:cs="宋体"/>
+                <w:sz w:val="21"/>
+              </w:rPr>
+              <w:t xml:space="preserve">（采购</w:t>
+            </w:r>
+            <w:r>
+              <w:rPr>
+                <w:rFonts w:eastAsia="宋体" w:ascii="Times New Roman" w:hAnsi="Times New Roman"/>
+                <w:sz w:val="21"/>
+              </w:rPr>
+              <w:t xml:space="preserve">/</w:t>
+            </w:r>
+            <w:r>
+              <w:rPr>
+                <w:rFonts w:ascii="Times New Roman" w:eastAsia="宋体" w:hAnsi="Times New Roman" w:cs="宋体"/>
+                <w:sz w:val="21"/>
+              </w:rPr>
+              <w:t xml:space="preserve">销售</w:t>
+            </w:r>
+            <w:r>
+              <w:rPr>
+                <w:rFonts w:eastAsia="宋体" w:ascii="Times New Roman" w:hAnsi="Times New Roman"/>
+                <w:sz w:val="21"/>
+              </w:rPr>
+              <w:t xml:space="preserve">/</w:t>
+            </w:r>
+            <w:r>
+              <w:rPr>
+                <w:rFonts w:ascii="Times New Roman" w:eastAsia="宋体" w:hAnsi="Times New Roman" w:cs="宋体"/>
+                <w:sz w:val="21"/>
+              </w:rPr>
+              <w:t xml:space="preserve">库存</w:t>
+            </w:r>
+            <w:r>
+              <w:rPr>
+                <w:rFonts w:eastAsia="宋体" w:ascii="Times New Roman" w:hAnsi="Times New Roman"/>
+                <w:sz w:val="21"/>
+              </w:rPr>
+              <w:t xml:space="preserve">/</w:t>
+            </w:r>
+            <w:r>
+              <w:rPr>
+                <w:rFonts w:ascii="Times New Roman" w:eastAsia="宋体" w:hAnsi="Times New Roman" w:cs="宋体"/>
+                <w:sz w:val="21"/>
+              </w:rPr>
+              <w:t xml:space="preserve">核算全流程），</w:t>
+            </w:r>
+            <w:r>
+              <w:rPr>
+                <w:rFonts w:eastAsia="宋体" w:ascii="Times New Roman" w:hAnsi="Times New Roman"/>
+                <w:sz w:val="21"/>
+              </w:rPr>
+              <w:t xml:space="preserve">Excel</w:t>
+            </w:r>
+            <w:r>
+              <w:rPr>
+                <w:rFonts w:ascii="Times New Roman" w:eastAsia="宋体" w:hAnsi="Times New Roman" w:cs="宋体"/>
+                <w:sz w:val="21"/>
+              </w:rPr>
+              <w:t xml:space="preserve">（数据透视表、</w:t>
+            </w:r>
+            <w:r>
+              <w:rPr>
+                <w:rFonts w:eastAsia="宋体" w:ascii="Times New Roman" w:hAnsi="Times New Roman"/>
+                <w:sz w:val="21"/>
+              </w:rPr>
+              <w:t xml:space="preserve">VLOOKUP</w:t>
+            </w:r>
+            <w:r>
+              <w:rPr>
+                <w:rFonts w:ascii="Times New Roman" w:eastAsia="宋体" w:hAnsi="Times New Roman" w:cs="宋体"/>
+                <w:sz w:val="21"/>
+              </w:rPr>
+              <w:t xml:space="preserve">、函数公式、图表可视化）、</w:t>
+            </w:r>
+            <w:r>
+              <w:rPr>
+                <w:rFonts w:eastAsia="宋体" w:ascii="Times New Roman" w:hAnsi="Times New Roman"/>
+                <w:sz w:val="21"/>
+              </w:rPr>
+              <w:t xml:space="preserve">Python</w:t>
+            </w:r>
+            <w:r>
+              <w:rPr>
+                <w:rFonts w:ascii="Times New Roman" w:eastAsia="宋体" w:hAnsi="Times New Roman" w:cs="宋体"/>
+                <w:sz w:val="21"/>
+              </w:rPr>
+              <w:t xml:space="preserve">（</w:t>
+            </w:r>
+            <w:r>
+              <w:rPr>
+                <w:rFonts w:eastAsia="宋体" w:ascii="Times New Roman" w:hAnsi="Times New Roman"/>
+                <w:sz w:val="21"/>
+              </w:rPr>
+              <w:t xml:space="preserve">pandas</w:t>
+            </w:r>
+            <w:r>
+              <w:rPr>
+                <w:rFonts w:ascii="Times New Roman" w:eastAsia="宋体" w:hAnsi="Times New Roman" w:cs="宋体"/>
+                <w:sz w:val="21"/>
+              </w:rPr>
+              <w:t xml:space="preserve">数据处理、</w:t>
+            </w:r>
+            <w:r>
+              <w:rPr>
+                <w:rFonts w:eastAsia="宋体" w:ascii="Times New Roman" w:hAnsi="Times New Roman"/>
+                <w:sz w:val="21"/>
+              </w:rPr>
+              <w:t xml:space="preserve">matplotlib</w:t>
+            </w:r>
+            <w:r>
+              <w:rPr>
+                <w:rFonts w:ascii="Times New Roman" w:eastAsia="宋体" w:hAnsi="Times New Roman" w:cs="宋体"/>
+                <w:sz w:val="21"/>
+              </w:rPr>
+              <w:t xml:space="preserve">可视化）、</w:t>
+            </w:r>
+            <w:r>
+              <w:rPr>
+                <w:rFonts w:eastAsia="宋体" w:ascii="Times New Roman" w:hAnsi="Times New Roman"/>
+                <w:sz w:val="21"/>
+              </w:rPr>
+              <w:t xml:space="preserve">R</w:t>
+            </w:r>
+            <w:r>
+              <w:rPr>
+                <w:rFonts w:ascii="Times New Roman" w:eastAsia="宋体" w:hAnsi="Times New Roman" w:cs="宋体"/>
+                <w:sz w:val="21"/>
+              </w:rPr>
+              <w:t xml:space="preserve">、</w:t>
+            </w:r>
+            <w:r>
+              <w:rPr>
+                <w:rFonts w:eastAsia="宋体" w:ascii="Times New Roman" w:hAnsi="Times New Roman"/>
+                <w:sz w:val="21"/>
+              </w:rPr>
+              <w:t xml:space="preserve">SPSS</w:t>
+            </w:r>
+          </w:p>
+          <w:p>
+            <w:pPr>
+              <w:spacing w:line="290" w:lineRule="atLeast" w:before="0" w:after="0"/>
               <w:rPr>
                 <w:rFonts w:ascii="Times New Roman" w:eastAsia="宋体" w:hAnsi="Times New Roman" w:cs="宋体" w:hint="default"/>
                 <w:b/>
@@ -3421,26 +3380,26 @@
                 <w:bCs/>
                 <w:sz w:val="21"/>
               </w:rPr>
-              <w:t>语言能力：</w:t>
-            </w:r>
-            <w:r>
-              <w:rPr>
-                <w:rFonts w:ascii="Times New Roman" w:eastAsia="宋体" w:hAnsi="Times New Roman"/>
-                <w:sz w:val="21"/>
-              </w:rPr>
-              <w:t>CET-4</w:t>
-            </w:r>
-            <w:r>
-              <w:rPr>
-                <w:rFonts w:ascii="Times New Roman" w:eastAsia="宋体" w:hAnsi="Times New Roman" w:cs="宋体"/>
-                <w:sz w:val="21"/>
-              </w:rPr>
-              <w:t>，可阅读英文专业资料与基础商务沟通</w:t>
-            </w:r>
-          </w:p>
-          <w:p>
-            <w:pPr>
-              <w:spacing w:line="290" w:lineRule="atLeast"/>
+              <w:t xml:space="preserve">语言能力：</w:t>
+            </w:r>
+            <w:r>
+              <w:rPr>
+                <w:rFonts w:eastAsia="宋体" w:ascii="Times New Roman" w:hAnsi="Times New Roman"/>
+                <w:sz w:val="21"/>
+              </w:rPr>
+              <w:t xml:space="preserve">CET-4</w:t>
+            </w:r>
+            <w:r>
+              <w:rPr>
+                <w:rFonts w:ascii="Times New Roman" w:eastAsia="宋体" w:hAnsi="Times New Roman" w:cs="宋体"/>
+                <w:sz w:val="21"/>
+              </w:rPr>
+              <w:t xml:space="preserve">，可阅读英文专业资料与基础商务沟通</w:t>
+            </w:r>
+          </w:p>
+          <w:p>
+            <w:pPr>
+              <w:spacing w:line="290" w:lineRule="atLeast" w:before="0" w:after="0"/>
               <w:rPr>
                 <w:rFonts w:ascii="Times New Roman" w:eastAsia="宋体" w:hAnsi="Times New Roman" w:cs="宋体" w:hint="default"/>
                 <w:b/>
@@ -3455,14 +3414,14 @@
                 <w:bCs/>
                 <w:sz w:val="21"/>
               </w:rPr>
-              <w:t>通用能力：</w:t>
-            </w:r>
-            <w:r>
-              <w:rPr>
-                <w:rFonts w:ascii="Times New Roman" w:eastAsia="宋体" w:hAnsi="Times New Roman" w:cs="宋体"/>
-                <w:sz w:val="21"/>
-              </w:rPr>
-              <w:t>流程梳理与标准化、库存与效期管理、跨部门沟通对接、电子台账搭建与文档归档、数据驱动的问题分析与改进建议输出</w:t>
+              <w:t xml:space="preserve">通用能力：</w:t>
+            </w:r>
+            <w:r>
+              <w:rPr>
+                <w:rFonts w:ascii="Times New Roman" w:eastAsia="宋体" w:hAnsi="Times New Roman" w:cs="宋体"/>
+                <w:sz w:val="21"/>
+              </w:rPr>
+              <w:t xml:space="preserve">流程梳理与标准化、库存与效期管理、跨部门沟通对接、电子台账搭建与文档归档、数据驱动的问题分析与改进建议输出</w:t>
             </w:r>
           </w:p>
         </w:tc>
@@ -3470,12 +3429,11 @@
     </w:tbl>
     <w:p>
       <w:pPr>
-        <w:spacing w:line="290" w:lineRule="atLeast"/>
         <w:rPr>
-          <w:rFonts w:hint="default"/>
           <w:vanish/>
           <w:sz w:val="21"/>
         </w:rPr>
+        <w:spacing w:line="290" w:lineRule="atLeast" w:before="0" w:after="0"/>
       </w:pPr>
     </w:p>
     <w:sectPr>
@@ -5085,6 +5043,15 @@
   </w:num>
   <w:num w:numId="13" w16cid:durableId="1101874244">
     <w:abstractNumId w:val="5"/>
+    <w:lvlOverride w:ilvl="0"/>
+    <w:lvlOverride w:ilvl="1"/>
+    <w:lvlOverride w:ilvl="2"/>
+    <w:lvlOverride w:ilvl="3"/>
+    <w:lvlOverride w:ilvl="4"/>
+    <w:lvlOverride w:ilvl="5"/>
+    <w:lvlOverride w:ilvl="6"/>
+    <w:lvlOverride w:ilvl="7"/>
+    <w:lvlOverride w:ilvl="8"/>
   </w:num>
 </w:numbering>
 </file>
@@ -5255,6 +5222,7 @@
     <w:lsdException w:name="Table Web 2" w:semiHidden="1" w:unhideWhenUsed="1"/>
     <w:lsdException w:name="Table Web 3" w:semiHidden="1" w:unhideWhenUsed="1"/>
     <w:lsdException w:name="Balloon Text" w:semiHidden="1" w:unhideWhenUsed="1"/>
+    <w:lsdException w:name="Table Grid" w:semiHidden="1" w:unhideWhenUsed="1"/>
     <w:lsdException w:name="Table Theme" w:semiHidden="1" w:unhideWhenUsed="1"/>
     <w:lsdException w:name="Placeholder Text" w:semiHidden="1" w:uiPriority="99" w:unhideWhenUsed="1"/>
     <w:lsdException w:name="No Spacing" w:uiPriority="99" w:qFormat="1"/>
@@ -5546,17 +5514,14 @@
   </w:style>
   <w:style w:type="character" w:default="1" w:styleId="a0">
     <w:name w:val="Default Paragraph Font"/>
-    <w:uiPriority w:val="1"/>
-    <w:semiHidden/>
+    <w:uiPriority w:val="99"/>
     <w:unhideWhenUsed/>
   </w:style>
   <w:style w:type="table" w:default="1" w:styleId="a1">
     <w:name w:val="Normal Table"/>
     <w:uiPriority w:val="99"/>
-    <w:semiHidden/>
     <w:unhideWhenUsed/>
     <w:tblPr>
-      <w:tblInd w:w="0" w:type="dxa"/>
       <w:tblCellMar>
         <w:top w:w="0" w:type="dxa"/>
         <w:left w:w="108" w:type="dxa"/>

--- a/docs/files/f75_文雪_山东大学_运营管理方向.docx
+++ b/docs/files/f75_文雪_山东大学_运营管理方向.docx
@@ -1270,7 +1270,7 @@
                 <w:bCs/>
                 <w:sz w:val="21"/>
               </w:rPr>
-              <w:t xml:space="preserve">独立完成</w:t>
+              <w:t xml:space="preserve">个人课程项目</w:t>
             </w:r>
           </w:p>
         </w:tc>
@@ -1666,7 +1666,7 @@
                 <w:bCs/>
                 <w:sz w:val="21"/>
               </w:rPr>
-              <w:t xml:space="preserve">独立完成</w:t>
+              <w:t xml:space="preserve">个人课程项目</w:t>
             </w:r>
           </w:p>
         </w:tc>
@@ -2049,7 +2049,7 @@
                 <w:bCs/>
                 <w:sz w:val="21"/>
               </w:rPr>
-              <w:t xml:space="preserve">独立完成</w:t>
+              <w:t xml:space="preserve">个人课程项目</w:t>
             </w:r>
           </w:p>
         </w:tc>

--- a/docs/files/f75_文雪_山东大学_运营管理方向.docx
+++ b/docs/files/f75_文雪_山东大学_运营管理方向.docx
@@ -5,18 +5,17 @@
   <w:body>
     <w:p>
       <w:pPr>
+        <w:spacing w:line="290" w:lineRule="atLeast"/>
         <w:rPr>
           <w:rFonts w:hint="default"/>
           <w:vanish/>
         </w:rPr>
-        <w:spacing w:line="290" w:lineRule="atLeast" w:before="0" w:after="0"/>
       </w:pPr>
     </w:p>
     <w:tbl>
       <w:tblPr>
         <w:tblW w:w="0" w:type="auto"/>
         <w:jc w:val="center"/>
-        <w:tblInd w:w="0" w:type="dxa"/>
         <w:tblLayout w:type="fixed"/>
         <w:tblCellMar>
           <w:left w:w="0" w:type="dxa"/>
@@ -52,7 +51,7 @@
           </w:tcPr>
           <w:p>
             <w:pPr>
-              <w:spacing w:line="290" w:lineRule="atLeast" w:before="0" w:after="0"/>
+              <w:spacing w:line="290" w:lineRule="atLeast"/>
               <w:rPr>
                 <w:rFonts w:ascii="宋体" w:eastAsia="宋体" w:hAnsi="宋体"/>
                 <w:b/>
@@ -89,14 +88,15 @@
           </w:tcPr>
           <w:p>
             <w:pPr>
+              <w:spacing w:line="290" w:lineRule="atLeast"/>
               <w:jc w:val="center"/>
               <w:rPr>
                 <w:rFonts w:hint="default"/>
               </w:rPr>
-              <w:spacing w:line="290" w:lineRule="atLeast" w:before="0" w:after="0"/>
-            </w:pPr>
-            <w:r>
-              <w:rPr>
+            </w:pPr>
+            <w:r>
+              <w:rPr>
+                <w:rFonts w:hint="default"/>
                 <w:noProof/>
               </w:rPr>
               <w:pict w14:anchorId="7207AFA7">
@@ -119,7 +119,7 @@
                   <v:path o:extrusionok="f" gradientshapeok="t" o:connecttype="rect"/>
                   <o:lock v:ext="edit" aspectratio="t"/>
                 </v:shapetype>
-                <v:shape id="_x0000_s2052" type="#_x0000_t75" style="position:absolute;left:0;text-align:left;margin-left:-3.1pt;margin-top:-3.1pt;width:58.05pt;height:81.95pt;z-index:251657728;mso-position-horizontal-relative:text;mso-position-vertical-relative:text">
+                <v:shape id="_x0000_s2052" type="#_x0000_t75" style="position:absolute;left:0;text-align:left;margin-left:-3.1pt;margin-top:-3.1pt;width:58.05pt;height:81.95pt;z-index:1;mso-position-horizontal-relative:text;mso-position-vertical-relative:text">
                   <v:imagedata r:id="rId7" o:title="微信图片_20260311210753_173_4"/>
                 </v:shape>
               </w:pict>
@@ -151,9 +151,9 @@
           </w:tcPr>
           <w:p>
             <w:pPr>
-              <w:spacing w:line="290" w:lineRule="atLeast" w:before="0" w:after="0"/>
-              <w:rPr>
-                <w:rFonts w:eastAsia="等线"/>
+              <w:spacing w:line="290" w:lineRule="atLeast"/>
+              <w:rPr>
+                <w:rFonts w:eastAsia="等线" w:hint="default"/>
                 <w:sz w:val="21"/>
               </w:rPr>
             </w:pPr>
@@ -207,6 +207,22 @@
                 <w:sz w:val="21"/>
               </w:rPr>
               <w:t xml:space="preserve">  </w:t>
+            </w:r>
+            <w:r>
+              <w:rPr>
+                <w:rFonts w:ascii="宋体" w:eastAsia="宋体" w:hAnsi="宋体"/>
+                <w:b/>
+                <w:bCs/>
+                <w:sz w:val="21"/>
+              </w:rPr>
+              <w:t>|</w:t>
+            </w:r>
+            <w:r>
+              <w:rPr>
+                <w:rFonts w:ascii="宋体" w:eastAsia="宋体" w:hAnsi="宋体"/>
+                <w:sz w:val="21"/>
+              </w:rPr>
+              <w:t xml:space="preserve">  共青团员  </w:t>
             </w:r>
             <w:r>
               <w:rPr>
@@ -233,10 +249,11 @@
           </w:tcPr>
           <w:p>
             <w:pPr>
-              <w:rPr>
-                <w:sz w:val="21"/>
-              </w:rPr>
-              <w:spacing w:line="290" w:lineRule="atLeast" w:before="0" w:after="0"/>
+              <w:spacing w:line="290" w:lineRule="atLeast"/>
+              <w:rPr>
+                <w:rFonts w:hint="default"/>
+                <w:sz w:val="21"/>
+              </w:rPr>
             </w:pPr>
           </w:p>
         </w:tc>
@@ -265,8 +282,9 @@
           </w:tcPr>
           <w:p>
             <w:pPr>
-              <w:spacing w:line="290" w:lineRule="atLeast" w:before="0" w:after="0"/>
-              <w:rPr>
+              <w:spacing w:line="290" w:lineRule="atLeast"/>
+              <w:rPr>
+                <w:rFonts w:hint="default"/>
                 <w:b/>
                 <w:bCs/>
                 <w:sz w:val="21"/>
@@ -279,7 +297,7 @@
                 <w:bCs/>
                 <w:sz w:val="21"/>
               </w:rPr>
-              <w:t xml:space="preserve">求职意向：</w:t>
+              <w:t>求职意向：</w:t>
             </w:r>
             <w:r>
               <w:rPr>
@@ -295,35 +313,35 @@
                 <w:rFonts w:ascii="Times New Roman" w:eastAsia="宋体" w:hAnsi="Times New Roman" w:cs="宋体"/>
                 <w:sz w:val="21"/>
               </w:rPr>
-              <w:t xml:space="preserve">运营管理</w:t>
-            </w:r>
-            <w:r>
-              <w:rPr>
-                <w:rFonts w:eastAsia="宋体" w:ascii="Times New Roman" w:hAnsi="Times New Roman"/>
-                <w:sz w:val="21"/>
-              </w:rPr>
-              <w:t xml:space="preserve">/</w:t>
-            </w:r>
-            <w:r>
-              <w:rPr>
-                <w:rFonts w:ascii="Times New Roman" w:eastAsia="宋体" w:hAnsi="Times New Roman" w:cs="宋体"/>
-                <w:sz w:val="21"/>
-              </w:rPr>
-              <w:t xml:space="preserve">供应链运营</w:t>
-            </w:r>
-            <w:r>
-              <w:rPr>
-                <w:rFonts w:eastAsia="宋体" w:ascii="Times New Roman" w:hAnsi="Times New Roman"/>
-                <w:sz w:val="21"/>
-              </w:rPr>
-              <w:t xml:space="preserve">/</w:t>
-            </w:r>
-            <w:r>
-              <w:rPr>
-                <w:rFonts w:ascii="Times New Roman" w:eastAsia="宋体" w:hAnsi="Times New Roman" w:cs="宋体"/>
-                <w:sz w:val="21"/>
-              </w:rPr>
-              <w:t xml:space="preserve">库存管理</w:t>
+              <w:t>运营管理</w:t>
+            </w:r>
+            <w:r>
+              <w:rPr>
+                <w:rFonts w:ascii="Times New Roman" w:eastAsia="宋体" w:hAnsi="Times New Roman"/>
+                <w:sz w:val="21"/>
+              </w:rPr>
+              <w:t>/</w:t>
+            </w:r>
+            <w:r>
+              <w:rPr>
+                <w:rFonts w:ascii="Times New Roman" w:eastAsia="宋体" w:hAnsi="Times New Roman" w:cs="宋体"/>
+                <w:sz w:val="21"/>
+              </w:rPr>
+              <w:t>供应链运营</w:t>
+            </w:r>
+            <w:r>
+              <w:rPr>
+                <w:rFonts w:ascii="Times New Roman" w:eastAsia="宋体" w:hAnsi="Times New Roman"/>
+                <w:sz w:val="21"/>
+              </w:rPr>
+              <w:t>/</w:t>
+            </w:r>
+            <w:r>
+              <w:rPr>
+                <w:rFonts w:ascii="Times New Roman" w:eastAsia="宋体" w:hAnsi="Times New Roman" w:cs="宋体"/>
+                <w:sz w:val="21"/>
+              </w:rPr>
+              <w:t>库存管理</w:t>
             </w:r>
           </w:p>
         </w:tc>
@@ -334,10 +352,11 @@
           </w:tcPr>
           <w:p>
             <w:pPr>
-              <w:rPr>
-                <w:sz w:val="21"/>
-              </w:rPr>
-              <w:spacing w:line="290" w:lineRule="atLeast" w:before="0" w:after="0"/>
+              <w:spacing w:line="290" w:lineRule="atLeast"/>
+              <w:rPr>
+                <w:rFonts w:hint="default"/>
+                <w:sz w:val="21"/>
+              </w:rPr>
             </w:pPr>
           </w:p>
         </w:tc>
@@ -366,8 +385,9 @@
           </w:tcPr>
           <w:p>
             <w:pPr>
-              <w:spacing w:line="290" w:lineRule="atLeast" w:before="0" w:after="0"/>
-              <w:rPr>
+              <w:spacing w:line="290" w:lineRule="atLeast"/>
+              <w:rPr>
+                <w:rFonts w:hint="default"/>
                 <w:b/>
                 <w:bCs/>
                 <w:sz w:val="21"/>
@@ -380,140 +400,147 @@
                 <w:bCs/>
                 <w:sz w:val="21"/>
               </w:rPr>
-              <w:t xml:space="preserve">个人优势：</w:t>
-            </w:r>
-            <w:r>
-              <w:rPr>
-                <w:rFonts w:ascii="Times New Roman" w:eastAsia="宋体" w:hAnsi="Times New Roman" w:cs="宋体"/>
-                <w:sz w:val="21"/>
-              </w:rPr>
-              <w:t xml:space="preserve">运营优化：独立完成社区团购末端网络优化项目，设计弹性布局方案，测算运营成本降低</w:t>
-            </w:r>
-            <w:r>
-              <w:rPr>
-                <w:rFonts w:eastAsia="宋体" w:ascii="Times New Roman" w:hAnsi="Times New Roman"/>
-                <w:sz w:val="21"/>
-              </w:rPr>
-              <w:t xml:space="preserve">18.7%</w:t>
-            </w:r>
-            <w:r>
-              <w:rPr>
-                <w:rFonts w:ascii="Times New Roman" w:eastAsia="宋体" w:hAnsi="Times New Roman" w:cs="宋体"/>
-                <w:sz w:val="21"/>
-              </w:rPr>
-              <w:t xml:space="preserve">、配送效率提升</w:t>
-            </w:r>
-            <w:r>
-              <w:rPr>
-                <w:rFonts w:eastAsia="宋体" w:ascii="Times New Roman" w:hAnsi="Times New Roman"/>
-                <w:sz w:val="21"/>
-              </w:rPr>
-              <w:t xml:space="preserve">22.3%;</w:t>
-            </w:r>
-            <w:r>
-              <w:rPr>
-                <w:rFonts w:ascii="Times New Roman" w:eastAsia="宋体" w:hAnsi="Times New Roman" w:cs="宋体"/>
-                <w:sz w:val="21"/>
-              </w:rPr>
-              <w:t xml:space="preserve">数据驱动：掌握</w:t>
-            </w:r>
-            <w:r>
-              <w:rPr>
-                <w:rFonts w:eastAsia="宋体" w:ascii="Times New Roman" w:hAnsi="Times New Roman"/>
-                <w:sz w:val="21"/>
-              </w:rPr>
-              <w:t xml:space="preserve">Python/R/SPSS</w:t>
-            </w:r>
-            <w:r>
-              <w:rPr>
-                <w:rFonts w:ascii="Times New Roman" w:eastAsia="宋体" w:hAnsi="Times New Roman" w:cs="宋体"/>
-                <w:sz w:val="21"/>
-              </w:rPr>
-              <w:t xml:space="preserve">，累计处理</w:t>
-            </w:r>
-            <w:r>
-              <w:rPr>
-                <w:rFonts w:eastAsia="宋体" w:ascii="Times New Roman" w:hAnsi="Times New Roman"/>
-                <w:sz w:val="21"/>
-              </w:rPr>
-              <w:t xml:space="preserve">4.5</w:t>
-            </w:r>
-            <w:r>
-              <w:rPr>
-                <w:rFonts w:ascii="Times New Roman" w:eastAsia="宋体" w:hAnsi="Times New Roman" w:cs="宋体"/>
-                <w:sz w:val="21"/>
-              </w:rPr>
-              <w:t xml:space="preserve">万</w:t>
-            </w:r>
-            <w:r>
-              <w:rPr>
-                <w:rFonts w:eastAsia="宋体" w:ascii="Times New Roman" w:hAnsi="Times New Roman"/>
-                <w:sz w:val="21"/>
-              </w:rPr>
-              <w:t xml:space="preserve">+</w:t>
-            </w:r>
-            <w:r>
-              <w:rPr>
-                <w:rFonts w:ascii="Times New Roman" w:eastAsia="宋体" w:hAnsi="Times New Roman" w:cs="宋体"/>
-                <w:sz w:val="21"/>
-              </w:rPr>
-              <w:t xml:space="preserve">条业务数据，能通过数据分析识别运营痛点并输出改进建议</w:t>
-            </w:r>
-            <w:r>
-              <w:rPr>
-                <w:rFonts w:eastAsia="宋体" w:ascii="Times New Roman" w:hAnsi="Times New Roman"/>
-                <w:sz w:val="21"/>
-              </w:rPr>
-              <w:t xml:space="preserve">;</w:t>
-            </w:r>
-            <w:r>
-              <w:rPr>
-                <w:rFonts w:ascii="Times New Roman" w:eastAsia="宋体" w:hAnsi="Times New Roman" w:cs="宋体"/>
-                <w:sz w:val="21"/>
-              </w:rPr>
-              <w:t xml:space="preserve">库存与流程：用友</w:t>
-            </w:r>
-            <w:r>
-              <w:rPr>
-                <w:rFonts w:eastAsia="宋体" w:ascii="Times New Roman" w:hAnsi="Times New Roman"/>
-                <w:sz w:val="21"/>
-              </w:rPr>
-              <w:t xml:space="preserve">U8+ERP</w:t>
-            </w:r>
-            <w:r>
-              <w:rPr>
-                <w:rFonts w:ascii="Times New Roman" w:eastAsia="宋体" w:hAnsi="Times New Roman" w:cs="宋体"/>
-                <w:sz w:val="21"/>
-              </w:rPr>
-              <w:t xml:space="preserve">库存</w:t>
-            </w:r>
-            <w:r>
-              <w:rPr>
-                <w:rFonts w:eastAsia="宋体" w:ascii="Times New Roman" w:hAnsi="Times New Roman"/>
-                <w:sz w:val="21"/>
-              </w:rPr>
-              <w:t xml:space="preserve">/</w:t>
-            </w:r>
-            <w:r>
-              <w:rPr>
-                <w:rFonts w:ascii="Times New Roman" w:eastAsia="宋体" w:hAnsi="Times New Roman" w:cs="宋体"/>
-                <w:sz w:val="21"/>
-              </w:rPr>
-              <w:t xml:space="preserve">采购全流程操作，瑞幸门店原辅料盘点与效期管理经验，</w:t>
-            </w:r>
-            <w:r>
-              <w:rPr>
-                <w:rFonts w:eastAsia="宋体" w:ascii="Times New Roman" w:hAnsi="Times New Roman"/>
-                <w:sz w:val="21"/>
-              </w:rPr>
-              <w:t xml:space="preserve">3</w:t>
-            </w:r>
-            <w:r>
-              <w:rPr>
-                <w:rFonts w:ascii="Times New Roman" w:eastAsia="宋体" w:hAnsi="Times New Roman" w:cs="宋体"/>
-                <w:sz w:val="21"/>
-              </w:rPr>
-              <w:t xml:space="preserve">个月项目助理流程标准化经验</w:t>
+              <w:t>个人优势：</w:t>
+            </w:r>
+            <w:r>
+              <w:rPr>
+                <w:rFonts w:ascii="Times New Roman" w:eastAsia="宋体" w:hAnsi="Times New Roman" w:cs="宋体"/>
+                <w:sz w:val="21"/>
+              </w:rPr>
+              <w:t>运营优化：独立完成社区团购末端网络优化项目，设计弹性布局方案，测算运营成本降低</w:t>
+            </w:r>
+            <w:r>
+              <w:rPr>
+                <w:rFonts w:ascii="Times New Roman" w:eastAsia="宋体" w:hAnsi="Times New Roman"/>
+                <w:sz w:val="21"/>
+              </w:rPr>
+              <w:t>18.7%</w:t>
+            </w:r>
+            <w:r>
+              <w:rPr>
+                <w:rFonts w:ascii="Times New Roman" w:eastAsia="宋体" w:hAnsi="Times New Roman" w:cs="宋体"/>
+                <w:sz w:val="21"/>
+              </w:rPr>
+              <w:t>、配送效率提升</w:t>
+            </w:r>
+            <w:r>
+              <w:rPr>
+                <w:rFonts w:ascii="Times New Roman" w:eastAsia="宋体" w:hAnsi="Times New Roman"/>
+                <w:sz w:val="21"/>
+              </w:rPr>
+              <w:t>22.3%</w:t>
+            </w:r>
+            <w:r>
+              <w:rPr>
+                <w:rFonts w:ascii="Times New Roman" w:eastAsia="宋体" w:hAnsi="Times New Roman"/>
+                <w:sz w:val="21"/>
+              </w:rPr>
+              <w:t>；</w:t>
+            </w:r>
+            <w:r>
+              <w:rPr>
+                <w:rFonts w:ascii="Times New Roman" w:eastAsia="宋体" w:hAnsi="Times New Roman" w:cs="宋体"/>
+                <w:sz w:val="21"/>
+              </w:rPr>
+              <w:t>数据驱动：掌握</w:t>
+            </w:r>
+            <w:r>
+              <w:rPr>
+                <w:rFonts w:ascii="Times New Roman" w:eastAsia="宋体" w:hAnsi="Times New Roman"/>
+                <w:sz w:val="21"/>
+              </w:rPr>
+              <w:t>Python/R/SPSS</w:t>
+            </w:r>
+            <w:r>
+              <w:rPr>
+                <w:rFonts w:ascii="Times New Roman" w:eastAsia="宋体" w:hAnsi="Times New Roman" w:cs="宋体"/>
+                <w:sz w:val="21"/>
+              </w:rPr>
+              <w:t>，累计处理</w:t>
+            </w:r>
+            <w:r>
+              <w:rPr>
+                <w:rFonts w:ascii="Times New Roman" w:eastAsia="宋体" w:hAnsi="Times New Roman"/>
+                <w:sz w:val="21"/>
+              </w:rPr>
+              <w:t>4.5</w:t>
+            </w:r>
+            <w:r>
+              <w:rPr>
+                <w:rFonts w:ascii="Times New Roman" w:eastAsia="宋体" w:hAnsi="Times New Roman" w:cs="宋体"/>
+                <w:sz w:val="21"/>
+              </w:rPr>
+              <w:t>万</w:t>
+            </w:r>
+            <w:r>
+              <w:rPr>
+                <w:rFonts w:ascii="Times New Roman" w:eastAsia="宋体" w:hAnsi="Times New Roman"/>
+                <w:sz w:val="21"/>
+              </w:rPr>
+              <w:t>+</w:t>
+            </w:r>
+            <w:r>
+              <w:rPr>
+                <w:rFonts w:ascii="Times New Roman" w:eastAsia="宋体" w:hAnsi="Times New Roman" w:cs="宋体"/>
+                <w:sz w:val="21"/>
+              </w:rPr>
+              <w:t>条业务数据，能通过数据分析识别运营痛点并输出改进建议</w:t>
+            </w:r>
+            <w:r>
+              <w:rPr>
+                <w:rFonts w:ascii="Times New Roman" w:eastAsia="宋体" w:hAnsi="Times New Roman"/>
+                <w:sz w:val="21"/>
+              </w:rPr>
+              <w:t>；</w:t>
+            </w:r>
+            <w:r>
+              <w:rPr>
+                <w:rFonts w:ascii="Times New Roman" w:eastAsia="宋体" w:hAnsi="Times New Roman" w:cs="宋体"/>
+                <w:sz w:val="21"/>
+              </w:rPr>
+              <w:t>库存与流程：用友</w:t>
+            </w:r>
+            <w:r>
+              <w:rPr>
+                <w:rFonts w:ascii="Times New Roman" w:eastAsia="宋体" w:hAnsi="Times New Roman"/>
+                <w:sz w:val="21"/>
+              </w:rPr>
+              <w:t>U8+ERP</w:t>
+            </w:r>
+            <w:r>
+              <w:rPr>
+                <w:rFonts w:ascii="Times New Roman" w:eastAsia="宋体" w:hAnsi="Times New Roman" w:cs="宋体"/>
+                <w:sz w:val="21"/>
+              </w:rPr>
+              <w:t>库存</w:t>
+            </w:r>
+            <w:r>
+              <w:rPr>
+                <w:rFonts w:ascii="Times New Roman" w:eastAsia="宋体" w:hAnsi="Times New Roman"/>
+                <w:sz w:val="21"/>
+              </w:rPr>
+              <w:t>/</w:t>
+            </w:r>
+            <w:r>
+              <w:rPr>
+                <w:rFonts w:ascii="Times New Roman" w:eastAsia="宋体" w:hAnsi="Times New Roman" w:cs="宋体"/>
+                <w:sz w:val="21"/>
+              </w:rPr>
+              <w:t>采购全流程操作，瑞幸门店原辅料盘点与效期管理经验，</w:t>
+            </w:r>
+            <w:r>
+              <w:rPr>
+                <w:rFonts w:ascii="Times New Roman" w:eastAsia="宋体" w:hAnsi="Times New Roman"/>
+                <w:sz w:val="21"/>
+              </w:rPr>
+              <w:t>3</w:t>
+            </w:r>
+            <w:r>
+              <w:rPr>
+                <w:rFonts w:ascii="Times New Roman" w:eastAsia="宋体" w:hAnsi="Times New Roman" w:cs="宋体"/>
+                <w:sz w:val="21"/>
+              </w:rPr>
+              <w:t>个月项目助理流程标准化经验</w:t>
             </w:r>
           </w:p>
         </w:tc>
@@ -521,18 +548,18 @@
     </w:tbl>
     <w:p>
       <w:pPr>
+        <w:spacing w:line="290" w:lineRule="atLeast"/>
         <w:rPr>
+          <w:rFonts w:hint="default"/>
           <w:vanish/>
           <w:sz w:val="2"/>
         </w:rPr>
-        <w:spacing w:line="290" w:lineRule="atLeast" w:before="0" w:after="0"/>
       </w:pPr>
     </w:p>
     <w:tbl>
       <w:tblPr>
         <w:tblW w:w="0" w:type="auto"/>
         <w:jc w:val="center"/>
-        <w:tblInd w:w="0" w:type="dxa"/>
         <w:tblLayout w:type="fixed"/>
         <w:tblCellMar>
           <w:left w:w="0" w:type="dxa"/>
@@ -567,7 +594,10 @@
           </w:tcPr>
           <w:p>
             <w:pPr>
-              <w:spacing w:line="290" w:lineRule="atLeast" w:before="0" w:after="0"/>
+              <w:spacing w:line="290" w:lineRule="atLeast"/>
+              <w:rPr>
+                <w:rFonts w:hint="default"/>
+              </w:rPr>
             </w:pPr>
             <w:r>
               <w:rPr>
@@ -604,7 +634,6 @@
             <w:tblPr>
               <w:tblpPr w:leftFromText="180" w:rightFromText="180" w:vertAnchor="page" w:horzAnchor="margin" w:tblpY="1"/>
               <w:tblW w:w="10915" w:type="dxa"/>
-              <w:tblInd w:w="0" w:type="dxa"/>
               <w:tblLayout w:type="fixed"/>
               <w:tblCellMar>
                 <w:left w:w="0" w:type="dxa"/>
@@ -638,9 +667,10 @@
                 </w:tcPr>
                 <w:p>
                   <w:pPr>
-                    <w:spacing w:line="290" w:lineRule="atLeast" w:before="0" w:after="0"/>
+                    <w:spacing w:line="290" w:lineRule="atLeast"/>
                     <w:jc w:val="center"/>
                     <w:rPr>
+                      <w:rFonts w:hint="default"/>
                       <w:sz w:val="21"/>
                     </w:rPr>
                   </w:pPr>
@@ -665,8 +695,9 @@
                 </w:tcPr>
                 <w:p>
                   <w:pPr>
-                    <w:spacing w:line="290" w:lineRule="atLeast" w:before="0" w:after="0"/>
+                    <w:spacing w:line="290" w:lineRule="atLeast"/>
                     <w:rPr>
+                      <w:rFonts w:hint="default"/>
                       <w:b/>
                       <w:bCs/>
                       <w:sz w:val="21"/>
@@ -702,8 +733,9 @@
                 </w:tcPr>
                 <w:p>
                   <w:pPr>
-                    <w:spacing w:line="290" w:lineRule="atLeast" w:before="0" w:after="0"/>
+                    <w:spacing w:line="290" w:lineRule="atLeast"/>
                     <w:rPr>
+                      <w:rFonts w:hint="default"/>
                       <w:b/>
                       <w:bCs/>
                       <w:sz w:val="21"/>
@@ -777,7 +809,7 @@
                 </w:tcPr>
                 <w:p>
                   <w:pPr>
-                    <w:spacing w:line="290" w:lineRule="atLeast" w:before="0" w:after="0"/>
+                    <w:spacing w:line="290" w:lineRule="atLeast"/>
                     <w:rPr>
                       <w:rFonts w:ascii="Times New Roman" w:eastAsia="等线" w:hAnsi="Times New Roman" w:hint="default"/>
                       <w:b/>
@@ -800,8 +832,9 @@
           </w:tbl>
           <w:p>
             <w:pPr>
-              <w:spacing w:line="290" w:lineRule="atLeast" w:before="0" w:after="0"/>
-              <w:rPr>
+              <w:spacing w:line="290" w:lineRule="atLeast"/>
+              <w:rPr>
+                <w:rFonts w:hint="default"/>
                 <w:b/>
                 <w:bCs/>
               </w:rPr>
@@ -812,26 +845,27 @@
     </w:tbl>
     <w:p>
       <w:pPr>
+        <w:spacing w:line="290" w:lineRule="atLeast"/>
         <w:rPr>
+          <w:rFonts w:hint="default"/>
           <w:vanish/>
         </w:rPr>
-        <w:spacing w:line="290" w:lineRule="atLeast" w:before="0" w:after="0"/>
       </w:pPr>
     </w:p>
     <w:p>
       <w:pPr>
+        <w:spacing w:line="290" w:lineRule="atLeast"/>
         <w:rPr>
+          <w:rFonts w:hint="default"/>
           <w:vanish/>
           <w:sz w:val="21"/>
         </w:rPr>
-        <w:spacing w:line="290" w:lineRule="atLeast" w:before="0" w:after="0"/>
       </w:pPr>
     </w:p>
     <w:tbl>
       <w:tblPr>
         <w:tblW w:w="0" w:type="auto"/>
         <w:jc w:val="center"/>
-        <w:tblInd w:w="0" w:type="dxa"/>
         <w:tblLayout w:type="fixed"/>
         <w:tblCellMar>
           <w:left w:w="0" w:type="dxa"/>
@@ -866,8 +900,9 @@
           </w:tcPr>
           <w:p>
             <w:pPr>
-              <w:spacing w:line="290" w:lineRule="atLeast" w:before="0" w:after="0"/>
-              <w:rPr>
+              <w:spacing w:line="290" w:lineRule="atLeast"/>
+              <w:rPr>
+                <w:rFonts w:hint="default"/>
                 <w:sz w:val="21"/>
               </w:rPr>
             </w:pPr>
@@ -896,9 +931,10 @@
                 <w:ilvl w:val="0"/>
                 <w:numId w:val="2"/>
               </w:numPr>
-              <w:spacing w:line="290" w:lineRule="atLeast" w:before="0" w:after="0"/>
+              <w:spacing w:line="290" w:lineRule="atLeast"/>
               <w:ind w:left="442" w:hanging="442"/>
               <w:rPr>
+                <w:rFonts w:hint="default"/>
                 <w:sz w:val="21"/>
               </w:rPr>
             </w:pPr>
@@ -909,28 +945,28 @@
                 <w:bCs/>
                 <w:sz w:val="21"/>
               </w:rPr>
-              <w:t xml:space="preserve">核心课程：</w:t>
-            </w:r>
-            <w:r>
-              <w:rPr>
-                <w:rFonts w:ascii="Times New Roman" w:eastAsia="宋体" w:hAnsi="Times New Roman" w:cs="宋体"/>
-                <w:sz w:val="21"/>
-              </w:rPr>
-              <w:t xml:space="preserve">供应链建模与仿真、</w:t>
-            </w:r>
-            <w:r>
-              <w:rPr>
-                <w:rFonts w:eastAsia="宋体" w:ascii="Times New Roman" w:hAnsi="Times New Roman"/>
-                <w:sz w:val="21"/>
-              </w:rPr>
-              <w:t xml:space="preserve">ERP</w:t>
-            </w:r>
-            <w:r>
-              <w:rPr>
-                <w:rFonts w:ascii="Times New Roman" w:eastAsia="宋体" w:hAnsi="Times New Roman" w:cs="宋体"/>
-                <w:sz w:val="21"/>
-              </w:rPr>
-              <w:t xml:space="preserve">供应链管理综合实验、采购管理、物流管理、供应链成本与绩效管理、统计学</w:t>
+              <w:t>核心课程：</w:t>
+            </w:r>
+            <w:r>
+              <w:rPr>
+                <w:rFonts w:ascii="Times New Roman" w:eastAsia="宋体" w:hAnsi="Times New Roman" w:cs="宋体"/>
+                <w:sz w:val="21"/>
+              </w:rPr>
+              <w:t>供应链建模与仿真、</w:t>
+            </w:r>
+            <w:r>
+              <w:rPr>
+                <w:rFonts w:ascii="Times New Roman" w:eastAsia="宋体" w:hAnsi="Times New Roman"/>
+                <w:sz w:val="21"/>
+              </w:rPr>
+              <w:t>ERP</w:t>
+            </w:r>
+            <w:r>
+              <w:rPr>
+                <w:rFonts w:ascii="Times New Roman" w:eastAsia="宋体" w:hAnsi="Times New Roman" w:cs="宋体"/>
+                <w:sz w:val="21"/>
+              </w:rPr>
+              <w:t>供应链管理综合实验、采购管理、物流管理、供应链成本与绩效管理、统计学</w:t>
             </w:r>
           </w:p>
         </w:tc>
@@ -958,8 +994,9 @@
           </w:tcPr>
           <w:p>
             <w:pPr>
-              <w:spacing w:line="290" w:lineRule="atLeast" w:before="0" w:after="0"/>
-              <w:rPr>
+              <w:spacing w:line="290" w:lineRule="atLeast"/>
+              <w:rPr>
+                <w:rFonts w:hint="default"/>
                 <w:sz w:val="21"/>
               </w:rPr>
             </w:pPr>
@@ -988,8 +1025,9 @@
                 <w:ilvl w:val="0"/>
                 <w:numId w:val="2"/>
               </w:numPr>
-              <w:spacing w:line="290" w:lineRule="atLeast" w:before="0" w:after="0"/>
-              <w:rPr>
+              <w:spacing w:line="290" w:lineRule="atLeast"/>
+              <w:rPr>
+                <w:rFonts w:hint="default"/>
                 <w:sz w:val="21"/>
               </w:rPr>
             </w:pPr>
@@ -1000,42 +1038,42 @@
                 <w:bCs/>
                 <w:sz w:val="21"/>
               </w:rPr>
-              <w:t xml:space="preserve">荣誉奖励：</w:t>
-            </w:r>
-            <w:r>
-              <w:rPr>
-                <w:rFonts w:ascii="Times New Roman" w:eastAsia="宋体" w:hAnsi="Times New Roman" w:cs="宋体"/>
-                <w:sz w:val="21"/>
-              </w:rPr>
-              <w:t xml:space="preserve">山东大学</w:t>
-            </w:r>
-            <w:r>
-              <w:rPr>
-                <w:rFonts w:eastAsia="宋体" w:ascii="Times New Roman" w:hAnsi="Times New Roman"/>
-                <w:sz w:val="21"/>
-              </w:rPr>
-              <w:t xml:space="preserve">2024</w:t>
-            </w:r>
-            <w:r>
-              <w:rPr>
-                <w:rFonts w:ascii="Times New Roman" w:eastAsia="宋体" w:hAnsi="Times New Roman" w:cs="宋体"/>
-                <w:sz w:val="21"/>
-              </w:rPr>
-              <w:t xml:space="preserve">—</w:t>
-            </w:r>
-            <w:r>
-              <w:rPr>
-                <w:rFonts w:eastAsia="宋体" w:ascii="Times New Roman" w:hAnsi="Times New Roman"/>
-                <w:sz w:val="21"/>
-              </w:rPr>
-              <w:t xml:space="preserve">2025</w:t>
-            </w:r>
-            <w:r>
-              <w:rPr>
-                <w:rFonts w:ascii="Times New Roman" w:eastAsia="宋体" w:hAnsi="Times New Roman" w:cs="宋体"/>
-                <w:sz w:val="21"/>
-              </w:rPr>
-              <w:t xml:space="preserve">年暑期社会实践专项优秀等级</w:t>
+              <w:t>荣誉奖励：</w:t>
+            </w:r>
+            <w:r>
+              <w:rPr>
+                <w:rFonts w:ascii="Times New Roman" w:eastAsia="宋体" w:hAnsi="Times New Roman" w:cs="宋体"/>
+                <w:sz w:val="21"/>
+              </w:rPr>
+              <w:t>山东大学</w:t>
+            </w:r>
+            <w:r>
+              <w:rPr>
+                <w:rFonts w:ascii="Times New Roman" w:eastAsia="宋体" w:hAnsi="Times New Roman"/>
+                <w:sz w:val="21"/>
+              </w:rPr>
+              <w:t>2024</w:t>
+            </w:r>
+            <w:r>
+              <w:rPr>
+                <w:rFonts w:ascii="Times New Roman" w:eastAsia="宋体" w:hAnsi="Times New Roman" w:cs="宋体"/>
+                <w:sz w:val="21"/>
+              </w:rPr>
+              <w:t>—</w:t>
+            </w:r>
+            <w:r>
+              <w:rPr>
+                <w:rFonts w:ascii="Times New Roman" w:eastAsia="宋体" w:hAnsi="Times New Roman"/>
+                <w:sz w:val="21"/>
+              </w:rPr>
+              <w:t>2025</w:t>
+            </w:r>
+            <w:r>
+              <w:rPr>
+                <w:rFonts w:ascii="Times New Roman" w:eastAsia="宋体" w:hAnsi="Times New Roman" w:cs="宋体"/>
+                <w:sz w:val="21"/>
+              </w:rPr>
+              <w:t>年暑期社会实践专项优秀等级</w:t>
             </w:r>
           </w:p>
         </w:tc>
@@ -1043,62 +1081,67 @@
     </w:tbl>
     <w:p>
       <w:pPr>
+        <w:spacing w:line="290" w:lineRule="atLeast"/>
         <w:rPr>
+          <w:rFonts w:hint="default"/>
           <w:vanish/>
           <w:sz w:val="21"/>
         </w:rPr>
-        <w:spacing w:line="290" w:lineRule="atLeast" w:before="0" w:after="0"/>
       </w:pPr>
     </w:p>
     <w:p>
       <w:pPr>
+        <w:spacing w:line="290" w:lineRule="atLeast"/>
         <w:rPr>
+          <w:rFonts w:hint="default"/>
           <w:vanish/>
           <w:sz w:val="2"/>
         </w:rPr>
-        <w:spacing w:line="290" w:lineRule="atLeast" w:before="0" w:after="0"/>
       </w:pPr>
     </w:p>
     <w:p>
       <w:pPr>
+        <w:spacing w:line="290" w:lineRule="atLeast"/>
         <w:rPr>
+          <w:rFonts w:hint="default"/>
           <w:vanish/>
         </w:rPr>
-        <w:spacing w:line="290" w:lineRule="atLeast" w:before="0" w:after="0"/>
       </w:pPr>
     </w:p>
     <w:p>
       <w:pPr>
+        <w:spacing w:line="290" w:lineRule="atLeast"/>
         <w:rPr>
+          <w:rFonts w:hint="default"/>
           <w:vanish/>
           <w:sz w:val="21"/>
         </w:rPr>
-        <w:spacing w:line="290" w:lineRule="atLeast" w:before="0" w:after="0"/>
       </w:pPr>
     </w:p>
     <w:p>
       <w:pPr>
+        <w:spacing w:line="290" w:lineRule="atLeast"/>
         <w:rPr>
+          <w:rFonts w:hint="default"/>
           <w:vanish/>
           <w:sz w:val="21"/>
         </w:rPr>
-        <w:spacing w:line="290" w:lineRule="atLeast" w:before="0" w:after="0"/>
       </w:pPr>
     </w:p>
     <w:p>
       <w:pPr>
+        <w:spacing w:line="290" w:lineRule="atLeast"/>
         <w:rPr>
+          <w:rFonts w:hint="default"/>
           <w:vanish/>
           <w:sz w:val="2"/>
         </w:rPr>
-        <w:spacing w:line="290" w:lineRule="atLeast" w:before="0" w:after="0"/>
       </w:pPr>
     </w:p>
     <w:tbl>
       <w:tblPr>
         <w:tblW w:w="0" w:type="auto"/>
         <w:jc w:val="center"/>
-        <w:tblInd w:w="0" w:type="dxa"/>
         <w:tblLayout w:type="fixed"/>
         <w:tblCellMar>
           <w:left w:w="0" w:type="dxa"/>
@@ -1108,26 +1151,22 @@
       </w:tblPr>
       <w:tblGrid>
         <w:gridCol w:w="695"/>
-        <w:gridCol w:w="156"/>
-        <w:gridCol w:w="28"/>
-        <w:gridCol w:w="667"/>
-        <w:gridCol w:w="2835"/>
-        <w:gridCol w:w="2189"/>
-        <w:gridCol w:w="504"/>
-        <w:gridCol w:w="3669"/>
-        <w:gridCol w:w="851"/>
-        <w:gridCol w:w="29"/>
+        <w:gridCol w:w="184"/>
+        <w:gridCol w:w="4416"/>
+        <w:gridCol w:w="2693"/>
+        <w:gridCol w:w="2755"/>
+        <w:gridCol w:w="880"/>
       </w:tblGrid>
       <w:tr>
         <w:trPr>
-          <w:gridBefore w:val="3"/>
+          <w:gridBefore w:val="2"/>
           <w:wBefore w:w="879" w:type="dxa"/>
           <w:jc w:val="center"/>
         </w:trPr>
         <w:tc>
           <w:tcPr>
             <w:tcW w:w="10744" w:type="dxa"/>
-            <w:gridSpan w:val="7"/>
+            <w:gridSpan w:val="4"/>
             <w:tcBorders>
               <w:top w:val="nil"/>
               <w:left w:val="nil"/>
@@ -1145,9 +1184,9 @@
           </w:tcPr>
           <w:p>
             <w:pPr>
-              <w:spacing w:line="290" w:lineRule="atLeast" w:before="0" w:after="0"/>
-              <w:rPr>
-                <w:rFonts w:ascii="Times New Roman" w:hAnsi="Times New Roman"/>
+              <w:spacing w:line="290" w:lineRule="atLeast"/>
+              <w:rPr>
+                <w:rFonts w:ascii="Times New Roman" w:hAnsi="Times New Roman" w:hint="default"/>
                 <w:b/>
                 <w:bCs/>
               </w:rPr>
@@ -1173,7 +1212,7 @@
       </w:tr>
       <w:tr>
         <w:trPr>
-          <w:gridAfter w:val="2"/>
+          <w:gridAfter w:val="1"/>
           <w:wAfter w:w="880" w:type="dxa"/>
           <w:jc w:val="center"/>
         </w:trPr>
@@ -1196,9 +1235,9 @@
           </w:tcPr>
           <w:p>
             <w:pPr>
-              <w:spacing w:line="290" w:lineRule="atLeast" w:before="0" w:after="0"/>
-              <w:rPr>
-                <w:rFonts w:ascii="Times New Roman" w:hAnsi="Times New Roman"/>
+              <w:spacing w:line="290" w:lineRule="atLeast"/>
+              <w:rPr>
+                <w:rFonts w:ascii="Times New Roman" w:hAnsi="Times New Roman" w:hint="default"/>
                 <w:sz w:val="21"/>
               </w:rPr>
             </w:pPr>
@@ -1207,7 +1246,7 @@
         <w:tc>
           <w:tcPr>
             <w:tcW w:w="4600" w:type="dxa"/>
-            <w:gridSpan w:val="4"/>
+            <w:gridSpan w:val="2"/>
             <w:tcBorders>
               <w:top w:val="nil"/>
               <w:left w:val="nil"/>
@@ -1224,9 +1263,9 @@
           </w:tcPr>
           <w:p>
             <w:pPr>
-              <w:spacing w:line="290" w:lineRule="atLeast" w:before="0" w:after="0"/>
-              <w:rPr>
-                <w:rFonts w:ascii="Times New Roman" w:hAnsi="Times New Roman"/>
+              <w:spacing w:line="290" w:lineRule="atLeast"/>
+              <w:rPr>
+                <w:rFonts w:ascii="Times New Roman" w:hAnsi="Times New Roman" w:hint="default"/>
                 <w:sz w:val="21"/>
               </w:rPr>
             </w:pPr>
@@ -1237,14 +1276,13 @@
                 <w:bCs/>
                 <w:sz w:val="21"/>
               </w:rPr>
-              <w:t xml:space="preserve">社区团购自提点布局与配送优化</w:t>
+              <w:t>社区团购自提点布局与配送优化</w:t>
             </w:r>
           </w:p>
         </w:tc>
         <w:tc>
           <w:tcPr>
             <w:tcW w:w="2693" w:type="dxa"/>
-            <w:gridSpan w:val="2"/>
             <w:tcBorders>
               <w:top w:val="nil"/>
               <w:left w:val="nil"/>
@@ -1255,9 +1293,9 @@
           </w:tcPr>
           <w:p>
             <w:pPr>
-              <w:spacing w:line="290" w:lineRule="atLeast" w:before="0" w:after="0"/>
-              <w:rPr>
-                <w:rFonts w:ascii="Times New Roman" w:eastAsia="等线" w:hAnsi="Times New Roman"/>
+              <w:spacing w:line="290" w:lineRule="atLeast"/>
+              <w:rPr>
+                <w:rFonts w:ascii="Times New Roman" w:eastAsia="等线" w:hAnsi="Times New Roman" w:hint="default"/>
                 <w:b/>
                 <w:bCs/>
                 <w:sz w:val="21"/>
@@ -1270,7 +1308,7 @@
                 <w:bCs/>
                 <w:sz w:val="21"/>
               </w:rPr>
-              <w:t xml:space="preserve">个人课程项目</w:t>
+              <w:t>个人课程项目</w:t>
             </w:r>
           </w:p>
         </w:tc>
@@ -1287,7 +1325,7 @@
           </w:tcPr>
           <w:p>
             <w:pPr>
-              <w:spacing w:line="290" w:lineRule="atLeast" w:before="0" w:after="0"/>
+              <w:spacing w:line="290" w:lineRule="atLeast"/>
               <w:rPr>
                 <w:rFonts w:ascii="Times New Roman" w:eastAsia="等线" w:hAnsi="Times New Roman" w:hint="default"/>
                 <w:b/>
@@ -1302,14 +1340,14 @@
                 <w:bCs/>
                 <w:sz w:val="21"/>
               </w:rPr>
-              <w:t xml:space="preserve">2026.03-2026.06</w:t>
+              <w:t>2026.03-2026.06</w:t>
             </w:r>
           </w:p>
         </w:tc>
       </w:tr>
       <w:tr>
         <w:trPr>
-          <w:gridAfter w:val="2"/>
+          <w:gridAfter w:val="1"/>
           <w:wAfter w:w="880" w:type="dxa"/>
           <w:jc w:val="center"/>
         </w:trPr>
@@ -1332,9 +1370,9 @@
           </w:tcPr>
           <w:p>
             <w:pPr>
-              <w:spacing w:line="290" w:lineRule="atLeast" w:before="0" w:after="0"/>
-              <w:rPr>
-                <w:rFonts w:ascii="Times New Roman" w:hAnsi="Times New Roman"/>
+              <w:spacing w:line="290" w:lineRule="atLeast"/>
+              <w:rPr>
+                <w:rFonts w:ascii="Times New Roman" w:hAnsi="Times New Roman" w:hint="default"/>
                 <w:sz w:val="21"/>
               </w:rPr>
             </w:pPr>
@@ -1343,7 +1381,7 @@
         <w:tc>
           <w:tcPr>
             <w:tcW w:w="10048" w:type="dxa"/>
-            <w:gridSpan w:val="7"/>
+            <w:gridSpan w:val="4"/>
             <w:tcBorders>
               <w:top w:val="nil"/>
               <w:left w:val="nil"/>
@@ -1364,7 +1402,7 @@
                 <w:ilvl w:val="0"/>
                 <w:numId w:val="9"/>
               </w:numPr>
-              <w:spacing w:line="290" w:lineRule="atLeast" w:before="0" w:after="0"/>
+              <w:spacing w:line="290" w:lineRule="atLeast"/>
               <w:rPr>
                 <w:rFonts w:ascii="Times New Roman" w:eastAsia="宋体" w:hAnsi="Times New Roman" w:cs="宋体" w:hint="default"/>
                 <w:sz w:val="21"/>
@@ -1375,63 +1413,70 @@
                 <w:rFonts w:ascii="Times New Roman" w:eastAsia="宋体" w:hAnsi="Times New Roman" w:cs="宋体"/>
                 <w:sz w:val="21"/>
               </w:rPr>
-              <w:t xml:space="preserve">针对老龄化小区自提点布局零散、配送效率低的问题，调研</w:t>
-            </w:r>
-            <w:r>
-              <w:rPr>
-                <w:rFonts w:eastAsia="宋体" w:ascii="Times New Roman" w:hAnsi="Times New Roman"/>
-                <w:sz w:val="21"/>
-              </w:rPr>
-              <w:t xml:space="preserve">15</w:t>
-            </w:r>
-            <w:r>
-              <w:rPr>
-                <w:rFonts w:ascii="Times New Roman" w:eastAsia="宋体" w:hAnsi="Times New Roman" w:cs="宋体"/>
-                <w:sz w:val="21"/>
-              </w:rPr>
-              <w:t xml:space="preserve">个候选点位与日均</w:t>
-            </w:r>
-            <w:r>
-              <w:rPr>
-                <w:rFonts w:eastAsia="宋体" w:ascii="Times New Roman" w:hAnsi="Times New Roman"/>
-                <w:sz w:val="21"/>
-              </w:rPr>
-              <w:t xml:space="preserve">345</w:t>
-            </w:r>
-            <w:r>
-              <w:rPr>
-                <w:rFonts w:ascii="Times New Roman" w:eastAsia="宋体" w:hAnsi="Times New Roman" w:cs="宋体"/>
-                <w:sz w:val="21"/>
-              </w:rPr>
-              <w:t xml:space="preserve">单真实需求，设计“</w:t>
-            </w:r>
-            <w:r>
-              <w:rPr>
-                <w:rFonts w:eastAsia="宋体" w:ascii="Times New Roman" w:hAnsi="Times New Roman"/>
-                <w:sz w:val="21"/>
-              </w:rPr>
-              <w:t xml:space="preserve">2</w:t>
-            </w:r>
-            <w:r>
-              <w:rPr>
-                <w:rFonts w:ascii="Times New Roman" w:eastAsia="宋体" w:hAnsi="Times New Roman" w:cs="宋体"/>
-                <w:sz w:val="21"/>
-              </w:rPr>
-              <w:t xml:space="preserve">核心点</w:t>
-            </w:r>
-            <w:r>
-              <w:rPr>
-                <w:rFonts w:eastAsia="宋体" w:ascii="Times New Roman" w:hAnsi="Times New Roman"/>
-                <w:sz w:val="21"/>
-              </w:rPr>
-              <w:t xml:space="preserve">+4</w:t>
-            </w:r>
-            <w:r>
-              <w:rPr>
-                <w:rFonts w:ascii="Times New Roman" w:eastAsia="宋体" w:hAnsi="Times New Roman" w:cs="宋体"/>
-                <w:sz w:val="21"/>
-              </w:rPr>
-              <w:t xml:space="preserve">动态临时点”的弹性运营方案</w:t>
+              <w:t>针对老龄化小区自提点布局零散、配送效率低的问题，调研</w:t>
+            </w:r>
+            <w:r>
+              <w:rPr>
+                <w:rFonts w:ascii="Times New Roman" w:eastAsia="宋体" w:hAnsi="Times New Roman"/>
+                <w:sz w:val="21"/>
+              </w:rPr>
+              <w:t>15</w:t>
+            </w:r>
+            <w:r>
+              <w:rPr>
+                <w:rFonts w:ascii="Times New Roman" w:eastAsia="宋体" w:hAnsi="Times New Roman" w:cs="宋体"/>
+                <w:sz w:val="21"/>
+              </w:rPr>
+              <w:t>个候选点位与日均</w:t>
+            </w:r>
+            <w:r>
+              <w:rPr>
+                <w:rFonts w:ascii="Times New Roman" w:eastAsia="宋体" w:hAnsi="Times New Roman"/>
+                <w:sz w:val="21"/>
+              </w:rPr>
+              <w:t>345</w:t>
+            </w:r>
+            <w:r>
+              <w:rPr>
+                <w:rFonts w:ascii="Times New Roman" w:eastAsia="宋体" w:hAnsi="Times New Roman" w:cs="宋体"/>
+                <w:sz w:val="21"/>
+              </w:rPr>
+              <w:t>单真实需求，设计</w:t>
+            </w:r>
+            <w:r>
+              <w:rPr>
+                <w:rFonts w:ascii="Times New Roman" w:eastAsia="宋体" w:hAnsi="Times New Roman" w:cs="宋体"/>
+                <w:sz w:val="21"/>
+              </w:rPr>
+              <w:t>“</w:t>
+            </w:r>
+            <w:r>
+              <w:rPr>
+                <w:rFonts w:ascii="Times New Roman" w:eastAsia="宋体" w:hAnsi="Times New Roman"/>
+                <w:sz w:val="21"/>
+              </w:rPr>
+              <w:t>2</w:t>
+            </w:r>
+            <w:r>
+              <w:rPr>
+                <w:rFonts w:ascii="Times New Roman" w:eastAsia="宋体" w:hAnsi="Times New Roman" w:cs="宋体"/>
+                <w:sz w:val="21"/>
+              </w:rPr>
+              <w:t>核心点</w:t>
+            </w:r>
+            <w:r>
+              <w:rPr>
+                <w:rFonts w:ascii="Times New Roman" w:eastAsia="宋体" w:hAnsi="Times New Roman"/>
+                <w:sz w:val="21"/>
+              </w:rPr>
+              <w:t>+4</w:t>
+            </w:r>
+            <w:r>
+              <w:rPr>
+                <w:rFonts w:ascii="Times New Roman" w:eastAsia="宋体" w:hAnsi="Times New Roman" w:cs="宋体"/>
+                <w:sz w:val="21"/>
+              </w:rPr>
+              <w:t>动态临时点”的弹性运营方案</w:t>
             </w:r>
           </w:p>
           <w:p>
@@ -1440,7 +1485,7 @@
                 <w:ilvl w:val="0"/>
                 <w:numId w:val="9"/>
               </w:numPr>
-              <w:spacing w:line="290" w:lineRule="atLeast" w:before="0" w:after="0"/>
+              <w:spacing w:line="290" w:lineRule="atLeast"/>
               <w:rPr>
                 <w:rFonts w:ascii="Times New Roman" w:eastAsia="宋体" w:hAnsi="Times New Roman" w:cs="宋体" w:hint="default"/>
                 <w:sz w:val="21"/>
@@ -1451,70 +1496,70 @@
                 <w:rFonts w:ascii="Times New Roman" w:eastAsia="宋体" w:hAnsi="Times New Roman" w:cs="宋体"/>
                 <w:sz w:val="21"/>
               </w:rPr>
-              <w:t xml:space="preserve">将年龄分层服务半径与电梯等待时间纳入优化模型，用</w:t>
-            </w:r>
-            <w:r>
-              <w:rPr>
-                <w:rFonts w:eastAsia="宋体" w:ascii="Times New Roman" w:hAnsi="Times New Roman"/>
-                <w:sz w:val="21"/>
-              </w:rPr>
-              <w:t xml:space="preserve">Python</w:t>
-            </w:r>
-            <w:r>
-              <w:rPr>
-                <w:rFonts w:ascii="Times New Roman" w:eastAsia="宋体" w:hAnsi="Times New Roman" w:cs="宋体"/>
-                <w:sz w:val="21"/>
-              </w:rPr>
-              <w:t xml:space="preserve">完成方案测算：模型测算总运营成本降低</w:t>
-            </w:r>
-            <w:r>
-              <w:rPr>
-                <w:rFonts w:eastAsia="宋体" w:ascii="Times New Roman" w:hAnsi="Times New Roman"/>
-                <w:sz w:val="21"/>
-              </w:rPr>
-              <w:t xml:space="preserve">18.7%</w:t>
-            </w:r>
-            <w:r>
-              <w:rPr>
-                <w:rFonts w:ascii="Times New Roman" w:eastAsia="宋体" w:hAnsi="Times New Roman" w:cs="宋体"/>
-                <w:sz w:val="21"/>
-              </w:rPr>
-              <w:t xml:space="preserve">，老年人服务覆盖率</w:t>
-            </w:r>
-            <w:r>
-              <w:rPr>
-                <w:rFonts w:eastAsia="宋体" w:ascii="Times New Roman" w:hAnsi="Times New Roman"/>
-                <w:sz w:val="21"/>
-              </w:rPr>
-              <w:t xml:space="preserve">53.4%</w:t>
-            </w:r>
-            <w:r>
-              <w:rPr>
-                <w:rFonts w:ascii="Times New Roman" w:eastAsia="宋体" w:hAnsi="Times New Roman" w:cs="宋体"/>
-                <w:sz w:val="21"/>
-              </w:rPr>
-              <w:t xml:space="preserve">→</w:t>
-            </w:r>
-            <w:r>
-              <w:rPr>
-                <w:rFonts w:eastAsia="宋体" w:ascii="Times New Roman" w:hAnsi="Times New Roman"/>
-                <w:sz w:val="21"/>
-              </w:rPr>
-              <w:t xml:space="preserve">87.3%</w:t>
-            </w:r>
-            <w:r>
-              <w:rPr>
-                <w:rFonts w:ascii="Times New Roman" w:eastAsia="宋体" w:hAnsi="Times New Roman" w:cs="宋体"/>
-                <w:sz w:val="21"/>
-              </w:rPr>
-              <w:t xml:space="preserve">，平均配送时长缩短</w:t>
-            </w:r>
-            <w:r>
-              <w:rPr>
-                <w:rFonts w:eastAsia="宋体" w:ascii="Times New Roman" w:hAnsi="Times New Roman"/>
-                <w:sz w:val="21"/>
-              </w:rPr>
-              <w:t xml:space="preserve">22.3%</w:t>
+              <w:t>将年龄分层服务半径与电梯等待时间纳入优化模型，用</w:t>
+            </w:r>
+            <w:r>
+              <w:rPr>
+                <w:rFonts w:ascii="Times New Roman" w:eastAsia="宋体" w:hAnsi="Times New Roman"/>
+                <w:sz w:val="21"/>
+              </w:rPr>
+              <w:t>Python</w:t>
+            </w:r>
+            <w:r>
+              <w:rPr>
+                <w:rFonts w:ascii="Times New Roman" w:eastAsia="宋体" w:hAnsi="Times New Roman" w:cs="宋体"/>
+                <w:sz w:val="21"/>
+              </w:rPr>
+              <w:t>完成方案测算：模型测算总运营成本降低</w:t>
+            </w:r>
+            <w:r>
+              <w:rPr>
+                <w:rFonts w:ascii="Times New Roman" w:eastAsia="宋体" w:hAnsi="Times New Roman"/>
+                <w:sz w:val="21"/>
+              </w:rPr>
+              <w:t>18.7%</w:t>
+            </w:r>
+            <w:r>
+              <w:rPr>
+                <w:rFonts w:ascii="Times New Roman" w:eastAsia="宋体" w:hAnsi="Times New Roman" w:cs="宋体"/>
+                <w:sz w:val="21"/>
+              </w:rPr>
+              <w:t>，老年人服务覆盖率</w:t>
+            </w:r>
+            <w:r>
+              <w:rPr>
+                <w:rFonts w:ascii="Times New Roman" w:eastAsia="宋体" w:hAnsi="Times New Roman"/>
+                <w:sz w:val="21"/>
+              </w:rPr>
+              <w:t>53.4%</w:t>
+            </w:r>
+            <w:r>
+              <w:rPr>
+                <w:rFonts w:ascii="Times New Roman" w:eastAsia="宋体" w:hAnsi="Times New Roman" w:cs="宋体"/>
+                <w:sz w:val="21"/>
+              </w:rPr>
+              <w:t>→</w:t>
+            </w:r>
+            <w:r>
+              <w:rPr>
+                <w:rFonts w:ascii="Times New Roman" w:eastAsia="宋体" w:hAnsi="Times New Roman"/>
+                <w:sz w:val="21"/>
+              </w:rPr>
+              <w:t>87.3%</w:t>
+            </w:r>
+            <w:r>
+              <w:rPr>
+                <w:rFonts w:ascii="Times New Roman" w:eastAsia="宋体" w:hAnsi="Times New Roman" w:cs="宋体"/>
+                <w:sz w:val="21"/>
+              </w:rPr>
+              <w:t>，平均配送时长缩短</w:t>
+            </w:r>
+            <w:r>
+              <w:rPr>
+                <w:rFonts w:ascii="Times New Roman" w:eastAsia="宋体" w:hAnsi="Times New Roman"/>
+                <w:sz w:val="21"/>
+              </w:rPr>
+              <w:t>22.3%</w:t>
             </w:r>
           </w:p>
           <w:p>
@@ -1523,7 +1568,7 @@
                 <w:ilvl w:val="0"/>
                 <w:numId w:val="9"/>
               </w:numPr>
-              <w:spacing w:line="290" w:lineRule="atLeast" w:before="0" w:after="0"/>
+              <w:spacing w:line="290" w:lineRule="atLeast"/>
               <w:rPr>
                 <w:rFonts w:ascii="Times New Roman" w:eastAsia="宋体" w:hAnsi="Times New Roman" w:cs="宋体" w:hint="default"/>
                 <w:sz w:val="21"/>
@@ -1534,42 +1579,42 @@
                 <w:rFonts w:ascii="Times New Roman" w:eastAsia="宋体" w:hAnsi="Times New Roman" w:cs="宋体"/>
                 <w:sz w:val="21"/>
               </w:rPr>
-              <w:t xml:space="preserve">方案可快速响应周末</w:t>
-            </w:r>
-            <w:r>
-              <w:rPr>
-                <w:rFonts w:eastAsia="宋体" w:ascii="Times New Roman" w:hAnsi="Times New Roman"/>
-                <w:sz w:val="21"/>
-              </w:rPr>
-              <w:t xml:space="preserve">29.9%</w:t>
-            </w:r>
-            <w:r>
-              <w:rPr>
-                <w:rFonts w:ascii="Times New Roman" w:eastAsia="宋体" w:hAnsi="Times New Roman" w:cs="宋体"/>
-                <w:sz w:val="21"/>
-              </w:rPr>
-              <w:t xml:space="preserve">、促销日</w:t>
-            </w:r>
-            <w:r>
-              <w:rPr>
-                <w:rFonts w:eastAsia="宋体" w:ascii="Times New Roman" w:hAnsi="Times New Roman"/>
-                <w:sz w:val="21"/>
-              </w:rPr>
-              <w:t xml:space="preserve">50.7%</w:t>
-            </w:r>
-            <w:r>
-              <w:rPr>
-                <w:rFonts w:ascii="Times New Roman" w:eastAsia="宋体" w:hAnsi="Times New Roman" w:cs="宋体"/>
-                <w:sz w:val="21"/>
-              </w:rPr>
-              <w:t xml:space="preserve">的需求波动，为社区团购末端运营提供可落地的优化思路</w:t>
+              <w:t>方案可快速响应周末</w:t>
+            </w:r>
+            <w:r>
+              <w:rPr>
+                <w:rFonts w:ascii="Times New Roman" w:eastAsia="宋体" w:hAnsi="Times New Roman"/>
+                <w:sz w:val="21"/>
+              </w:rPr>
+              <w:t>29.9%</w:t>
+            </w:r>
+            <w:r>
+              <w:rPr>
+                <w:rFonts w:ascii="Times New Roman" w:eastAsia="宋体" w:hAnsi="Times New Roman" w:cs="宋体"/>
+                <w:sz w:val="21"/>
+              </w:rPr>
+              <w:t>、促销日</w:t>
+            </w:r>
+            <w:r>
+              <w:rPr>
+                <w:rFonts w:ascii="Times New Roman" w:eastAsia="宋体" w:hAnsi="Times New Roman"/>
+                <w:sz w:val="21"/>
+              </w:rPr>
+              <w:t>50.7%</w:t>
+            </w:r>
+            <w:r>
+              <w:rPr>
+                <w:rFonts w:ascii="Times New Roman" w:eastAsia="宋体" w:hAnsi="Times New Roman" w:cs="宋体"/>
+                <w:sz w:val="21"/>
+              </w:rPr>
+              <w:t>的需求波动，为社区团购末端运营提供可落地的优化思路</w:t>
             </w:r>
           </w:p>
         </w:tc>
       </w:tr>
       <w:tr>
         <w:trPr>
-          <w:gridAfter w:val="2"/>
+          <w:gridAfter w:val="1"/>
           <w:wAfter w:w="880" w:type="dxa"/>
           <w:jc w:val="center"/>
         </w:trPr>
@@ -1592,9 +1637,9 @@
           </w:tcPr>
           <w:p>
             <w:pPr>
-              <w:spacing w:line="290" w:lineRule="atLeast" w:before="0" w:after="0"/>
-              <w:rPr>
-                <w:rFonts w:ascii="Times New Roman" w:hAnsi="Times New Roman"/>
+              <w:spacing w:line="290" w:lineRule="atLeast"/>
+              <w:rPr>
+                <w:rFonts w:ascii="Times New Roman" w:hAnsi="Times New Roman" w:hint="default"/>
                 <w:sz w:val="21"/>
               </w:rPr>
             </w:pPr>
@@ -1603,7 +1648,7 @@
         <w:tc>
           <w:tcPr>
             <w:tcW w:w="4600" w:type="dxa"/>
-            <w:gridSpan w:val="4"/>
+            <w:gridSpan w:val="2"/>
             <w:tcBorders>
               <w:top w:val="nil"/>
               <w:left w:val="nil"/>
@@ -1620,9 +1665,9 @@
           </w:tcPr>
           <w:p>
             <w:pPr>
-              <w:spacing w:line="290" w:lineRule="atLeast" w:before="0" w:after="0"/>
-              <w:rPr>
-                <w:rFonts w:ascii="Times New Roman" w:hAnsi="Times New Roman"/>
+              <w:spacing w:line="290" w:lineRule="atLeast"/>
+              <w:rPr>
+                <w:rFonts w:ascii="Times New Roman" w:hAnsi="Times New Roman" w:hint="default"/>
                 <w:sz w:val="21"/>
               </w:rPr>
             </w:pPr>
@@ -1633,14 +1678,13 @@
                 <w:bCs/>
                 <w:sz w:val="21"/>
               </w:rPr>
-              <w:t xml:space="preserve">电商用户行为分析与运营策略研究</w:t>
+              <w:t>电商用户行为分析与运营策略研究</w:t>
             </w:r>
           </w:p>
         </w:tc>
         <w:tc>
           <w:tcPr>
             <w:tcW w:w="2693" w:type="dxa"/>
-            <w:gridSpan w:val="2"/>
             <w:tcBorders>
               <w:top w:val="nil"/>
               <w:left w:val="nil"/>
@@ -1651,9 +1695,9 @@
           </w:tcPr>
           <w:p>
             <w:pPr>
-              <w:spacing w:line="290" w:lineRule="atLeast" w:before="0" w:after="0"/>
-              <w:rPr>
-                <w:rFonts w:ascii="Times New Roman" w:eastAsia="等线" w:hAnsi="Times New Roman"/>
+              <w:spacing w:line="290" w:lineRule="atLeast"/>
+              <w:rPr>
+                <w:rFonts w:ascii="Times New Roman" w:eastAsia="等线" w:hAnsi="Times New Roman" w:hint="default"/>
                 <w:b/>
                 <w:bCs/>
                 <w:sz w:val="21"/>
@@ -1666,7 +1710,7 @@
                 <w:bCs/>
                 <w:sz w:val="21"/>
               </w:rPr>
-              <w:t xml:space="preserve">个人课程项目</w:t>
+              <w:t>个人课程项目</w:t>
             </w:r>
           </w:p>
         </w:tc>
@@ -1683,7 +1727,7 @@
           </w:tcPr>
           <w:p>
             <w:pPr>
-              <w:spacing w:line="290" w:lineRule="atLeast" w:before="0" w:after="0"/>
+              <w:spacing w:line="290" w:lineRule="atLeast"/>
               <w:rPr>
                 <w:rFonts w:ascii="Times New Roman" w:eastAsia="等线" w:hAnsi="Times New Roman" w:hint="default"/>
                 <w:b/>
@@ -1698,14 +1742,14 @@
                 <w:bCs/>
                 <w:sz w:val="21"/>
               </w:rPr>
-              <w:t xml:space="preserve">2025.10-2025.12</w:t>
+              <w:t>2025.10-2025.12</w:t>
             </w:r>
           </w:p>
         </w:tc>
       </w:tr>
       <w:tr>
         <w:trPr>
-          <w:gridAfter w:val="2"/>
+          <w:gridAfter w:val="1"/>
           <w:wAfter w:w="880" w:type="dxa"/>
           <w:jc w:val="center"/>
         </w:trPr>
@@ -1728,9 +1772,9 @@
           </w:tcPr>
           <w:p>
             <w:pPr>
-              <w:spacing w:line="290" w:lineRule="atLeast" w:before="0" w:after="0"/>
-              <w:rPr>
-                <w:rFonts w:ascii="Times New Roman" w:hAnsi="Times New Roman"/>
+              <w:spacing w:line="290" w:lineRule="atLeast"/>
+              <w:rPr>
+                <w:rFonts w:ascii="Times New Roman" w:hAnsi="Times New Roman" w:hint="default"/>
                 <w:sz w:val="21"/>
               </w:rPr>
             </w:pPr>
@@ -1739,7 +1783,7 @@
         <w:tc>
           <w:tcPr>
             <w:tcW w:w="10048" w:type="dxa"/>
-            <w:gridSpan w:val="7"/>
+            <w:gridSpan w:val="4"/>
             <w:tcBorders>
               <w:top w:val="nil"/>
               <w:left w:val="nil"/>
@@ -1760,7 +1804,7 @@
                 <w:ilvl w:val="0"/>
                 <w:numId w:val="9"/>
               </w:numPr>
-              <w:spacing w:line="290" w:lineRule="atLeast" w:before="0" w:after="0"/>
+              <w:spacing w:line="290" w:lineRule="atLeast"/>
               <w:rPr>
                 <w:rFonts w:ascii="Times New Roman" w:eastAsia="宋体" w:hAnsi="Times New Roman" w:cs="宋体" w:hint="default"/>
                 <w:sz w:val="21"/>
@@ -1771,119 +1815,140 @@
                 <w:rFonts w:ascii="Times New Roman" w:eastAsia="宋体" w:hAnsi="Times New Roman" w:cs="宋体"/>
                 <w:sz w:val="21"/>
               </w:rPr>
-              <w:t xml:space="preserve">基于</w:t>
-            </w:r>
-            <w:r>
-              <w:rPr>
-                <w:rFonts w:eastAsia="宋体" w:ascii="Times New Roman" w:hAnsi="Times New Roman"/>
-                <w:sz w:val="21"/>
-              </w:rPr>
-              <w:t xml:space="preserve">TAM</w:t>
-            </w:r>
-            <w:r>
-              <w:rPr>
-                <w:rFonts w:ascii="Times New Roman" w:eastAsia="宋体" w:hAnsi="Times New Roman" w:cs="宋体"/>
-                <w:sz w:val="21"/>
-              </w:rPr>
-              <w:t xml:space="preserve">模型设计</w:t>
-            </w:r>
-            <w:r>
-              <w:rPr>
-                <w:rFonts w:eastAsia="宋体" w:ascii="Times New Roman" w:hAnsi="Times New Roman"/>
-                <w:sz w:val="21"/>
-              </w:rPr>
-              <w:t xml:space="preserve">7</w:t>
-            </w:r>
-            <w:r>
-              <w:rPr>
-                <w:rFonts w:ascii="Times New Roman" w:eastAsia="宋体" w:hAnsi="Times New Roman" w:cs="宋体"/>
-                <w:sz w:val="21"/>
-              </w:rPr>
-              <w:t xml:space="preserve">点李克特量表问卷，回收</w:t>
-            </w:r>
-            <w:r>
-              <w:rPr>
-                <w:rFonts w:eastAsia="宋体" w:ascii="Times New Roman" w:hAnsi="Times New Roman"/>
-                <w:sz w:val="21"/>
-              </w:rPr>
-              <w:t xml:space="preserve">328</w:t>
-            </w:r>
-            <w:r>
-              <w:rPr>
-                <w:rFonts w:ascii="Times New Roman" w:eastAsia="宋体" w:hAnsi="Times New Roman" w:cs="宋体"/>
-                <w:sz w:val="21"/>
-              </w:rPr>
-              <w:t xml:space="preserve">份有效样本，用</w:t>
-            </w:r>
-            <w:r>
-              <w:rPr>
-                <w:rFonts w:eastAsia="宋体" w:ascii="Times New Roman" w:hAnsi="Times New Roman"/>
-                <w:sz w:val="21"/>
-              </w:rPr>
-              <w:t xml:space="preserve">SPSS</w:t>
-            </w:r>
-            <w:r>
-              <w:rPr>
-                <w:rFonts w:ascii="Times New Roman" w:eastAsia="宋体" w:hAnsi="Times New Roman" w:cs="宋体"/>
-                <w:sz w:val="21"/>
-              </w:rPr>
-              <w:t xml:space="preserve">和</w:t>
-            </w:r>
-            <w:r>
-              <w:rPr>
-                <w:rFonts w:eastAsia="宋体" w:ascii="Times New Roman" w:hAnsi="Times New Roman"/>
-                <w:sz w:val="21"/>
-              </w:rPr>
-              <w:t xml:space="preserve">Python</w:t>
-            </w:r>
-            <w:r>
-              <w:rPr>
-                <w:rFonts w:ascii="Times New Roman" w:eastAsia="宋体" w:hAnsi="Times New Roman" w:cs="宋体"/>
-                <w:sz w:val="21"/>
-              </w:rPr>
-              <w:t xml:space="preserve">完成统计分析；验证交互性（</w:t>
-            </w:r>
-            <w:r>
-              <w:rPr>
-                <w:rFonts w:eastAsia="宋体" w:ascii="Times New Roman" w:hAnsi="Times New Roman"/>
-                <w:sz w:val="21"/>
-              </w:rPr>
-              <w:t xml:space="preserve">β=0.42</w:t>
-            </w:r>
-            <w:r>
-              <w:rPr>
-                <w:rFonts w:ascii="Times New Roman" w:eastAsia="宋体" w:hAnsi="Times New Roman" w:cs="宋体"/>
-                <w:sz w:val="21"/>
-              </w:rPr>
-              <w:t xml:space="preserve">）、个性化（</w:t>
-            </w:r>
-            <w:r>
-              <w:rPr>
-                <w:rFonts w:eastAsia="宋体" w:ascii="Times New Roman" w:hAnsi="Times New Roman"/>
-                <w:sz w:val="21"/>
-              </w:rPr>
-              <w:t xml:space="preserve">β=0.38</w:t>
-            </w:r>
-            <w:r>
-              <w:rPr>
-                <w:rFonts w:ascii="Times New Roman" w:eastAsia="宋体" w:hAnsi="Times New Roman" w:cs="宋体"/>
-                <w:sz w:val="21"/>
-              </w:rPr>
-              <w:t xml:space="preserve">）、自主性（</w:t>
-            </w:r>
-            <w:r>
-              <w:rPr>
-                <w:rFonts w:eastAsia="宋体" w:ascii="Times New Roman" w:hAnsi="Times New Roman"/>
-                <w:sz w:val="21"/>
-              </w:rPr>
-              <w:t xml:space="preserve">β=0.31</w:t>
-            </w:r>
-            <w:r>
-              <w:rPr>
-                <w:rFonts w:ascii="Times New Roman" w:eastAsia="宋体" w:hAnsi="Times New Roman" w:cs="宋体"/>
-                <w:sz w:val="21"/>
-              </w:rPr>
-              <w:t xml:space="preserve">）显著正向影响用户感知价值，识别问题识别准确性、智能解决能力为核心影响因素</w:t>
+              <w:t>基于</w:t>
+            </w:r>
+            <w:r>
+              <w:rPr>
+                <w:rFonts w:ascii="Times New Roman" w:eastAsia="宋体" w:hAnsi="Times New Roman"/>
+                <w:sz w:val="21"/>
+              </w:rPr>
+              <w:t>TAM</w:t>
+            </w:r>
+            <w:r>
+              <w:rPr>
+                <w:rFonts w:ascii="Times New Roman" w:eastAsia="宋体" w:hAnsi="Times New Roman" w:cs="宋体"/>
+                <w:sz w:val="21"/>
+              </w:rPr>
+              <w:t>模型设计</w:t>
+            </w:r>
+            <w:r>
+              <w:rPr>
+                <w:rFonts w:ascii="Times New Roman" w:eastAsia="宋体" w:hAnsi="Times New Roman"/>
+                <w:sz w:val="21"/>
+              </w:rPr>
+              <w:t>7</w:t>
+            </w:r>
+            <w:r>
+              <w:rPr>
+                <w:rFonts w:ascii="Times New Roman" w:eastAsia="宋体" w:hAnsi="Times New Roman" w:cs="宋体"/>
+                <w:sz w:val="21"/>
+              </w:rPr>
+              <w:t>点李克特量表问卷，回收</w:t>
+            </w:r>
+            <w:r>
+              <w:rPr>
+                <w:rFonts w:ascii="Times New Roman" w:eastAsia="宋体" w:hAnsi="Times New Roman"/>
+                <w:sz w:val="21"/>
+              </w:rPr>
+              <w:t>328</w:t>
+            </w:r>
+            <w:r>
+              <w:rPr>
+                <w:rFonts w:ascii="Times New Roman" w:eastAsia="宋体" w:hAnsi="Times New Roman" w:cs="宋体"/>
+                <w:sz w:val="21"/>
+              </w:rPr>
+              <w:t>份有效样本，用</w:t>
+            </w:r>
+            <w:r>
+              <w:rPr>
+                <w:rFonts w:ascii="Times New Roman" w:eastAsia="宋体" w:hAnsi="Times New Roman"/>
+                <w:sz w:val="21"/>
+              </w:rPr>
+              <w:t>SPSS</w:t>
+            </w:r>
+            <w:r>
+              <w:rPr>
+                <w:rFonts w:ascii="Times New Roman" w:eastAsia="宋体" w:hAnsi="Times New Roman" w:cs="宋体"/>
+                <w:sz w:val="21"/>
+              </w:rPr>
+              <w:t>和</w:t>
+            </w:r>
+            <w:r>
+              <w:rPr>
+                <w:rFonts w:ascii="Times New Roman" w:eastAsia="宋体" w:hAnsi="Times New Roman"/>
+                <w:sz w:val="21"/>
+              </w:rPr>
+              <w:t>Python</w:t>
+            </w:r>
+            <w:r>
+              <w:rPr>
+                <w:rFonts w:ascii="Times New Roman" w:eastAsia="宋体" w:hAnsi="Times New Roman" w:cs="宋体"/>
+                <w:sz w:val="21"/>
+              </w:rPr>
+              <w:t>完成统计分析；验证交互性（</w:t>
+            </w:r>
+            <w:r>
+              <w:rPr>
+                <w:rFonts w:ascii="Times New Roman" w:eastAsia="宋体" w:hAnsi="Times New Roman"/>
+                <w:sz w:val="21"/>
+              </w:rPr>
+              <w:t>β</w:t>
+            </w:r>
+            <w:r>
+              <w:rPr>
+                <w:rFonts w:ascii="Times New Roman" w:eastAsia="宋体" w:hAnsi="Times New Roman"/>
+                <w:sz w:val="21"/>
+              </w:rPr>
+              <w:t>=0.42</w:t>
+            </w:r>
+            <w:r>
+              <w:rPr>
+                <w:rFonts w:ascii="Times New Roman" w:eastAsia="宋体" w:hAnsi="Times New Roman" w:cs="宋体"/>
+                <w:sz w:val="21"/>
+              </w:rPr>
+              <w:t>）、个性化（</w:t>
+            </w:r>
+            <w:r>
+              <w:rPr>
+                <w:rFonts w:ascii="Times New Roman" w:eastAsia="宋体" w:hAnsi="Times New Roman"/>
+                <w:sz w:val="21"/>
+              </w:rPr>
+              <w:t>β</w:t>
+            </w:r>
+            <w:r>
+              <w:rPr>
+                <w:rFonts w:ascii="Times New Roman" w:eastAsia="宋体" w:hAnsi="Times New Roman"/>
+                <w:sz w:val="21"/>
+              </w:rPr>
+              <w:t>=0.38</w:t>
+            </w:r>
+            <w:r>
+              <w:rPr>
+                <w:rFonts w:ascii="Times New Roman" w:eastAsia="宋体" w:hAnsi="Times New Roman" w:cs="宋体"/>
+                <w:sz w:val="21"/>
+              </w:rPr>
+              <w:t>）、自主性（</w:t>
+            </w:r>
+            <w:r>
+              <w:rPr>
+                <w:rFonts w:ascii="Times New Roman" w:eastAsia="宋体" w:hAnsi="Times New Roman"/>
+                <w:sz w:val="21"/>
+              </w:rPr>
+              <w:t>β</w:t>
+            </w:r>
+            <w:r>
+              <w:rPr>
+                <w:rFonts w:ascii="Times New Roman" w:eastAsia="宋体" w:hAnsi="Times New Roman"/>
+                <w:sz w:val="21"/>
+              </w:rPr>
+              <w:t>=0.31</w:t>
+            </w:r>
+            <w:r>
+              <w:rPr>
+                <w:rFonts w:ascii="Times New Roman" w:eastAsia="宋体" w:hAnsi="Times New Roman" w:cs="宋体"/>
+                <w:sz w:val="21"/>
+              </w:rPr>
+              <w:t>）显著正向影响用户感知价值，识别问题识别准确性、智能解决能力为核心影响因素</w:t>
             </w:r>
           </w:p>
           <w:p>
@@ -1892,7 +1957,7 @@
                 <w:ilvl w:val="0"/>
                 <w:numId w:val="9"/>
               </w:numPr>
-              <w:spacing w:line="290" w:lineRule="atLeast" w:before="0" w:after="0"/>
+              <w:spacing w:line="290" w:lineRule="atLeast"/>
               <w:rPr>
                 <w:rFonts w:ascii="Times New Roman" w:eastAsia="宋体" w:hAnsi="Times New Roman" w:cs="宋体" w:hint="default"/>
                 <w:sz w:val="21"/>
@@ -1903,56 +1968,56 @@
                 <w:rFonts w:ascii="Times New Roman" w:eastAsia="宋体" w:hAnsi="Times New Roman" w:cs="宋体"/>
                 <w:sz w:val="21"/>
               </w:rPr>
-              <w:t xml:space="preserve">发现用户智能体验起关键中介作用，感知增强维度贡献率</w:t>
-            </w:r>
-            <w:r>
-              <w:rPr>
-                <w:rFonts w:eastAsia="宋体" w:ascii="Times New Roman" w:hAnsi="Times New Roman"/>
-                <w:sz w:val="21"/>
-              </w:rPr>
-              <w:t xml:space="preserve">63%</w:t>
-            </w:r>
-            <w:r>
-              <w:rPr>
-                <w:rFonts w:ascii="Times New Roman" w:eastAsia="宋体" w:hAnsi="Times New Roman" w:cs="宋体"/>
-                <w:sz w:val="21"/>
-              </w:rPr>
-              <w:t xml:space="preserve">；高复杂度场景下信任阈值提高</w:t>
-            </w:r>
-            <w:r>
-              <w:rPr>
-                <w:rFonts w:eastAsia="宋体" w:ascii="Times New Roman" w:hAnsi="Times New Roman"/>
-                <w:sz w:val="21"/>
-              </w:rPr>
-              <w:t xml:space="preserve">32%</w:t>
-            </w:r>
-            <w:r>
-              <w:rPr>
-                <w:rFonts w:ascii="Times New Roman" w:eastAsia="宋体" w:hAnsi="Times New Roman" w:cs="宋体"/>
-                <w:sz w:val="21"/>
-              </w:rPr>
-              <w:t xml:space="preserve">，为电商</w:t>
-            </w:r>
-            <w:r>
-              <w:rPr>
-                <w:rFonts w:eastAsia="宋体" w:ascii="Times New Roman" w:hAnsi="Times New Roman"/>
-                <w:sz w:val="21"/>
-              </w:rPr>
-              <w:t xml:space="preserve">AI</w:t>
-            </w:r>
-            <w:r>
-              <w:rPr>
-                <w:rFonts w:ascii="Times New Roman" w:eastAsia="宋体" w:hAnsi="Times New Roman" w:cs="宋体"/>
-                <w:sz w:val="21"/>
-              </w:rPr>
-              <w:t xml:space="preserve">客服优化提供参考</w:t>
+              <w:t>发现用户智能体验起关键中介作用，感知增强维度贡献率</w:t>
+            </w:r>
+            <w:r>
+              <w:rPr>
+                <w:rFonts w:ascii="Times New Roman" w:eastAsia="宋体" w:hAnsi="Times New Roman"/>
+                <w:sz w:val="21"/>
+              </w:rPr>
+              <w:t>63%</w:t>
+            </w:r>
+            <w:r>
+              <w:rPr>
+                <w:rFonts w:ascii="Times New Roman" w:eastAsia="宋体" w:hAnsi="Times New Roman" w:cs="宋体"/>
+                <w:sz w:val="21"/>
+              </w:rPr>
+              <w:t>；高复杂度场景下信任阈值提高</w:t>
+            </w:r>
+            <w:r>
+              <w:rPr>
+                <w:rFonts w:ascii="Times New Roman" w:eastAsia="宋体" w:hAnsi="Times New Roman"/>
+                <w:sz w:val="21"/>
+              </w:rPr>
+              <w:t>32%</w:t>
+            </w:r>
+            <w:r>
+              <w:rPr>
+                <w:rFonts w:ascii="Times New Roman" w:eastAsia="宋体" w:hAnsi="Times New Roman" w:cs="宋体"/>
+                <w:sz w:val="21"/>
+              </w:rPr>
+              <w:t>，为电商</w:t>
+            </w:r>
+            <w:r>
+              <w:rPr>
+                <w:rFonts w:ascii="Times New Roman" w:eastAsia="宋体" w:hAnsi="Times New Roman"/>
+                <w:sz w:val="21"/>
+              </w:rPr>
+              <w:t>AI</w:t>
+            </w:r>
+            <w:r>
+              <w:rPr>
+                <w:rFonts w:ascii="Times New Roman" w:eastAsia="宋体" w:hAnsi="Times New Roman" w:cs="宋体"/>
+                <w:sz w:val="21"/>
+              </w:rPr>
+              <w:t>客服优化提供参考</w:t>
             </w:r>
           </w:p>
         </w:tc>
       </w:tr>
       <w:tr>
         <w:trPr>
-          <w:gridAfter w:val="2"/>
+          <w:gridAfter w:val="1"/>
           <w:wAfter w:w="880" w:type="dxa"/>
           <w:jc w:val="center"/>
         </w:trPr>
@@ -1975,9 +2040,9 @@
           </w:tcPr>
           <w:p>
             <w:pPr>
-              <w:spacing w:line="290" w:lineRule="atLeast" w:before="0" w:after="0"/>
-              <w:rPr>
-                <w:rFonts w:ascii="Times New Roman" w:hAnsi="Times New Roman"/>
+              <w:spacing w:line="290" w:lineRule="atLeast"/>
+              <w:rPr>
+                <w:rFonts w:ascii="Times New Roman" w:hAnsi="Times New Roman" w:hint="default"/>
                 <w:sz w:val="21"/>
               </w:rPr>
             </w:pPr>
@@ -1986,7 +2051,7 @@
         <w:tc>
           <w:tcPr>
             <w:tcW w:w="4600" w:type="dxa"/>
-            <w:gridSpan w:val="4"/>
+            <w:gridSpan w:val="2"/>
             <w:tcBorders>
               <w:top w:val="nil"/>
               <w:left w:val="nil"/>
@@ -2003,9 +2068,9 @@
           </w:tcPr>
           <w:p>
             <w:pPr>
-              <w:spacing w:line="290" w:lineRule="atLeast" w:before="0" w:after="0"/>
-              <w:rPr>
-                <w:rFonts w:ascii="Times New Roman" w:hAnsi="Times New Roman"/>
+              <w:spacing w:line="290" w:lineRule="atLeast"/>
+              <w:rPr>
+                <w:rFonts w:ascii="Times New Roman" w:hAnsi="Times New Roman" w:hint="default"/>
                 <w:sz w:val="21"/>
               </w:rPr>
             </w:pPr>
@@ -2016,14 +2081,13 @@
                 <w:bCs/>
                 <w:sz w:val="21"/>
               </w:rPr>
-              <w:t xml:space="preserve">银行营销客户分层与转化分析</w:t>
+              <w:t>银行营销客户分层与转化分析</w:t>
             </w:r>
           </w:p>
         </w:tc>
         <w:tc>
           <w:tcPr>
             <w:tcW w:w="2693" w:type="dxa"/>
-            <w:gridSpan w:val="2"/>
             <w:tcBorders>
               <w:top w:val="nil"/>
               <w:left w:val="nil"/>
@@ -2034,9 +2098,9 @@
           </w:tcPr>
           <w:p>
             <w:pPr>
-              <w:spacing w:line="290" w:lineRule="atLeast" w:before="0" w:after="0"/>
-              <w:rPr>
-                <w:rFonts w:ascii="Times New Roman" w:eastAsia="等线" w:hAnsi="Times New Roman"/>
+              <w:spacing w:line="290" w:lineRule="atLeast"/>
+              <w:rPr>
+                <w:rFonts w:ascii="Times New Roman" w:eastAsia="等线" w:hAnsi="Times New Roman" w:hint="default"/>
                 <w:b/>
                 <w:bCs/>
                 <w:sz w:val="21"/>
@@ -2049,7 +2113,7 @@
                 <w:bCs/>
                 <w:sz w:val="21"/>
               </w:rPr>
-              <w:t xml:space="preserve">个人课程项目</w:t>
+              <w:t>个人课程项目</w:t>
             </w:r>
           </w:p>
         </w:tc>
@@ -2066,7 +2130,7 @@
           </w:tcPr>
           <w:p>
             <w:pPr>
-              <w:spacing w:line="290" w:lineRule="atLeast" w:before="0" w:after="0"/>
+              <w:spacing w:line="290" w:lineRule="atLeast"/>
               <w:rPr>
                 <w:rFonts w:ascii="Times New Roman" w:eastAsia="等线" w:hAnsi="Times New Roman" w:hint="default"/>
                 <w:b/>
@@ -2081,14 +2145,14 @@
                 <w:bCs/>
                 <w:sz w:val="21"/>
               </w:rPr>
-              <w:t xml:space="preserve">2026.04-2026.06</w:t>
+              <w:t>2026.04-2026.06</w:t>
             </w:r>
           </w:p>
         </w:tc>
       </w:tr>
       <w:tr>
         <w:trPr>
-          <w:gridAfter w:val="2"/>
+          <w:gridAfter w:val="1"/>
           <w:wAfter w:w="880" w:type="dxa"/>
           <w:jc w:val="center"/>
         </w:trPr>
@@ -2111,9 +2175,9 @@
           </w:tcPr>
           <w:p>
             <w:pPr>
-              <w:spacing w:line="290" w:lineRule="atLeast" w:before="0" w:after="0"/>
-              <w:rPr>
-                <w:rFonts w:ascii="Times New Roman" w:hAnsi="Times New Roman"/>
+              <w:spacing w:line="290" w:lineRule="atLeast"/>
+              <w:rPr>
+                <w:rFonts w:ascii="Times New Roman" w:hAnsi="Times New Roman" w:hint="default"/>
                 <w:sz w:val="21"/>
               </w:rPr>
             </w:pPr>
@@ -2122,7 +2186,7 @@
         <w:tc>
           <w:tcPr>
             <w:tcW w:w="10048" w:type="dxa"/>
-            <w:gridSpan w:val="7"/>
+            <w:gridSpan w:val="4"/>
             <w:tcBorders>
               <w:top w:val="nil"/>
               <w:left w:val="nil"/>
@@ -2143,7 +2207,7 @@
                 <w:ilvl w:val="0"/>
                 <w:numId w:val="9"/>
               </w:numPr>
-              <w:spacing w:line="290" w:lineRule="atLeast" w:before="0" w:after="0"/>
+              <w:spacing w:line="290" w:lineRule="atLeast"/>
               <w:rPr>
                 <w:rFonts w:ascii="Times New Roman" w:eastAsia="宋体" w:hAnsi="Times New Roman" w:cs="宋体" w:hint="default"/>
                 <w:sz w:val="21"/>
@@ -2154,35 +2218,35 @@
                 <w:rFonts w:ascii="Times New Roman" w:eastAsia="宋体" w:hAnsi="Times New Roman" w:cs="宋体"/>
                 <w:sz w:val="21"/>
               </w:rPr>
-              <w:t xml:space="preserve">基于</w:t>
-            </w:r>
-            <w:r>
-              <w:rPr>
-                <w:rFonts w:eastAsia="宋体" w:ascii="Times New Roman" w:hAnsi="Times New Roman"/>
-                <w:sz w:val="21"/>
-              </w:rPr>
-              <w:t xml:space="preserve">45211</w:t>
-            </w:r>
-            <w:r>
-              <w:rPr>
-                <w:rFonts w:ascii="Times New Roman" w:eastAsia="宋体" w:hAnsi="Times New Roman" w:cs="宋体"/>
-                <w:sz w:val="21"/>
-              </w:rPr>
-              <w:t xml:space="preserve">条银行营销数据，用</w:t>
-            </w:r>
-            <w:r>
-              <w:rPr>
-                <w:rFonts w:eastAsia="宋体" w:ascii="Times New Roman" w:hAnsi="Times New Roman"/>
-                <w:sz w:val="21"/>
-              </w:rPr>
-              <w:t xml:space="preserve">R</w:t>
-            </w:r>
-            <w:r>
-              <w:rPr>
-                <w:rFonts w:ascii="Times New Roman" w:eastAsia="宋体" w:hAnsi="Times New Roman" w:cs="宋体"/>
-                <w:sz w:val="21"/>
-              </w:rPr>
-              <w:t xml:space="preserve">完成数据清洗与多维度分层统计，通过帕累托分析识别高价值客群特征，用转化瀑布图定位营销流失关键环节</w:t>
+              <w:t>基于</w:t>
+            </w:r>
+            <w:r>
+              <w:rPr>
+                <w:rFonts w:ascii="Times New Roman" w:eastAsia="宋体" w:hAnsi="Times New Roman"/>
+                <w:sz w:val="21"/>
+              </w:rPr>
+              <w:t>45211</w:t>
+            </w:r>
+            <w:r>
+              <w:rPr>
+                <w:rFonts w:ascii="Times New Roman" w:eastAsia="宋体" w:hAnsi="Times New Roman" w:cs="宋体"/>
+                <w:sz w:val="21"/>
+              </w:rPr>
+              <w:t>条银行营销数据，用</w:t>
+            </w:r>
+            <w:r>
+              <w:rPr>
+                <w:rFonts w:ascii="Times New Roman" w:eastAsia="宋体" w:hAnsi="Times New Roman"/>
+                <w:sz w:val="21"/>
+              </w:rPr>
+              <w:t>R</w:t>
+            </w:r>
+            <w:r>
+              <w:rPr>
+                <w:rFonts w:ascii="Times New Roman" w:eastAsia="宋体" w:hAnsi="Times New Roman" w:cs="宋体"/>
+                <w:sz w:val="21"/>
+              </w:rPr>
+              <w:t>完成数据清洗与多维度分层统计，通过帕累托分析识别高价值客群特征，用转化瀑布图定位营销流失关键环节</w:t>
             </w:r>
           </w:p>
           <w:p>
@@ -2191,7 +2255,7 @@
                 <w:ilvl w:val="0"/>
                 <w:numId w:val="9"/>
               </w:numPr>
-              <w:spacing w:line="290" w:lineRule="atLeast" w:before="0" w:after="0"/>
+              <w:spacing w:line="290" w:lineRule="atLeast"/>
               <w:rPr>
                 <w:rFonts w:ascii="Times New Roman" w:eastAsia="宋体" w:hAnsi="Times New Roman" w:cs="宋体" w:hint="default"/>
                 <w:sz w:val="21"/>
@@ -2202,14 +2266,14 @@
                 <w:rFonts w:ascii="Times New Roman" w:eastAsia="宋体" w:hAnsi="Times New Roman" w:cs="宋体"/>
                 <w:sz w:val="21"/>
               </w:rPr>
-              <w:t xml:space="preserve">通过帕累托分析呈现高价值客群分布特征，用转化瀑布图定位营销流失关键环节，为精准营销与运营效率提升提供数据支撑</w:t>
+              <w:t>通过帕累托分析呈现高价值客群分布特征，用转化瀑布图定位营销流失关键环节，为精准营销与运营效率提升提供数据支撑</w:t>
             </w:r>
           </w:p>
         </w:tc>
       </w:tr>
       <w:tr>
         <w:trPr>
-          <w:gridAfter w:val="2"/>
+          <w:gridAfter w:val="1"/>
           <w:wAfter w:w="880" w:type="dxa"/>
           <w:jc w:val="center"/>
         </w:trPr>
@@ -2232,9 +2296,9 @@
           </w:tcPr>
           <w:p>
             <w:pPr>
-              <w:spacing w:line="290" w:lineRule="atLeast" w:before="0" w:after="0"/>
-              <w:rPr>
-                <w:rFonts w:ascii="Times New Roman" w:hAnsi="Times New Roman"/>
+              <w:spacing w:line="290" w:lineRule="atLeast"/>
+              <w:rPr>
+                <w:rFonts w:ascii="Times New Roman" w:hAnsi="Times New Roman" w:hint="default"/>
                 <w:sz w:val="21"/>
               </w:rPr>
             </w:pPr>
@@ -2243,7 +2307,7 @@
         <w:tc>
           <w:tcPr>
             <w:tcW w:w="4600" w:type="dxa"/>
-            <w:gridSpan w:val="4"/>
+            <w:gridSpan w:val="2"/>
             <w:tcBorders>
               <w:top w:val="nil"/>
               <w:left w:val="nil"/>
@@ -2260,9 +2324,9 @@
           </w:tcPr>
           <w:p>
             <w:pPr>
-              <w:spacing w:line="290" w:lineRule="atLeast" w:before="0" w:after="0"/>
-              <w:rPr>
-                <w:rFonts w:ascii="Times New Roman" w:hAnsi="Times New Roman"/>
+              <w:spacing w:line="290" w:lineRule="atLeast"/>
+              <w:rPr>
+                <w:rFonts w:ascii="Times New Roman" w:hAnsi="Times New Roman" w:hint="default"/>
                 <w:sz w:val="21"/>
               </w:rPr>
             </w:pPr>
@@ -2273,7 +2337,7 @@
                 <w:bCs/>
                 <w:sz w:val="21"/>
               </w:rPr>
-              <w:t xml:space="preserve">ERP</w:t>
+              <w:t>ERP</w:t>
             </w:r>
             <w:r>
               <w:rPr>
@@ -2282,14 +2346,13 @@
                 <w:bCs/>
                 <w:sz w:val="21"/>
               </w:rPr>
-              <w:t xml:space="preserve">供应链全流程模拟操作</w:t>
+              <w:t>供应链全流程模拟操作</w:t>
             </w:r>
           </w:p>
         </w:tc>
         <w:tc>
           <w:tcPr>
             <w:tcW w:w="2693" w:type="dxa"/>
-            <w:gridSpan w:val="2"/>
             <w:tcBorders>
               <w:top w:val="nil"/>
               <w:left w:val="nil"/>
@@ -2300,9 +2363,9 @@
           </w:tcPr>
           <w:p>
             <w:pPr>
-              <w:spacing w:line="290" w:lineRule="atLeast" w:before="0" w:after="0"/>
-              <w:rPr>
-                <w:rFonts w:ascii="Times New Roman" w:eastAsia="等线" w:hAnsi="Times New Roman"/>
+              <w:spacing w:line="290" w:lineRule="atLeast"/>
+              <w:rPr>
+                <w:rFonts w:ascii="Times New Roman" w:eastAsia="等线" w:hAnsi="Times New Roman" w:hint="default"/>
                 <w:b/>
                 <w:bCs/>
                 <w:sz w:val="21"/>
@@ -2315,7 +2378,7 @@
                 <w:bCs/>
                 <w:sz w:val="21"/>
               </w:rPr>
-              <w:t xml:space="preserve">课程实验・账套主管</w:t>
+              <w:t>课程实验・账套主管</w:t>
             </w:r>
           </w:p>
         </w:tc>
@@ -2332,7 +2395,7 @@
           </w:tcPr>
           <w:p>
             <w:pPr>
-              <w:spacing w:line="290" w:lineRule="atLeast" w:before="0" w:after="0"/>
+              <w:spacing w:line="290" w:lineRule="atLeast"/>
               <w:rPr>
                 <w:rFonts w:ascii="Times New Roman" w:eastAsia="等线" w:hAnsi="Times New Roman" w:hint="default"/>
                 <w:b/>
@@ -2347,14 +2410,14 @@
                 <w:bCs/>
                 <w:sz w:val="21"/>
               </w:rPr>
-              <w:t xml:space="preserve">2025.03-2025.07</w:t>
+              <w:t>2025.03-2025.07</w:t>
             </w:r>
           </w:p>
         </w:tc>
       </w:tr>
       <w:tr>
         <w:trPr>
-          <w:gridAfter w:val="2"/>
+          <w:gridAfter w:val="1"/>
           <w:wAfter w:w="880" w:type="dxa"/>
           <w:jc w:val="center"/>
         </w:trPr>
@@ -2377,9 +2440,9 @@
           </w:tcPr>
           <w:p>
             <w:pPr>
-              <w:spacing w:line="290" w:lineRule="atLeast" w:before="0" w:after="0"/>
-              <w:rPr>
-                <w:rFonts w:ascii="Times New Roman" w:hAnsi="Times New Roman"/>
+              <w:spacing w:line="290" w:lineRule="atLeast"/>
+              <w:rPr>
+                <w:rFonts w:ascii="Times New Roman" w:hAnsi="Times New Roman" w:hint="default"/>
                 <w:sz w:val="21"/>
               </w:rPr>
             </w:pPr>
@@ -2388,7 +2451,7 @@
         <w:tc>
           <w:tcPr>
             <w:tcW w:w="10048" w:type="dxa"/>
-            <w:gridSpan w:val="7"/>
+            <w:gridSpan w:val="4"/>
             <w:tcBorders>
               <w:top w:val="nil"/>
               <w:left w:val="nil"/>
@@ -2409,7 +2472,7 @@
                 <w:ilvl w:val="0"/>
                 <w:numId w:val="9"/>
               </w:numPr>
-              <w:spacing w:line="290" w:lineRule="atLeast" w:before="0" w:after="0"/>
+              <w:spacing w:line="290" w:lineRule="atLeast"/>
               <w:rPr>
                 <w:rFonts w:ascii="Times New Roman" w:eastAsia="宋体" w:hAnsi="Times New Roman" w:cs="宋体" w:hint="default"/>
                 <w:sz w:val="21"/>
@@ -2420,21 +2483,21 @@
                 <w:rFonts w:ascii="Times New Roman" w:eastAsia="宋体" w:hAnsi="Times New Roman" w:cs="宋体"/>
                 <w:sz w:val="21"/>
               </w:rPr>
-              <w:t xml:space="preserve">以账套主管角色使用用友</w:t>
-            </w:r>
-            <w:r>
-              <w:rPr>
-                <w:rFonts w:eastAsia="宋体" w:ascii="Times New Roman" w:hAnsi="Times New Roman"/>
-                <w:sz w:val="21"/>
-              </w:rPr>
-              <w:t xml:space="preserve">U8+ ERP</w:t>
-            </w:r>
-            <w:r>
-              <w:rPr>
-                <w:rFonts w:ascii="Times New Roman" w:eastAsia="宋体" w:hAnsi="Times New Roman" w:cs="宋体"/>
-                <w:sz w:val="21"/>
-              </w:rPr>
-              <w:t xml:space="preserve">系统，以模拟箱包贸易企业为对象，独立完成采购订单→到货入库→销售订单→发货出库→库存调拨→盘点→存货核算→收付款凭证全流程运营操作</w:t>
+              <w:t>以账套主管角色使用用友</w:t>
+            </w:r>
+            <w:r>
+              <w:rPr>
+                <w:rFonts w:ascii="Times New Roman" w:eastAsia="宋体" w:hAnsi="Times New Roman"/>
+                <w:sz w:val="21"/>
+              </w:rPr>
+              <w:t>U8+ ERP</w:t>
+            </w:r>
+            <w:r>
+              <w:rPr>
+                <w:rFonts w:ascii="Times New Roman" w:eastAsia="宋体" w:hAnsi="Times New Roman" w:cs="宋体"/>
+                <w:sz w:val="21"/>
+              </w:rPr>
+              <w:t>系统，以模拟箱包贸易企业为对象，独立完成采购订单→到货入库→销售订单→发货出库→库存调拨→盘点→存货核算→收付款凭证全流程运营操作</w:t>
             </w:r>
           </w:p>
           <w:p>
@@ -2443,7 +2506,7 @@
                 <w:ilvl w:val="0"/>
                 <w:numId w:val="9"/>
               </w:numPr>
-              <w:spacing w:line="290" w:lineRule="atLeast" w:before="0" w:after="0"/>
+              <w:spacing w:line="290" w:lineRule="atLeast"/>
               <w:rPr>
                 <w:rFonts w:ascii="Times New Roman" w:eastAsia="宋体" w:hAnsi="Times New Roman" w:cs="宋体" w:hint="default"/>
                 <w:sz w:val="21"/>
@@ -2454,35 +2517,35 @@
                 <w:rFonts w:ascii="Times New Roman" w:eastAsia="宋体" w:hAnsi="Times New Roman" w:cs="宋体"/>
                 <w:sz w:val="21"/>
               </w:rPr>
-              <w:t xml:space="preserve">掌握采购、销售、库存、存货、财务五大模块间的数据流转与单据联动逻辑，理解</w:t>
-            </w:r>
-            <w:r>
-              <w:rPr>
-                <w:rFonts w:eastAsia="宋体" w:ascii="Times New Roman" w:hAnsi="Times New Roman"/>
-                <w:sz w:val="21"/>
-              </w:rPr>
-              <w:t xml:space="preserve">ERP</w:t>
-            </w:r>
-            <w:r>
-              <w:rPr>
-                <w:rFonts w:ascii="Times New Roman" w:eastAsia="宋体" w:hAnsi="Times New Roman" w:cs="宋体"/>
-                <w:sz w:val="21"/>
-              </w:rPr>
-              <w:t xml:space="preserve">系统中供应链业务从订单到核算的标准化运作机制</w:t>
+              <w:t>掌握采购、销售、库存、存货、财务五大模块间的数据流转与单据联动逻辑，理解</w:t>
+            </w:r>
+            <w:r>
+              <w:rPr>
+                <w:rFonts w:ascii="Times New Roman" w:eastAsia="宋体" w:hAnsi="Times New Roman"/>
+                <w:sz w:val="21"/>
+              </w:rPr>
+              <w:t>ERP</w:t>
+            </w:r>
+            <w:r>
+              <w:rPr>
+                <w:rFonts w:ascii="Times New Roman" w:eastAsia="宋体" w:hAnsi="Times New Roman" w:cs="宋体"/>
+                <w:sz w:val="21"/>
+              </w:rPr>
+              <w:t>系统中供应链业务从订单到核算的标准化运作机制</w:t>
             </w:r>
           </w:p>
         </w:tc>
       </w:tr>
       <w:tr>
         <w:trPr>
-          <w:gridBefore w:val="3"/>
+          <w:gridBefore w:val="2"/>
           <w:wBefore w:w="879" w:type="dxa"/>
           <w:jc w:val="center"/>
         </w:trPr>
         <w:tc>
           <w:tcPr>
             <w:tcW w:w="10744" w:type="dxa"/>
-            <w:gridSpan w:val="7"/>
+            <w:gridSpan w:val="4"/>
             <w:tcBorders>
               <w:top w:val="nil"/>
               <w:left w:val="nil"/>
@@ -2500,7 +2563,10 @@
           </w:tcPr>
           <w:p>
             <w:pPr>
-              <w:spacing w:line="290" w:lineRule="atLeast" w:before="0" w:after="0"/>
+              <w:spacing w:line="290" w:lineRule="atLeast"/>
+              <w:rPr>
+                <w:rFonts w:hint="default"/>
+              </w:rPr>
             </w:pPr>
             <w:r>
               <w:rPr>
@@ -2514,26 +2580,27 @@
     </w:tbl>
     <w:p>
       <w:pPr>
+        <w:spacing w:line="290" w:lineRule="atLeast"/>
         <w:rPr>
+          <w:rFonts w:hint="default"/>
           <w:vanish/>
         </w:rPr>
-        <w:spacing w:line="290" w:lineRule="atLeast" w:before="0" w:after="0"/>
       </w:pPr>
     </w:p>
     <w:p>
       <w:pPr>
+        <w:spacing w:line="290" w:lineRule="atLeast"/>
         <w:rPr>
+          <w:rFonts w:hint="default"/>
           <w:vanish/>
           <w:sz w:val="21"/>
         </w:rPr>
-        <w:spacing w:line="290" w:lineRule="atLeast" w:before="0" w:after="0"/>
       </w:pPr>
     </w:p>
     <w:tbl>
       <w:tblPr>
         <w:tblW w:w="0" w:type="auto"/>
         <w:jc w:val="center"/>
-        <w:tblInd w:w="0" w:type="dxa"/>
         <w:tblLayout w:type="fixed"/>
         <w:tblCellMar>
           <w:left w:w="0" w:type="dxa"/>
@@ -2543,9 +2610,9 @@
       </w:tblPr>
       <w:tblGrid>
         <w:gridCol w:w="695"/>
-        <w:gridCol w:w="3686"/>
+        <w:gridCol w:w="4600"/>
         <w:gridCol w:w="2693"/>
-        <w:gridCol w:w="3669"/>
+        <w:gridCol w:w="2755"/>
       </w:tblGrid>
       <w:tr>
         <w:trPr>
@@ -2570,8 +2637,9 @@
           </w:tcPr>
           <w:p>
             <w:pPr>
-              <w:spacing w:line="290" w:lineRule="atLeast" w:before="0" w:after="0"/>
-              <w:rPr>
+              <w:spacing w:line="290" w:lineRule="atLeast"/>
+              <w:rPr>
+                <w:rFonts w:hint="default"/>
                 <w:sz w:val="21"/>
               </w:rPr>
             </w:pPr>
@@ -2596,8 +2664,9 @@
           </w:tcPr>
           <w:p>
             <w:pPr>
-              <w:spacing w:line="290" w:lineRule="atLeast" w:before="0" w:after="0"/>
-              <w:rPr>
+              <w:spacing w:line="290" w:lineRule="atLeast"/>
+              <w:rPr>
+                <w:rFonts w:hint="default"/>
                 <w:b/>
                 <w:bCs/>
                 <w:sz w:val="21"/>
@@ -2610,7 +2679,7 @@
                 <w:bCs/>
                 <w:sz w:val="21"/>
               </w:rPr>
-              <w:t xml:space="preserve">山东鱼跃尚成教育有限责任公司</w:t>
+              <w:t>山东鱼跃尚成教育有限责任公司</w:t>
             </w:r>
           </w:p>
         </w:tc>
@@ -2627,8 +2696,9 @@
           </w:tcPr>
           <w:p>
             <w:pPr>
-              <w:spacing w:line="290" w:lineRule="atLeast" w:before="0" w:after="0"/>
-              <w:rPr>
+              <w:spacing w:line="290" w:lineRule="atLeast"/>
+              <w:rPr>
+                <w:rFonts w:hint="default"/>
                 <w:b/>
                 <w:bCs/>
                 <w:sz w:val="21"/>
@@ -2641,7 +2711,7 @@
                 <w:bCs/>
                 <w:sz w:val="21"/>
               </w:rPr>
-              <w:t xml:space="preserve">项目助理（兼职）</w:t>
+              <w:t>项目助理（兼职）</w:t>
             </w:r>
           </w:p>
         </w:tc>
@@ -2658,7 +2728,7 @@
           </w:tcPr>
           <w:p>
             <w:pPr>
-              <w:spacing w:line="290" w:lineRule="atLeast" w:before="0" w:after="0"/>
+              <w:spacing w:line="290" w:lineRule="atLeast"/>
               <w:rPr>
                 <w:rFonts w:ascii="Times New Roman" w:eastAsia="等线" w:hAnsi="Times New Roman" w:hint="default"/>
                 <w:b/>
@@ -2673,7 +2743,7 @@
                 <w:bCs/>
                 <w:sz w:val="21"/>
               </w:rPr>
-              <w:t xml:space="preserve">2026.04 - 2026.07</w:t>
+              <w:t>2026.04 - 2026.07</w:t>
             </w:r>
           </w:p>
         </w:tc>
@@ -2701,9 +2771,9 @@
           </w:tcPr>
           <w:p>
             <w:pPr>
-              <w:spacing w:line="290" w:lineRule="atLeast" w:before="0" w:after="0"/>
-              <w:rPr>
-                <w:rFonts w:ascii="Times New Roman" w:hAnsi="Times New Roman"/>
+              <w:spacing w:line="290" w:lineRule="atLeast"/>
+              <w:rPr>
+                <w:rFonts w:ascii="Times New Roman" w:hAnsi="Times New Roman" w:hint="default"/>
                 <w:sz w:val="21"/>
               </w:rPr>
             </w:pPr>
@@ -2733,7 +2803,7 @@
                 <w:ilvl w:val="0"/>
                 <w:numId w:val="6"/>
               </w:numPr>
-              <w:spacing w:line="290" w:lineRule="atLeast" w:before="0" w:after="0"/>
+              <w:spacing w:line="290" w:lineRule="atLeast"/>
               <w:rPr>
                 <w:rFonts w:ascii="Times New Roman" w:eastAsia="宋体" w:hAnsi="Times New Roman" w:cs="宋体" w:hint="default"/>
                 <w:sz w:val="21"/>
@@ -2744,35 +2814,35 @@
                 <w:rFonts w:ascii="Times New Roman" w:eastAsia="宋体" w:hAnsi="Times New Roman" w:cs="宋体"/>
                 <w:sz w:val="21"/>
               </w:rPr>
-              <w:t xml:space="preserve">统筹</w:t>
-            </w:r>
-            <w:r>
-              <w:rPr>
-                <w:rFonts w:eastAsia="宋体" w:ascii="Times New Roman" w:hAnsi="Times New Roman"/>
-                <w:sz w:val="21"/>
-              </w:rPr>
-              <w:t xml:space="preserve">200+</w:t>
-            </w:r>
-            <w:r>
-              <w:rPr>
-                <w:rFonts w:ascii="Times New Roman" w:eastAsia="宋体" w:hAnsi="Times New Roman" w:cs="宋体"/>
-                <w:sz w:val="21"/>
-              </w:rPr>
-              <w:t xml:space="preserve">份申报材料全流程管理，用</w:t>
-            </w:r>
-            <w:r>
-              <w:rPr>
-                <w:rFonts w:eastAsia="宋体" w:ascii="Times New Roman" w:hAnsi="Times New Roman"/>
-                <w:sz w:val="21"/>
-              </w:rPr>
-              <w:t xml:space="preserve">Excel</w:t>
-            </w:r>
-            <w:r>
-              <w:rPr>
-                <w:rFonts w:ascii="Times New Roman" w:eastAsia="宋体" w:hAnsi="Times New Roman" w:cs="宋体"/>
-                <w:sz w:val="21"/>
-              </w:rPr>
-              <w:t xml:space="preserve">搭建分类台账，建立三级校验机制实现零差错提交</w:t>
+              <w:t>统筹</w:t>
+            </w:r>
+            <w:r>
+              <w:rPr>
+                <w:rFonts w:ascii="Times New Roman" w:eastAsia="宋体" w:hAnsi="Times New Roman"/>
+                <w:sz w:val="21"/>
+              </w:rPr>
+              <w:t>200+</w:t>
+            </w:r>
+            <w:r>
+              <w:rPr>
+                <w:rFonts w:ascii="Times New Roman" w:eastAsia="宋体" w:hAnsi="Times New Roman" w:cs="宋体"/>
+                <w:sz w:val="21"/>
+              </w:rPr>
+              <w:t>份申报材料全流程管理，用</w:t>
+            </w:r>
+            <w:r>
+              <w:rPr>
+                <w:rFonts w:ascii="Times New Roman" w:eastAsia="宋体" w:hAnsi="Times New Roman"/>
+                <w:sz w:val="21"/>
+              </w:rPr>
+              <w:t>Excel</w:t>
+            </w:r>
+            <w:r>
+              <w:rPr>
+                <w:rFonts w:ascii="Times New Roman" w:eastAsia="宋体" w:hAnsi="Times New Roman" w:cs="宋体"/>
+                <w:sz w:val="21"/>
+              </w:rPr>
+              <w:t>搭建分类台账，建立三级校验机制实现零差错提交</w:t>
             </w:r>
           </w:p>
           <w:p>
@@ -2781,7 +2851,7 @@
                 <w:ilvl w:val="0"/>
                 <w:numId w:val="6"/>
               </w:numPr>
-              <w:spacing w:line="290" w:lineRule="atLeast" w:before="0" w:after="0"/>
+              <w:spacing w:line="290" w:lineRule="atLeast"/>
               <w:rPr>
                 <w:rFonts w:ascii="Times New Roman" w:eastAsia="宋体" w:hAnsi="Times New Roman" w:cs="宋体" w:hint="default"/>
                 <w:sz w:val="21"/>
@@ -2792,7 +2862,7 @@
                 <w:rFonts w:ascii="Times New Roman" w:eastAsia="宋体" w:hAnsi="Times New Roman" w:cs="宋体"/>
                 <w:sz w:val="21"/>
               </w:rPr>
-              <w:t xml:space="preserve">梳理并标准化资料审核与报批流程，与各方同步进度，按月汇总数据形成工作小结，提升整体执行效率</w:t>
+              <w:t>梳理并标准化资料审核与报批流程，与各方同步进度，按月汇总数据形成工作小结，提升整体执行效率</w:t>
             </w:r>
           </w:p>
         </w:tc>
@@ -2820,8 +2890,9 @@
           </w:tcPr>
           <w:p>
             <w:pPr>
-              <w:spacing w:line="290" w:lineRule="atLeast" w:before="0" w:after="0"/>
-              <w:rPr>
+              <w:spacing w:line="290" w:lineRule="atLeast"/>
+              <w:rPr>
+                <w:rFonts w:hint="default"/>
                 <w:sz w:val="21"/>
               </w:rPr>
             </w:pPr>
@@ -2846,8 +2917,9 @@
           </w:tcPr>
           <w:p>
             <w:pPr>
-              <w:spacing w:line="290" w:lineRule="atLeast" w:before="0" w:after="0"/>
-              <w:rPr>
+              <w:spacing w:line="290" w:lineRule="atLeast"/>
+              <w:rPr>
+                <w:rFonts w:hint="default"/>
                 <w:b/>
                 <w:bCs/>
                 <w:sz w:val="21"/>
@@ -2860,7 +2932,7 @@
                 <w:bCs/>
                 <w:sz w:val="21"/>
               </w:rPr>
-              <w:t xml:space="preserve">瑞幸咖啡</w:t>
+              <w:t>瑞幸咖啡</w:t>
             </w:r>
           </w:p>
         </w:tc>
@@ -2877,8 +2949,9 @@
           </w:tcPr>
           <w:p>
             <w:pPr>
-              <w:spacing w:line="290" w:lineRule="atLeast" w:before="0" w:after="0"/>
-              <w:rPr>
+              <w:spacing w:line="290" w:lineRule="atLeast"/>
+              <w:rPr>
+                <w:rFonts w:hint="default"/>
                 <w:b/>
                 <w:bCs/>
                 <w:sz w:val="21"/>
@@ -2891,7 +2964,7 @@
                 <w:bCs/>
                 <w:sz w:val="21"/>
               </w:rPr>
-              <w:t xml:space="preserve">咖啡师（兼职）</w:t>
+              <w:t>咖啡师（兼职）</w:t>
             </w:r>
           </w:p>
         </w:tc>
@@ -2908,7 +2981,7 @@
           </w:tcPr>
           <w:p>
             <w:pPr>
-              <w:spacing w:line="290" w:lineRule="atLeast" w:before="0" w:after="0"/>
+              <w:spacing w:line="290" w:lineRule="atLeast"/>
               <w:rPr>
                 <w:rFonts w:ascii="Times New Roman" w:eastAsia="等线" w:hAnsi="Times New Roman" w:hint="default"/>
                 <w:b/>
@@ -2923,7 +2996,7 @@
                 <w:bCs/>
                 <w:sz w:val="21"/>
               </w:rPr>
-              <w:t xml:space="preserve">2023.07 - 2023.09</w:t>
+              <w:t>2023.07 - 2023.09</w:t>
             </w:r>
           </w:p>
         </w:tc>
@@ -2951,9 +3024,9 @@
           </w:tcPr>
           <w:p>
             <w:pPr>
-              <w:spacing w:line="290" w:lineRule="atLeast" w:before="0" w:after="0"/>
-              <w:rPr>
-                <w:rFonts w:ascii="Times New Roman" w:hAnsi="Times New Roman"/>
+              <w:spacing w:line="290" w:lineRule="atLeast"/>
+              <w:rPr>
+                <w:rFonts w:ascii="Times New Roman" w:hAnsi="Times New Roman" w:hint="default"/>
                 <w:sz w:val="21"/>
               </w:rPr>
             </w:pPr>
@@ -2983,7 +3056,7 @@
                 <w:ilvl w:val="0"/>
                 <w:numId w:val="6"/>
               </w:numPr>
-              <w:spacing w:line="290" w:lineRule="atLeast" w:before="0" w:after="0"/>
+              <w:spacing w:line="290" w:lineRule="atLeast"/>
               <w:rPr>
                 <w:rFonts w:ascii="Times New Roman" w:eastAsia="宋体" w:hAnsi="Times New Roman" w:cs="宋体" w:hint="default"/>
                 <w:sz w:val="21"/>
@@ -2994,7 +3067,7 @@
                 <w:rFonts w:ascii="Times New Roman" w:eastAsia="宋体" w:hAnsi="Times New Roman" w:cs="宋体"/>
                 <w:sz w:val="21"/>
               </w:rPr>
-              <w:t xml:space="preserve">负责门店数十种原辅料的日常盘点与效期管理，落实日盘制度，根据消耗规律提醒仓库解冻备货，降低物料损耗与缺货风险；规范物料分区与出入库单据核对，保持交接班库存账实一致；根据销售数据同步补货需求，保障门店日常运营物料供应</w:t>
+              <w:t>负责门店数十种原辅料的日常盘点与效期管理，落实日盘制度，根据消耗规律提醒仓库解冻备货，降低物料损耗与缺货风险；规范物料分区与出入库单据核对，保持交接班库存账实一致；根据销售数据同步补货需求，保障门店日常运营物料供应</w:t>
             </w:r>
           </w:p>
         </w:tc>
@@ -3002,68 +3075,67 @@
     </w:tbl>
     <w:p>
       <w:pPr>
+        <w:spacing w:line="290" w:lineRule="atLeast"/>
         <w:rPr>
-          <w:rFonts w:ascii="Times New Roman" w:hAnsi="Times New Roman"/>
+          <w:rFonts w:ascii="Times New Roman" w:hAnsi="Times New Roman" w:hint="default"/>
           <w:vanish/>
           <w:sz w:val="21"/>
         </w:rPr>
-        <w:spacing w:line="290" w:lineRule="atLeast" w:before="0" w:after="0"/>
       </w:pPr>
     </w:p>
     <w:p>
       <w:pPr>
+        <w:spacing w:line="290" w:lineRule="atLeast"/>
         <w:rPr>
-          <w:rFonts w:ascii="Times New Roman" w:hAnsi="Times New Roman"/>
+          <w:rFonts w:ascii="Times New Roman" w:hAnsi="Times New Roman" w:hint="default"/>
           <w:vanish/>
           <w:sz w:val="21"/>
         </w:rPr>
-        <w:spacing w:line="290" w:lineRule="atLeast" w:before="0" w:after="0"/>
       </w:pPr>
     </w:p>
     <w:p>
       <w:pPr>
+        <w:spacing w:line="290" w:lineRule="atLeast"/>
         <w:rPr>
-          <w:rFonts w:ascii="Times New Roman" w:hAnsi="Times New Roman"/>
+          <w:rFonts w:ascii="Times New Roman" w:hAnsi="Times New Roman" w:hint="default"/>
           <w:vanish/>
           <w:sz w:val="21"/>
         </w:rPr>
-        <w:spacing w:line="290" w:lineRule="atLeast" w:before="0" w:after="0"/>
       </w:pPr>
     </w:p>
     <w:p>
       <w:pPr>
+        <w:spacing w:line="290" w:lineRule="atLeast"/>
         <w:rPr>
-          <w:rFonts w:ascii="Times New Roman" w:hAnsi="Times New Roman"/>
+          <w:rFonts w:ascii="Times New Roman" w:hAnsi="Times New Roman" w:hint="default"/>
           <w:vanish/>
           <w:sz w:val="2"/>
         </w:rPr>
-        <w:spacing w:line="290" w:lineRule="atLeast" w:before="0" w:after="0"/>
       </w:pPr>
     </w:p>
     <w:p>
       <w:pPr>
+        <w:spacing w:line="290" w:lineRule="atLeast"/>
         <w:rPr>
-          <w:rFonts w:ascii="Times New Roman" w:hAnsi="Times New Roman"/>
+          <w:rFonts w:ascii="Times New Roman" w:hAnsi="Times New Roman" w:hint="default"/>
           <w:vanish/>
         </w:rPr>
-        <w:spacing w:line="290" w:lineRule="atLeast" w:before="0" w:after="0"/>
       </w:pPr>
     </w:p>
     <w:p>
       <w:pPr>
+        <w:spacing w:line="290" w:lineRule="atLeast"/>
         <w:rPr>
-          <w:rFonts w:ascii="Times New Roman" w:hAnsi="Times New Roman"/>
+          <w:rFonts w:ascii="Times New Roman" w:hAnsi="Times New Roman" w:hint="default"/>
           <w:vanish/>
           <w:sz w:val="21"/>
         </w:rPr>
-        <w:spacing w:line="290" w:lineRule="atLeast" w:before="0" w:after="0"/>
       </w:pPr>
     </w:p>
     <w:tbl>
       <w:tblPr>
         <w:tblW w:w="0" w:type="auto"/>
         <w:jc w:val="center"/>
-        <w:tblInd w:w="0" w:type="dxa"/>
         <w:tblLayout w:type="fixed"/>
         <w:tblCellMar>
           <w:left w:w="0" w:type="dxa"/>
@@ -3098,9 +3170,9 @@
           </w:tcPr>
           <w:p>
             <w:pPr>
-              <w:spacing w:before="0" w:after="0" w:line="290" w:lineRule="atLeast"/>
-              <w:rPr>
-                <w:rFonts w:ascii="Times New Roman" w:hAnsi="Times New Roman"/>
+              <w:spacing w:line="290" w:lineRule="atLeast"/>
+              <w:rPr>
+                <w:rFonts w:ascii="Times New Roman" w:hAnsi="Times New Roman" w:hint="default"/>
               </w:rPr>
             </w:pPr>
             <w:r>
@@ -3109,7 +3181,7 @@
                 <w:b/>
                 <w:bCs/>
               </w:rPr>
-              <w:t xml:space="preserve">综合技能</w:t>
+              <w:t>综合技能</w:t>
             </w:r>
           </w:p>
         </w:tc>
@@ -3117,18 +3189,17 @@
     </w:tbl>
     <w:p>
       <w:pPr>
+        <w:spacing w:line="290" w:lineRule="atLeast"/>
         <w:rPr>
-          <w:rFonts w:ascii="Times New Roman" w:hAnsi="Times New Roman"/>
+          <w:rFonts w:ascii="Times New Roman" w:hAnsi="Times New Roman" w:hint="default"/>
           <w:vanish/>
         </w:rPr>
-        <w:spacing w:line="290" w:lineRule="atLeast" w:before="0" w:after="0"/>
       </w:pPr>
     </w:p>
     <w:tbl>
       <w:tblPr>
         <w:tblW w:w="0" w:type="auto"/>
         <w:jc w:val="center"/>
-        <w:tblInd w:w="0" w:type="dxa"/>
         <w:tblLayout w:type="fixed"/>
         <w:tblCellMar>
           <w:left w:w="0" w:type="dxa"/>
@@ -3142,7 +3213,7 @@
       </w:tblGrid>
       <w:tr>
         <w:trPr>
-          <w:trHeight w:val="1843"/>
+          <w:trHeight w:val="1565"/>
           <w:jc w:val="center"/>
         </w:trPr>
         <w:tc>
@@ -3164,9 +3235,9 @@
           </w:tcPr>
           <w:p>
             <w:pPr>
-              <w:spacing w:before="0" w:after="0" w:line="290" w:lineRule="atLeast"/>
-              <w:rPr>
-                <w:rFonts w:ascii="Times New Roman" w:hAnsi="Times New Roman"/>
+              <w:spacing w:line="290" w:lineRule="atLeast"/>
+              <w:rPr>
+                <w:rFonts w:ascii="Times New Roman" w:hAnsi="Times New Roman" w:hint="default"/>
                 <w:sz w:val="21"/>
               </w:rPr>
             </w:pPr>
@@ -3191,7 +3262,7 @@
           </w:tcPr>
           <w:p>
             <w:pPr>
-              <w:spacing w:line="290" w:lineRule="atLeast" w:before="0" w:after="0"/>
+              <w:spacing w:line="290" w:lineRule="atLeast"/>
               <w:rPr>
                 <w:rFonts w:ascii="Times New Roman" w:eastAsia="宋体" w:hAnsi="Times New Roman" w:cs="宋体" w:hint="default"/>
                 <w:b/>
@@ -3206,166 +3277,166 @@
                 <w:bCs/>
                 <w:sz w:val="21"/>
               </w:rPr>
-              <w:t xml:space="preserve">业务系统与数据工具：</w:t>
-            </w:r>
-            <w:r>
-              <w:rPr>
-                <w:rFonts w:ascii="Times New Roman" w:eastAsia="宋体" w:hAnsi="Times New Roman" w:cs="宋体"/>
-                <w:sz w:val="21"/>
-              </w:rPr>
-              <w:t xml:space="preserve">用友</w:t>
-            </w:r>
-            <w:r>
-              <w:rPr>
-                <w:rFonts w:eastAsia="宋体" w:ascii="Times New Roman" w:hAnsi="Times New Roman"/>
-                <w:sz w:val="21"/>
-              </w:rPr>
-              <w:t xml:space="preserve">U8+ ERP</w:t>
-            </w:r>
-            <w:r>
-              <w:rPr>
-                <w:rFonts w:ascii="Times New Roman" w:eastAsia="宋体" w:hAnsi="Times New Roman" w:cs="宋体"/>
-                <w:sz w:val="21"/>
-              </w:rPr>
-              <w:t xml:space="preserve">（采购</w:t>
-            </w:r>
-            <w:r>
-              <w:rPr>
-                <w:rFonts w:eastAsia="宋体" w:ascii="Times New Roman" w:hAnsi="Times New Roman"/>
-                <w:sz w:val="21"/>
-              </w:rPr>
-              <w:t xml:space="preserve">/</w:t>
-            </w:r>
-            <w:r>
-              <w:rPr>
-                <w:rFonts w:ascii="Times New Roman" w:eastAsia="宋体" w:hAnsi="Times New Roman" w:cs="宋体"/>
-                <w:sz w:val="21"/>
-              </w:rPr>
-              <w:t xml:space="preserve">销售</w:t>
-            </w:r>
-            <w:r>
-              <w:rPr>
-                <w:rFonts w:eastAsia="宋体" w:ascii="Times New Roman" w:hAnsi="Times New Roman"/>
-                <w:sz w:val="21"/>
-              </w:rPr>
-              <w:t xml:space="preserve">/</w:t>
-            </w:r>
-            <w:r>
-              <w:rPr>
-                <w:rFonts w:ascii="Times New Roman" w:eastAsia="宋体" w:hAnsi="Times New Roman" w:cs="宋体"/>
-                <w:sz w:val="21"/>
-              </w:rPr>
-              <w:t xml:space="preserve">库存</w:t>
-            </w:r>
-            <w:r>
-              <w:rPr>
-                <w:rFonts w:eastAsia="宋体" w:ascii="Times New Roman" w:hAnsi="Times New Roman"/>
-                <w:sz w:val="21"/>
-              </w:rPr>
-              <w:t xml:space="preserve">/</w:t>
-            </w:r>
-            <w:r>
-              <w:rPr>
-                <w:rFonts w:ascii="Times New Roman" w:eastAsia="宋体" w:hAnsi="Times New Roman" w:cs="宋体"/>
-                <w:sz w:val="21"/>
-              </w:rPr>
-              <w:t xml:space="preserve">核算全流程），</w:t>
-            </w:r>
-            <w:r>
-              <w:rPr>
-                <w:rFonts w:eastAsia="宋体" w:ascii="Times New Roman" w:hAnsi="Times New Roman"/>
-                <w:sz w:val="21"/>
-              </w:rPr>
-              <w:t xml:space="preserve">Excel</w:t>
-            </w:r>
-            <w:r>
-              <w:rPr>
-                <w:rFonts w:ascii="Times New Roman" w:eastAsia="宋体" w:hAnsi="Times New Roman" w:cs="宋体"/>
-                <w:sz w:val="21"/>
-              </w:rPr>
-              <w:t xml:space="preserve">（数据透视表、</w:t>
-            </w:r>
-            <w:r>
-              <w:rPr>
-                <w:rFonts w:eastAsia="宋体" w:ascii="Times New Roman" w:hAnsi="Times New Roman"/>
-                <w:sz w:val="21"/>
-              </w:rPr>
-              <w:t xml:space="preserve">VLOOKUP</w:t>
-            </w:r>
-            <w:r>
-              <w:rPr>
-                <w:rFonts w:ascii="Times New Roman" w:eastAsia="宋体" w:hAnsi="Times New Roman" w:cs="宋体"/>
-                <w:sz w:val="21"/>
-              </w:rPr>
-              <w:t xml:space="preserve">、函数公式、图表可视化）、</w:t>
-            </w:r>
-            <w:r>
-              <w:rPr>
-                <w:rFonts w:eastAsia="宋体" w:ascii="Times New Roman" w:hAnsi="Times New Roman"/>
-                <w:sz w:val="21"/>
-              </w:rPr>
-              <w:t xml:space="preserve">Python</w:t>
-            </w:r>
-            <w:r>
-              <w:rPr>
-                <w:rFonts w:ascii="Times New Roman" w:eastAsia="宋体" w:hAnsi="Times New Roman" w:cs="宋体"/>
-                <w:sz w:val="21"/>
-              </w:rPr>
-              <w:t xml:space="preserve">（</w:t>
-            </w:r>
-            <w:r>
-              <w:rPr>
-                <w:rFonts w:eastAsia="宋体" w:ascii="Times New Roman" w:hAnsi="Times New Roman"/>
-                <w:sz w:val="21"/>
-              </w:rPr>
-              <w:t xml:space="preserve">pandas</w:t>
-            </w:r>
-            <w:r>
-              <w:rPr>
-                <w:rFonts w:ascii="Times New Roman" w:eastAsia="宋体" w:hAnsi="Times New Roman" w:cs="宋体"/>
-                <w:sz w:val="21"/>
-              </w:rPr>
-              <w:t xml:space="preserve">数据处理、</w:t>
-            </w:r>
-            <w:r>
-              <w:rPr>
-                <w:rFonts w:eastAsia="宋体" w:ascii="Times New Roman" w:hAnsi="Times New Roman"/>
-                <w:sz w:val="21"/>
-              </w:rPr>
-              <w:t xml:space="preserve">matplotlib</w:t>
-            </w:r>
-            <w:r>
-              <w:rPr>
-                <w:rFonts w:ascii="Times New Roman" w:eastAsia="宋体" w:hAnsi="Times New Roman" w:cs="宋体"/>
-                <w:sz w:val="21"/>
-              </w:rPr>
-              <w:t xml:space="preserve">可视化）、</w:t>
-            </w:r>
-            <w:r>
-              <w:rPr>
-                <w:rFonts w:eastAsia="宋体" w:ascii="Times New Roman" w:hAnsi="Times New Roman"/>
-                <w:sz w:val="21"/>
-              </w:rPr>
-              <w:t xml:space="preserve">R</w:t>
-            </w:r>
-            <w:r>
-              <w:rPr>
-                <w:rFonts w:ascii="Times New Roman" w:eastAsia="宋体" w:hAnsi="Times New Roman" w:cs="宋体"/>
-                <w:sz w:val="21"/>
-              </w:rPr>
-              <w:t xml:space="preserve">、</w:t>
-            </w:r>
-            <w:r>
-              <w:rPr>
-                <w:rFonts w:eastAsia="宋体" w:ascii="Times New Roman" w:hAnsi="Times New Roman"/>
-                <w:sz w:val="21"/>
-              </w:rPr>
-              <w:t xml:space="preserve">SPSS</w:t>
-            </w:r>
-          </w:p>
-          <w:p>
-            <w:pPr>
-              <w:spacing w:line="290" w:lineRule="atLeast" w:before="0" w:after="0"/>
+              <w:t>业务系统与数据工具：</w:t>
+            </w:r>
+            <w:r>
+              <w:rPr>
+                <w:rFonts w:ascii="Times New Roman" w:eastAsia="宋体" w:hAnsi="Times New Roman" w:cs="宋体"/>
+                <w:sz w:val="21"/>
+              </w:rPr>
+              <w:t>用友</w:t>
+            </w:r>
+            <w:r>
+              <w:rPr>
+                <w:rFonts w:ascii="Times New Roman" w:eastAsia="宋体" w:hAnsi="Times New Roman"/>
+                <w:sz w:val="21"/>
+              </w:rPr>
+              <w:t>U8+ ERP</w:t>
+            </w:r>
+            <w:r>
+              <w:rPr>
+                <w:rFonts w:ascii="Times New Roman" w:eastAsia="宋体" w:hAnsi="Times New Roman" w:cs="宋体"/>
+                <w:sz w:val="21"/>
+              </w:rPr>
+              <w:t>（采购</w:t>
+            </w:r>
+            <w:r>
+              <w:rPr>
+                <w:rFonts w:ascii="Times New Roman" w:eastAsia="宋体" w:hAnsi="Times New Roman"/>
+                <w:sz w:val="21"/>
+              </w:rPr>
+              <w:t>/</w:t>
+            </w:r>
+            <w:r>
+              <w:rPr>
+                <w:rFonts w:ascii="Times New Roman" w:eastAsia="宋体" w:hAnsi="Times New Roman" w:cs="宋体"/>
+                <w:sz w:val="21"/>
+              </w:rPr>
+              <w:t>销售</w:t>
+            </w:r>
+            <w:r>
+              <w:rPr>
+                <w:rFonts w:ascii="Times New Roman" w:eastAsia="宋体" w:hAnsi="Times New Roman"/>
+                <w:sz w:val="21"/>
+              </w:rPr>
+              <w:t>/</w:t>
+            </w:r>
+            <w:r>
+              <w:rPr>
+                <w:rFonts w:ascii="Times New Roman" w:eastAsia="宋体" w:hAnsi="Times New Roman" w:cs="宋体"/>
+                <w:sz w:val="21"/>
+              </w:rPr>
+              <w:t>库存</w:t>
+            </w:r>
+            <w:r>
+              <w:rPr>
+                <w:rFonts w:ascii="Times New Roman" w:eastAsia="宋体" w:hAnsi="Times New Roman"/>
+                <w:sz w:val="21"/>
+              </w:rPr>
+              <w:t>/</w:t>
+            </w:r>
+            <w:r>
+              <w:rPr>
+                <w:rFonts w:ascii="Times New Roman" w:eastAsia="宋体" w:hAnsi="Times New Roman" w:cs="宋体"/>
+                <w:sz w:val="21"/>
+              </w:rPr>
+              <w:t>核算全流程），</w:t>
+            </w:r>
+            <w:r>
+              <w:rPr>
+                <w:rFonts w:ascii="Times New Roman" w:eastAsia="宋体" w:hAnsi="Times New Roman"/>
+                <w:sz w:val="21"/>
+              </w:rPr>
+              <w:t>Excel</w:t>
+            </w:r>
+            <w:r>
+              <w:rPr>
+                <w:rFonts w:ascii="Times New Roman" w:eastAsia="宋体" w:hAnsi="Times New Roman" w:cs="宋体"/>
+                <w:sz w:val="21"/>
+              </w:rPr>
+              <w:t>（数据透视表、</w:t>
+            </w:r>
+            <w:r>
+              <w:rPr>
+                <w:rFonts w:ascii="Times New Roman" w:eastAsia="宋体" w:hAnsi="Times New Roman"/>
+                <w:sz w:val="21"/>
+              </w:rPr>
+              <w:t>VLOOKUP</w:t>
+            </w:r>
+            <w:r>
+              <w:rPr>
+                <w:rFonts w:ascii="Times New Roman" w:eastAsia="宋体" w:hAnsi="Times New Roman" w:cs="宋体"/>
+                <w:sz w:val="21"/>
+              </w:rPr>
+              <w:t>、函数公式、图表可视化）、</w:t>
+            </w:r>
+            <w:r>
+              <w:rPr>
+                <w:rFonts w:ascii="Times New Roman" w:eastAsia="宋体" w:hAnsi="Times New Roman"/>
+                <w:sz w:val="21"/>
+              </w:rPr>
+              <w:t>Python</w:t>
+            </w:r>
+            <w:r>
+              <w:rPr>
+                <w:rFonts w:ascii="Times New Roman" w:eastAsia="宋体" w:hAnsi="Times New Roman" w:cs="宋体"/>
+                <w:sz w:val="21"/>
+              </w:rPr>
+              <w:t>（</w:t>
+            </w:r>
+            <w:r>
+              <w:rPr>
+                <w:rFonts w:ascii="Times New Roman" w:eastAsia="宋体" w:hAnsi="Times New Roman"/>
+                <w:sz w:val="21"/>
+              </w:rPr>
+              <w:t>pandas</w:t>
+            </w:r>
+            <w:r>
+              <w:rPr>
+                <w:rFonts w:ascii="Times New Roman" w:eastAsia="宋体" w:hAnsi="Times New Roman" w:cs="宋体"/>
+                <w:sz w:val="21"/>
+              </w:rPr>
+              <w:t>数据处理、</w:t>
+            </w:r>
+            <w:r>
+              <w:rPr>
+                <w:rFonts w:ascii="Times New Roman" w:eastAsia="宋体" w:hAnsi="Times New Roman"/>
+                <w:sz w:val="21"/>
+              </w:rPr>
+              <w:t>matplotlib</w:t>
+            </w:r>
+            <w:r>
+              <w:rPr>
+                <w:rFonts w:ascii="Times New Roman" w:eastAsia="宋体" w:hAnsi="Times New Roman" w:cs="宋体"/>
+                <w:sz w:val="21"/>
+              </w:rPr>
+              <w:t>可视化）、</w:t>
+            </w:r>
+            <w:r>
+              <w:rPr>
+                <w:rFonts w:ascii="Times New Roman" w:eastAsia="宋体" w:hAnsi="Times New Roman"/>
+                <w:sz w:val="21"/>
+              </w:rPr>
+              <w:t>R</w:t>
+            </w:r>
+            <w:r>
+              <w:rPr>
+                <w:rFonts w:ascii="Times New Roman" w:eastAsia="宋体" w:hAnsi="Times New Roman" w:cs="宋体"/>
+                <w:sz w:val="21"/>
+              </w:rPr>
+              <w:t>、</w:t>
+            </w:r>
+            <w:r>
+              <w:rPr>
+                <w:rFonts w:ascii="Times New Roman" w:eastAsia="宋体" w:hAnsi="Times New Roman"/>
+                <w:sz w:val="21"/>
+              </w:rPr>
+              <w:t>SPSS</w:t>
+            </w:r>
+          </w:p>
+          <w:p>
+            <w:pPr>
+              <w:spacing w:line="290" w:lineRule="atLeast"/>
               <w:rPr>
                 <w:rFonts w:ascii="Times New Roman" w:eastAsia="宋体" w:hAnsi="Times New Roman" w:cs="宋体" w:hint="default"/>
                 <w:b/>
@@ -3380,26 +3451,26 @@
                 <w:bCs/>
                 <w:sz w:val="21"/>
               </w:rPr>
-              <w:t xml:space="preserve">语言能力：</w:t>
-            </w:r>
-            <w:r>
-              <w:rPr>
-                <w:rFonts w:eastAsia="宋体" w:ascii="Times New Roman" w:hAnsi="Times New Roman"/>
-                <w:sz w:val="21"/>
-              </w:rPr>
-              <w:t xml:space="preserve">CET-4</w:t>
-            </w:r>
-            <w:r>
-              <w:rPr>
-                <w:rFonts w:ascii="Times New Roman" w:eastAsia="宋体" w:hAnsi="Times New Roman" w:cs="宋体"/>
-                <w:sz w:val="21"/>
-              </w:rPr>
-              <w:t xml:space="preserve">，可阅读英文专业资料与基础商务沟通</w:t>
-            </w:r>
-          </w:p>
-          <w:p>
-            <w:pPr>
-              <w:spacing w:line="290" w:lineRule="atLeast" w:before="0" w:after="0"/>
+              <w:t>语言能力：</w:t>
+            </w:r>
+            <w:r>
+              <w:rPr>
+                <w:rFonts w:ascii="Times New Roman" w:eastAsia="宋体" w:hAnsi="Times New Roman"/>
+                <w:sz w:val="21"/>
+              </w:rPr>
+              <w:t>CET-4</w:t>
+            </w:r>
+            <w:r>
+              <w:rPr>
+                <w:rFonts w:ascii="Times New Roman" w:eastAsia="宋体" w:hAnsi="Times New Roman" w:cs="宋体"/>
+                <w:sz w:val="21"/>
+              </w:rPr>
+              <w:t>，可阅读英文专业资料与基础商务沟通</w:t>
+            </w:r>
+          </w:p>
+          <w:p>
+            <w:pPr>
+              <w:spacing w:line="290" w:lineRule="atLeast"/>
               <w:rPr>
                 <w:rFonts w:ascii="Times New Roman" w:eastAsia="宋体" w:hAnsi="Times New Roman" w:cs="宋体" w:hint="default"/>
                 <w:b/>
@@ -3414,14 +3485,14 @@
                 <w:bCs/>
                 <w:sz w:val="21"/>
               </w:rPr>
-              <w:t xml:space="preserve">通用能力：</w:t>
-            </w:r>
-            <w:r>
-              <w:rPr>
-                <w:rFonts w:ascii="Times New Roman" w:eastAsia="宋体" w:hAnsi="Times New Roman" w:cs="宋体"/>
-                <w:sz w:val="21"/>
-              </w:rPr>
-              <w:t xml:space="preserve">流程梳理与标准化、库存与效期管理、跨部门沟通对接、电子台账搭建与文档归档、数据驱动的问题分析与改进建议输出</w:t>
+              <w:t>通用能力：</w:t>
+            </w:r>
+            <w:r>
+              <w:rPr>
+                <w:rFonts w:ascii="Times New Roman" w:eastAsia="宋体" w:hAnsi="Times New Roman" w:cs="宋体"/>
+                <w:sz w:val="21"/>
+              </w:rPr>
+              <w:t>流程梳理与标准化、库存与效期管理、跨部门沟通对接、电子台账搭建与文档归档、数据驱动的问题分析与改进建议输出</w:t>
             </w:r>
           </w:p>
         </w:tc>
@@ -3429,11 +3500,12 @@
     </w:tbl>
     <w:p>
       <w:pPr>
+        <w:spacing w:line="290" w:lineRule="atLeast"/>
         <w:rPr>
+          <w:rFonts w:hint="default"/>
           <w:vanish/>
           <w:sz w:val="21"/>
         </w:rPr>
-        <w:spacing w:line="290" w:lineRule="atLeast" w:before="0" w:after="0"/>
       </w:pPr>
     </w:p>
     <w:sectPr>
@@ -5043,15 +5115,6 @@
   </w:num>
   <w:num w:numId="13" w16cid:durableId="1101874244">
     <w:abstractNumId w:val="5"/>
-    <w:lvlOverride w:ilvl="0"/>
-    <w:lvlOverride w:ilvl="1"/>
-    <w:lvlOverride w:ilvl="2"/>
-    <w:lvlOverride w:ilvl="3"/>
-    <w:lvlOverride w:ilvl="4"/>
-    <w:lvlOverride w:ilvl="5"/>
-    <w:lvlOverride w:ilvl="6"/>
-    <w:lvlOverride w:ilvl="7"/>
-    <w:lvlOverride w:ilvl="8"/>
   </w:num>
 </w:numbering>
 </file>
@@ -5222,7 +5285,6 @@
     <w:lsdException w:name="Table Web 2" w:semiHidden="1" w:unhideWhenUsed="1"/>
     <w:lsdException w:name="Table Web 3" w:semiHidden="1" w:unhideWhenUsed="1"/>
     <w:lsdException w:name="Balloon Text" w:semiHidden="1" w:unhideWhenUsed="1"/>
-    <w:lsdException w:name="Table Grid" w:semiHidden="1" w:unhideWhenUsed="1"/>
     <w:lsdException w:name="Table Theme" w:semiHidden="1" w:unhideWhenUsed="1"/>
     <w:lsdException w:name="Placeholder Text" w:semiHidden="1" w:uiPriority="99" w:unhideWhenUsed="1"/>
     <w:lsdException w:name="No Spacing" w:uiPriority="99" w:qFormat="1"/>
@@ -5514,14 +5576,16 @@
   </w:style>
   <w:style w:type="character" w:default="1" w:styleId="a0">
     <w:name w:val="Default Paragraph Font"/>
-    <w:uiPriority w:val="99"/>
+    <w:uiPriority w:val="1"/>
     <w:unhideWhenUsed/>
   </w:style>
   <w:style w:type="table" w:default="1" w:styleId="a1">
     <w:name w:val="Normal Table"/>
     <w:uiPriority w:val="99"/>
+    <w:semiHidden/>
     <w:unhideWhenUsed/>
     <w:tblPr>
+      <w:tblInd w:w="0" w:type="dxa"/>
       <w:tblCellMar>
         <w:top w:w="0" w:type="dxa"/>
         <w:left w:w="108" w:type="dxa"/>

--- a/docs/files/f75_文雪_山东大学_运营管理方向.docx
+++ b/docs/files/f75_文雪_山东大学_运营管理方向.docx
@@ -5,17 +5,18 @@
   <w:body>
     <w:p>
       <w:pPr>
-        <w:spacing w:line="290" w:lineRule="atLeast"/>
         <w:rPr>
           <w:rFonts w:hint="default"/>
           <w:vanish/>
         </w:rPr>
+        <w:spacing w:line="290" w:lineRule="atLeast" w:before="0" w:after="0"/>
       </w:pPr>
     </w:p>
     <w:tbl>
       <w:tblPr>
         <w:tblW w:w="0" w:type="auto"/>
         <w:jc w:val="center"/>
+        <w:tblInd w:w="0" w:type="dxa"/>
         <w:tblLayout w:type="fixed"/>
         <w:tblCellMar>
           <w:left w:w="0" w:type="dxa"/>
@@ -51,7 +52,7 @@
           </w:tcPr>
           <w:p>
             <w:pPr>
-              <w:spacing w:line="290" w:lineRule="atLeast"/>
+              <w:spacing w:line="290" w:lineRule="atLeast" w:before="0" w:after="0"/>
               <w:rPr>
                 <w:rFonts w:ascii="宋体" w:eastAsia="宋体" w:hAnsi="宋体"/>
                 <w:b/>
@@ -88,15 +89,14 @@
           </w:tcPr>
           <w:p>
             <w:pPr>
-              <w:spacing w:line="290" w:lineRule="atLeast"/>
               <w:jc w:val="center"/>
               <w:rPr>
                 <w:rFonts w:hint="default"/>
               </w:rPr>
-            </w:pPr>
-            <w:r>
-              <w:rPr>
-                <w:rFonts w:hint="default"/>
+              <w:spacing w:line="290" w:lineRule="atLeast" w:before="0" w:after="0"/>
+            </w:pPr>
+            <w:r>
+              <w:rPr>
                 <w:noProof/>
               </w:rPr>
               <w:pict w14:anchorId="7207AFA7">
@@ -119,7 +119,7 @@
                   <v:path o:extrusionok="f" gradientshapeok="t" o:connecttype="rect"/>
                   <o:lock v:ext="edit" aspectratio="t"/>
                 </v:shapetype>
-                <v:shape id="_x0000_s2052" type="#_x0000_t75" style="position:absolute;left:0;text-align:left;margin-left:-3.1pt;margin-top:-3.1pt;width:58.05pt;height:81.95pt;z-index:1;mso-position-horizontal-relative:text;mso-position-vertical-relative:text">
+                <v:shape id="_x0000_s2052" type="#_x0000_t75" style="position:absolute;left:0;text-align:left;margin-left:-3.1pt;margin-top:-3.1pt;width:58.05pt;height:81.95pt;z-index:251657728;mso-position-horizontal-relative:text;mso-position-vertical-relative:text">
                   <v:imagedata r:id="rId7" o:title="微信图片_20260311210753_173_4"/>
                 </v:shape>
               </w:pict>
@@ -151,9 +151,9 @@
           </w:tcPr>
           <w:p>
             <w:pPr>
-              <w:spacing w:line="290" w:lineRule="atLeast"/>
-              <w:rPr>
-                <w:rFonts w:eastAsia="等线" w:hint="default"/>
+              <w:spacing w:line="290" w:lineRule="atLeast" w:before="0" w:after="0"/>
+              <w:rPr>
+                <w:rFonts w:eastAsia="等线"/>
                 <w:sz w:val="21"/>
               </w:rPr>
             </w:pPr>
@@ -222,23 +222,7 @@
                 <w:rFonts w:ascii="宋体" w:eastAsia="宋体" w:hAnsi="宋体"/>
                 <w:sz w:val="21"/>
               </w:rPr>
-              <w:t xml:space="preserve">  共青团员  </w:t>
-            </w:r>
-            <w:r>
-              <w:rPr>
-                <w:rFonts w:ascii="宋体" w:eastAsia="宋体" w:hAnsi="宋体"/>
-                <w:b/>
-                <w:bCs/>
-                <w:sz w:val="21"/>
-              </w:rPr>
-              <w:t>|</w:t>
-            </w:r>
-            <w:r>
-              <w:rPr>
-                <w:rFonts w:ascii="宋体" w:eastAsia="宋体" w:hAnsi="宋体"/>
-                <w:sz w:val="21"/>
-              </w:rPr>
-              <w:t xml:space="preserve">  济南</w:t>
+              <w:t xml:space="preserve">  共青团员  |  济南</w:t>
             </w:r>
           </w:p>
         </w:tc>
@@ -249,11 +233,10 @@
           </w:tcPr>
           <w:p>
             <w:pPr>
-              <w:spacing w:line="290" w:lineRule="atLeast"/>
-              <w:rPr>
-                <w:rFonts w:hint="default"/>
-                <w:sz w:val="21"/>
-              </w:rPr>
+              <w:rPr>
+                <w:sz w:val="21"/>
+              </w:rPr>
+              <w:spacing w:line="290" w:lineRule="atLeast" w:before="0" w:after="0"/>
             </w:pPr>
           </w:p>
         </w:tc>
@@ -282,9 +265,8 @@
           </w:tcPr>
           <w:p>
             <w:pPr>
-              <w:spacing w:line="290" w:lineRule="atLeast"/>
-              <w:rPr>
-                <w:rFonts w:hint="default"/>
+              <w:spacing w:line="290" w:lineRule="atLeast" w:before="0" w:after="0"/>
+              <w:rPr>
                 <w:b/>
                 <w:bCs/>
                 <w:sz w:val="21"/>
@@ -297,7 +279,7 @@
                 <w:bCs/>
                 <w:sz w:val="21"/>
               </w:rPr>
-              <w:t>求职意向：</w:t>
+              <w:t xml:space="preserve">求职意向：</w:t>
             </w:r>
             <w:r>
               <w:rPr>
@@ -313,35 +295,35 @@
                 <w:rFonts w:ascii="Times New Roman" w:eastAsia="宋体" w:hAnsi="Times New Roman" w:cs="宋体"/>
                 <w:sz w:val="21"/>
               </w:rPr>
-              <w:t>运营管理</w:t>
-            </w:r>
-            <w:r>
-              <w:rPr>
-                <w:rFonts w:ascii="Times New Roman" w:eastAsia="宋体" w:hAnsi="Times New Roman"/>
-                <w:sz w:val="21"/>
-              </w:rPr>
-              <w:t>/</w:t>
-            </w:r>
-            <w:r>
-              <w:rPr>
-                <w:rFonts w:ascii="Times New Roman" w:eastAsia="宋体" w:hAnsi="Times New Roman" w:cs="宋体"/>
-                <w:sz w:val="21"/>
-              </w:rPr>
-              <w:t>供应链运营</w:t>
-            </w:r>
-            <w:r>
-              <w:rPr>
-                <w:rFonts w:ascii="Times New Roman" w:eastAsia="宋体" w:hAnsi="Times New Roman"/>
-                <w:sz w:val="21"/>
-              </w:rPr>
-              <w:t>/</w:t>
-            </w:r>
-            <w:r>
-              <w:rPr>
-                <w:rFonts w:ascii="Times New Roman" w:eastAsia="宋体" w:hAnsi="Times New Roman" w:cs="宋体"/>
-                <w:sz w:val="21"/>
-              </w:rPr>
-              <w:t>库存管理</w:t>
+              <w:t xml:space="preserve">运营管理</w:t>
+            </w:r>
+            <w:r>
+              <w:rPr>
+                <w:rFonts w:eastAsia="宋体" w:ascii="Times New Roman" w:hAnsi="Times New Roman"/>
+                <w:sz w:val="21"/>
+              </w:rPr>
+              <w:t xml:space="preserve">/</w:t>
+            </w:r>
+            <w:r>
+              <w:rPr>
+                <w:rFonts w:ascii="Times New Roman" w:eastAsia="宋体" w:hAnsi="Times New Roman" w:cs="宋体"/>
+                <w:sz w:val="21"/>
+              </w:rPr>
+              <w:t xml:space="preserve">供应链运营</w:t>
+            </w:r>
+            <w:r>
+              <w:rPr>
+                <w:rFonts w:eastAsia="宋体" w:ascii="Times New Roman" w:hAnsi="Times New Roman"/>
+                <w:sz w:val="21"/>
+              </w:rPr>
+              <w:t xml:space="preserve">/</w:t>
+            </w:r>
+            <w:r>
+              <w:rPr>
+                <w:rFonts w:ascii="Times New Roman" w:eastAsia="宋体" w:hAnsi="Times New Roman" w:cs="宋体"/>
+                <w:sz w:val="21"/>
+              </w:rPr>
+              <w:t xml:space="preserve">库存管理</w:t>
             </w:r>
           </w:p>
         </w:tc>
@@ -352,11 +334,10 @@
           </w:tcPr>
           <w:p>
             <w:pPr>
-              <w:spacing w:line="290" w:lineRule="atLeast"/>
-              <w:rPr>
-                <w:rFonts w:hint="default"/>
-                <w:sz w:val="21"/>
-              </w:rPr>
+              <w:rPr>
+                <w:sz w:val="21"/>
+              </w:rPr>
+              <w:spacing w:line="290" w:lineRule="atLeast" w:before="0" w:after="0"/>
             </w:pPr>
           </w:p>
         </w:tc>
@@ -385,9 +366,8 @@
           </w:tcPr>
           <w:p>
             <w:pPr>
-              <w:spacing w:line="290" w:lineRule="atLeast"/>
-              <w:rPr>
-                <w:rFonts w:hint="default"/>
+              <w:spacing w:line="290" w:lineRule="atLeast" w:before="0" w:after="0"/>
+              <w:rPr>
                 <w:b/>
                 <w:bCs/>
                 <w:sz w:val="21"/>
@@ -400,147 +380,140 @@
                 <w:bCs/>
                 <w:sz w:val="21"/>
               </w:rPr>
-              <w:t>个人优势：</w:t>
-            </w:r>
-            <w:r>
-              <w:rPr>
-                <w:rFonts w:ascii="Times New Roman" w:eastAsia="宋体" w:hAnsi="Times New Roman" w:cs="宋体"/>
-                <w:sz w:val="21"/>
-              </w:rPr>
-              <w:t>运营优化：独立完成社区团购末端网络优化项目，设计弹性布局方案，测算运营成本降低</w:t>
-            </w:r>
-            <w:r>
-              <w:rPr>
-                <w:rFonts w:ascii="Times New Roman" w:eastAsia="宋体" w:hAnsi="Times New Roman"/>
-                <w:sz w:val="21"/>
-              </w:rPr>
-              <w:t>18.7%</w:t>
-            </w:r>
-            <w:r>
-              <w:rPr>
-                <w:rFonts w:ascii="Times New Roman" w:eastAsia="宋体" w:hAnsi="Times New Roman" w:cs="宋体"/>
-                <w:sz w:val="21"/>
-              </w:rPr>
-              <w:t>、配送效率提升</w:t>
-            </w:r>
-            <w:r>
-              <w:rPr>
-                <w:rFonts w:ascii="Times New Roman" w:eastAsia="宋体" w:hAnsi="Times New Roman"/>
-                <w:sz w:val="21"/>
-              </w:rPr>
-              <w:t>22.3%</w:t>
-            </w:r>
-            <w:r>
-              <w:rPr>
-                <w:rFonts w:ascii="Times New Roman" w:eastAsia="宋体" w:hAnsi="Times New Roman"/>
-                <w:sz w:val="21"/>
-              </w:rPr>
-              <w:t>；</w:t>
-            </w:r>
-            <w:r>
-              <w:rPr>
-                <w:rFonts w:ascii="Times New Roman" w:eastAsia="宋体" w:hAnsi="Times New Roman" w:cs="宋体"/>
-                <w:sz w:val="21"/>
-              </w:rPr>
-              <w:t>数据驱动：掌握</w:t>
-            </w:r>
-            <w:r>
-              <w:rPr>
-                <w:rFonts w:ascii="Times New Roman" w:eastAsia="宋体" w:hAnsi="Times New Roman"/>
-                <w:sz w:val="21"/>
-              </w:rPr>
-              <w:t>Python/R/SPSS</w:t>
-            </w:r>
-            <w:r>
-              <w:rPr>
-                <w:rFonts w:ascii="Times New Roman" w:eastAsia="宋体" w:hAnsi="Times New Roman" w:cs="宋体"/>
-                <w:sz w:val="21"/>
-              </w:rPr>
-              <w:t>，累计处理</w:t>
-            </w:r>
-            <w:r>
-              <w:rPr>
-                <w:rFonts w:ascii="Times New Roman" w:eastAsia="宋体" w:hAnsi="Times New Roman"/>
-                <w:sz w:val="21"/>
-              </w:rPr>
-              <w:t>4.5</w:t>
-            </w:r>
-            <w:r>
-              <w:rPr>
-                <w:rFonts w:ascii="Times New Roman" w:eastAsia="宋体" w:hAnsi="Times New Roman" w:cs="宋体"/>
-                <w:sz w:val="21"/>
-              </w:rPr>
-              <w:t>万</w:t>
-            </w:r>
-            <w:r>
-              <w:rPr>
-                <w:rFonts w:ascii="Times New Roman" w:eastAsia="宋体" w:hAnsi="Times New Roman"/>
-                <w:sz w:val="21"/>
-              </w:rPr>
-              <w:t>+</w:t>
-            </w:r>
-            <w:r>
-              <w:rPr>
-                <w:rFonts w:ascii="Times New Roman" w:eastAsia="宋体" w:hAnsi="Times New Roman" w:cs="宋体"/>
-                <w:sz w:val="21"/>
-              </w:rPr>
-              <w:t>条业务数据，能通过数据分析识别运营痛点并输出改进建议</w:t>
-            </w:r>
-            <w:r>
-              <w:rPr>
-                <w:rFonts w:ascii="Times New Roman" w:eastAsia="宋体" w:hAnsi="Times New Roman"/>
-                <w:sz w:val="21"/>
-              </w:rPr>
-              <w:t>；</w:t>
-            </w:r>
-            <w:r>
-              <w:rPr>
-                <w:rFonts w:ascii="Times New Roman" w:eastAsia="宋体" w:hAnsi="Times New Roman" w:cs="宋体"/>
-                <w:sz w:val="21"/>
-              </w:rPr>
-              <w:t>库存与流程：用友</w:t>
-            </w:r>
-            <w:r>
-              <w:rPr>
-                <w:rFonts w:ascii="Times New Roman" w:eastAsia="宋体" w:hAnsi="Times New Roman"/>
-                <w:sz w:val="21"/>
-              </w:rPr>
-              <w:t>U8+ERP</w:t>
-            </w:r>
-            <w:r>
-              <w:rPr>
-                <w:rFonts w:ascii="Times New Roman" w:eastAsia="宋体" w:hAnsi="Times New Roman" w:cs="宋体"/>
-                <w:sz w:val="21"/>
-              </w:rPr>
-              <w:t>库存</w:t>
-            </w:r>
-            <w:r>
-              <w:rPr>
-                <w:rFonts w:ascii="Times New Roman" w:eastAsia="宋体" w:hAnsi="Times New Roman"/>
-                <w:sz w:val="21"/>
-              </w:rPr>
-              <w:t>/</w:t>
-            </w:r>
-            <w:r>
-              <w:rPr>
-                <w:rFonts w:ascii="Times New Roman" w:eastAsia="宋体" w:hAnsi="Times New Roman" w:cs="宋体"/>
-                <w:sz w:val="21"/>
-              </w:rPr>
-              <w:t>采购全流程操作，瑞幸门店原辅料盘点与效期管理经验，</w:t>
-            </w:r>
-            <w:r>
-              <w:rPr>
-                <w:rFonts w:ascii="Times New Roman" w:eastAsia="宋体" w:hAnsi="Times New Roman"/>
-                <w:sz w:val="21"/>
-              </w:rPr>
-              <w:t>3</w:t>
-            </w:r>
-            <w:r>
-              <w:rPr>
-                <w:rFonts w:ascii="Times New Roman" w:eastAsia="宋体" w:hAnsi="Times New Roman" w:cs="宋体"/>
-                <w:sz w:val="21"/>
-              </w:rPr>
-              <w:t>个月项目助理流程标准化经验</w:t>
+              <w:t xml:space="preserve">个人优势：</w:t>
+            </w:r>
+            <w:r>
+              <w:rPr>
+                <w:rFonts w:ascii="Times New Roman" w:eastAsia="宋体" w:hAnsi="Times New Roman" w:cs="宋体"/>
+                <w:sz w:val="21"/>
+              </w:rPr>
+              <w:t xml:space="preserve">运营优化：独立完成社区团购末端网络优化项目，设计弹性布局方案，测算运营成本降低</w:t>
+            </w:r>
+            <w:r>
+              <w:rPr>
+                <w:rFonts w:eastAsia="宋体" w:ascii="Times New Roman" w:hAnsi="Times New Roman"/>
+                <w:sz w:val="21"/>
+              </w:rPr>
+              <w:t xml:space="preserve">18.7%</w:t>
+            </w:r>
+            <w:r>
+              <w:rPr>
+                <w:rFonts w:ascii="Times New Roman" w:eastAsia="宋体" w:hAnsi="Times New Roman" w:cs="宋体"/>
+                <w:sz w:val="21"/>
+              </w:rPr>
+              <w:t xml:space="preserve">、配送效率提升</w:t>
+            </w:r>
+            <w:r>
+              <w:rPr>
+                <w:rFonts w:eastAsia="宋体" w:ascii="Times New Roman" w:hAnsi="Times New Roman"/>
+                <w:sz w:val="21"/>
+              </w:rPr>
+              <w:t xml:space="preserve">22.3%;</w:t>
+            </w:r>
+            <w:r>
+              <w:rPr>
+                <w:rFonts w:ascii="Times New Roman" w:eastAsia="宋体" w:hAnsi="Times New Roman" w:cs="宋体"/>
+                <w:sz w:val="21"/>
+              </w:rPr>
+              <w:t xml:space="preserve">数据驱动：掌握</w:t>
+            </w:r>
+            <w:r>
+              <w:rPr>
+                <w:rFonts w:eastAsia="宋体" w:ascii="Times New Roman" w:hAnsi="Times New Roman"/>
+                <w:sz w:val="21"/>
+              </w:rPr>
+              <w:t xml:space="preserve">Python/R/SPSS</w:t>
+            </w:r>
+            <w:r>
+              <w:rPr>
+                <w:rFonts w:ascii="Times New Roman" w:eastAsia="宋体" w:hAnsi="Times New Roman" w:cs="宋体"/>
+                <w:sz w:val="21"/>
+              </w:rPr>
+              <w:t xml:space="preserve">，累计处理</w:t>
+            </w:r>
+            <w:r>
+              <w:rPr>
+                <w:rFonts w:eastAsia="宋体" w:ascii="Times New Roman" w:hAnsi="Times New Roman"/>
+                <w:sz w:val="21"/>
+              </w:rPr>
+              <w:t xml:space="preserve">4.5</w:t>
+            </w:r>
+            <w:r>
+              <w:rPr>
+                <w:rFonts w:ascii="Times New Roman" w:eastAsia="宋体" w:hAnsi="Times New Roman" w:cs="宋体"/>
+                <w:sz w:val="21"/>
+              </w:rPr>
+              <w:t xml:space="preserve">万</w:t>
+            </w:r>
+            <w:r>
+              <w:rPr>
+                <w:rFonts w:eastAsia="宋体" w:ascii="Times New Roman" w:hAnsi="Times New Roman"/>
+                <w:sz w:val="21"/>
+              </w:rPr>
+              <w:t xml:space="preserve">+</w:t>
+            </w:r>
+            <w:r>
+              <w:rPr>
+                <w:rFonts w:ascii="Times New Roman" w:eastAsia="宋体" w:hAnsi="Times New Roman" w:cs="宋体"/>
+                <w:sz w:val="21"/>
+              </w:rPr>
+              <w:t xml:space="preserve">条业务数据，能通过数据分析识别运营痛点并输出改进建议</w:t>
+            </w:r>
+            <w:r>
+              <w:rPr>
+                <w:rFonts w:eastAsia="宋体" w:ascii="Times New Roman" w:hAnsi="Times New Roman"/>
+                <w:sz w:val="21"/>
+              </w:rPr>
+              <w:t xml:space="preserve">;</w:t>
+            </w:r>
+            <w:r>
+              <w:rPr>
+                <w:rFonts w:ascii="Times New Roman" w:eastAsia="宋体" w:hAnsi="Times New Roman" w:cs="宋体"/>
+                <w:sz w:val="21"/>
+              </w:rPr>
+              <w:t xml:space="preserve">库存与流程：用友</w:t>
+            </w:r>
+            <w:r>
+              <w:rPr>
+                <w:rFonts w:eastAsia="宋体" w:ascii="Times New Roman" w:hAnsi="Times New Roman"/>
+                <w:sz w:val="21"/>
+              </w:rPr>
+              <w:t xml:space="preserve">U8+ERP</w:t>
+            </w:r>
+            <w:r>
+              <w:rPr>
+                <w:rFonts w:ascii="Times New Roman" w:eastAsia="宋体" w:hAnsi="Times New Roman" w:cs="宋体"/>
+                <w:sz w:val="21"/>
+              </w:rPr>
+              <w:t xml:space="preserve">库存</w:t>
+            </w:r>
+            <w:r>
+              <w:rPr>
+                <w:rFonts w:eastAsia="宋体" w:ascii="Times New Roman" w:hAnsi="Times New Roman"/>
+                <w:sz w:val="21"/>
+              </w:rPr>
+              <w:t xml:space="preserve">/</w:t>
+            </w:r>
+            <w:r>
+              <w:rPr>
+                <w:rFonts w:ascii="Times New Roman" w:eastAsia="宋体" w:hAnsi="Times New Roman" w:cs="宋体"/>
+                <w:sz w:val="21"/>
+              </w:rPr>
+              <w:t xml:space="preserve">采购全流程操作，瑞幸门店原辅料盘点与效期管理经验，</w:t>
+            </w:r>
+            <w:r>
+              <w:rPr>
+                <w:rFonts w:eastAsia="宋体" w:ascii="Times New Roman" w:hAnsi="Times New Roman"/>
+                <w:sz w:val="21"/>
+              </w:rPr>
+              <w:t xml:space="preserve">3</w:t>
+            </w:r>
+            <w:r>
+              <w:rPr>
+                <w:rFonts w:ascii="Times New Roman" w:eastAsia="宋体" w:hAnsi="Times New Roman" w:cs="宋体"/>
+                <w:sz w:val="21"/>
+              </w:rPr>
+              <w:t xml:space="preserve">个月项目助理流程标准化经验</w:t>
             </w:r>
           </w:p>
         </w:tc>
@@ -548,18 +521,18 @@
     </w:tbl>
     <w:p>
       <w:pPr>
-        <w:spacing w:line="290" w:lineRule="atLeast"/>
         <w:rPr>
-          <w:rFonts w:hint="default"/>
           <w:vanish/>
           <w:sz w:val="2"/>
         </w:rPr>
+        <w:spacing w:line="290" w:lineRule="atLeast" w:before="0" w:after="0"/>
       </w:pPr>
     </w:p>
     <w:tbl>
       <w:tblPr>
         <w:tblW w:w="0" w:type="auto"/>
         <w:jc w:val="center"/>
+        <w:tblInd w:w="0" w:type="dxa"/>
         <w:tblLayout w:type="fixed"/>
         <w:tblCellMar>
           <w:left w:w="0" w:type="dxa"/>
@@ -594,10 +567,7 @@
           </w:tcPr>
           <w:p>
             <w:pPr>
-              <w:spacing w:line="290" w:lineRule="atLeast"/>
-              <w:rPr>
-                <w:rFonts w:hint="default"/>
-              </w:rPr>
+              <w:spacing w:line="290" w:lineRule="atLeast" w:before="0" w:after="0"/>
             </w:pPr>
             <w:r>
               <w:rPr>
@@ -634,6 +604,7 @@
             <w:tblPr>
               <w:tblpPr w:leftFromText="180" w:rightFromText="180" w:vertAnchor="page" w:horzAnchor="margin" w:tblpY="1"/>
               <w:tblW w:w="10915" w:type="dxa"/>
+              <w:tblInd w:w="0" w:type="dxa"/>
               <w:tblLayout w:type="fixed"/>
               <w:tblCellMar>
                 <w:left w:w="0" w:type="dxa"/>
@@ -667,10 +638,9 @@
                 </w:tcPr>
                 <w:p>
                   <w:pPr>
-                    <w:spacing w:line="290" w:lineRule="atLeast"/>
+                    <w:spacing w:line="290" w:lineRule="atLeast" w:before="0" w:after="0"/>
                     <w:jc w:val="center"/>
                     <w:rPr>
-                      <w:rFonts w:hint="default"/>
                       <w:sz w:val="21"/>
                     </w:rPr>
                   </w:pPr>
@@ -695,9 +665,8 @@
                 </w:tcPr>
                 <w:p>
                   <w:pPr>
-                    <w:spacing w:line="290" w:lineRule="atLeast"/>
+                    <w:spacing w:line="290" w:lineRule="atLeast" w:before="0" w:after="0"/>
                     <w:rPr>
-                      <w:rFonts w:hint="default"/>
                       <w:b/>
                       <w:bCs/>
                       <w:sz w:val="21"/>
@@ -733,9 +702,8 @@
                 </w:tcPr>
                 <w:p>
                   <w:pPr>
-                    <w:spacing w:line="290" w:lineRule="atLeast"/>
+                    <w:spacing w:line="290" w:lineRule="atLeast" w:before="0" w:after="0"/>
                     <w:rPr>
-                      <w:rFonts w:hint="default"/>
                       <w:b/>
                       <w:bCs/>
                       <w:sz w:val="21"/>
@@ -809,7 +777,7 @@
                 </w:tcPr>
                 <w:p>
                   <w:pPr>
-                    <w:spacing w:line="290" w:lineRule="atLeast"/>
+                    <w:spacing w:line="290" w:lineRule="atLeast" w:before="0" w:after="0"/>
                     <w:rPr>
                       <w:rFonts w:ascii="Times New Roman" w:eastAsia="等线" w:hAnsi="Times New Roman" w:hint="default"/>
                       <w:b/>
@@ -832,9 +800,8 @@
           </w:tbl>
           <w:p>
             <w:pPr>
-              <w:spacing w:line="290" w:lineRule="atLeast"/>
-              <w:rPr>
-                <w:rFonts w:hint="default"/>
+              <w:spacing w:line="290" w:lineRule="atLeast" w:before="0" w:after="0"/>
+              <w:rPr>
                 <w:b/>
                 <w:bCs/>
               </w:rPr>
@@ -845,27 +812,26 @@
     </w:tbl>
     <w:p>
       <w:pPr>
-        <w:spacing w:line="290" w:lineRule="atLeast"/>
         <w:rPr>
-          <w:rFonts w:hint="default"/>
           <w:vanish/>
         </w:rPr>
+        <w:spacing w:line="290" w:lineRule="atLeast" w:before="0" w:after="0"/>
       </w:pPr>
     </w:p>
     <w:p>
       <w:pPr>
-        <w:spacing w:line="290" w:lineRule="atLeast"/>
         <w:rPr>
-          <w:rFonts w:hint="default"/>
           <w:vanish/>
           <w:sz w:val="21"/>
         </w:rPr>
+        <w:spacing w:line="290" w:lineRule="atLeast" w:before="0" w:after="0"/>
       </w:pPr>
     </w:p>
     <w:tbl>
       <w:tblPr>
         <w:tblW w:w="0" w:type="auto"/>
         <w:jc w:val="center"/>
+        <w:tblInd w:w="0" w:type="dxa"/>
         <w:tblLayout w:type="fixed"/>
         <w:tblCellMar>
           <w:left w:w="0" w:type="dxa"/>
@@ -900,9 +866,8 @@
           </w:tcPr>
           <w:p>
             <w:pPr>
-              <w:spacing w:line="290" w:lineRule="atLeast"/>
-              <w:rPr>
-                <w:rFonts w:hint="default"/>
+              <w:spacing w:line="290" w:lineRule="atLeast" w:before="0" w:after="0"/>
+              <w:rPr>
                 <w:sz w:val="21"/>
               </w:rPr>
             </w:pPr>
@@ -931,10 +896,9 @@
                 <w:ilvl w:val="0"/>
                 <w:numId w:val="2"/>
               </w:numPr>
-              <w:spacing w:line="290" w:lineRule="atLeast"/>
+              <w:spacing w:line="290" w:lineRule="atLeast" w:before="0" w:after="0"/>
               <w:ind w:left="442" w:hanging="442"/>
               <w:rPr>
-                <w:rFonts w:hint="default"/>
                 <w:sz w:val="21"/>
               </w:rPr>
             </w:pPr>
@@ -945,28 +909,28 @@
                 <w:bCs/>
                 <w:sz w:val="21"/>
               </w:rPr>
-              <w:t>核心课程：</w:t>
-            </w:r>
-            <w:r>
-              <w:rPr>
-                <w:rFonts w:ascii="Times New Roman" w:eastAsia="宋体" w:hAnsi="Times New Roman" w:cs="宋体"/>
-                <w:sz w:val="21"/>
-              </w:rPr>
-              <w:t>供应链建模与仿真、</w:t>
-            </w:r>
-            <w:r>
-              <w:rPr>
-                <w:rFonts w:ascii="Times New Roman" w:eastAsia="宋体" w:hAnsi="Times New Roman"/>
-                <w:sz w:val="21"/>
-              </w:rPr>
-              <w:t>ERP</w:t>
-            </w:r>
-            <w:r>
-              <w:rPr>
-                <w:rFonts w:ascii="Times New Roman" w:eastAsia="宋体" w:hAnsi="Times New Roman" w:cs="宋体"/>
-                <w:sz w:val="21"/>
-              </w:rPr>
-              <w:t>供应链管理综合实验、采购管理、物流管理、供应链成本与绩效管理、统计学</w:t>
+              <w:t xml:space="preserve">核心课程：</w:t>
+            </w:r>
+            <w:r>
+              <w:rPr>
+                <w:rFonts w:ascii="Times New Roman" w:eastAsia="宋体" w:hAnsi="Times New Roman" w:cs="宋体"/>
+                <w:sz w:val="21"/>
+              </w:rPr>
+              <w:t xml:space="preserve">供应链建模与仿真、</w:t>
+            </w:r>
+            <w:r>
+              <w:rPr>
+                <w:rFonts w:eastAsia="宋体" w:ascii="Times New Roman" w:hAnsi="Times New Roman"/>
+                <w:sz w:val="21"/>
+              </w:rPr>
+              <w:t xml:space="preserve">ERP</w:t>
+            </w:r>
+            <w:r>
+              <w:rPr>
+                <w:rFonts w:ascii="Times New Roman" w:eastAsia="宋体" w:hAnsi="Times New Roman" w:cs="宋体"/>
+                <w:sz w:val="21"/>
+              </w:rPr>
+              <w:t xml:space="preserve">供应链管理综合实验、采购管理、物流管理、供应链成本与绩效管理、统计学</w:t>
             </w:r>
           </w:p>
         </w:tc>
@@ -994,9 +958,8 @@
           </w:tcPr>
           <w:p>
             <w:pPr>
-              <w:spacing w:line="290" w:lineRule="atLeast"/>
-              <w:rPr>
-                <w:rFonts w:hint="default"/>
+              <w:spacing w:line="290" w:lineRule="atLeast" w:before="0" w:after="0"/>
+              <w:rPr>
                 <w:sz w:val="21"/>
               </w:rPr>
             </w:pPr>
@@ -1025,9 +988,8 @@
                 <w:ilvl w:val="0"/>
                 <w:numId w:val="2"/>
               </w:numPr>
-              <w:spacing w:line="290" w:lineRule="atLeast"/>
-              <w:rPr>
-                <w:rFonts w:hint="default"/>
+              <w:spacing w:line="290" w:lineRule="atLeast" w:before="0" w:after="0"/>
+              <w:rPr>
                 <w:sz w:val="21"/>
               </w:rPr>
             </w:pPr>
@@ -1038,42 +1000,42 @@
                 <w:bCs/>
                 <w:sz w:val="21"/>
               </w:rPr>
-              <w:t>荣誉奖励：</w:t>
-            </w:r>
-            <w:r>
-              <w:rPr>
-                <w:rFonts w:ascii="Times New Roman" w:eastAsia="宋体" w:hAnsi="Times New Roman" w:cs="宋体"/>
-                <w:sz w:val="21"/>
-              </w:rPr>
-              <w:t>山东大学</w:t>
-            </w:r>
-            <w:r>
-              <w:rPr>
-                <w:rFonts w:ascii="Times New Roman" w:eastAsia="宋体" w:hAnsi="Times New Roman"/>
-                <w:sz w:val="21"/>
-              </w:rPr>
-              <w:t>2024</w:t>
-            </w:r>
-            <w:r>
-              <w:rPr>
-                <w:rFonts w:ascii="Times New Roman" w:eastAsia="宋体" w:hAnsi="Times New Roman" w:cs="宋体"/>
-                <w:sz w:val="21"/>
-              </w:rPr>
-              <w:t>—</w:t>
-            </w:r>
-            <w:r>
-              <w:rPr>
-                <w:rFonts w:ascii="Times New Roman" w:eastAsia="宋体" w:hAnsi="Times New Roman"/>
-                <w:sz w:val="21"/>
-              </w:rPr>
-              <w:t>2025</w:t>
-            </w:r>
-            <w:r>
-              <w:rPr>
-                <w:rFonts w:ascii="Times New Roman" w:eastAsia="宋体" w:hAnsi="Times New Roman" w:cs="宋体"/>
-                <w:sz w:val="21"/>
-              </w:rPr>
-              <w:t>年暑期社会实践专项优秀等级</w:t>
+              <w:t xml:space="preserve">荣誉奖励：</w:t>
+            </w:r>
+            <w:r>
+              <w:rPr>
+                <w:rFonts w:ascii="Times New Roman" w:eastAsia="宋体" w:hAnsi="Times New Roman" w:cs="宋体"/>
+                <w:sz w:val="21"/>
+              </w:rPr>
+              <w:t xml:space="preserve">山东大学</w:t>
+            </w:r>
+            <w:r>
+              <w:rPr>
+                <w:rFonts w:eastAsia="宋体" w:ascii="Times New Roman" w:hAnsi="Times New Roman"/>
+                <w:sz w:val="21"/>
+              </w:rPr>
+              <w:t xml:space="preserve">2024</w:t>
+            </w:r>
+            <w:r>
+              <w:rPr>
+                <w:rFonts w:ascii="Times New Roman" w:eastAsia="宋体" w:hAnsi="Times New Roman" w:cs="宋体"/>
+                <w:sz w:val="21"/>
+              </w:rPr>
+              <w:t xml:space="preserve">—</w:t>
+            </w:r>
+            <w:r>
+              <w:rPr>
+                <w:rFonts w:eastAsia="宋体" w:ascii="Times New Roman" w:hAnsi="Times New Roman"/>
+                <w:sz w:val="21"/>
+              </w:rPr>
+              <w:t xml:space="preserve">2025</w:t>
+            </w:r>
+            <w:r>
+              <w:rPr>
+                <w:rFonts w:ascii="Times New Roman" w:eastAsia="宋体" w:hAnsi="Times New Roman" w:cs="宋体"/>
+                <w:sz w:val="21"/>
+              </w:rPr>
+              <w:t xml:space="preserve">年暑期社会实践专项优秀等级</w:t>
             </w:r>
           </w:p>
         </w:tc>
@@ -1081,67 +1043,62 @@
     </w:tbl>
     <w:p>
       <w:pPr>
-        <w:spacing w:line="290" w:lineRule="atLeast"/>
         <w:rPr>
-          <w:rFonts w:hint="default"/>
           <w:vanish/>
           <w:sz w:val="21"/>
         </w:rPr>
+        <w:spacing w:line="290" w:lineRule="atLeast" w:before="0" w:after="0"/>
       </w:pPr>
     </w:p>
     <w:p>
       <w:pPr>
-        <w:spacing w:line="290" w:lineRule="atLeast"/>
         <w:rPr>
-          <w:rFonts w:hint="default"/>
           <w:vanish/>
           <w:sz w:val="2"/>
         </w:rPr>
+        <w:spacing w:line="290" w:lineRule="atLeast" w:before="0" w:after="0"/>
       </w:pPr>
     </w:p>
     <w:p>
       <w:pPr>
-        <w:spacing w:line="290" w:lineRule="atLeast"/>
         <w:rPr>
-          <w:rFonts w:hint="default"/>
           <w:vanish/>
         </w:rPr>
+        <w:spacing w:line="290" w:lineRule="atLeast" w:before="0" w:after="0"/>
       </w:pPr>
     </w:p>
     <w:p>
       <w:pPr>
-        <w:spacing w:line="290" w:lineRule="atLeast"/>
         <w:rPr>
-          <w:rFonts w:hint="default"/>
           <w:vanish/>
           <w:sz w:val="21"/>
         </w:rPr>
+        <w:spacing w:line="290" w:lineRule="atLeast" w:before="0" w:after="0"/>
       </w:pPr>
     </w:p>
     <w:p>
       <w:pPr>
-        <w:spacing w:line="290" w:lineRule="atLeast"/>
         <w:rPr>
-          <w:rFonts w:hint="default"/>
           <w:vanish/>
           <w:sz w:val="21"/>
         </w:rPr>
+        <w:spacing w:line="290" w:lineRule="atLeast" w:before="0" w:after="0"/>
       </w:pPr>
     </w:p>
     <w:p>
       <w:pPr>
-        <w:spacing w:line="290" w:lineRule="atLeast"/>
         <w:rPr>
-          <w:rFonts w:hint="default"/>
           <w:vanish/>
           <w:sz w:val="2"/>
         </w:rPr>
+        <w:spacing w:line="290" w:lineRule="atLeast" w:before="0" w:after="0"/>
       </w:pPr>
     </w:p>
     <w:tbl>
       <w:tblPr>
         <w:tblW w:w="0" w:type="auto"/>
         <w:jc w:val="center"/>
+        <w:tblInd w:w="0" w:type="dxa"/>
         <w:tblLayout w:type="fixed"/>
         <w:tblCellMar>
           <w:left w:w="0" w:type="dxa"/>
@@ -1151,22 +1108,26 @@
       </w:tblPr>
       <w:tblGrid>
         <w:gridCol w:w="695"/>
-        <w:gridCol w:w="184"/>
-        <w:gridCol w:w="4416"/>
-        <w:gridCol w:w="2693"/>
-        <w:gridCol w:w="2755"/>
-        <w:gridCol w:w="880"/>
+        <w:gridCol w:w="156"/>
+        <w:gridCol w:w="28"/>
+        <w:gridCol w:w="667"/>
+        <w:gridCol w:w="2835"/>
+        <w:gridCol w:w="2189"/>
+        <w:gridCol w:w="504"/>
+        <w:gridCol w:w="3669"/>
+        <w:gridCol w:w="851"/>
+        <w:gridCol w:w="29"/>
       </w:tblGrid>
       <w:tr>
         <w:trPr>
-          <w:gridBefore w:val="2"/>
+          <w:gridBefore w:val="3"/>
           <w:wBefore w:w="879" w:type="dxa"/>
           <w:jc w:val="center"/>
         </w:trPr>
         <w:tc>
           <w:tcPr>
             <w:tcW w:w="10744" w:type="dxa"/>
-            <w:gridSpan w:val="4"/>
+            <w:gridSpan w:val="7"/>
             <w:tcBorders>
               <w:top w:val="nil"/>
               <w:left w:val="nil"/>
@@ -1184,9 +1145,9 @@
           </w:tcPr>
           <w:p>
             <w:pPr>
-              <w:spacing w:line="290" w:lineRule="atLeast"/>
-              <w:rPr>
-                <w:rFonts w:ascii="Times New Roman" w:hAnsi="Times New Roman" w:hint="default"/>
+              <w:spacing w:line="290" w:lineRule="atLeast" w:before="0" w:after="0"/>
+              <w:rPr>
+                <w:rFonts w:ascii="Times New Roman" w:hAnsi="Times New Roman"/>
                 <w:b/>
                 <w:bCs/>
               </w:rPr>
@@ -1212,7 +1173,7 @@
       </w:tr>
       <w:tr>
         <w:trPr>
-          <w:gridAfter w:val="1"/>
+          <w:gridAfter w:val="2"/>
           <w:wAfter w:w="880" w:type="dxa"/>
           <w:jc w:val="center"/>
         </w:trPr>
@@ -1235,9 +1196,9 @@
           </w:tcPr>
           <w:p>
             <w:pPr>
-              <w:spacing w:line="290" w:lineRule="atLeast"/>
-              <w:rPr>
-                <w:rFonts w:ascii="Times New Roman" w:hAnsi="Times New Roman" w:hint="default"/>
+              <w:spacing w:line="290" w:lineRule="atLeast" w:before="0" w:after="0"/>
+              <w:rPr>
+                <w:rFonts w:ascii="Times New Roman" w:hAnsi="Times New Roman"/>
                 <w:sz w:val="21"/>
               </w:rPr>
             </w:pPr>
@@ -1246,7 +1207,7 @@
         <w:tc>
           <w:tcPr>
             <w:tcW w:w="4600" w:type="dxa"/>
-            <w:gridSpan w:val="2"/>
+            <w:gridSpan w:val="4"/>
             <w:tcBorders>
               <w:top w:val="nil"/>
               <w:left w:val="nil"/>
@@ -1263,9 +1224,9 @@
           </w:tcPr>
           <w:p>
             <w:pPr>
-              <w:spacing w:line="290" w:lineRule="atLeast"/>
-              <w:rPr>
-                <w:rFonts w:ascii="Times New Roman" w:hAnsi="Times New Roman" w:hint="default"/>
+              <w:spacing w:line="290" w:lineRule="atLeast" w:before="0" w:after="0"/>
+              <w:rPr>
+                <w:rFonts w:ascii="Times New Roman" w:hAnsi="Times New Roman"/>
                 <w:sz w:val="21"/>
               </w:rPr>
             </w:pPr>
@@ -1276,13 +1237,14 @@
                 <w:bCs/>
                 <w:sz w:val="21"/>
               </w:rPr>
-              <w:t>社区团购自提点布局与配送优化</w:t>
+              <w:t xml:space="preserve">社区团购自提点布局与配送优化</w:t>
             </w:r>
           </w:p>
         </w:tc>
         <w:tc>
           <w:tcPr>
             <w:tcW w:w="2693" w:type="dxa"/>
+            <w:gridSpan w:val="2"/>
             <w:tcBorders>
               <w:top w:val="nil"/>
               <w:left w:val="nil"/>
@@ -1293,9 +1255,9 @@
           </w:tcPr>
           <w:p>
             <w:pPr>
-              <w:spacing w:line="290" w:lineRule="atLeast"/>
-              <w:rPr>
-                <w:rFonts w:ascii="Times New Roman" w:eastAsia="等线" w:hAnsi="Times New Roman" w:hint="default"/>
+              <w:spacing w:line="290" w:lineRule="atLeast" w:before="0" w:after="0"/>
+              <w:rPr>
+                <w:rFonts w:ascii="Times New Roman" w:eastAsia="等线" w:hAnsi="Times New Roman"/>
                 <w:b/>
                 <w:bCs/>
                 <w:sz w:val="21"/>
@@ -1308,7 +1270,7 @@
                 <w:bCs/>
                 <w:sz w:val="21"/>
               </w:rPr>
-              <w:t>个人课程项目</w:t>
+              <w:t xml:space="preserve">个人课程项目</w:t>
             </w:r>
           </w:p>
         </w:tc>
@@ -1325,7 +1287,7 @@
           </w:tcPr>
           <w:p>
             <w:pPr>
-              <w:spacing w:line="290" w:lineRule="atLeast"/>
+              <w:spacing w:line="290" w:lineRule="atLeast" w:before="0" w:after="0"/>
               <w:rPr>
                 <w:rFonts w:ascii="Times New Roman" w:eastAsia="等线" w:hAnsi="Times New Roman" w:hint="default"/>
                 <w:b/>
@@ -1340,14 +1302,14 @@
                 <w:bCs/>
                 <w:sz w:val="21"/>
               </w:rPr>
-              <w:t>2026.03-2026.06</w:t>
+              <w:t xml:space="preserve">2026.03-2026.06</w:t>
             </w:r>
           </w:p>
         </w:tc>
       </w:tr>
       <w:tr>
         <w:trPr>
-          <w:gridAfter w:val="1"/>
+          <w:gridAfter w:val="2"/>
           <w:wAfter w:w="880" w:type="dxa"/>
           <w:jc w:val="center"/>
         </w:trPr>
@@ -1370,9 +1332,9 @@
           </w:tcPr>
           <w:p>
             <w:pPr>
-              <w:spacing w:line="290" w:lineRule="atLeast"/>
-              <w:rPr>
-                <w:rFonts w:ascii="Times New Roman" w:hAnsi="Times New Roman" w:hint="default"/>
+              <w:spacing w:line="290" w:lineRule="atLeast" w:before="0" w:after="0"/>
+              <w:rPr>
+                <w:rFonts w:ascii="Times New Roman" w:hAnsi="Times New Roman"/>
                 <w:sz w:val="21"/>
               </w:rPr>
             </w:pPr>
@@ -1381,7 +1343,7 @@
         <w:tc>
           <w:tcPr>
             <w:tcW w:w="10048" w:type="dxa"/>
-            <w:gridSpan w:val="4"/>
+            <w:gridSpan w:val="7"/>
             <w:tcBorders>
               <w:top w:val="nil"/>
               <w:left w:val="nil"/>
@@ -1402,7 +1364,7 @@
                 <w:ilvl w:val="0"/>
                 <w:numId w:val="9"/>
               </w:numPr>
-              <w:spacing w:line="290" w:lineRule="atLeast"/>
+              <w:spacing w:line="290" w:lineRule="atLeast" w:before="0" w:after="0"/>
               <w:rPr>
                 <w:rFonts w:ascii="Times New Roman" w:eastAsia="宋体" w:hAnsi="Times New Roman" w:cs="宋体" w:hint="default"/>
                 <w:sz w:val="21"/>
@@ -1413,70 +1375,63 @@
                 <w:rFonts w:ascii="Times New Roman" w:eastAsia="宋体" w:hAnsi="Times New Roman" w:cs="宋体"/>
                 <w:sz w:val="21"/>
               </w:rPr>
-              <w:t>针对老龄化小区自提点布局零散、配送效率低的问题，调研</w:t>
-            </w:r>
-            <w:r>
-              <w:rPr>
-                <w:rFonts w:ascii="Times New Roman" w:eastAsia="宋体" w:hAnsi="Times New Roman"/>
-                <w:sz w:val="21"/>
-              </w:rPr>
-              <w:t>15</w:t>
-            </w:r>
-            <w:r>
-              <w:rPr>
-                <w:rFonts w:ascii="Times New Roman" w:eastAsia="宋体" w:hAnsi="Times New Roman" w:cs="宋体"/>
-                <w:sz w:val="21"/>
-              </w:rPr>
-              <w:t>个候选点位与日均</w:t>
-            </w:r>
-            <w:r>
-              <w:rPr>
-                <w:rFonts w:ascii="Times New Roman" w:eastAsia="宋体" w:hAnsi="Times New Roman"/>
-                <w:sz w:val="21"/>
-              </w:rPr>
-              <w:t>345</w:t>
-            </w:r>
-            <w:r>
-              <w:rPr>
-                <w:rFonts w:ascii="Times New Roman" w:eastAsia="宋体" w:hAnsi="Times New Roman" w:cs="宋体"/>
-                <w:sz w:val="21"/>
-              </w:rPr>
-              <w:t>单真实需求，设计</w:t>
-            </w:r>
-            <w:r>
-              <w:rPr>
-                <w:rFonts w:ascii="Times New Roman" w:eastAsia="宋体" w:hAnsi="Times New Roman" w:cs="宋体"/>
-                <w:sz w:val="21"/>
-              </w:rPr>
-              <w:t>“</w:t>
-            </w:r>
-            <w:r>
-              <w:rPr>
-                <w:rFonts w:ascii="Times New Roman" w:eastAsia="宋体" w:hAnsi="Times New Roman"/>
-                <w:sz w:val="21"/>
-              </w:rPr>
-              <w:t>2</w:t>
-            </w:r>
-            <w:r>
-              <w:rPr>
-                <w:rFonts w:ascii="Times New Roman" w:eastAsia="宋体" w:hAnsi="Times New Roman" w:cs="宋体"/>
-                <w:sz w:val="21"/>
-              </w:rPr>
-              <w:t>核心点</w:t>
-            </w:r>
-            <w:r>
-              <w:rPr>
-                <w:rFonts w:ascii="Times New Roman" w:eastAsia="宋体" w:hAnsi="Times New Roman"/>
-                <w:sz w:val="21"/>
-              </w:rPr>
-              <w:t>+4</w:t>
-            </w:r>
-            <w:r>
-              <w:rPr>
-                <w:rFonts w:ascii="Times New Roman" w:eastAsia="宋体" w:hAnsi="Times New Roman" w:cs="宋体"/>
-                <w:sz w:val="21"/>
-              </w:rPr>
-              <w:t>动态临时点”的弹性运营方案</w:t>
+              <w:t xml:space="preserve">针对老龄化小区自提点布局零散、配送效率低的问题，调研</w:t>
+            </w:r>
+            <w:r>
+              <w:rPr>
+                <w:rFonts w:eastAsia="宋体" w:ascii="Times New Roman" w:hAnsi="Times New Roman"/>
+                <w:sz w:val="21"/>
+              </w:rPr>
+              <w:t xml:space="preserve">15</w:t>
+            </w:r>
+            <w:r>
+              <w:rPr>
+                <w:rFonts w:ascii="Times New Roman" w:eastAsia="宋体" w:hAnsi="Times New Roman" w:cs="宋体"/>
+                <w:sz w:val="21"/>
+              </w:rPr>
+              <w:t xml:space="preserve">个候选点位与日均</w:t>
+            </w:r>
+            <w:r>
+              <w:rPr>
+                <w:rFonts w:eastAsia="宋体" w:ascii="Times New Roman" w:hAnsi="Times New Roman"/>
+                <w:sz w:val="21"/>
+              </w:rPr>
+              <w:t xml:space="preserve">345</w:t>
+            </w:r>
+            <w:r>
+              <w:rPr>
+                <w:rFonts w:ascii="Times New Roman" w:eastAsia="宋体" w:hAnsi="Times New Roman" w:cs="宋体"/>
+                <w:sz w:val="21"/>
+              </w:rPr>
+              <w:t xml:space="preserve">单真实需求，设计“</w:t>
+            </w:r>
+            <w:r>
+              <w:rPr>
+                <w:rFonts w:eastAsia="宋体" w:ascii="Times New Roman" w:hAnsi="Times New Roman"/>
+                <w:sz w:val="21"/>
+              </w:rPr>
+              <w:t xml:space="preserve">2</w:t>
+            </w:r>
+            <w:r>
+              <w:rPr>
+                <w:rFonts w:ascii="Times New Roman" w:eastAsia="宋体" w:hAnsi="Times New Roman" w:cs="宋体"/>
+                <w:sz w:val="21"/>
+              </w:rPr>
+              <w:t xml:space="preserve">核心点</w:t>
+            </w:r>
+            <w:r>
+              <w:rPr>
+                <w:rFonts w:eastAsia="宋体" w:ascii="Times New Roman" w:hAnsi="Times New Roman"/>
+                <w:sz w:val="21"/>
+              </w:rPr>
+              <w:t xml:space="preserve">+4</w:t>
+            </w:r>
+            <w:r>
+              <w:rPr>
+                <w:rFonts w:ascii="Times New Roman" w:eastAsia="宋体" w:hAnsi="Times New Roman" w:cs="宋体"/>
+                <w:sz w:val="21"/>
+              </w:rPr>
+              <w:t xml:space="preserve">动态临时点”的弹性运营方案</w:t>
             </w:r>
           </w:p>
           <w:p>
@@ -1485,7 +1440,7 @@
                 <w:ilvl w:val="0"/>
                 <w:numId w:val="9"/>
               </w:numPr>
-              <w:spacing w:line="290" w:lineRule="atLeast"/>
+              <w:spacing w:line="290" w:lineRule="atLeast" w:before="0" w:after="0"/>
               <w:rPr>
                 <w:rFonts w:ascii="Times New Roman" w:eastAsia="宋体" w:hAnsi="Times New Roman" w:cs="宋体" w:hint="default"/>
                 <w:sz w:val="21"/>
@@ -1496,70 +1451,70 @@
                 <w:rFonts w:ascii="Times New Roman" w:eastAsia="宋体" w:hAnsi="Times New Roman" w:cs="宋体"/>
                 <w:sz w:val="21"/>
               </w:rPr>
-              <w:t>将年龄分层服务半径与电梯等待时间纳入优化模型，用</w:t>
-            </w:r>
-            <w:r>
-              <w:rPr>
-                <w:rFonts w:ascii="Times New Roman" w:eastAsia="宋体" w:hAnsi="Times New Roman"/>
-                <w:sz w:val="21"/>
-              </w:rPr>
-              <w:t>Python</w:t>
-            </w:r>
-            <w:r>
-              <w:rPr>
-                <w:rFonts w:ascii="Times New Roman" w:eastAsia="宋体" w:hAnsi="Times New Roman" w:cs="宋体"/>
-                <w:sz w:val="21"/>
-              </w:rPr>
-              <w:t>完成方案测算：模型测算总运营成本降低</w:t>
-            </w:r>
-            <w:r>
-              <w:rPr>
-                <w:rFonts w:ascii="Times New Roman" w:eastAsia="宋体" w:hAnsi="Times New Roman"/>
-                <w:sz w:val="21"/>
-              </w:rPr>
-              <w:t>18.7%</w:t>
-            </w:r>
-            <w:r>
-              <w:rPr>
-                <w:rFonts w:ascii="Times New Roman" w:eastAsia="宋体" w:hAnsi="Times New Roman" w:cs="宋体"/>
-                <w:sz w:val="21"/>
-              </w:rPr>
-              <w:t>，老年人服务覆盖率</w:t>
-            </w:r>
-            <w:r>
-              <w:rPr>
-                <w:rFonts w:ascii="Times New Roman" w:eastAsia="宋体" w:hAnsi="Times New Roman"/>
-                <w:sz w:val="21"/>
-              </w:rPr>
-              <w:t>53.4%</w:t>
-            </w:r>
-            <w:r>
-              <w:rPr>
-                <w:rFonts w:ascii="Times New Roman" w:eastAsia="宋体" w:hAnsi="Times New Roman" w:cs="宋体"/>
-                <w:sz w:val="21"/>
-              </w:rPr>
-              <w:t>→</w:t>
-            </w:r>
-            <w:r>
-              <w:rPr>
-                <w:rFonts w:ascii="Times New Roman" w:eastAsia="宋体" w:hAnsi="Times New Roman"/>
-                <w:sz w:val="21"/>
-              </w:rPr>
-              <w:t>87.3%</w:t>
-            </w:r>
-            <w:r>
-              <w:rPr>
-                <w:rFonts w:ascii="Times New Roman" w:eastAsia="宋体" w:hAnsi="Times New Roman" w:cs="宋体"/>
-                <w:sz w:val="21"/>
-              </w:rPr>
-              <w:t>，平均配送时长缩短</w:t>
-            </w:r>
-            <w:r>
-              <w:rPr>
-                <w:rFonts w:ascii="Times New Roman" w:eastAsia="宋体" w:hAnsi="Times New Roman"/>
-                <w:sz w:val="21"/>
-              </w:rPr>
-              <w:t>22.3%</w:t>
+              <w:t xml:space="preserve">将年龄分层服务半径与电梯等待时间纳入优化模型，用</w:t>
+            </w:r>
+            <w:r>
+              <w:rPr>
+                <w:rFonts w:eastAsia="宋体" w:ascii="Times New Roman" w:hAnsi="Times New Roman"/>
+                <w:sz w:val="21"/>
+              </w:rPr>
+              <w:t xml:space="preserve">Python</w:t>
+            </w:r>
+            <w:r>
+              <w:rPr>
+                <w:rFonts w:ascii="Times New Roman" w:eastAsia="宋体" w:hAnsi="Times New Roman" w:cs="宋体"/>
+                <w:sz w:val="21"/>
+              </w:rPr>
+              <w:t xml:space="preserve">完成方案测算：模型测算总运营成本降低</w:t>
+            </w:r>
+            <w:r>
+              <w:rPr>
+                <w:rFonts w:eastAsia="宋体" w:ascii="Times New Roman" w:hAnsi="Times New Roman"/>
+                <w:sz w:val="21"/>
+              </w:rPr>
+              <w:t xml:space="preserve">18.7%</w:t>
+            </w:r>
+            <w:r>
+              <w:rPr>
+                <w:rFonts w:ascii="Times New Roman" w:eastAsia="宋体" w:hAnsi="Times New Roman" w:cs="宋体"/>
+                <w:sz w:val="21"/>
+              </w:rPr>
+              <w:t xml:space="preserve">，老年人服务覆盖率</w:t>
+            </w:r>
+            <w:r>
+              <w:rPr>
+                <w:rFonts w:eastAsia="宋体" w:ascii="Times New Roman" w:hAnsi="Times New Roman"/>
+                <w:sz w:val="21"/>
+              </w:rPr>
+              <w:t xml:space="preserve">53.4%</w:t>
+            </w:r>
+            <w:r>
+              <w:rPr>
+                <w:rFonts w:ascii="Times New Roman" w:eastAsia="宋体" w:hAnsi="Times New Roman" w:cs="宋体"/>
+                <w:sz w:val="21"/>
+              </w:rPr>
+              <w:t xml:space="preserve">→</w:t>
+            </w:r>
+            <w:r>
+              <w:rPr>
+                <w:rFonts w:eastAsia="宋体" w:ascii="Times New Roman" w:hAnsi="Times New Roman"/>
+                <w:sz w:val="21"/>
+              </w:rPr>
+              <w:t xml:space="preserve">87.3%</w:t>
+            </w:r>
+            <w:r>
+              <w:rPr>
+                <w:rFonts w:ascii="Times New Roman" w:eastAsia="宋体" w:hAnsi="Times New Roman" w:cs="宋体"/>
+                <w:sz w:val="21"/>
+              </w:rPr>
+              <w:t xml:space="preserve">，平均配送时长缩短</w:t>
+            </w:r>
+            <w:r>
+              <w:rPr>
+                <w:rFonts w:eastAsia="宋体" w:ascii="Times New Roman" w:hAnsi="Times New Roman"/>
+                <w:sz w:val="21"/>
+              </w:rPr>
+              <w:t xml:space="preserve">22.3%</w:t>
             </w:r>
           </w:p>
           <w:p>
@@ -1568,7 +1523,7 @@
                 <w:ilvl w:val="0"/>
                 <w:numId w:val="9"/>
               </w:numPr>
-              <w:spacing w:line="290" w:lineRule="atLeast"/>
+              <w:spacing w:line="290" w:lineRule="atLeast" w:before="0" w:after="0"/>
               <w:rPr>
                 <w:rFonts w:ascii="Times New Roman" w:eastAsia="宋体" w:hAnsi="Times New Roman" w:cs="宋体" w:hint="default"/>
                 <w:sz w:val="21"/>
@@ -1579,42 +1534,42 @@
                 <w:rFonts w:ascii="Times New Roman" w:eastAsia="宋体" w:hAnsi="Times New Roman" w:cs="宋体"/>
                 <w:sz w:val="21"/>
               </w:rPr>
-              <w:t>方案可快速响应周末</w:t>
-            </w:r>
-            <w:r>
-              <w:rPr>
-                <w:rFonts w:ascii="Times New Roman" w:eastAsia="宋体" w:hAnsi="Times New Roman"/>
-                <w:sz w:val="21"/>
-              </w:rPr>
-              <w:t>29.9%</w:t>
-            </w:r>
-            <w:r>
-              <w:rPr>
-                <w:rFonts w:ascii="Times New Roman" w:eastAsia="宋体" w:hAnsi="Times New Roman" w:cs="宋体"/>
-                <w:sz w:val="21"/>
-              </w:rPr>
-              <w:t>、促销日</w:t>
-            </w:r>
-            <w:r>
-              <w:rPr>
-                <w:rFonts w:ascii="Times New Roman" w:eastAsia="宋体" w:hAnsi="Times New Roman"/>
-                <w:sz w:val="21"/>
-              </w:rPr>
-              <w:t>50.7%</w:t>
-            </w:r>
-            <w:r>
-              <w:rPr>
-                <w:rFonts w:ascii="Times New Roman" w:eastAsia="宋体" w:hAnsi="Times New Roman" w:cs="宋体"/>
-                <w:sz w:val="21"/>
-              </w:rPr>
-              <w:t>的需求波动，为社区团购末端运营提供可落地的优化思路</w:t>
+              <w:t xml:space="preserve">方案可快速响应周末</w:t>
+            </w:r>
+            <w:r>
+              <w:rPr>
+                <w:rFonts w:eastAsia="宋体" w:ascii="Times New Roman" w:hAnsi="Times New Roman"/>
+                <w:sz w:val="21"/>
+              </w:rPr>
+              <w:t xml:space="preserve">29.9%</w:t>
+            </w:r>
+            <w:r>
+              <w:rPr>
+                <w:rFonts w:ascii="Times New Roman" w:eastAsia="宋体" w:hAnsi="Times New Roman" w:cs="宋体"/>
+                <w:sz w:val="21"/>
+              </w:rPr>
+              <w:t xml:space="preserve">、促销日</w:t>
+            </w:r>
+            <w:r>
+              <w:rPr>
+                <w:rFonts w:eastAsia="宋体" w:ascii="Times New Roman" w:hAnsi="Times New Roman"/>
+                <w:sz w:val="21"/>
+              </w:rPr>
+              <w:t xml:space="preserve">50.7%</w:t>
+            </w:r>
+            <w:r>
+              <w:rPr>
+                <w:rFonts w:ascii="Times New Roman" w:eastAsia="宋体" w:hAnsi="Times New Roman" w:cs="宋体"/>
+                <w:sz w:val="21"/>
+              </w:rPr>
+              <w:t xml:space="preserve">的需求波动，为社区团购末端运营提供可落地的优化思路</w:t>
             </w:r>
           </w:p>
         </w:tc>
       </w:tr>
       <w:tr>
         <w:trPr>
-          <w:gridAfter w:val="1"/>
+          <w:gridAfter w:val="2"/>
           <w:wAfter w:w="880" w:type="dxa"/>
           <w:jc w:val="center"/>
         </w:trPr>
@@ -1637,9 +1592,9 @@
           </w:tcPr>
           <w:p>
             <w:pPr>
-              <w:spacing w:line="290" w:lineRule="atLeast"/>
-              <w:rPr>
-                <w:rFonts w:ascii="Times New Roman" w:hAnsi="Times New Roman" w:hint="default"/>
+              <w:spacing w:line="290" w:lineRule="atLeast" w:before="0" w:after="0"/>
+              <w:rPr>
+                <w:rFonts w:ascii="Times New Roman" w:hAnsi="Times New Roman"/>
                 <w:sz w:val="21"/>
               </w:rPr>
             </w:pPr>
@@ -1648,7 +1603,7 @@
         <w:tc>
           <w:tcPr>
             <w:tcW w:w="4600" w:type="dxa"/>
-            <w:gridSpan w:val="2"/>
+            <w:gridSpan w:val="4"/>
             <w:tcBorders>
               <w:top w:val="nil"/>
               <w:left w:val="nil"/>
@@ -1665,9 +1620,9 @@
           </w:tcPr>
           <w:p>
             <w:pPr>
-              <w:spacing w:line="290" w:lineRule="atLeast"/>
-              <w:rPr>
-                <w:rFonts w:ascii="Times New Roman" w:hAnsi="Times New Roman" w:hint="default"/>
+              <w:spacing w:line="290" w:lineRule="atLeast" w:before="0" w:after="0"/>
+              <w:rPr>
+                <w:rFonts w:ascii="Times New Roman" w:hAnsi="Times New Roman"/>
                 <w:sz w:val="21"/>
               </w:rPr>
             </w:pPr>
@@ -1678,13 +1633,14 @@
                 <w:bCs/>
                 <w:sz w:val="21"/>
               </w:rPr>
-              <w:t>电商用户行为分析与运营策略研究</w:t>
+              <w:t xml:space="preserve">电商用户行为分析与运营策略研究</w:t>
             </w:r>
           </w:p>
         </w:tc>
         <w:tc>
           <w:tcPr>
             <w:tcW w:w="2693" w:type="dxa"/>
+            <w:gridSpan w:val="2"/>
             <w:tcBorders>
               <w:top w:val="nil"/>
               <w:left w:val="nil"/>
@@ -1695,9 +1651,9 @@
           </w:tcPr>
           <w:p>
             <w:pPr>
-              <w:spacing w:line="290" w:lineRule="atLeast"/>
-              <w:rPr>
-                <w:rFonts w:ascii="Times New Roman" w:eastAsia="等线" w:hAnsi="Times New Roman" w:hint="default"/>
+              <w:spacing w:line="290" w:lineRule="atLeast" w:before="0" w:after="0"/>
+              <w:rPr>
+                <w:rFonts w:ascii="Times New Roman" w:eastAsia="等线" w:hAnsi="Times New Roman"/>
                 <w:b/>
                 <w:bCs/>
                 <w:sz w:val="21"/>
@@ -1710,7 +1666,7 @@
                 <w:bCs/>
                 <w:sz w:val="21"/>
               </w:rPr>
-              <w:t>个人课程项目</w:t>
+              <w:t xml:space="preserve">个人课程项目</w:t>
             </w:r>
           </w:p>
         </w:tc>
@@ -1727,7 +1683,7 @@
           </w:tcPr>
           <w:p>
             <w:pPr>
-              <w:spacing w:line="290" w:lineRule="atLeast"/>
+              <w:spacing w:line="290" w:lineRule="atLeast" w:before="0" w:after="0"/>
               <w:rPr>
                 <w:rFonts w:ascii="Times New Roman" w:eastAsia="等线" w:hAnsi="Times New Roman" w:hint="default"/>
                 <w:b/>
@@ -1742,14 +1698,14 @@
                 <w:bCs/>
                 <w:sz w:val="21"/>
               </w:rPr>
-              <w:t>2025.10-2025.12</w:t>
+              <w:t xml:space="preserve">2025.10-2025.12</w:t>
             </w:r>
           </w:p>
         </w:tc>
       </w:tr>
       <w:tr>
         <w:trPr>
-          <w:gridAfter w:val="1"/>
+          <w:gridAfter w:val="2"/>
           <w:wAfter w:w="880" w:type="dxa"/>
           <w:jc w:val="center"/>
         </w:trPr>
@@ -1772,9 +1728,9 @@
           </w:tcPr>
           <w:p>
             <w:pPr>
-              <w:spacing w:line="290" w:lineRule="atLeast"/>
-              <w:rPr>
-                <w:rFonts w:ascii="Times New Roman" w:hAnsi="Times New Roman" w:hint="default"/>
+              <w:spacing w:line="290" w:lineRule="atLeast" w:before="0" w:after="0"/>
+              <w:rPr>
+                <w:rFonts w:ascii="Times New Roman" w:hAnsi="Times New Roman"/>
                 <w:sz w:val="21"/>
               </w:rPr>
             </w:pPr>
@@ -1783,7 +1739,7 @@
         <w:tc>
           <w:tcPr>
             <w:tcW w:w="10048" w:type="dxa"/>
-            <w:gridSpan w:val="4"/>
+            <w:gridSpan w:val="7"/>
             <w:tcBorders>
               <w:top w:val="nil"/>
               <w:left w:val="nil"/>
@@ -1804,7 +1760,7 @@
                 <w:ilvl w:val="0"/>
                 <w:numId w:val="9"/>
               </w:numPr>
-              <w:spacing w:line="290" w:lineRule="atLeast"/>
+              <w:spacing w:line="290" w:lineRule="atLeast" w:before="0" w:after="0"/>
               <w:rPr>
                 <w:rFonts w:ascii="Times New Roman" w:eastAsia="宋体" w:hAnsi="Times New Roman" w:cs="宋体" w:hint="default"/>
                 <w:sz w:val="21"/>
@@ -1815,140 +1771,119 @@
                 <w:rFonts w:ascii="Times New Roman" w:eastAsia="宋体" w:hAnsi="Times New Roman" w:cs="宋体"/>
                 <w:sz w:val="21"/>
               </w:rPr>
-              <w:t>基于</w:t>
-            </w:r>
-            <w:r>
-              <w:rPr>
-                <w:rFonts w:ascii="Times New Roman" w:eastAsia="宋体" w:hAnsi="Times New Roman"/>
-                <w:sz w:val="21"/>
-              </w:rPr>
-              <w:t>TAM</w:t>
-            </w:r>
-            <w:r>
-              <w:rPr>
-                <w:rFonts w:ascii="Times New Roman" w:eastAsia="宋体" w:hAnsi="Times New Roman" w:cs="宋体"/>
-                <w:sz w:val="21"/>
-              </w:rPr>
-              <w:t>模型设计</w:t>
-            </w:r>
-            <w:r>
-              <w:rPr>
-                <w:rFonts w:ascii="Times New Roman" w:eastAsia="宋体" w:hAnsi="Times New Roman"/>
-                <w:sz w:val="21"/>
-              </w:rPr>
-              <w:t>7</w:t>
-            </w:r>
-            <w:r>
-              <w:rPr>
-                <w:rFonts w:ascii="Times New Roman" w:eastAsia="宋体" w:hAnsi="Times New Roman" w:cs="宋体"/>
-                <w:sz w:val="21"/>
-              </w:rPr>
-              <w:t>点李克特量表问卷，回收</w:t>
-            </w:r>
-            <w:r>
-              <w:rPr>
-                <w:rFonts w:ascii="Times New Roman" w:eastAsia="宋体" w:hAnsi="Times New Roman"/>
-                <w:sz w:val="21"/>
-              </w:rPr>
-              <w:t>328</w:t>
-            </w:r>
-            <w:r>
-              <w:rPr>
-                <w:rFonts w:ascii="Times New Roman" w:eastAsia="宋体" w:hAnsi="Times New Roman" w:cs="宋体"/>
-                <w:sz w:val="21"/>
-              </w:rPr>
-              <w:t>份有效样本，用</w:t>
-            </w:r>
-            <w:r>
-              <w:rPr>
-                <w:rFonts w:ascii="Times New Roman" w:eastAsia="宋体" w:hAnsi="Times New Roman"/>
-                <w:sz w:val="21"/>
-              </w:rPr>
-              <w:t>SPSS</w:t>
-            </w:r>
-            <w:r>
-              <w:rPr>
-                <w:rFonts w:ascii="Times New Roman" w:eastAsia="宋体" w:hAnsi="Times New Roman" w:cs="宋体"/>
-                <w:sz w:val="21"/>
-              </w:rPr>
-              <w:t>和</w:t>
-            </w:r>
-            <w:r>
-              <w:rPr>
-                <w:rFonts w:ascii="Times New Roman" w:eastAsia="宋体" w:hAnsi="Times New Roman"/>
-                <w:sz w:val="21"/>
-              </w:rPr>
-              <w:t>Python</w:t>
-            </w:r>
-            <w:r>
-              <w:rPr>
-                <w:rFonts w:ascii="Times New Roman" w:eastAsia="宋体" w:hAnsi="Times New Roman" w:cs="宋体"/>
-                <w:sz w:val="21"/>
-              </w:rPr>
-              <w:t>完成统计分析；验证交互性（</w:t>
-            </w:r>
-            <w:r>
-              <w:rPr>
-                <w:rFonts w:ascii="Times New Roman" w:eastAsia="宋体" w:hAnsi="Times New Roman"/>
-                <w:sz w:val="21"/>
-              </w:rPr>
-              <w:t>β</w:t>
-            </w:r>
-            <w:r>
-              <w:rPr>
-                <w:rFonts w:ascii="Times New Roman" w:eastAsia="宋体" w:hAnsi="Times New Roman"/>
-                <w:sz w:val="21"/>
-              </w:rPr>
-              <w:t>=0.42</w:t>
-            </w:r>
-            <w:r>
-              <w:rPr>
-                <w:rFonts w:ascii="Times New Roman" w:eastAsia="宋体" w:hAnsi="Times New Roman" w:cs="宋体"/>
-                <w:sz w:val="21"/>
-              </w:rPr>
-              <w:t>）、个性化（</w:t>
-            </w:r>
-            <w:r>
-              <w:rPr>
-                <w:rFonts w:ascii="Times New Roman" w:eastAsia="宋体" w:hAnsi="Times New Roman"/>
-                <w:sz w:val="21"/>
-              </w:rPr>
-              <w:t>β</w:t>
-            </w:r>
-            <w:r>
-              <w:rPr>
-                <w:rFonts w:ascii="Times New Roman" w:eastAsia="宋体" w:hAnsi="Times New Roman"/>
-                <w:sz w:val="21"/>
-              </w:rPr>
-              <w:t>=0.38</w:t>
-            </w:r>
-            <w:r>
-              <w:rPr>
-                <w:rFonts w:ascii="Times New Roman" w:eastAsia="宋体" w:hAnsi="Times New Roman" w:cs="宋体"/>
-                <w:sz w:val="21"/>
-              </w:rPr>
-              <w:t>）、自主性（</w:t>
-            </w:r>
-            <w:r>
-              <w:rPr>
-                <w:rFonts w:ascii="Times New Roman" w:eastAsia="宋体" w:hAnsi="Times New Roman"/>
-                <w:sz w:val="21"/>
-              </w:rPr>
-              <w:t>β</w:t>
-            </w:r>
-            <w:r>
-              <w:rPr>
-                <w:rFonts w:ascii="Times New Roman" w:eastAsia="宋体" w:hAnsi="Times New Roman"/>
-                <w:sz w:val="21"/>
-              </w:rPr>
-              <w:t>=0.31</w:t>
-            </w:r>
-            <w:r>
-              <w:rPr>
-                <w:rFonts w:ascii="Times New Roman" w:eastAsia="宋体" w:hAnsi="Times New Roman" w:cs="宋体"/>
-                <w:sz w:val="21"/>
-              </w:rPr>
-              <w:t>）显著正向影响用户感知价值，识别问题识别准确性、智能解决能力为核心影响因素</w:t>
+              <w:t xml:space="preserve">基于</w:t>
+            </w:r>
+            <w:r>
+              <w:rPr>
+                <w:rFonts w:eastAsia="宋体" w:ascii="Times New Roman" w:hAnsi="Times New Roman"/>
+                <w:sz w:val="21"/>
+              </w:rPr>
+              <w:t xml:space="preserve">TAM</w:t>
+            </w:r>
+            <w:r>
+              <w:rPr>
+                <w:rFonts w:ascii="Times New Roman" w:eastAsia="宋体" w:hAnsi="Times New Roman" w:cs="宋体"/>
+                <w:sz w:val="21"/>
+              </w:rPr>
+              <w:t xml:space="preserve">模型设计</w:t>
+            </w:r>
+            <w:r>
+              <w:rPr>
+                <w:rFonts w:eastAsia="宋体" w:ascii="Times New Roman" w:hAnsi="Times New Roman"/>
+                <w:sz w:val="21"/>
+              </w:rPr>
+              <w:t xml:space="preserve">7</w:t>
+            </w:r>
+            <w:r>
+              <w:rPr>
+                <w:rFonts w:ascii="Times New Roman" w:eastAsia="宋体" w:hAnsi="Times New Roman" w:cs="宋体"/>
+                <w:sz w:val="21"/>
+              </w:rPr>
+              <w:t xml:space="preserve">点李克特量表问卷，回收</w:t>
+            </w:r>
+            <w:r>
+              <w:rPr>
+                <w:rFonts w:eastAsia="宋体" w:ascii="Times New Roman" w:hAnsi="Times New Roman"/>
+                <w:sz w:val="21"/>
+              </w:rPr>
+              <w:t xml:space="preserve">328</w:t>
+            </w:r>
+            <w:r>
+              <w:rPr>
+                <w:rFonts w:ascii="Times New Roman" w:eastAsia="宋体" w:hAnsi="Times New Roman" w:cs="宋体"/>
+                <w:sz w:val="21"/>
+              </w:rPr>
+              <w:t xml:space="preserve">份有效样本，用</w:t>
+            </w:r>
+            <w:r>
+              <w:rPr>
+                <w:rFonts w:eastAsia="宋体" w:ascii="Times New Roman" w:hAnsi="Times New Roman"/>
+                <w:sz w:val="21"/>
+              </w:rPr>
+              <w:t xml:space="preserve">SPSS</w:t>
+            </w:r>
+            <w:r>
+              <w:rPr>
+                <w:rFonts w:ascii="Times New Roman" w:eastAsia="宋体" w:hAnsi="Times New Roman" w:cs="宋体"/>
+                <w:sz w:val="21"/>
+              </w:rPr>
+              <w:t xml:space="preserve">和</w:t>
+            </w:r>
+            <w:r>
+              <w:rPr>
+                <w:rFonts w:eastAsia="宋体" w:ascii="Times New Roman" w:hAnsi="Times New Roman"/>
+                <w:sz w:val="21"/>
+              </w:rPr>
+              <w:t xml:space="preserve">Python</w:t>
+            </w:r>
+            <w:r>
+              <w:rPr>
+                <w:rFonts w:ascii="Times New Roman" w:eastAsia="宋体" w:hAnsi="Times New Roman" w:cs="宋体"/>
+                <w:sz w:val="21"/>
+              </w:rPr>
+              <w:t xml:space="preserve">完成统计分析；验证交互性（</w:t>
+            </w:r>
+            <w:r>
+              <w:rPr>
+                <w:rFonts w:eastAsia="宋体" w:ascii="Times New Roman" w:hAnsi="Times New Roman"/>
+                <w:sz w:val="21"/>
+              </w:rPr>
+              <w:t xml:space="preserve">β=0.42</w:t>
+            </w:r>
+            <w:r>
+              <w:rPr>
+                <w:rFonts w:ascii="Times New Roman" w:eastAsia="宋体" w:hAnsi="Times New Roman" w:cs="宋体"/>
+                <w:sz w:val="21"/>
+              </w:rPr>
+              <w:t xml:space="preserve">）、个性化（</w:t>
+            </w:r>
+            <w:r>
+              <w:rPr>
+                <w:rFonts w:eastAsia="宋体" w:ascii="Times New Roman" w:hAnsi="Times New Roman"/>
+                <w:sz w:val="21"/>
+              </w:rPr>
+              <w:t xml:space="preserve">β=0.38</w:t>
+            </w:r>
+            <w:r>
+              <w:rPr>
+                <w:rFonts w:ascii="Times New Roman" w:eastAsia="宋体" w:hAnsi="Times New Roman" w:cs="宋体"/>
+                <w:sz w:val="21"/>
+              </w:rPr>
+              <w:t xml:space="preserve">）、自主性（</w:t>
+            </w:r>
+            <w:r>
+              <w:rPr>
+                <w:rFonts w:eastAsia="宋体" w:ascii="Times New Roman" w:hAnsi="Times New Roman"/>
+                <w:sz w:val="21"/>
+              </w:rPr>
+              <w:t xml:space="preserve">β=0.31</w:t>
+            </w:r>
+            <w:r>
+              <w:rPr>
+                <w:rFonts w:ascii="Times New Roman" w:eastAsia="宋体" w:hAnsi="Times New Roman" w:cs="宋体"/>
+                <w:sz w:val="21"/>
+              </w:rPr>
+              <w:t xml:space="preserve">）显著正向影响用户感知价值，识别问题识别准确性、智能解决能力为核心影响因素</w:t>
             </w:r>
           </w:p>
           <w:p>
@@ -1957,7 +1892,7 @@
                 <w:ilvl w:val="0"/>
                 <w:numId w:val="9"/>
               </w:numPr>
-              <w:spacing w:line="290" w:lineRule="atLeast"/>
+              <w:spacing w:line="290" w:lineRule="atLeast" w:before="0" w:after="0"/>
               <w:rPr>
                 <w:rFonts w:ascii="Times New Roman" w:eastAsia="宋体" w:hAnsi="Times New Roman" w:cs="宋体" w:hint="default"/>
                 <w:sz w:val="21"/>
@@ -1968,56 +1903,56 @@
                 <w:rFonts w:ascii="Times New Roman" w:eastAsia="宋体" w:hAnsi="Times New Roman" w:cs="宋体"/>
                 <w:sz w:val="21"/>
               </w:rPr>
-              <w:t>发现用户智能体验起关键中介作用，感知增强维度贡献率</w:t>
-            </w:r>
-            <w:r>
-              <w:rPr>
-                <w:rFonts w:ascii="Times New Roman" w:eastAsia="宋体" w:hAnsi="Times New Roman"/>
-                <w:sz w:val="21"/>
-              </w:rPr>
-              <w:t>63%</w:t>
-            </w:r>
-            <w:r>
-              <w:rPr>
-                <w:rFonts w:ascii="Times New Roman" w:eastAsia="宋体" w:hAnsi="Times New Roman" w:cs="宋体"/>
-                <w:sz w:val="21"/>
-              </w:rPr>
-              <w:t>；高复杂度场景下信任阈值提高</w:t>
-            </w:r>
-            <w:r>
-              <w:rPr>
-                <w:rFonts w:ascii="Times New Roman" w:eastAsia="宋体" w:hAnsi="Times New Roman"/>
-                <w:sz w:val="21"/>
-              </w:rPr>
-              <w:t>32%</w:t>
-            </w:r>
-            <w:r>
-              <w:rPr>
-                <w:rFonts w:ascii="Times New Roman" w:eastAsia="宋体" w:hAnsi="Times New Roman" w:cs="宋体"/>
-                <w:sz w:val="21"/>
-              </w:rPr>
-              <w:t>，为电商</w:t>
-            </w:r>
-            <w:r>
-              <w:rPr>
-                <w:rFonts w:ascii="Times New Roman" w:eastAsia="宋体" w:hAnsi="Times New Roman"/>
-                <w:sz w:val="21"/>
-              </w:rPr>
-              <w:t>AI</w:t>
-            </w:r>
-            <w:r>
-              <w:rPr>
-                <w:rFonts w:ascii="Times New Roman" w:eastAsia="宋体" w:hAnsi="Times New Roman" w:cs="宋体"/>
-                <w:sz w:val="21"/>
-              </w:rPr>
-              <w:t>客服优化提供参考</w:t>
+              <w:t xml:space="preserve">发现用户智能体验起关键中介作用，感知增强维度贡献率</w:t>
+            </w:r>
+            <w:r>
+              <w:rPr>
+                <w:rFonts w:eastAsia="宋体" w:ascii="Times New Roman" w:hAnsi="Times New Roman"/>
+                <w:sz w:val="21"/>
+              </w:rPr>
+              <w:t xml:space="preserve">63%</w:t>
+            </w:r>
+            <w:r>
+              <w:rPr>
+                <w:rFonts w:ascii="Times New Roman" w:eastAsia="宋体" w:hAnsi="Times New Roman" w:cs="宋体"/>
+                <w:sz w:val="21"/>
+              </w:rPr>
+              <w:t xml:space="preserve">；高复杂度场景下信任阈值提高</w:t>
+            </w:r>
+            <w:r>
+              <w:rPr>
+                <w:rFonts w:eastAsia="宋体" w:ascii="Times New Roman" w:hAnsi="Times New Roman"/>
+                <w:sz w:val="21"/>
+              </w:rPr>
+              <w:t xml:space="preserve">32%</w:t>
+            </w:r>
+            <w:r>
+              <w:rPr>
+                <w:rFonts w:ascii="Times New Roman" w:eastAsia="宋体" w:hAnsi="Times New Roman" w:cs="宋体"/>
+                <w:sz w:val="21"/>
+              </w:rPr>
+              <w:t xml:space="preserve">，为电商</w:t>
+            </w:r>
+            <w:r>
+              <w:rPr>
+                <w:rFonts w:eastAsia="宋体" w:ascii="Times New Roman" w:hAnsi="Times New Roman"/>
+                <w:sz w:val="21"/>
+              </w:rPr>
+              <w:t xml:space="preserve">AI</w:t>
+            </w:r>
+            <w:r>
+              <w:rPr>
+                <w:rFonts w:ascii="Times New Roman" w:eastAsia="宋体" w:hAnsi="Times New Roman" w:cs="宋体"/>
+                <w:sz w:val="21"/>
+              </w:rPr>
+              <w:t xml:space="preserve">客服优化提供参考</w:t>
             </w:r>
           </w:p>
         </w:tc>
       </w:tr>
       <w:tr>
         <w:trPr>
-          <w:gridAfter w:val="1"/>
+          <w:gridAfter w:val="2"/>
           <w:wAfter w:w="880" w:type="dxa"/>
           <w:jc w:val="center"/>
         </w:trPr>
@@ -2040,9 +1975,9 @@
           </w:tcPr>
           <w:p>
             <w:pPr>
-              <w:spacing w:line="290" w:lineRule="atLeast"/>
-              <w:rPr>
-                <w:rFonts w:ascii="Times New Roman" w:hAnsi="Times New Roman" w:hint="default"/>
+              <w:spacing w:line="290" w:lineRule="atLeast" w:before="0" w:after="0"/>
+              <w:rPr>
+                <w:rFonts w:ascii="Times New Roman" w:hAnsi="Times New Roman"/>
                 <w:sz w:val="21"/>
               </w:rPr>
             </w:pPr>
@@ -2051,7 +1986,7 @@
         <w:tc>
           <w:tcPr>
             <w:tcW w:w="4600" w:type="dxa"/>
-            <w:gridSpan w:val="2"/>
+            <w:gridSpan w:val="4"/>
             <w:tcBorders>
               <w:top w:val="nil"/>
               <w:left w:val="nil"/>
@@ -2068,9 +2003,9 @@
           </w:tcPr>
           <w:p>
             <w:pPr>
-              <w:spacing w:line="290" w:lineRule="atLeast"/>
-              <w:rPr>
-                <w:rFonts w:ascii="Times New Roman" w:hAnsi="Times New Roman" w:hint="default"/>
+              <w:spacing w:line="290" w:lineRule="atLeast" w:before="0" w:after="0"/>
+              <w:rPr>
+                <w:rFonts w:ascii="Times New Roman" w:hAnsi="Times New Roman"/>
                 <w:sz w:val="21"/>
               </w:rPr>
             </w:pPr>
@@ -2081,13 +2016,14 @@
                 <w:bCs/>
                 <w:sz w:val="21"/>
               </w:rPr>
-              <w:t>银行营销客户分层与转化分析</w:t>
+              <w:t xml:space="preserve">银行营销客户分层与转化分析</w:t>
             </w:r>
           </w:p>
         </w:tc>
         <w:tc>
           <w:tcPr>
             <w:tcW w:w="2693" w:type="dxa"/>
+            <w:gridSpan w:val="2"/>
             <w:tcBorders>
               <w:top w:val="nil"/>
               <w:left w:val="nil"/>
@@ -2098,9 +2034,9 @@
           </w:tcPr>
           <w:p>
             <w:pPr>
-              <w:spacing w:line="290" w:lineRule="atLeast"/>
-              <w:rPr>
-                <w:rFonts w:ascii="Times New Roman" w:eastAsia="等线" w:hAnsi="Times New Roman" w:hint="default"/>
+              <w:spacing w:line="290" w:lineRule="atLeast" w:before="0" w:after="0"/>
+              <w:rPr>
+                <w:rFonts w:ascii="Times New Roman" w:eastAsia="等线" w:hAnsi="Times New Roman"/>
                 <w:b/>
                 <w:bCs/>
                 <w:sz w:val="21"/>
@@ -2113,7 +2049,7 @@
                 <w:bCs/>
                 <w:sz w:val="21"/>
               </w:rPr>
-              <w:t>个人课程项目</w:t>
+              <w:t xml:space="preserve">个人课程项目</w:t>
             </w:r>
           </w:p>
         </w:tc>
@@ -2130,7 +2066,7 @@
           </w:tcPr>
           <w:p>
             <w:pPr>
-              <w:spacing w:line="290" w:lineRule="atLeast"/>
+              <w:spacing w:line="290" w:lineRule="atLeast" w:before="0" w:after="0"/>
               <w:rPr>
                 <w:rFonts w:ascii="Times New Roman" w:eastAsia="等线" w:hAnsi="Times New Roman" w:hint="default"/>
                 <w:b/>
@@ -2145,14 +2081,14 @@
                 <w:bCs/>
                 <w:sz w:val="21"/>
               </w:rPr>
-              <w:t>2026.04-2026.06</w:t>
+              <w:t xml:space="preserve">2026.04-2026.06</w:t>
             </w:r>
           </w:p>
         </w:tc>
       </w:tr>
       <w:tr>
         <w:trPr>
-          <w:gridAfter w:val="1"/>
+          <w:gridAfter w:val="2"/>
           <w:wAfter w:w="880" w:type="dxa"/>
           <w:jc w:val="center"/>
         </w:trPr>
@@ -2175,9 +2111,9 @@
           </w:tcPr>
           <w:p>
             <w:pPr>
-              <w:spacing w:line="290" w:lineRule="atLeast"/>
-              <w:rPr>
-                <w:rFonts w:ascii="Times New Roman" w:hAnsi="Times New Roman" w:hint="default"/>
+              <w:spacing w:line="290" w:lineRule="atLeast" w:before="0" w:after="0"/>
+              <w:rPr>
+                <w:rFonts w:ascii="Times New Roman" w:hAnsi="Times New Roman"/>
                 <w:sz w:val="21"/>
               </w:rPr>
             </w:pPr>
@@ -2186,7 +2122,7 @@
         <w:tc>
           <w:tcPr>
             <w:tcW w:w="10048" w:type="dxa"/>
-            <w:gridSpan w:val="4"/>
+            <w:gridSpan w:val="7"/>
             <w:tcBorders>
               <w:top w:val="nil"/>
               <w:left w:val="nil"/>
@@ -2207,7 +2143,7 @@
                 <w:ilvl w:val="0"/>
                 <w:numId w:val="9"/>
               </w:numPr>
-              <w:spacing w:line="290" w:lineRule="atLeast"/>
+              <w:spacing w:line="290" w:lineRule="atLeast" w:before="0" w:after="0"/>
               <w:rPr>
                 <w:rFonts w:ascii="Times New Roman" w:eastAsia="宋体" w:hAnsi="Times New Roman" w:cs="宋体" w:hint="default"/>
                 <w:sz w:val="21"/>
@@ -2218,35 +2154,35 @@
                 <w:rFonts w:ascii="Times New Roman" w:eastAsia="宋体" w:hAnsi="Times New Roman" w:cs="宋体"/>
                 <w:sz w:val="21"/>
               </w:rPr>
-              <w:t>基于</w:t>
-            </w:r>
-            <w:r>
-              <w:rPr>
-                <w:rFonts w:ascii="Times New Roman" w:eastAsia="宋体" w:hAnsi="Times New Roman"/>
-                <w:sz w:val="21"/>
-              </w:rPr>
-              <w:t>45211</w:t>
-            </w:r>
-            <w:r>
-              <w:rPr>
-                <w:rFonts w:ascii="Times New Roman" w:eastAsia="宋体" w:hAnsi="Times New Roman" w:cs="宋体"/>
-                <w:sz w:val="21"/>
-              </w:rPr>
-              <w:t>条银行营销数据，用</w:t>
-            </w:r>
-            <w:r>
-              <w:rPr>
-                <w:rFonts w:ascii="Times New Roman" w:eastAsia="宋体" w:hAnsi="Times New Roman"/>
-                <w:sz w:val="21"/>
-              </w:rPr>
-              <w:t>R</w:t>
-            </w:r>
-            <w:r>
-              <w:rPr>
-                <w:rFonts w:ascii="Times New Roman" w:eastAsia="宋体" w:hAnsi="Times New Roman" w:cs="宋体"/>
-                <w:sz w:val="21"/>
-              </w:rPr>
-              <w:t>完成数据清洗与多维度分层统计，通过帕累托分析识别高价值客群特征，用转化瀑布图定位营销流失关键环节</w:t>
+              <w:t xml:space="preserve">基于</w:t>
+            </w:r>
+            <w:r>
+              <w:rPr>
+                <w:rFonts w:eastAsia="宋体" w:ascii="Times New Roman" w:hAnsi="Times New Roman"/>
+                <w:sz w:val="21"/>
+              </w:rPr>
+              <w:t xml:space="preserve">45211</w:t>
+            </w:r>
+            <w:r>
+              <w:rPr>
+                <w:rFonts w:ascii="Times New Roman" w:eastAsia="宋体" w:hAnsi="Times New Roman" w:cs="宋体"/>
+                <w:sz w:val="21"/>
+              </w:rPr>
+              <w:t xml:space="preserve">条银行营销数据，用</w:t>
+            </w:r>
+            <w:r>
+              <w:rPr>
+                <w:rFonts w:eastAsia="宋体" w:ascii="Times New Roman" w:hAnsi="Times New Roman"/>
+                <w:sz w:val="21"/>
+              </w:rPr>
+              <w:t xml:space="preserve">R</w:t>
+            </w:r>
+            <w:r>
+              <w:rPr>
+                <w:rFonts w:ascii="Times New Roman" w:eastAsia="宋体" w:hAnsi="Times New Roman" w:cs="宋体"/>
+                <w:sz w:val="21"/>
+              </w:rPr>
+              <w:t xml:space="preserve">完成数据清洗与多维度分层统计，通过帕累托分析识别高价值客群特征，用转化瀑布图定位营销流失关键环节</w:t>
             </w:r>
           </w:p>
           <w:p>
@@ -2255,7 +2191,7 @@
                 <w:ilvl w:val="0"/>
                 <w:numId w:val="9"/>
               </w:numPr>
-              <w:spacing w:line="290" w:lineRule="atLeast"/>
+              <w:spacing w:line="290" w:lineRule="atLeast" w:before="0" w:after="0"/>
               <w:rPr>
                 <w:rFonts w:ascii="Times New Roman" w:eastAsia="宋体" w:hAnsi="Times New Roman" w:cs="宋体" w:hint="default"/>
                 <w:sz w:val="21"/>
@@ -2266,14 +2202,14 @@
                 <w:rFonts w:ascii="Times New Roman" w:eastAsia="宋体" w:hAnsi="Times New Roman" w:cs="宋体"/>
                 <w:sz w:val="21"/>
               </w:rPr>
-              <w:t>通过帕累托分析呈现高价值客群分布特征，用转化瀑布图定位营销流失关键环节，为精准营销与运营效率提升提供数据支撑</w:t>
+              <w:t xml:space="preserve">通过帕累托分析呈现高价值客群分布特征，用转化瀑布图定位营销流失关键环节，为精准营销与运营效率提升提供数据支撑</w:t>
             </w:r>
           </w:p>
         </w:tc>
       </w:tr>
       <w:tr>
         <w:trPr>
-          <w:gridAfter w:val="1"/>
+          <w:gridAfter w:val="2"/>
           <w:wAfter w:w="880" w:type="dxa"/>
           <w:jc w:val="center"/>
         </w:trPr>
@@ -2296,9 +2232,9 @@
           </w:tcPr>
           <w:p>
             <w:pPr>
-              <w:spacing w:line="290" w:lineRule="atLeast"/>
-              <w:rPr>
-                <w:rFonts w:ascii="Times New Roman" w:hAnsi="Times New Roman" w:hint="default"/>
+              <w:spacing w:line="290" w:lineRule="atLeast" w:before="0" w:after="0"/>
+              <w:rPr>
+                <w:rFonts w:ascii="Times New Roman" w:hAnsi="Times New Roman"/>
                 <w:sz w:val="21"/>
               </w:rPr>
             </w:pPr>
@@ -2307,7 +2243,7 @@
         <w:tc>
           <w:tcPr>
             <w:tcW w:w="4600" w:type="dxa"/>
-            <w:gridSpan w:val="2"/>
+            <w:gridSpan w:val="4"/>
             <w:tcBorders>
               <w:top w:val="nil"/>
               <w:left w:val="nil"/>
@@ -2324,9 +2260,9 @@
           </w:tcPr>
           <w:p>
             <w:pPr>
-              <w:spacing w:line="290" w:lineRule="atLeast"/>
-              <w:rPr>
-                <w:rFonts w:ascii="Times New Roman" w:hAnsi="Times New Roman" w:hint="default"/>
+              <w:spacing w:line="290" w:lineRule="atLeast" w:before="0" w:after="0"/>
+              <w:rPr>
+                <w:rFonts w:ascii="Times New Roman" w:hAnsi="Times New Roman"/>
                 <w:sz w:val="21"/>
               </w:rPr>
             </w:pPr>
@@ -2337,7 +2273,7 @@
                 <w:bCs/>
                 <w:sz w:val="21"/>
               </w:rPr>
-              <w:t>ERP</w:t>
+              <w:t xml:space="preserve">ERP</w:t>
             </w:r>
             <w:r>
               <w:rPr>
@@ -2346,13 +2282,14 @@
                 <w:bCs/>
                 <w:sz w:val="21"/>
               </w:rPr>
-              <w:t>供应链全流程模拟操作</w:t>
+              <w:t xml:space="preserve">供应链全流程模拟操作</w:t>
             </w:r>
           </w:p>
         </w:tc>
         <w:tc>
           <w:tcPr>
             <w:tcW w:w="2693" w:type="dxa"/>
+            <w:gridSpan w:val="2"/>
             <w:tcBorders>
               <w:top w:val="nil"/>
               <w:left w:val="nil"/>
@@ -2363,9 +2300,9 @@
           </w:tcPr>
           <w:p>
             <w:pPr>
-              <w:spacing w:line="290" w:lineRule="atLeast"/>
-              <w:rPr>
-                <w:rFonts w:ascii="Times New Roman" w:eastAsia="等线" w:hAnsi="Times New Roman" w:hint="default"/>
+              <w:spacing w:line="290" w:lineRule="atLeast" w:before="0" w:after="0"/>
+              <w:rPr>
+                <w:rFonts w:ascii="Times New Roman" w:eastAsia="等线" w:hAnsi="Times New Roman"/>
                 <w:b/>
                 <w:bCs/>
                 <w:sz w:val="21"/>
@@ -2378,7 +2315,7 @@
                 <w:bCs/>
                 <w:sz w:val="21"/>
               </w:rPr>
-              <w:t>课程实验・账套主管</w:t>
+              <w:t xml:space="preserve">课程实验・账套主管</w:t>
             </w:r>
           </w:p>
         </w:tc>
@@ -2395,7 +2332,7 @@
           </w:tcPr>
           <w:p>
             <w:pPr>
-              <w:spacing w:line="290" w:lineRule="atLeast"/>
+              <w:spacing w:line="290" w:lineRule="atLeast" w:before="0" w:after="0"/>
               <w:rPr>
                 <w:rFonts w:ascii="Times New Roman" w:eastAsia="等线" w:hAnsi="Times New Roman" w:hint="default"/>
                 <w:b/>
@@ -2410,14 +2347,14 @@
                 <w:bCs/>
                 <w:sz w:val="21"/>
               </w:rPr>
-              <w:t>2025.03-2025.07</w:t>
+              <w:t xml:space="preserve">2025.03-2025.07</w:t>
             </w:r>
           </w:p>
         </w:tc>
       </w:tr>
       <w:tr>
         <w:trPr>
-          <w:gridAfter w:val="1"/>
+          <w:gridAfter w:val="2"/>
           <w:wAfter w:w="880" w:type="dxa"/>
           <w:jc w:val="center"/>
         </w:trPr>
@@ -2440,9 +2377,9 @@
           </w:tcPr>
           <w:p>
             <w:pPr>
-              <w:spacing w:line="290" w:lineRule="atLeast"/>
-              <w:rPr>
-                <w:rFonts w:ascii="Times New Roman" w:hAnsi="Times New Roman" w:hint="default"/>
+              <w:spacing w:line="290" w:lineRule="atLeast" w:before="0" w:after="0"/>
+              <w:rPr>
+                <w:rFonts w:ascii="Times New Roman" w:hAnsi="Times New Roman"/>
                 <w:sz w:val="21"/>
               </w:rPr>
             </w:pPr>
@@ -2451,7 +2388,7 @@
         <w:tc>
           <w:tcPr>
             <w:tcW w:w="10048" w:type="dxa"/>
-            <w:gridSpan w:val="4"/>
+            <w:gridSpan w:val="7"/>
             <w:tcBorders>
               <w:top w:val="nil"/>
               <w:left w:val="nil"/>
@@ -2472,7 +2409,7 @@
                 <w:ilvl w:val="0"/>
                 <w:numId w:val="9"/>
               </w:numPr>
-              <w:spacing w:line="290" w:lineRule="atLeast"/>
+              <w:spacing w:line="290" w:lineRule="atLeast" w:before="0" w:after="0"/>
               <w:rPr>
                 <w:rFonts w:ascii="Times New Roman" w:eastAsia="宋体" w:hAnsi="Times New Roman" w:cs="宋体" w:hint="default"/>
                 <w:sz w:val="21"/>
@@ -2483,21 +2420,21 @@
                 <w:rFonts w:ascii="Times New Roman" w:eastAsia="宋体" w:hAnsi="Times New Roman" w:cs="宋体"/>
                 <w:sz w:val="21"/>
               </w:rPr>
-              <w:t>以账套主管角色使用用友</w:t>
-            </w:r>
-            <w:r>
-              <w:rPr>
-                <w:rFonts w:ascii="Times New Roman" w:eastAsia="宋体" w:hAnsi="Times New Roman"/>
-                <w:sz w:val="21"/>
-              </w:rPr>
-              <w:t>U8+ ERP</w:t>
-            </w:r>
-            <w:r>
-              <w:rPr>
-                <w:rFonts w:ascii="Times New Roman" w:eastAsia="宋体" w:hAnsi="Times New Roman" w:cs="宋体"/>
-                <w:sz w:val="21"/>
-              </w:rPr>
-              <w:t>系统，以模拟箱包贸易企业为对象，独立完成采购订单→到货入库→销售订单→发货出库→库存调拨→盘点→存货核算→收付款凭证全流程运营操作</w:t>
+              <w:t xml:space="preserve">以账套主管角色使用用友</w:t>
+            </w:r>
+            <w:r>
+              <w:rPr>
+                <w:rFonts w:eastAsia="宋体" w:ascii="Times New Roman" w:hAnsi="Times New Roman"/>
+                <w:sz w:val="21"/>
+              </w:rPr>
+              <w:t xml:space="preserve">U8+ ERP</w:t>
+            </w:r>
+            <w:r>
+              <w:rPr>
+                <w:rFonts w:ascii="Times New Roman" w:eastAsia="宋体" w:hAnsi="Times New Roman" w:cs="宋体"/>
+                <w:sz w:val="21"/>
+              </w:rPr>
+              <w:t xml:space="preserve">系统，以模拟箱包贸易企业为对象，独立完成采购订单→到货入库→销售订单→发货出库→库存调拨→盘点→存货核算→收付款凭证全流程运营操作</w:t>
             </w:r>
           </w:p>
           <w:p>
@@ -2506,7 +2443,7 @@
                 <w:ilvl w:val="0"/>
                 <w:numId w:val="9"/>
               </w:numPr>
-              <w:spacing w:line="290" w:lineRule="atLeast"/>
+              <w:spacing w:line="290" w:lineRule="atLeast" w:before="0" w:after="0"/>
               <w:rPr>
                 <w:rFonts w:ascii="Times New Roman" w:eastAsia="宋体" w:hAnsi="Times New Roman" w:cs="宋体" w:hint="default"/>
                 <w:sz w:val="21"/>
@@ -2517,35 +2454,35 @@
                 <w:rFonts w:ascii="Times New Roman" w:eastAsia="宋体" w:hAnsi="Times New Roman" w:cs="宋体"/>
                 <w:sz w:val="21"/>
               </w:rPr>
-              <w:t>掌握采购、销售、库存、存货、财务五大模块间的数据流转与单据联动逻辑，理解</w:t>
-            </w:r>
-            <w:r>
-              <w:rPr>
-                <w:rFonts w:ascii="Times New Roman" w:eastAsia="宋体" w:hAnsi="Times New Roman"/>
-                <w:sz w:val="21"/>
-              </w:rPr>
-              <w:t>ERP</w:t>
-            </w:r>
-            <w:r>
-              <w:rPr>
-                <w:rFonts w:ascii="Times New Roman" w:eastAsia="宋体" w:hAnsi="Times New Roman" w:cs="宋体"/>
-                <w:sz w:val="21"/>
-              </w:rPr>
-              <w:t>系统中供应链业务从订单到核算的标准化运作机制</w:t>
+              <w:t xml:space="preserve">掌握采购、销售、库存、存货、财务五大模块间的数据流转与单据联动逻辑，理解</w:t>
+            </w:r>
+            <w:r>
+              <w:rPr>
+                <w:rFonts w:eastAsia="宋体" w:ascii="Times New Roman" w:hAnsi="Times New Roman"/>
+                <w:sz w:val="21"/>
+              </w:rPr>
+              <w:t xml:space="preserve">ERP</w:t>
+            </w:r>
+            <w:r>
+              <w:rPr>
+                <w:rFonts w:ascii="Times New Roman" w:eastAsia="宋体" w:hAnsi="Times New Roman" w:cs="宋体"/>
+                <w:sz w:val="21"/>
+              </w:rPr>
+              <w:t xml:space="preserve">系统中供应链业务从订单到核算的标准化运作机制</w:t>
             </w:r>
           </w:p>
         </w:tc>
       </w:tr>
       <w:tr>
         <w:trPr>
-          <w:gridBefore w:val="2"/>
+          <w:gridBefore w:val="3"/>
           <w:wBefore w:w="879" w:type="dxa"/>
           <w:jc w:val="center"/>
         </w:trPr>
         <w:tc>
           <w:tcPr>
             <w:tcW w:w="10744" w:type="dxa"/>
-            <w:gridSpan w:val="4"/>
+            <w:gridSpan w:val="7"/>
             <w:tcBorders>
               <w:top w:val="nil"/>
               <w:left w:val="nil"/>
@@ -2563,10 +2500,7 @@
           </w:tcPr>
           <w:p>
             <w:pPr>
-              <w:spacing w:line="290" w:lineRule="atLeast"/>
-              <w:rPr>
-                <w:rFonts w:hint="default"/>
-              </w:rPr>
+              <w:spacing w:line="290" w:lineRule="atLeast" w:before="0" w:after="0"/>
             </w:pPr>
             <w:r>
               <w:rPr>
@@ -2580,27 +2514,26 @@
     </w:tbl>
     <w:p>
       <w:pPr>
-        <w:spacing w:line="290" w:lineRule="atLeast"/>
         <w:rPr>
-          <w:rFonts w:hint="default"/>
           <w:vanish/>
         </w:rPr>
+        <w:spacing w:line="290" w:lineRule="atLeast" w:before="0" w:after="0"/>
       </w:pPr>
     </w:p>
     <w:p>
       <w:pPr>
-        <w:spacing w:line="290" w:lineRule="atLeast"/>
         <w:rPr>
-          <w:rFonts w:hint="default"/>
           <w:vanish/>
           <w:sz w:val="21"/>
         </w:rPr>
+        <w:spacing w:line="290" w:lineRule="atLeast" w:before="0" w:after="0"/>
       </w:pPr>
     </w:p>
     <w:tbl>
       <w:tblPr>
         <w:tblW w:w="0" w:type="auto"/>
         <w:jc w:val="center"/>
+        <w:tblInd w:w="0" w:type="dxa"/>
         <w:tblLayout w:type="fixed"/>
         <w:tblCellMar>
           <w:left w:w="0" w:type="dxa"/>
@@ -2610,9 +2543,9 @@
       </w:tblPr>
       <w:tblGrid>
         <w:gridCol w:w="695"/>
-        <w:gridCol w:w="4600"/>
+        <w:gridCol w:w="3686"/>
         <w:gridCol w:w="2693"/>
-        <w:gridCol w:w="2755"/>
+        <w:gridCol w:w="3669"/>
       </w:tblGrid>
       <w:tr>
         <w:trPr>
@@ -2637,9 +2570,8 @@
           </w:tcPr>
           <w:p>
             <w:pPr>
-              <w:spacing w:line="290" w:lineRule="atLeast"/>
-              <w:rPr>
-                <w:rFonts w:hint="default"/>
+              <w:spacing w:line="290" w:lineRule="atLeast" w:before="0" w:after="0"/>
+              <w:rPr>
                 <w:sz w:val="21"/>
               </w:rPr>
             </w:pPr>
@@ -2664,9 +2596,8 @@
           </w:tcPr>
           <w:p>
             <w:pPr>
-              <w:spacing w:line="290" w:lineRule="atLeast"/>
-              <w:rPr>
-                <w:rFonts w:hint="default"/>
+              <w:spacing w:line="290" w:lineRule="atLeast" w:before="0" w:after="0"/>
+              <w:rPr>
                 <w:b/>
                 <w:bCs/>
                 <w:sz w:val="21"/>
@@ -2679,7 +2610,7 @@
                 <w:bCs/>
                 <w:sz w:val="21"/>
               </w:rPr>
-              <w:t>山东鱼跃尚成教育有限责任公司</w:t>
+              <w:t xml:space="preserve">山东鱼跃尚成教育有限责任公司</w:t>
             </w:r>
           </w:p>
         </w:tc>
@@ -2696,9 +2627,8 @@
           </w:tcPr>
           <w:p>
             <w:pPr>
-              <w:spacing w:line="290" w:lineRule="atLeast"/>
-              <w:rPr>
-                <w:rFonts w:hint="default"/>
+              <w:spacing w:line="290" w:lineRule="atLeast" w:before="0" w:after="0"/>
+              <w:rPr>
                 <w:b/>
                 <w:bCs/>
                 <w:sz w:val="21"/>
@@ -2711,7 +2641,7 @@
                 <w:bCs/>
                 <w:sz w:val="21"/>
               </w:rPr>
-              <w:t>项目助理（兼职）</w:t>
+              <w:t xml:space="preserve">项目助理（兼职）</w:t>
             </w:r>
           </w:p>
         </w:tc>
@@ -2728,7 +2658,7 @@
           </w:tcPr>
           <w:p>
             <w:pPr>
-              <w:spacing w:line="290" w:lineRule="atLeast"/>
+              <w:spacing w:line="290" w:lineRule="atLeast" w:before="0" w:after="0"/>
               <w:rPr>
                 <w:rFonts w:ascii="Times New Roman" w:eastAsia="等线" w:hAnsi="Times New Roman" w:hint="default"/>
                 <w:b/>
@@ -2743,7 +2673,7 @@
                 <w:bCs/>
                 <w:sz w:val="21"/>
               </w:rPr>
-              <w:t>2026.04 - 2026.07</w:t>
+              <w:t xml:space="preserve">2026.04 - 2026.07</w:t>
             </w:r>
           </w:p>
         </w:tc>
@@ -2771,9 +2701,9 @@
           </w:tcPr>
           <w:p>
             <w:pPr>
-              <w:spacing w:line="290" w:lineRule="atLeast"/>
-              <w:rPr>
-                <w:rFonts w:ascii="Times New Roman" w:hAnsi="Times New Roman" w:hint="default"/>
+              <w:spacing w:line="290" w:lineRule="atLeast" w:before="0" w:after="0"/>
+              <w:rPr>
+                <w:rFonts w:ascii="Times New Roman" w:hAnsi="Times New Roman"/>
                 <w:sz w:val="21"/>
               </w:rPr>
             </w:pPr>
@@ -2803,7 +2733,7 @@
                 <w:ilvl w:val="0"/>
                 <w:numId w:val="6"/>
               </w:numPr>
-              <w:spacing w:line="290" w:lineRule="atLeast"/>
+              <w:spacing w:line="290" w:lineRule="atLeast" w:before="0" w:after="0"/>
               <w:rPr>
                 <w:rFonts w:ascii="Times New Roman" w:eastAsia="宋体" w:hAnsi="Times New Roman" w:cs="宋体" w:hint="default"/>
                 <w:sz w:val="21"/>
@@ -2814,35 +2744,35 @@
                 <w:rFonts w:ascii="Times New Roman" w:eastAsia="宋体" w:hAnsi="Times New Roman" w:cs="宋体"/>
                 <w:sz w:val="21"/>
               </w:rPr>
-              <w:t>统筹</w:t>
-            </w:r>
-            <w:r>
-              <w:rPr>
-                <w:rFonts w:ascii="Times New Roman" w:eastAsia="宋体" w:hAnsi="Times New Roman"/>
-                <w:sz w:val="21"/>
-              </w:rPr>
-              <w:t>200+</w:t>
-            </w:r>
-            <w:r>
-              <w:rPr>
-                <w:rFonts w:ascii="Times New Roman" w:eastAsia="宋体" w:hAnsi="Times New Roman" w:cs="宋体"/>
-                <w:sz w:val="21"/>
-              </w:rPr>
-              <w:t>份申报材料全流程管理，用</w:t>
-            </w:r>
-            <w:r>
-              <w:rPr>
-                <w:rFonts w:ascii="Times New Roman" w:eastAsia="宋体" w:hAnsi="Times New Roman"/>
-                <w:sz w:val="21"/>
-              </w:rPr>
-              <w:t>Excel</w:t>
-            </w:r>
-            <w:r>
-              <w:rPr>
-                <w:rFonts w:ascii="Times New Roman" w:eastAsia="宋体" w:hAnsi="Times New Roman" w:cs="宋体"/>
-                <w:sz w:val="21"/>
-              </w:rPr>
-              <w:t>搭建分类台账，建立三级校验机制实现零差错提交</w:t>
+              <w:t xml:space="preserve">统筹</w:t>
+            </w:r>
+            <w:r>
+              <w:rPr>
+                <w:rFonts w:eastAsia="宋体" w:ascii="Times New Roman" w:hAnsi="Times New Roman"/>
+                <w:sz w:val="21"/>
+              </w:rPr>
+              <w:t xml:space="preserve">200+</w:t>
+            </w:r>
+            <w:r>
+              <w:rPr>
+                <w:rFonts w:ascii="Times New Roman" w:eastAsia="宋体" w:hAnsi="Times New Roman" w:cs="宋体"/>
+                <w:sz w:val="21"/>
+              </w:rPr>
+              <w:t xml:space="preserve">份申报材料全流程管理，用</w:t>
+            </w:r>
+            <w:r>
+              <w:rPr>
+                <w:rFonts w:eastAsia="宋体" w:ascii="Times New Roman" w:hAnsi="Times New Roman"/>
+                <w:sz w:val="21"/>
+              </w:rPr>
+              <w:t xml:space="preserve">Excel</w:t>
+            </w:r>
+            <w:r>
+              <w:rPr>
+                <w:rFonts w:ascii="Times New Roman" w:eastAsia="宋体" w:hAnsi="Times New Roman" w:cs="宋体"/>
+                <w:sz w:val="21"/>
+              </w:rPr>
+              <w:t xml:space="preserve">搭建分类台账，建立三级校验机制实现零差错提交</w:t>
             </w:r>
           </w:p>
           <w:p>
@@ -2851,7 +2781,7 @@
                 <w:ilvl w:val="0"/>
                 <w:numId w:val="6"/>
               </w:numPr>
-              <w:spacing w:line="290" w:lineRule="atLeast"/>
+              <w:spacing w:line="290" w:lineRule="atLeast" w:before="0" w:after="0"/>
               <w:rPr>
                 <w:rFonts w:ascii="Times New Roman" w:eastAsia="宋体" w:hAnsi="Times New Roman" w:cs="宋体" w:hint="default"/>
                 <w:sz w:val="21"/>
@@ -2862,7 +2792,7 @@
                 <w:rFonts w:ascii="Times New Roman" w:eastAsia="宋体" w:hAnsi="Times New Roman" w:cs="宋体"/>
                 <w:sz w:val="21"/>
               </w:rPr>
-              <w:t>梳理并标准化资料审核与报批流程，与各方同步进度，按月汇总数据形成工作小结，提升整体执行效率</w:t>
+              <w:t xml:space="preserve">梳理并标准化资料审核与报批流程，与各方同步进度，按月汇总数据形成工作小结，提升整体执行效率</w:t>
             </w:r>
           </w:p>
         </w:tc>
@@ -2890,9 +2820,8 @@
           </w:tcPr>
           <w:p>
             <w:pPr>
-              <w:spacing w:line="290" w:lineRule="atLeast"/>
-              <w:rPr>
-                <w:rFonts w:hint="default"/>
+              <w:spacing w:line="290" w:lineRule="atLeast" w:before="0" w:after="0"/>
+              <w:rPr>
                 <w:sz w:val="21"/>
               </w:rPr>
             </w:pPr>
@@ -2917,9 +2846,8 @@
           </w:tcPr>
           <w:p>
             <w:pPr>
-              <w:spacing w:line="290" w:lineRule="atLeast"/>
-              <w:rPr>
-                <w:rFonts w:hint="default"/>
+              <w:spacing w:line="290" w:lineRule="atLeast" w:before="0" w:after="0"/>
+              <w:rPr>
                 <w:b/>
                 <w:bCs/>
                 <w:sz w:val="21"/>
@@ -2932,7 +2860,7 @@
                 <w:bCs/>
                 <w:sz w:val="21"/>
               </w:rPr>
-              <w:t>瑞幸咖啡</w:t>
+              <w:t xml:space="preserve">瑞幸咖啡</w:t>
             </w:r>
           </w:p>
         </w:tc>
@@ -2949,9 +2877,8 @@
           </w:tcPr>
           <w:p>
             <w:pPr>
-              <w:spacing w:line="290" w:lineRule="atLeast"/>
-              <w:rPr>
-                <w:rFonts w:hint="default"/>
+              <w:spacing w:line="290" w:lineRule="atLeast" w:before="0" w:after="0"/>
+              <w:rPr>
                 <w:b/>
                 <w:bCs/>
                 <w:sz w:val="21"/>
@@ -2964,7 +2891,7 @@
                 <w:bCs/>
                 <w:sz w:val="21"/>
               </w:rPr>
-              <w:t>咖啡师（兼职）</w:t>
+              <w:t xml:space="preserve">咖啡师（兼职）</w:t>
             </w:r>
           </w:p>
         </w:tc>
@@ -2981,7 +2908,7 @@
           </w:tcPr>
           <w:p>
             <w:pPr>
-              <w:spacing w:line="290" w:lineRule="atLeast"/>
+              <w:spacing w:line="290" w:lineRule="atLeast" w:before="0" w:after="0"/>
               <w:rPr>
                 <w:rFonts w:ascii="Times New Roman" w:eastAsia="等线" w:hAnsi="Times New Roman" w:hint="default"/>
                 <w:b/>
@@ -2996,7 +2923,7 @@
                 <w:bCs/>
                 <w:sz w:val="21"/>
               </w:rPr>
-              <w:t>2023.07 - 2023.09</w:t>
+              <w:t xml:space="preserve">2023.07 - 2023.09</w:t>
             </w:r>
           </w:p>
         </w:tc>
@@ -3024,9 +2951,9 @@
           </w:tcPr>
           <w:p>
             <w:pPr>
-              <w:spacing w:line="290" w:lineRule="atLeast"/>
-              <w:rPr>
-                <w:rFonts w:ascii="Times New Roman" w:hAnsi="Times New Roman" w:hint="default"/>
+              <w:spacing w:line="290" w:lineRule="atLeast" w:before="0" w:after="0"/>
+              <w:rPr>
+                <w:rFonts w:ascii="Times New Roman" w:hAnsi="Times New Roman"/>
                 <w:sz w:val="21"/>
               </w:rPr>
             </w:pPr>
@@ -3056,7 +2983,7 @@
                 <w:ilvl w:val="0"/>
                 <w:numId w:val="6"/>
               </w:numPr>
-              <w:spacing w:line="290" w:lineRule="atLeast"/>
+              <w:spacing w:line="290" w:lineRule="atLeast" w:before="0" w:after="0"/>
               <w:rPr>
                 <w:rFonts w:ascii="Times New Roman" w:eastAsia="宋体" w:hAnsi="Times New Roman" w:cs="宋体" w:hint="default"/>
                 <w:sz w:val="21"/>
@@ -3067,7 +2994,7 @@
                 <w:rFonts w:ascii="Times New Roman" w:eastAsia="宋体" w:hAnsi="Times New Roman" w:cs="宋体"/>
                 <w:sz w:val="21"/>
               </w:rPr>
-              <w:t>负责门店数十种原辅料的日常盘点与效期管理，落实日盘制度，根据消耗规律提醒仓库解冻备货，降低物料损耗与缺货风险；规范物料分区与出入库单据核对，保持交接班库存账实一致；根据销售数据同步补货需求，保障门店日常运营物料供应</w:t>
+              <w:t xml:space="preserve">负责门店数十种原辅料的日常盘点与效期管理，落实日盘制度，根据消耗规律提醒仓库解冻备货，降低物料损耗与缺货风险；规范物料分区与出入库单据核对，保持交接班库存账实一致；根据销售数据同步补货需求，保障门店日常运营物料供应</w:t>
             </w:r>
           </w:p>
         </w:tc>
@@ -3075,67 +3002,68 @@
     </w:tbl>
     <w:p>
       <w:pPr>
-        <w:spacing w:line="290" w:lineRule="atLeast"/>
         <w:rPr>
-          <w:rFonts w:ascii="Times New Roman" w:hAnsi="Times New Roman" w:hint="default"/>
+          <w:rFonts w:ascii="Times New Roman" w:hAnsi="Times New Roman"/>
           <w:vanish/>
           <w:sz w:val="21"/>
         </w:rPr>
+        <w:spacing w:line="290" w:lineRule="atLeast" w:before="0" w:after="0"/>
       </w:pPr>
     </w:p>
     <w:p>
       <w:pPr>
-        <w:spacing w:line="290" w:lineRule="atLeast"/>
         <w:rPr>
-          <w:rFonts w:ascii="Times New Roman" w:hAnsi="Times New Roman" w:hint="default"/>
+          <w:rFonts w:ascii="Times New Roman" w:hAnsi="Times New Roman"/>
           <w:vanish/>
           <w:sz w:val="21"/>
         </w:rPr>
+        <w:spacing w:line="290" w:lineRule="atLeast" w:before="0" w:after="0"/>
       </w:pPr>
     </w:p>
     <w:p>
       <w:pPr>
-        <w:spacing w:line="290" w:lineRule="atLeast"/>
         <w:rPr>
-          <w:rFonts w:ascii="Times New Roman" w:hAnsi="Times New Roman" w:hint="default"/>
+          <w:rFonts w:ascii="Times New Roman" w:hAnsi="Times New Roman"/>
           <w:vanish/>
           <w:sz w:val="21"/>
         </w:rPr>
+        <w:spacing w:line="290" w:lineRule="atLeast" w:before="0" w:after="0"/>
       </w:pPr>
     </w:p>
     <w:p>
       <w:pPr>
-        <w:spacing w:line="290" w:lineRule="atLeast"/>
         <w:rPr>
-          <w:rFonts w:ascii="Times New Roman" w:hAnsi="Times New Roman" w:hint="default"/>
+          <w:rFonts w:ascii="Times New Roman" w:hAnsi="Times New Roman"/>
           <w:vanish/>
           <w:sz w:val="2"/>
         </w:rPr>
+        <w:spacing w:line="290" w:lineRule="atLeast" w:before="0" w:after="0"/>
       </w:pPr>
     </w:p>
     <w:p>
       <w:pPr>
-        <w:spacing w:line="290" w:lineRule="atLeast"/>
         <w:rPr>
-          <w:rFonts w:ascii="Times New Roman" w:hAnsi="Times New Roman" w:hint="default"/>
+          <w:rFonts w:ascii="Times New Roman" w:hAnsi="Times New Roman"/>
           <w:vanish/>
         </w:rPr>
+        <w:spacing w:line="290" w:lineRule="atLeast" w:before="0" w:after="0"/>
       </w:pPr>
     </w:p>
     <w:p>
       <w:pPr>
-        <w:spacing w:line="290" w:lineRule="atLeast"/>
         <w:rPr>
-          <w:rFonts w:ascii="Times New Roman" w:hAnsi="Times New Roman" w:hint="default"/>
+          <w:rFonts w:ascii="Times New Roman" w:hAnsi="Times New Roman"/>
           <w:vanish/>
           <w:sz w:val="21"/>
         </w:rPr>
+        <w:spacing w:line="290" w:lineRule="atLeast" w:before="0" w:after="0"/>
       </w:pPr>
     </w:p>
     <w:tbl>
       <w:tblPr>
         <w:tblW w:w="0" w:type="auto"/>
         <w:jc w:val="center"/>
+        <w:tblInd w:w="0" w:type="dxa"/>
         <w:tblLayout w:type="fixed"/>
         <w:tblCellMar>
           <w:left w:w="0" w:type="dxa"/>
@@ -3170,9 +3098,9 @@
           </w:tcPr>
           <w:p>
             <w:pPr>
-              <w:spacing w:line="290" w:lineRule="atLeast"/>
-              <w:rPr>
-                <w:rFonts w:ascii="Times New Roman" w:hAnsi="Times New Roman" w:hint="default"/>
+              <w:spacing w:before="0" w:after="0" w:line="290" w:lineRule="atLeast"/>
+              <w:rPr>
+                <w:rFonts w:ascii="Times New Roman" w:hAnsi="Times New Roman"/>
               </w:rPr>
             </w:pPr>
             <w:r>
@@ -3181,7 +3109,7 @@
                 <w:b/>
                 <w:bCs/>
               </w:rPr>
-              <w:t>综合技能</w:t>
+              <w:t xml:space="preserve">综合技能</w:t>
             </w:r>
           </w:p>
         </w:tc>
@@ -3189,17 +3117,18 @@
     </w:tbl>
     <w:p>
       <w:pPr>
-        <w:spacing w:line="290" w:lineRule="atLeast"/>
         <w:rPr>
-          <w:rFonts w:ascii="Times New Roman" w:hAnsi="Times New Roman" w:hint="default"/>
+          <w:rFonts w:ascii="Times New Roman" w:hAnsi="Times New Roman"/>
           <w:vanish/>
         </w:rPr>
+        <w:spacing w:line="290" w:lineRule="atLeast" w:before="0" w:after="0"/>
       </w:pPr>
     </w:p>
     <w:tbl>
       <w:tblPr>
         <w:tblW w:w="0" w:type="auto"/>
         <w:jc w:val="center"/>
+        <w:tblInd w:w="0" w:type="dxa"/>
         <w:tblLayout w:type="fixed"/>
         <w:tblCellMar>
           <w:left w:w="0" w:type="dxa"/>
@@ -3235,9 +3164,9 @@
           </w:tcPr>
           <w:p>
             <w:pPr>
-              <w:spacing w:line="290" w:lineRule="atLeast"/>
-              <w:rPr>
-                <w:rFonts w:ascii="Times New Roman" w:hAnsi="Times New Roman" w:hint="default"/>
+              <w:spacing w:before="0" w:after="0" w:line="290" w:lineRule="atLeast"/>
+              <w:rPr>
+                <w:rFonts w:ascii="Times New Roman" w:hAnsi="Times New Roman"/>
                 <w:sz w:val="21"/>
               </w:rPr>
             </w:pPr>
@@ -3262,7 +3191,7 @@
           </w:tcPr>
           <w:p>
             <w:pPr>
-              <w:spacing w:line="290" w:lineRule="atLeast"/>
+              <w:spacing w:line="290" w:lineRule="atLeast" w:before="0" w:after="0"/>
               <w:rPr>
                 <w:rFonts w:ascii="Times New Roman" w:eastAsia="宋体" w:hAnsi="Times New Roman" w:cs="宋体" w:hint="default"/>
                 <w:b/>
@@ -3277,166 +3206,166 @@
                 <w:bCs/>
                 <w:sz w:val="21"/>
               </w:rPr>
-              <w:t>业务系统与数据工具：</w:t>
-            </w:r>
-            <w:r>
-              <w:rPr>
-                <w:rFonts w:ascii="Times New Roman" w:eastAsia="宋体" w:hAnsi="Times New Roman" w:cs="宋体"/>
-                <w:sz w:val="21"/>
-              </w:rPr>
-              <w:t>用友</w:t>
-            </w:r>
-            <w:r>
-              <w:rPr>
-                <w:rFonts w:ascii="Times New Roman" w:eastAsia="宋体" w:hAnsi="Times New Roman"/>
-                <w:sz w:val="21"/>
-              </w:rPr>
-              <w:t>U8+ ERP</w:t>
-            </w:r>
-            <w:r>
-              <w:rPr>
-                <w:rFonts w:ascii="Times New Roman" w:eastAsia="宋体" w:hAnsi="Times New Roman" w:cs="宋体"/>
-                <w:sz w:val="21"/>
-              </w:rPr>
-              <w:t>（采购</w:t>
-            </w:r>
-            <w:r>
-              <w:rPr>
-                <w:rFonts w:ascii="Times New Roman" w:eastAsia="宋体" w:hAnsi="Times New Roman"/>
-                <w:sz w:val="21"/>
-              </w:rPr>
-              <w:t>/</w:t>
-            </w:r>
-            <w:r>
-              <w:rPr>
-                <w:rFonts w:ascii="Times New Roman" w:eastAsia="宋体" w:hAnsi="Times New Roman" w:cs="宋体"/>
-                <w:sz w:val="21"/>
-              </w:rPr>
-              <w:t>销售</w:t>
-            </w:r>
-            <w:r>
-              <w:rPr>
-                <w:rFonts w:ascii="Times New Roman" w:eastAsia="宋体" w:hAnsi="Times New Roman"/>
-                <w:sz w:val="21"/>
-              </w:rPr>
-              <w:t>/</w:t>
-            </w:r>
-            <w:r>
-              <w:rPr>
-                <w:rFonts w:ascii="Times New Roman" w:eastAsia="宋体" w:hAnsi="Times New Roman" w:cs="宋体"/>
-                <w:sz w:val="21"/>
-              </w:rPr>
-              <w:t>库存</w:t>
-            </w:r>
-            <w:r>
-              <w:rPr>
-                <w:rFonts w:ascii="Times New Roman" w:eastAsia="宋体" w:hAnsi="Times New Roman"/>
-                <w:sz w:val="21"/>
-              </w:rPr>
-              <w:t>/</w:t>
-            </w:r>
-            <w:r>
-              <w:rPr>
-                <w:rFonts w:ascii="Times New Roman" w:eastAsia="宋体" w:hAnsi="Times New Roman" w:cs="宋体"/>
-                <w:sz w:val="21"/>
-              </w:rPr>
-              <w:t>核算全流程），</w:t>
-            </w:r>
-            <w:r>
-              <w:rPr>
-                <w:rFonts w:ascii="Times New Roman" w:eastAsia="宋体" w:hAnsi="Times New Roman"/>
-                <w:sz w:val="21"/>
-              </w:rPr>
-              <w:t>Excel</w:t>
-            </w:r>
-            <w:r>
-              <w:rPr>
-                <w:rFonts w:ascii="Times New Roman" w:eastAsia="宋体" w:hAnsi="Times New Roman" w:cs="宋体"/>
-                <w:sz w:val="21"/>
-              </w:rPr>
-              <w:t>（数据透视表、</w:t>
-            </w:r>
-            <w:r>
-              <w:rPr>
-                <w:rFonts w:ascii="Times New Roman" w:eastAsia="宋体" w:hAnsi="Times New Roman"/>
-                <w:sz w:val="21"/>
-              </w:rPr>
-              <w:t>VLOOKUP</w:t>
-            </w:r>
-            <w:r>
-              <w:rPr>
-                <w:rFonts w:ascii="Times New Roman" w:eastAsia="宋体" w:hAnsi="Times New Roman" w:cs="宋体"/>
-                <w:sz w:val="21"/>
-              </w:rPr>
-              <w:t>、函数公式、图表可视化）、</w:t>
-            </w:r>
-            <w:r>
-              <w:rPr>
-                <w:rFonts w:ascii="Times New Roman" w:eastAsia="宋体" w:hAnsi="Times New Roman"/>
-                <w:sz w:val="21"/>
-              </w:rPr>
-              <w:t>Python</w:t>
-            </w:r>
-            <w:r>
-              <w:rPr>
-                <w:rFonts w:ascii="Times New Roman" w:eastAsia="宋体" w:hAnsi="Times New Roman" w:cs="宋体"/>
-                <w:sz w:val="21"/>
-              </w:rPr>
-              <w:t>（</w:t>
-            </w:r>
-            <w:r>
-              <w:rPr>
-                <w:rFonts w:ascii="Times New Roman" w:eastAsia="宋体" w:hAnsi="Times New Roman"/>
-                <w:sz w:val="21"/>
-              </w:rPr>
-              <w:t>pandas</w:t>
-            </w:r>
-            <w:r>
-              <w:rPr>
-                <w:rFonts w:ascii="Times New Roman" w:eastAsia="宋体" w:hAnsi="Times New Roman" w:cs="宋体"/>
-                <w:sz w:val="21"/>
-              </w:rPr>
-              <w:t>数据处理、</w:t>
-            </w:r>
-            <w:r>
-              <w:rPr>
-                <w:rFonts w:ascii="Times New Roman" w:eastAsia="宋体" w:hAnsi="Times New Roman"/>
-                <w:sz w:val="21"/>
-              </w:rPr>
-              <w:t>matplotlib</w:t>
-            </w:r>
-            <w:r>
-              <w:rPr>
-                <w:rFonts w:ascii="Times New Roman" w:eastAsia="宋体" w:hAnsi="Times New Roman" w:cs="宋体"/>
-                <w:sz w:val="21"/>
-              </w:rPr>
-              <w:t>可视化）、</w:t>
-            </w:r>
-            <w:r>
-              <w:rPr>
-                <w:rFonts w:ascii="Times New Roman" w:eastAsia="宋体" w:hAnsi="Times New Roman"/>
-                <w:sz w:val="21"/>
-              </w:rPr>
-              <w:t>R</w:t>
-            </w:r>
-            <w:r>
-              <w:rPr>
-                <w:rFonts w:ascii="Times New Roman" w:eastAsia="宋体" w:hAnsi="Times New Roman" w:cs="宋体"/>
-                <w:sz w:val="21"/>
-              </w:rPr>
-              <w:t>、</w:t>
-            </w:r>
-            <w:r>
-              <w:rPr>
-                <w:rFonts w:ascii="Times New Roman" w:eastAsia="宋体" w:hAnsi="Times New Roman"/>
-                <w:sz w:val="21"/>
-              </w:rPr>
-              <w:t>SPSS</w:t>
-            </w:r>
-          </w:p>
-          <w:p>
-            <w:pPr>
-              <w:spacing w:line="290" w:lineRule="atLeast"/>
+              <w:t xml:space="preserve">业务系统与数据工具：</w:t>
+            </w:r>
+            <w:r>
+              <w:rPr>
+                <w:rFonts w:ascii="Times New Roman" w:eastAsia="宋体" w:hAnsi="Times New Roman" w:cs="宋体"/>
+                <w:sz w:val="21"/>
+              </w:rPr>
+              <w:t xml:space="preserve">用友</w:t>
+            </w:r>
+            <w:r>
+              <w:rPr>
+                <w:rFonts w:eastAsia="宋体" w:ascii="Times New Roman" w:hAnsi="Times New Roman"/>
+                <w:sz w:val="21"/>
+              </w:rPr>
+              <w:t xml:space="preserve">U8+ ERP</w:t>
+            </w:r>
+            <w:r>
+              <w:rPr>
+                <w:rFonts w:ascii="Times New Roman" w:eastAsia="宋体" w:hAnsi="Times New Roman" w:cs="宋体"/>
+                <w:sz w:val="21"/>
+              </w:rPr>
+              <w:t xml:space="preserve">（采购</w:t>
+            </w:r>
+            <w:r>
+              <w:rPr>
+                <w:rFonts w:eastAsia="宋体" w:ascii="Times New Roman" w:hAnsi="Times New Roman"/>
+                <w:sz w:val="21"/>
+              </w:rPr>
+              <w:t xml:space="preserve">/</w:t>
+            </w:r>
+            <w:r>
+              <w:rPr>
+                <w:rFonts w:ascii="Times New Roman" w:eastAsia="宋体" w:hAnsi="Times New Roman" w:cs="宋体"/>
+                <w:sz w:val="21"/>
+              </w:rPr>
+              <w:t xml:space="preserve">销售</w:t>
+            </w:r>
+            <w:r>
+              <w:rPr>
+                <w:rFonts w:eastAsia="宋体" w:ascii="Times New Roman" w:hAnsi="Times New Roman"/>
+                <w:sz w:val="21"/>
+              </w:rPr>
+              <w:t xml:space="preserve">/</w:t>
+            </w:r>
+            <w:r>
+              <w:rPr>
+                <w:rFonts w:ascii="Times New Roman" w:eastAsia="宋体" w:hAnsi="Times New Roman" w:cs="宋体"/>
+                <w:sz w:val="21"/>
+              </w:rPr>
+              <w:t xml:space="preserve">库存</w:t>
+            </w:r>
+            <w:r>
+              <w:rPr>
+                <w:rFonts w:eastAsia="宋体" w:ascii="Times New Roman" w:hAnsi="Times New Roman"/>
+                <w:sz w:val="21"/>
+              </w:rPr>
+              <w:t xml:space="preserve">/</w:t>
+            </w:r>
+            <w:r>
+              <w:rPr>
+                <w:rFonts w:ascii="Times New Roman" w:eastAsia="宋体" w:hAnsi="Times New Roman" w:cs="宋体"/>
+                <w:sz w:val="21"/>
+              </w:rPr>
+              <w:t xml:space="preserve">核算全流程），</w:t>
+            </w:r>
+            <w:r>
+              <w:rPr>
+                <w:rFonts w:eastAsia="宋体" w:ascii="Times New Roman" w:hAnsi="Times New Roman"/>
+                <w:sz w:val="21"/>
+              </w:rPr>
+              <w:t xml:space="preserve">Excel</w:t>
+            </w:r>
+            <w:r>
+              <w:rPr>
+                <w:rFonts w:ascii="Times New Roman" w:eastAsia="宋体" w:hAnsi="Times New Roman" w:cs="宋体"/>
+                <w:sz w:val="21"/>
+              </w:rPr>
+              <w:t xml:space="preserve">（数据透视表、</w:t>
+            </w:r>
+            <w:r>
+              <w:rPr>
+                <w:rFonts w:eastAsia="宋体" w:ascii="Times New Roman" w:hAnsi="Times New Roman"/>
+                <w:sz w:val="21"/>
+              </w:rPr>
+              <w:t xml:space="preserve">VLOOKUP</w:t>
+            </w:r>
+            <w:r>
+              <w:rPr>
+                <w:rFonts w:ascii="Times New Roman" w:eastAsia="宋体" w:hAnsi="Times New Roman" w:cs="宋体"/>
+                <w:sz w:val="21"/>
+              </w:rPr>
+              <w:t xml:space="preserve">、函数公式、图表可视化）、</w:t>
+            </w:r>
+            <w:r>
+              <w:rPr>
+                <w:rFonts w:eastAsia="宋体" w:ascii="Times New Roman" w:hAnsi="Times New Roman"/>
+                <w:sz w:val="21"/>
+              </w:rPr>
+              <w:t xml:space="preserve">Python</w:t>
+            </w:r>
+            <w:r>
+              <w:rPr>
+                <w:rFonts w:ascii="Times New Roman" w:eastAsia="宋体" w:hAnsi="Times New Roman" w:cs="宋体"/>
+                <w:sz w:val="21"/>
+              </w:rPr>
+              <w:t xml:space="preserve">（</w:t>
+            </w:r>
+            <w:r>
+              <w:rPr>
+                <w:rFonts w:eastAsia="宋体" w:ascii="Times New Roman" w:hAnsi="Times New Roman"/>
+                <w:sz w:val="21"/>
+              </w:rPr>
+              <w:t xml:space="preserve">pandas</w:t>
+            </w:r>
+            <w:r>
+              <w:rPr>
+                <w:rFonts w:ascii="Times New Roman" w:eastAsia="宋体" w:hAnsi="Times New Roman" w:cs="宋体"/>
+                <w:sz w:val="21"/>
+              </w:rPr>
+              <w:t xml:space="preserve">数据处理、</w:t>
+            </w:r>
+            <w:r>
+              <w:rPr>
+                <w:rFonts w:eastAsia="宋体" w:ascii="Times New Roman" w:hAnsi="Times New Roman"/>
+                <w:sz w:val="21"/>
+              </w:rPr>
+              <w:t xml:space="preserve">matplotlib</w:t>
+            </w:r>
+            <w:r>
+              <w:rPr>
+                <w:rFonts w:ascii="Times New Roman" w:eastAsia="宋体" w:hAnsi="Times New Roman" w:cs="宋体"/>
+                <w:sz w:val="21"/>
+              </w:rPr>
+              <w:t xml:space="preserve">可视化）、</w:t>
+            </w:r>
+            <w:r>
+              <w:rPr>
+                <w:rFonts w:eastAsia="宋体" w:ascii="Times New Roman" w:hAnsi="Times New Roman"/>
+                <w:sz w:val="21"/>
+              </w:rPr>
+              <w:t xml:space="preserve">R</w:t>
+            </w:r>
+            <w:r>
+              <w:rPr>
+                <w:rFonts w:ascii="Times New Roman" w:eastAsia="宋体" w:hAnsi="Times New Roman" w:cs="宋体"/>
+                <w:sz w:val="21"/>
+              </w:rPr>
+              <w:t xml:space="preserve">、</w:t>
+            </w:r>
+            <w:r>
+              <w:rPr>
+                <w:rFonts w:eastAsia="宋体" w:ascii="Times New Roman" w:hAnsi="Times New Roman"/>
+                <w:sz w:val="21"/>
+              </w:rPr>
+              <w:t xml:space="preserve">SPSS</w:t>
+            </w:r>
+          </w:p>
+          <w:p>
+            <w:pPr>
+              <w:spacing w:line="290" w:lineRule="atLeast" w:before="0" w:after="0"/>
               <w:rPr>
                 <w:rFonts w:ascii="Times New Roman" w:eastAsia="宋体" w:hAnsi="Times New Roman" w:cs="宋体" w:hint="default"/>
                 <w:b/>
@@ -3451,26 +3380,26 @@
                 <w:bCs/>
                 <w:sz w:val="21"/>
               </w:rPr>
-              <w:t>语言能力：</w:t>
-            </w:r>
-            <w:r>
-              <w:rPr>
-                <w:rFonts w:ascii="Times New Roman" w:eastAsia="宋体" w:hAnsi="Times New Roman"/>
-                <w:sz w:val="21"/>
-              </w:rPr>
-              <w:t>CET-4</w:t>
-            </w:r>
-            <w:r>
-              <w:rPr>
-                <w:rFonts w:ascii="Times New Roman" w:eastAsia="宋体" w:hAnsi="Times New Roman" w:cs="宋体"/>
-                <w:sz w:val="21"/>
-              </w:rPr>
-              <w:t>，可阅读英文专业资料与基础商务沟通</w:t>
-            </w:r>
-          </w:p>
-          <w:p>
-            <w:pPr>
-              <w:spacing w:line="290" w:lineRule="atLeast"/>
+              <w:t xml:space="preserve">语言能力：</w:t>
+            </w:r>
+            <w:r>
+              <w:rPr>
+                <w:rFonts w:eastAsia="宋体" w:ascii="Times New Roman" w:hAnsi="Times New Roman"/>
+                <w:sz w:val="21"/>
+              </w:rPr>
+              <w:t xml:space="preserve">CET-4</w:t>
+            </w:r>
+            <w:r>
+              <w:rPr>
+                <w:rFonts w:ascii="Times New Roman" w:eastAsia="宋体" w:hAnsi="Times New Roman" w:cs="宋体"/>
+                <w:sz w:val="21"/>
+              </w:rPr>
+              <w:t xml:space="preserve">，可阅读英文专业资料与基础商务沟通</w:t>
+            </w:r>
+          </w:p>
+          <w:p>
+            <w:pPr>
+              <w:spacing w:line="290" w:lineRule="atLeast" w:before="0" w:after="0"/>
               <w:rPr>
                 <w:rFonts w:ascii="Times New Roman" w:eastAsia="宋体" w:hAnsi="Times New Roman" w:cs="宋体" w:hint="default"/>
                 <w:b/>
@@ -3485,14 +3414,14 @@
                 <w:bCs/>
                 <w:sz w:val="21"/>
               </w:rPr>
-              <w:t>通用能力：</w:t>
-            </w:r>
-            <w:r>
-              <w:rPr>
-                <w:rFonts w:ascii="Times New Roman" w:eastAsia="宋体" w:hAnsi="Times New Roman" w:cs="宋体"/>
-                <w:sz w:val="21"/>
-              </w:rPr>
-              <w:t>流程梳理与标准化、库存与效期管理、跨部门沟通对接、电子台账搭建与文档归档、数据驱动的问题分析与改进建议输出</w:t>
+              <w:t xml:space="preserve">通用能力：</w:t>
+            </w:r>
+            <w:r>
+              <w:rPr>
+                <w:rFonts w:ascii="Times New Roman" w:eastAsia="宋体" w:hAnsi="Times New Roman" w:cs="宋体"/>
+                <w:sz w:val="21"/>
+              </w:rPr>
+              <w:t xml:space="preserve">流程梳理与标准化、库存与效期管理、跨部门沟通对接、电子台账搭建与文档归档、数据驱动的问题分析与改进建议输出</w:t>
             </w:r>
           </w:p>
         </w:tc>
@@ -3500,12 +3429,11 @@
     </w:tbl>
     <w:p>
       <w:pPr>
-        <w:spacing w:line="290" w:lineRule="atLeast"/>
         <w:rPr>
-          <w:rFonts w:hint="default"/>
           <w:vanish/>
           <w:sz w:val="21"/>
         </w:rPr>
+        <w:spacing w:line="290" w:lineRule="atLeast" w:before="0" w:after="0"/>
       </w:pPr>
     </w:p>
     <w:sectPr>
@@ -5115,6 +5043,15 @@
   </w:num>
   <w:num w:numId="13" w16cid:durableId="1101874244">
     <w:abstractNumId w:val="5"/>
+    <w:lvlOverride w:ilvl="0"/>
+    <w:lvlOverride w:ilvl="1"/>
+    <w:lvlOverride w:ilvl="2"/>
+    <w:lvlOverride w:ilvl="3"/>
+    <w:lvlOverride w:ilvl="4"/>
+    <w:lvlOverride w:ilvl="5"/>
+    <w:lvlOverride w:ilvl="6"/>
+    <w:lvlOverride w:ilvl="7"/>
+    <w:lvlOverride w:ilvl="8"/>
   </w:num>
 </w:numbering>
 </file>
@@ -5285,6 +5222,7 @@
     <w:lsdException w:name="Table Web 2" w:semiHidden="1" w:unhideWhenUsed="1"/>
     <w:lsdException w:name="Table Web 3" w:semiHidden="1" w:unhideWhenUsed="1"/>
     <w:lsdException w:name="Balloon Text" w:semiHidden="1" w:unhideWhenUsed="1"/>
+    <w:lsdException w:name="Table Grid" w:semiHidden="1" w:unhideWhenUsed="1"/>
     <w:lsdException w:name="Table Theme" w:semiHidden="1" w:unhideWhenUsed="1"/>
     <w:lsdException w:name="Placeholder Text" w:semiHidden="1" w:uiPriority="99" w:unhideWhenUsed="1"/>
     <w:lsdException w:name="No Spacing" w:uiPriority="99" w:qFormat="1"/>
@@ -5576,16 +5514,14 @@
   </w:style>
   <w:style w:type="character" w:default="1" w:styleId="a0">
     <w:name w:val="Default Paragraph Font"/>
-    <w:uiPriority w:val="1"/>
+    <w:uiPriority w:val="99"/>
     <w:unhideWhenUsed/>
   </w:style>
   <w:style w:type="table" w:default="1" w:styleId="a1">
     <w:name w:val="Normal Table"/>
     <w:uiPriority w:val="99"/>
-    <w:semiHidden/>
     <w:unhideWhenUsed/>
     <w:tblPr>
-      <w:tblInd w:w="0" w:type="dxa"/>
       <w:tblCellMar>
         <w:top w:w="0" w:type="dxa"/>
         <w:left w:w="108" w:type="dxa"/>

--- a/docs/files/f75_文雪_山东大学_运营管理方向.docx
+++ b/docs/files/f75_文雪_山东大学_运营管理方向.docx
@@ -3142,7 +3142,6 @@
       </w:tblGrid>
       <w:tr>
         <w:trPr>
-          <w:trHeight w:val="1565"/>
           <w:jc w:val="center"/>
         </w:trPr>
         <w:tc>

--- a/docs/files/f75_文雪_山东大学_运营管理方向.docx
+++ b/docs/files/f75_文雪_山东大学_运营管理方向.docx
@@ -222,7 +222,22 @@
                 <w:rFonts w:ascii="宋体" w:eastAsia="宋体" w:hAnsi="宋体"/>
                 <w:sz w:val="21"/>
               </w:rPr>
-              <w:t xml:space="preserve">  共青团员  |  济南</w:t>
+              <w:t xml:space="preserve">  共青团员  </w:t>
+            </w:r>
+            <w:r>
+              <w:rPr>
+                <w:rFonts w:ascii="宋体" w:eastAsia="宋体" w:hAnsi="宋体"/>
+                <w:sz w:val="21"/>
+                <w:b w:val="1"/>
+              </w:rPr>
+              <w:t xml:space="preserve">|</w:t>
+            </w:r>
+            <w:r>
+              <w:rPr>
+                <w:rFonts w:ascii="宋体" w:eastAsia="宋体" w:hAnsi="宋体"/>
+                <w:sz w:val="21"/>
+              </w:rPr>
+              <w:t xml:space="preserve">  济南</w:t>
             </w:r>
           </w:p>
         </w:tc>
